--- a/Science Books/The Quantum Conversation/manuscript_draft.docx
+++ b/Science Books/The Quantum Conversation/manuscript_draft.docx
@@ -66,6 +66,75 @@
           <w:szCs w:val="24"/>
         </w:rPr>
         <w:t xml:space="preserve">An interaction, looked at closely enough, is a conversation.</w:t>
+      </w:r>
+    </w:p>
+    <w:p>
+      <w:pPr>
+        <w:pageBreakBefore/>
+      </w:pPr>
+    </w:p>
+    <w:p>
+      <w:pPr>
+        <w:spacing w:after="260" w:line="360" w:lineRule="auto"/>
+        <w:jc w:val="center"/>
+      </w:pPr>
+      <w:r>
+        <w:rPr>
+          <w:rFonts w:ascii="Cambria Math" w:cs="Cambria Math" w:eastAsia="Cambria Math" w:hAnsi="Cambria Math"/>
+          <w:i/>
+          <w:iCs/>
+          <w:sz w:val="24"/>
+          <w:szCs w:val="24"/>
+        </w:rPr>
+        <w:t xml:space="preserve">Copyright © 2026 by Lothar J. Musiol. All rights reserved.</w:t>
+      </w:r>
+    </w:p>
+    <w:p>
+      <w:pPr>
+        <w:spacing w:after="260" w:line="360" w:lineRule="auto"/>
+        <w:jc w:val="left"/>
+      </w:pPr>
+      <w:r>
+        <w:rPr>
+          <w:rFonts w:ascii="Cambria" w:cs="Cambria" w:eastAsia="Cambria" w:hAnsi="Cambria"/>
+          <w:i w:val="false"/>
+          <w:iCs w:val="false"/>
+          <w:sz w:val="24"/>
+          <w:szCs w:val="24"/>
+        </w:rPr>
+        <w:t xml:space="preserve">No part of this book may be reproduced, stored in a retrieval system, or transmitted in any form or by any means — electronic, mechanical, photocopying, recording, or otherwise — without the prior written permission of the author, except for brief quotations embodied in critical reviews and certain other noncommercial uses permitted by copyright law.</w:t>
+      </w:r>
+    </w:p>
+    <w:p>
+      <w:pPr>
+        <w:spacing w:after="260" w:line="360" w:lineRule="auto"/>
+        <w:jc w:val="left"/>
+      </w:pPr>
+      <w:r>
+        <w:rPr>
+          <w:rFonts w:ascii="Cambria" w:cs="Cambria" w:eastAsia="Cambria" w:hAnsi="Cambria"/>
+          <w:i w:val="false"/>
+          <w:iCs w:val="false"/>
+          <w:sz w:val="24"/>
+          <w:szCs w:val="24"/>
+        </w:rPr>
+        <w:t xml:space="preserve">This is a work of nonfiction. The physics, historical accounts, and experimental results described are presented to the best of the author’s knowledge; sources are cited throughout the text and in the back matter.</w:t>
+      </w:r>
+    </w:p>
+    <w:p>
+      <w:pPr>
+        <w:spacing w:after="260" w:line="360" w:lineRule="auto"/>
+        <w:jc w:val="left"/>
+      </w:pPr>
+      <w:r>
+        <w:rPr>
+          <w:rFonts w:ascii="Cambria" w:cs="Cambria" w:eastAsia="Cambria" w:hAnsi="Cambria"/>
+          <w:i w:val="false"/>
+          <w:iCs w:val="false"/>
+          <w:sz w:val="24"/>
+          <w:szCs w:val="24"/>
+        </w:rPr>
+        <w:t xml:space="preserve">First edition.</w:t>
       </w:r>
     </w:p>
     <w:p>
@@ -123,7 +192,7 @@
           <w:sz w:val="22"/>
           <w:szCs w:val="22"/>
         </w:rPr>
-        <w:t xml:space="preserve">5</w:t>
+        <w:t xml:space="preserve"/>
       </w:r>
     </w:p>
     <w:p>
@@ -162,7 +231,7 @@
           <w:sz w:val="22"/>
           <w:szCs w:val="22"/>
         </w:rPr>
-        <w:t xml:space="preserve">10</w:t>
+        <w:t xml:space="preserve"/>
       </w:r>
     </w:p>
     <w:p>
@@ -201,7 +270,7 @@
           <w:sz w:val="22"/>
           <w:szCs w:val="22"/>
         </w:rPr>
-        <w:t xml:space="preserve">14</w:t>
+        <w:t xml:space="preserve"/>
       </w:r>
     </w:p>
     <w:p>
@@ -240,7 +309,7 @@
           <w:sz w:val="24"/>
           <w:szCs w:val="24"/>
         </w:rPr>
-        <w:t xml:space="preserve">18</w:t>
+        <w:t xml:space="preserve"/>
       </w:r>
     </w:p>
     <w:p>
@@ -280,7 +349,7 @@
           <w:sz w:val="22"/>
           <w:szCs w:val="22"/>
         </w:rPr>
-        <w:t xml:space="preserve">19</w:t>
+        <w:t xml:space="preserve"/>
       </w:r>
     </w:p>
     <w:p>
@@ -320,7 +389,7 @@
           <w:sz w:val="22"/>
           <w:szCs w:val="22"/>
         </w:rPr>
-        <w:t xml:space="preserve">25</w:t>
+        <w:t xml:space="preserve"/>
       </w:r>
     </w:p>
     <w:p>
@@ -360,7 +429,7 @@
           <w:sz w:val="22"/>
           <w:szCs w:val="22"/>
         </w:rPr>
-        <w:t xml:space="preserve">30</w:t>
+        <w:t xml:space="preserve"/>
       </w:r>
     </w:p>
     <w:p>
@@ -400,7 +469,7 @@
           <w:sz w:val="22"/>
           <w:szCs w:val="22"/>
         </w:rPr>
-        <w:t xml:space="preserve">34</w:t>
+        <w:t xml:space="preserve"/>
       </w:r>
     </w:p>
     <w:p>
@@ -439,7 +508,7 @@
           <w:sz w:val="24"/>
           <w:szCs w:val="24"/>
         </w:rPr>
-        <w:t xml:space="preserve">40</w:t>
+        <w:t xml:space="preserve"/>
       </w:r>
     </w:p>
     <w:p>
@@ -479,7 +548,7 @@
           <w:sz w:val="22"/>
           <w:szCs w:val="22"/>
         </w:rPr>
-        <w:t xml:space="preserve">41</w:t>
+        <w:t xml:space="preserve"/>
       </w:r>
     </w:p>
     <w:p>
@@ -519,7 +588,7 @@
           <w:sz w:val="22"/>
           <w:szCs w:val="22"/>
         </w:rPr>
-        <w:t xml:space="preserve">48</w:t>
+        <w:t xml:space="preserve"/>
       </w:r>
     </w:p>
     <w:p>
@@ -559,7 +628,7 @@
           <w:sz w:val="22"/>
           <w:szCs w:val="22"/>
         </w:rPr>
-        <w:t xml:space="preserve">52</w:t>
+        <w:t xml:space="preserve"/>
       </w:r>
     </w:p>
     <w:p>
@@ -599,7 +668,7 @@
           <w:sz w:val="22"/>
           <w:szCs w:val="22"/>
         </w:rPr>
-        <w:t xml:space="preserve">56</w:t>
+        <w:t xml:space="preserve"/>
       </w:r>
     </w:p>
     <w:p>
@@ -638,7 +707,7 @@
           <w:sz w:val="24"/>
           <w:szCs w:val="24"/>
         </w:rPr>
-        <w:t xml:space="preserve">62</w:t>
+        <w:t xml:space="preserve"/>
       </w:r>
     </w:p>
     <w:p>
@@ -678,7 +747,7 @@
           <w:sz w:val="22"/>
           <w:szCs w:val="22"/>
         </w:rPr>
-        <w:t xml:space="preserve">63</w:t>
+        <w:t xml:space="preserve"/>
       </w:r>
     </w:p>
     <w:p>
@@ -718,7 +787,7 @@
           <w:sz w:val="22"/>
           <w:szCs w:val="22"/>
         </w:rPr>
-        <w:t xml:space="preserve">68</w:t>
+        <w:t xml:space="preserve"/>
       </w:r>
     </w:p>
     <w:p>
@@ -758,7 +827,7 @@
           <w:sz w:val="22"/>
           <w:szCs w:val="22"/>
         </w:rPr>
-        <w:t xml:space="preserve">72</w:t>
+        <w:t xml:space="preserve"/>
       </w:r>
     </w:p>
     <w:p>
@@ -797,7 +866,7 @@
           <w:sz w:val="24"/>
           <w:szCs w:val="24"/>
         </w:rPr>
-        <w:t xml:space="preserve">77</w:t>
+        <w:t xml:space="preserve"/>
       </w:r>
     </w:p>
     <w:p>
@@ -837,7 +906,7 @@
           <w:sz w:val="22"/>
           <w:szCs w:val="22"/>
         </w:rPr>
-        <w:t xml:space="preserve">78</w:t>
+        <w:t xml:space="preserve"/>
       </w:r>
     </w:p>
     <w:p>
@@ -877,7 +946,7 @@
           <w:sz w:val="22"/>
           <w:szCs w:val="22"/>
         </w:rPr>
-        <w:t xml:space="preserve">82</w:t>
+        <w:t xml:space="preserve"/>
       </w:r>
     </w:p>
     <w:p>
@@ -917,7 +986,7 @@
           <w:sz w:val="22"/>
           <w:szCs w:val="22"/>
         </w:rPr>
-        <w:t xml:space="preserve">86</w:t>
+        <w:t xml:space="preserve"/>
       </w:r>
     </w:p>
     <w:p>
@@ -956,7 +1025,7 @@
           <w:sz w:val="24"/>
           <w:szCs w:val="24"/>
         </w:rPr>
-        <w:t xml:space="preserve">93</w:t>
+        <w:t xml:space="preserve"/>
       </w:r>
     </w:p>
     <w:p>
@@ -996,7 +1065,7 @@
           <w:sz w:val="22"/>
           <w:szCs w:val="22"/>
         </w:rPr>
-        <w:t xml:space="preserve">94</w:t>
+        <w:t xml:space="preserve"/>
       </w:r>
     </w:p>
     <w:p>
@@ -1036,7 +1105,7 @@
           <w:sz w:val="22"/>
           <w:szCs w:val="22"/>
         </w:rPr>
-        <w:t xml:space="preserve">97</w:t>
+        <w:t xml:space="preserve"/>
       </w:r>
     </w:p>
     <w:p>
@@ -1076,7 +1145,7 @@
           <w:sz w:val="22"/>
           <w:szCs w:val="22"/>
         </w:rPr>
-        <w:t xml:space="preserve">101</w:t>
+        <w:t xml:space="preserve"/>
       </w:r>
     </w:p>
     <w:p>
@@ -1116,7 +1185,7 @@
           <w:sz w:val="22"/>
           <w:szCs w:val="22"/>
         </w:rPr>
-        <w:t xml:space="preserve">104</w:t>
+        <w:t xml:space="preserve"/>
       </w:r>
     </w:p>
     <w:p>
@@ -1156,7 +1225,7 @@
           <w:sz w:val="22"/>
           <w:szCs w:val="22"/>
         </w:rPr>
-        <w:t xml:space="preserve">108</w:t>
+        <w:t xml:space="preserve"/>
       </w:r>
     </w:p>
     <w:p>
@@ -1195,7 +1264,7 @@
           <w:sz w:val="24"/>
           <w:szCs w:val="24"/>
         </w:rPr>
-        <w:t xml:space="preserve">115</w:t>
+        <w:t xml:space="preserve"/>
       </w:r>
     </w:p>
     <w:p>
@@ -1235,7 +1304,7 @@
           <w:sz w:val="22"/>
           <w:szCs w:val="22"/>
         </w:rPr>
-        <w:t xml:space="preserve">116</w:t>
+        <w:t xml:space="preserve"/>
       </w:r>
     </w:p>
     <w:p>
@@ -1275,7 +1344,7 @@
           <w:sz w:val="22"/>
           <w:szCs w:val="22"/>
         </w:rPr>
-        <w:t xml:space="preserve">121</w:t>
+        <w:t xml:space="preserve"/>
       </w:r>
     </w:p>
     <w:p>
@@ -1315,7 +1384,7 @@
           <w:sz w:val="22"/>
           <w:szCs w:val="22"/>
         </w:rPr>
-        <w:t xml:space="preserve">125</w:t>
+        <w:t xml:space="preserve"/>
       </w:r>
     </w:p>
     <w:p>
@@ -1355,7 +1424,7 @@
           <w:sz w:val="22"/>
           <w:szCs w:val="22"/>
         </w:rPr>
-        <w:t xml:space="preserve">129</w:t>
+        <w:t xml:space="preserve"/>
       </w:r>
     </w:p>
     <w:p>
@@ -1394,7 +1463,7 @@
           <w:sz w:val="24"/>
           <w:szCs w:val="24"/>
         </w:rPr>
-        <w:t xml:space="preserve">134</w:t>
+        <w:t xml:space="preserve"/>
       </w:r>
     </w:p>
     <w:p>
@@ -1434,7 +1503,7 @@
           <w:sz w:val="22"/>
           <w:szCs w:val="22"/>
         </w:rPr>
-        <w:t xml:space="preserve">135</w:t>
+        <w:t xml:space="preserve"/>
       </w:r>
     </w:p>
     <w:p>
@@ -1474,7 +1543,7 @@
           <w:sz w:val="22"/>
           <w:szCs w:val="22"/>
         </w:rPr>
-        <w:t xml:space="preserve">140</w:t>
+        <w:t xml:space="preserve"/>
       </w:r>
     </w:p>
     <w:p>
@@ -1514,7 +1583,7 @@
           <w:sz w:val="22"/>
           <w:szCs w:val="22"/>
         </w:rPr>
-        <w:t xml:space="preserve">143</w:t>
+        <w:t xml:space="preserve"/>
       </w:r>
     </w:p>
     <w:p>
@@ -1554,7 +1623,7 @@
           <w:sz w:val="22"/>
           <w:szCs w:val="22"/>
         </w:rPr>
-        <w:t xml:space="preserve">150</w:t>
+        <w:t xml:space="preserve"/>
       </w:r>
     </w:p>
     <w:p>
@@ -1593,7 +1662,7 @@
           <w:sz w:val="24"/>
           <w:szCs w:val="24"/>
         </w:rPr>
-        <w:t xml:space="preserve">156</w:t>
+        <w:t xml:space="preserve"/>
       </w:r>
     </w:p>
     <w:p>
@@ -1633,7 +1702,7 @@
           <w:sz w:val="22"/>
           <w:szCs w:val="22"/>
         </w:rPr>
-        <w:t xml:space="preserve">157</w:t>
+        <w:t xml:space="preserve"/>
       </w:r>
     </w:p>
     <w:p>
@@ -1673,7 +1742,7 @@
           <w:sz w:val="22"/>
           <w:szCs w:val="22"/>
         </w:rPr>
-        <w:t xml:space="preserve">162</w:t>
+        <w:t xml:space="preserve"/>
       </w:r>
     </w:p>
     <w:p>
@@ -1713,7 +1782,7 @@
           <w:sz w:val="22"/>
           <w:szCs w:val="22"/>
         </w:rPr>
-        <w:t xml:space="preserve">166</w:t>
+        <w:t xml:space="preserve"/>
       </w:r>
     </w:p>
     <w:p>
@@ -1753,7 +1822,7 @@
           <w:sz w:val="22"/>
           <w:szCs w:val="22"/>
         </w:rPr>
-        <w:t xml:space="preserve">172</w:t>
+        <w:t xml:space="preserve"/>
       </w:r>
     </w:p>
     <w:p>
@@ -1793,7 +1862,7 @@
           <w:sz w:val="22"/>
           <w:szCs w:val="22"/>
         </w:rPr>
-        <w:t xml:space="preserve">176</w:t>
+        <w:t xml:space="preserve"/>
       </w:r>
     </w:p>
     <w:p>
@@ -1832,7 +1901,7 @@
           <w:sz w:val="24"/>
           <w:szCs w:val="24"/>
         </w:rPr>
-        <w:t xml:space="preserve">182</w:t>
+        <w:t xml:space="preserve"/>
       </w:r>
     </w:p>
     <w:p>
@@ -1872,7 +1941,7 @@
           <w:sz w:val="22"/>
           <w:szCs w:val="22"/>
         </w:rPr>
-        <w:t xml:space="preserve">183</w:t>
+        <w:t xml:space="preserve"/>
       </w:r>
     </w:p>
     <w:p>
@@ -1912,7 +1981,7 @@
           <w:sz w:val="22"/>
           <w:szCs w:val="22"/>
         </w:rPr>
-        <w:t xml:space="preserve">188</w:t>
+        <w:t xml:space="preserve"/>
       </w:r>
     </w:p>
     <w:p>
@@ -1952,7 +2021,7 @@
           <w:sz w:val="22"/>
           <w:szCs w:val="22"/>
         </w:rPr>
-        <w:t xml:space="preserve">193</w:t>
+        <w:t xml:space="preserve"/>
       </w:r>
     </w:p>
     <w:p>
@@ -1991,7 +2060,7 @@
           <w:sz w:val="24"/>
           <w:szCs w:val="24"/>
         </w:rPr>
-        <w:t xml:space="preserve">196</w:t>
+        <w:t xml:space="preserve"/>
       </w:r>
     </w:p>
     <w:p>
@@ -2031,7 +2100,7 @@
           <w:sz w:val="22"/>
           <w:szCs w:val="22"/>
         </w:rPr>
-        <w:t xml:space="preserve">197</w:t>
+        <w:t xml:space="preserve"/>
       </w:r>
     </w:p>
     <w:p>
@@ -2071,7 +2140,7 @@
           <w:sz w:val="22"/>
           <w:szCs w:val="22"/>
         </w:rPr>
-        <w:t xml:space="preserve">202</w:t>
+        <w:t xml:space="preserve"/>
       </w:r>
     </w:p>
     <w:p>
@@ -2111,7 +2180,7 @@
           <w:sz w:val="22"/>
           <w:szCs w:val="22"/>
         </w:rPr>
-        <w:t xml:space="preserve">209</w:t>
+        <w:t xml:space="preserve"/>
       </w:r>
     </w:p>
     <w:p>
@@ -2151,7 +2220,7 @@
           <w:sz w:val="22"/>
           <w:szCs w:val="22"/>
         </w:rPr>
-        <w:t xml:space="preserve">215</w:t>
+        <w:t xml:space="preserve"/>
       </w:r>
     </w:p>
     <w:p>
@@ -2190,7 +2259,7 @@
           <w:sz w:val="24"/>
           <w:szCs w:val="24"/>
         </w:rPr>
-        <w:t xml:space="preserve">223</w:t>
+        <w:t xml:space="preserve"/>
       </w:r>
     </w:p>
     <w:p>
@@ -2230,7 +2299,7 @@
           <w:sz w:val="22"/>
           <w:szCs w:val="22"/>
         </w:rPr>
-        <w:t xml:space="preserve">224</w:t>
+        <w:t xml:space="preserve"/>
       </w:r>
     </w:p>
     <w:p>
@@ -2270,7 +2339,7 @@
           <w:sz w:val="22"/>
           <w:szCs w:val="22"/>
         </w:rPr>
-        <w:t xml:space="preserve">230</w:t>
+        <w:t xml:space="preserve"/>
       </w:r>
     </w:p>
     <w:p>
@@ -2310,7 +2379,7 @@
           <w:sz w:val="22"/>
           <w:szCs w:val="22"/>
         </w:rPr>
-        <w:t xml:space="preserve">235</w:t>
+        <w:t xml:space="preserve"/>
       </w:r>
     </w:p>
     <w:p>
@@ -2349,7 +2418,7 @@
           <w:sz w:val="24"/>
           <w:szCs w:val="24"/>
         </w:rPr>
-        <w:t xml:space="preserve">240</w:t>
+        <w:t xml:space="preserve"/>
       </w:r>
     </w:p>
     <w:p>
@@ -2389,7 +2458,7 @@
           <w:sz w:val="22"/>
           <w:szCs w:val="22"/>
         </w:rPr>
-        <w:t xml:space="preserve">241</w:t>
+        <w:t xml:space="preserve"/>
       </w:r>
     </w:p>
     <w:p>
@@ -2429,7 +2498,7 @@
           <w:sz w:val="22"/>
           <w:szCs w:val="22"/>
         </w:rPr>
-        <w:t xml:space="preserve">245</w:t>
+        <w:t xml:space="preserve"/>
       </w:r>
     </w:p>
     <w:p>
@@ -2469,7 +2538,7 @@
           <w:sz w:val="22"/>
           <w:szCs w:val="22"/>
         </w:rPr>
-        <w:t xml:space="preserve">249</w:t>
+        <w:t xml:space="preserve"/>
       </w:r>
     </w:p>
     <w:p>
@@ -2508,7 +2577,7 @@
           <w:sz w:val="24"/>
           <w:szCs w:val="24"/>
         </w:rPr>
-        <w:t xml:space="preserve">256</w:t>
+        <w:t xml:space="preserve"/>
       </w:r>
     </w:p>
     <w:p>
@@ -2548,7 +2617,7 @@
           <w:sz w:val="22"/>
           <w:szCs w:val="22"/>
         </w:rPr>
-        <w:t xml:space="preserve">257</w:t>
+        <w:t xml:space="preserve"/>
       </w:r>
     </w:p>
     <w:p>
@@ -2588,7 +2657,7 @@
           <w:sz w:val="22"/>
           <w:szCs w:val="22"/>
         </w:rPr>
-        <w:t xml:space="preserve">264</w:t>
+        <w:t xml:space="preserve"/>
       </w:r>
     </w:p>
     <w:p>
@@ -2628,7 +2697,7 @@
           <w:sz w:val="22"/>
           <w:szCs w:val="22"/>
         </w:rPr>
-        <w:t xml:space="preserve">273</w:t>
+        <w:t xml:space="preserve"/>
       </w:r>
     </w:p>
     <w:p>
@@ -2667,7 +2736,7 @@
           <w:sz w:val="24"/>
           <w:szCs w:val="24"/>
         </w:rPr>
-        <w:t xml:space="preserve">278</w:t>
+        <w:t xml:space="preserve"/>
       </w:r>
     </w:p>
     <w:p>
@@ -2706,7 +2775,7 @@
           <w:sz w:val="24"/>
           <w:szCs w:val="24"/>
         </w:rPr>
-        <w:t xml:space="preserve">284</w:t>
+        <w:t xml:space="preserve"/>
       </w:r>
     </w:p>
     <w:p>
@@ -2745,7 +2814,7 @@
           <w:sz w:val="24"/>
           <w:szCs w:val="24"/>
         </w:rPr>
-        <w:t xml:space="preserve">289</w:t>
+        <w:t xml:space="preserve"/>
       </w:r>
     </w:p>
     <w:p>
@@ -2784,7 +2853,7 @@
           <w:sz w:val="24"/>
           <w:szCs w:val="24"/>
         </w:rPr>
-        <w:t xml:space="preserve">290</w:t>
+        <w:t xml:space="preserve"/>
       </w:r>
     </w:p>
     <w:p>
@@ -2823,7 +2892,7 @@
           <w:sz w:val="24"/>
           <w:szCs w:val="24"/>
         </w:rPr>
-        <w:t xml:space="preserve">291</w:t>
+        <w:t xml:space="preserve"/>
       </w:r>
     </w:p>
     <w:p>
@@ -2862,7 +2931,7 @@
           <w:sz w:val="24"/>
           <w:szCs w:val="24"/>
         </w:rPr>
-        <w:t xml:space="preserve">292</w:t>
+        <w:t xml:space="preserve"/>
       </w:r>
     </w:p>
     <w:p>

--- a/Science Books/The Quantum Conversation/manuscript_draft.docx
+++ b/Science Books/The Quantum Conversation/manuscript_draft.docx
@@ -66,75 +66,6 @@
           <w:szCs w:val="24"/>
         </w:rPr>
         <w:t xml:space="preserve">An interaction, looked at closely enough, is a conversation.</w:t>
-      </w:r>
-    </w:p>
-    <w:p>
-      <w:pPr>
-        <w:pageBreakBefore/>
-      </w:pPr>
-    </w:p>
-    <w:p>
-      <w:pPr>
-        <w:spacing w:after="260" w:line="360" w:lineRule="auto"/>
-        <w:jc w:val="center"/>
-      </w:pPr>
-      <w:r>
-        <w:rPr>
-          <w:rFonts w:ascii="Cambria Math" w:cs="Cambria Math" w:eastAsia="Cambria Math" w:hAnsi="Cambria Math"/>
-          <w:i/>
-          <w:iCs/>
-          <w:sz w:val="24"/>
-          <w:szCs w:val="24"/>
-        </w:rPr>
-        <w:t xml:space="preserve">Copyright © 2026 by Lothar J. Musiol. All rights reserved.</w:t>
-      </w:r>
-    </w:p>
-    <w:p>
-      <w:pPr>
-        <w:spacing w:after="260" w:line="360" w:lineRule="auto"/>
-        <w:jc w:val="left"/>
-      </w:pPr>
-      <w:r>
-        <w:rPr>
-          <w:rFonts w:ascii="Cambria" w:cs="Cambria" w:eastAsia="Cambria" w:hAnsi="Cambria"/>
-          <w:i w:val="false"/>
-          <w:iCs w:val="false"/>
-          <w:sz w:val="24"/>
-          <w:szCs w:val="24"/>
-        </w:rPr>
-        <w:t xml:space="preserve">No part of this book may be reproduced, stored in a retrieval system, or transmitted in any form or by any means — electronic, mechanical, photocopying, recording, or otherwise — without the prior written permission of the author, except for brief quotations embodied in critical reviews and certain other noncommercial uses permitted by copyright law.</w:t>
-      </w:r>
-    </w:p>
-    <w:p>
-      <w:pPr>
-        <w:spacing w:after="260" w:line="360" w:lineRule="auto"/>
-        <w:jc w:val="left"/>
-      </w:pPr>
-      <w:r>
-        <w:rPr>
-          <w:rFonts w:ascii="Cambria" w:cs="Cambria" w:eastAsia="Cambria" w:hAnsi="Cambria"/>
-          <w:i w:val="false"/>
-          <w:iCs w:val="false"/>
-          <w:sz w:val="24"/>
-          <w:szCs w:val="24"/>
-        </w:rPr>
-        <w:t xml:space="preserve">This is a work of nonfiction. The physics, historical accounts, and experimental results described are presented to the best of the author’s knowledge; sources are cited throughout the text and in the back matter.</w:t>
-      </w:r>
-    </w:p>
-    <w:p>
-      <w:pPr>
-        <w:spacing w:after="260" w:line="360" w:lineRule="auto"/>
-        <w:jc w:val="left"/>
-      </w:pPr>
-      <w:r>
-        <w:rPr>
-          <w:rFonts w:ascii="Cambria" w:cs="Cambria" w:eastAsia="Cambria" w:hAnsi="Cambria"/>
-          <w:i w:val="false"/>
-          <w:iCs w:val="false"/>
-          <w:sz w:val="24"/>
-          <w:szCs w:val="24"/>
-        </w:rPr>
-        <w:t xml:space="preserve">First edition.</w:t>
       </w:r>
     </w:p>
     <w:p>
@@ -192,7 +123,7 @@
           <w:sz w:val="22"/>
           <w:szCs w:val="22"/>
         </w:rPr>
-        <w:t xml:space="preserve"/>
+        <w:t xml:space="preserve">5</w:t>
       </w:r>
     </w:p>
     <w:p>
@@ -231,7 +162,7 @@
           <w:sz w:val="22"/>
           <w:szCs w:val="22"/>
         </w:rPr>
-        <w:t xml:space="preserve"/>
+        <w:t xml:space="preserve">10</w:t>
       </w:r>
     </w:p>
     <w:p>
@@ -270,7 +201,7 @@
           <w:sz w:val="22"/>
           <w:szCs w:val="22"/>
         </w:rPr>
-        <w:t xml:space="preserve"/>
+        <w:t xml:space="preserve">14</w:t>
       </w:r>
     </w:p>
     <w:p>
@@ -309,7 +240,7 @@
           <w:sz w:val="24"/>
           <w:szCs w:val="24"/>
         </w:rPr>
-        <w:t xml:space="preserve"/>
+        <w:t xml:space="preserve">18</w:t>
       </w:r>
     </w:p>
     <w:p>
@@ -349,7 +280,7 @@
           <w:sz w:val="22"/>
           <w:szCs w:val="22"/>
         </w:rPr>
-        <w:t xml:space="preserve"/>
+        <w:t xml:space="preserve">19</w:t>
       </w:r>
     </w:p>
     <w:p>
@@ -389,7 +320,7 @@
           <w:sz w:val="22"/>
           <w:szCs w:val="22"/>
         </w:rPr>
-        <w:t xml:space="preserve"/>
+        <w:t xml:space="preserve">25</w:t>
       </w:r>
     </w:p>
     <w:p>
@@ -429,7 +360,7 @@
           <w:sz w:val="22"/>
           <w:szCs w:val="22"/>
         </w:rPr>
-        <w:t xml:space="preserve"/>
+        <w:t xml:space="preserve">30</w:t>
       </w:r>
     </w:p>
     <w:p>
@@ -469,7 +400,7 @@
           <w:sz w:val="22"/>
           <w:szCs w:val="22"/>
         </w:rPr>
-        <w:t xml:space="preserve"/>
+        <w:t xml:space="preserve">34</w:t>
       </w:r>
     </w:p>
     <w:p>
@@ -508,7 +439,7 @@
           <w:sz w:val="24"/>
           <w:szCs w:val="24"/>
         </w:rPr>
-        <w:t xml:space="preserve"/>
+        <w:t xml:space="preserve">40</w:t>
       </w:r>
     </w:p>
     <w:p>
@@ -548,7 +479,7 @@
           <w:sz w:val="22"/>
           <w:szCs w:val="22"/>
         </w:rPr>
-        <w:t xml:space="preserve"/>
+        <w:t xml:space="preserve">41</w:t>
       </w:r>
     </w:p>
     <w:p>
@@ -588,7 +519,7 @@
           <w:sz w:val="22"/>
           <w:szCs w:val="22"/>
         </w:rPr>
-        <w:t xml:space="preserve"/>
+        <w:t xml:space="preserve">48</w:t>
       </w:r>
     </w:p>
     <w:p>
@@ -628,7 +559,7 @@
           <w:sz w:val="22"/>
           <w:szCs w:val="22"/>
         </w:rPr>
-        <w:t xml:space="preserve"/>
+        <w:t xml:space="preserve">52</w:t>
       </w:r>
     </w:p>
     <w:p>
@@ -668,7 +599,7 @@
           <w:sz w:val="22"/>
           <w:szCs w:val="22"/>
         </w:rPr>
-        <w:t xml:space="preserve"/>
+        <w:t xml:space="preserve">56</w:t>
       </w:r>
     </w:p>
     <w:p>
@@ -707,7 +638,7 @@
           <w:sz w:val="24"/>
           <w:szCs w:val="24"/>
         </w:rPr>
-        <w:t xml:space="preserve"/>
+        <w:t xml:space="preserve">62</w:t>
       </w:r>
     </w:p>
     <w:p>
@@ -747,7 +678,7 @@
           <w:sz w:val="22"/>
           <w:szCs w:val="22"/>
         </w:rPr>
-        <w:t xml:space="preserve"/>
+        <w:t xml:space="preserve">63</w:t>
       </w:r>
     </w:p>
     <w:p>
@@ -787,7 +718,7 @@
           <w:sz w:val="22"/>
           <w:szCs w:val="22"/>
         </w:rPr>
-        <w:t xml:space="preserve"/>
+        <w:t xml:space="preserve">68</w:t>
       </w:r>
     </w:p>
     <w:p>
@@ -827,7 +758,7 @@
           <w:sz w:val="22"/>
           <w:szCs w:val="22"/>
         </w:rPr>
-        <w:t xml:space="preserve"/>
+        <w:t xml:space="preserve">72</w:t>
       </w:r>
     </w:p>
     <w:p>
@@ -866,7 +797,7 @@
           <w:sz w:val="24"/>
           <w:szCs w:val="24"/>
         </w:rPr>
-        <w:t xml:space="preserve"/>
+        <w:t xml:space="preserve">77</w:t>
       </w:r>
     </w:p>
     <w:p>
@@ -906,7 +837,7 @@
           <w:sz w:val="22"/>
           <w:szCs w:val="22"/>
         </w:rPr>
-        <w:t xml:space="preserve"/>
+        <w:t xml:space="preserve">78</w:t>
       </w:r>
     </w:p>
     <w:p>
@@ -946,7 +877,7 @@
           <w:sz w:val="22"/>
           <w:szCs w:val="22"/>
         </w:rPr>
-        <w:t xml:space="preserve"/>
+        <w:t xml:space="preserve">82</w:t>
       </w:r>
     </w:p>
     <w:p>
@@ -986,7 +917,7 @@
           <w:sz w:val="22"/>
           <w:szCs w:val="22"/>
         </w:rPr>
-        <w:t xml:space="preserve"/>
+        <w:t xml:space="preserve">86</w:t>
       </w:r>
     </w:p>
     <w:p>
@@ -1025,7 +956,7 @@
           <w:sz w:val="24"/>
           <w:szCs w:val="24"/>
         </w:rPr>
-        <w:t xml:space="preserve"/>
+        <w:t xml:space="preserve">93</w:t>
       </w:r>
     </w:p>
     <w:p>
@@ -1065,7 +996,7 @@
           <w:sz w:val="22"/>
           <w:szCs w:val="22"/>
         </w:rPr>
-        <w:t xml:space="preserve"/>
+        <w:t xml:space="preserve">94</w:t>
       </w:r>
     </w:p>
     <w:p>
@@ -1105,7 +1036,7 @@
           <w:sz w:val="22"/>
           <w:szCs w:val="22"/>
         </w:rPr>
-        <w:t xml:space="preserve"/>
+        <w:t xml:space="preserve">97</w:t>
       </w:r>
     </w:p>
     <w:p>
@@ -1145,7 +1076,7 @@
           <w:sz w:val="22"/>
           <w:szCs w:val="22"/>
         </w:rPr>
-        <w:t xml:space="preserve"/>
+        <w:t xml:space="preserve">101</w:t>
       </w:r>
     </w:p>
     <w:p>
@@ -1185,7 +1116,7 @@
           <w:sz w:val="22"/>
           <w:szCs w:val="22"/>
         </w:rPr>
-        <w:t xml:space="preserve"/>
+        <w:t xml:space="preserve">104</w:t>
       </w:r>
     </w:p>
     <w:p>
@@ -1225,7 +1156,7 @@
           <w:sz w:val="22"/>
           <w:szCs w:val="22"/>
         </w:rPr>
-        <w:t xml:space="preserve"/>
+        <w:t xml:space="preserve">108</w:t>
       </w:r>
     </w:p>
     <w:p>
@@ -1264,7 +1195,7 @@
           <w:sz w:val="24"/>
           <w:szCs w:val="24"/>
         </w:rPr>
-        <w:t xml:space="preserve"/>
+        <w:t xml:space="preserve">115</w:t>
       </w:r>
     </w:p>
     <w:p>
@@ -1304,7 +1235,7 @@
           <w:sz w:val="22"/>
           <w:szCs w:val="22"/>
         </w:rPr>
-        <w:t xml:space="preserve"/>
+        <w:t xml:space="preserve">116</w:t>
       </w:r>
     </w:p>
     <w:p>
@@ -1344,7 +1275,7 @@
           <w:sz w:val="22"/>
           <w:szCs w:val="22"/>
         </w:rPr>
-        <w:t xml:space="preserve"/>
+        <w:t xml:space="preserve">121</w:t>
       </w:r>
     </w:p>
     <w:p>
@@ -1384,7 +1315,7 @@
           <w:sz w:val="22"/>
           <w:szCs w:val="22"/>
         </w:rPr>
-        <w:t xml:space="preserve"/>
+        <w:t xml:space="preserve">125</w:t>
       </w:r>
     </w:p>
     <w:p>
@@ -1424,7 +1355,7 @@
           <w:sz w:val="22"/>
           <w:szCs w:val="22"/>
         </w:rPr>
-        <w:t xml:space="preserve"/>
+        <w:t xml:space="preserve">129</w:t>
       </w:r>
     </w:p>
     <w:p>
@@ -1463,7 +1394,7 @@
           <w:sz w:val="24"/>
           <w:szCs w:val="24"/>
         </w:rPr>
-        <w:t xml:space="preserve"/>
+        <w:t xml:space="preserve">134</w:t>
       </w:r>
     </w:p>
     <w:p>
@@ -1503,7 +1434,7 @@
           <w:sz w:val="22"/>
           <w:szCs w:val="22"/>
         </w:rPr>
-        <w:t xml:space="preserve"/>
+        <w:t xml:space="preserve">135</w:t>
       </w:r>
     </w:p>
     <w:p>
@@ -1543,7 +1474,7 @@
           <w:sz w:val="22"/>
           <w:szCs w:val="22"/>
         </w:rPr>
-        <w:t xml:space="preserve"/>
+        <w:t xml:space="preserve">140</w:t>
       </w:r>
     </w:p>
     <w:p>
@@ -1583,7 +1514,7 @@
           <w:sz w:val="22"/>
           <w:szCs w:val="22"/>
         </w:rPr>
-        <w:t xml:space="preserve"/>
+        <w:t xml:space="preserve">143</w:t>
       </w:r>
     </w:p>
     <w:p>
@@ -1623,7 +1554,7 @@
           <w:sz w:val="22"/>
           <w:szCs w:val="22"/>
         </w:rPr>
-        <w:t xml:space="preserve"/>
+        <w:t xml:space="preserve">150</w:t>
       </w:r>
     </w:p>
     <w:p>
@@ -1662,7 +1593,7 @@
           <w:sz w:val="24"/>
           <w:szCs w:val="24"/>
         </w:rPr>
-        <w:t xml:space="preserve"/>
+        <w:t xml:space="preserve">156</w:t>
       </w:r>
     </w:p>
     <w:p>
@@ -1702,7 +1633,7 @@
           <w:sz w:val="22"/>
           <w:szCs w:val="22"/>
         </w:rPr>
-        <w:t xml:space="preserve"/>
+        <w:t xml:space="preserve">157</w:t>
       </w:r>
     </w:p>
     <w:p>
@@ -1742,7 +1673,7 @@
           <w:sz w:val="22"/>
           <w:szCs w:val="22"/>
         </w:rPr>
-        <w:t xml:space="preserve"/>
+        <w:t xml:space="preserve">162</w:t>
       </w:r>
     </w:p>
     <w:p>
@@ -1782,7 +1713,7 @@
           <w:sz w:val="22"/>
           <w:szCs w:val="22"/>
         </w:rPr>
-        <w:t xml:space="preserve"/>
+        <w:t xml:space="preserve">166</w:t>
       </w:r>
     </w:p>
     <w:p>
@@ -1822,7 +1753,7 @@
           <w:sz w:val="22"/>
           <w:szCs w:val="22"/>
         </w:rPr>
-        <w:t xml:space="preserve"/>
+        <w:t xml:space="preserve">172</w:t>
       </w:r>
     </w:p>
     <w:p>
@@ -1862,7 +1793,7 @@
           <w:sz w:val="22"/>
           <w:szCs w:val="22"/>
         </w:rPr>
-        <w:t xml:space="preserve"/>
+        <w:t xml:space="preserve">176</w:t>
       </w:r>
     </w:p>
     <w:p>
@@ -1901,7 +1832,7 @@
           <w:sz w:val="24"/>
           <w:szCs w:val="24"/>
         </w:rPr>
-        <w:t xml:space="preserve"/>
+        <w:t xml:space="preserve">182</w:t>
       </w:r>
     </w:p>
     <w:p>
@@ -1941,7 +1872,7 @@
           <w:sz w:val="22"/>
           <w:szCs w:val="22"/>
         </w:rPr>
-        <w:t xml:space="preserve"/>
+        <w:t xml:space="preserve">183</w:t>
       </w:r>
     </w:p>
     <w:p>
@@ -1981,7 +1912,7 @@
           <w:sz w:val="22"/>
           <w:szCs w:val="22"/>
         </w:rPr>
-        <w:t xml:space="preserve"/>
+        <w:t xml:space="preserve">188</w:t>
       </w:r>
     </w:p>
     <w:p>
@@ -2021,7 +1952,7 @@
           <w:sz w:val="22"/>
           <w:szCs w:val="22"/>
         </w:rPr>
-        <w:t xml:space="preserve"/>
+        <w:t xml:space="preserve">193</w:t>
       </w:r>
     </w:p>
     <w:p>
@@ -2060,7 +1991,7 @@
           <w:sz w:val="24"/>
           <w:szCs w:val="24"/>
         </w:rPr>
-        <w:t xml:space="preserve"/>
+        <w:t xml:space="preserve">196</w:t>
       </w:r>
     </w:p>
     <w:p>
@@ -2100,7 +2031,7 @@
           <w:sz w:val="22"/>
           <w:szCs w:val="22"/>
         </w:rPr>
-        <w:t xml:space="preserve"/>
+        <w:t xml:space="preserve">197</w:t>
       </w:r>
     </w:p>
     <w:p>
@@ -2140,7 +2071,7 @@
           <w:sz w:val="22"/>
           <w:szCs w:val="22"/>
         </w:rPr>
-        <w:t xml:space="preserve"/>
+        <w:t xml:space="preserve">202</w:t>
       </w:r>
     </w:p>
     <w:p>
@@ -2180,7 +2111,7 @@
           <w:sz w:val="22"/>
           <w:szCs w:val="22"/>
         </w:rPr>
-        <w:t xml:space="preserve"/>
+        <w:t xml:space="preserve">209</w:t>
       </w:r>
     </w:p>
     <w:p>
@@ -2220,7 +2151,7 @@
           <w:sz w:val="22"/>
           <w:szCs w:val="22"/>
         </w:rPr>
-        <w:t xml:space="preserve"/>
+        <w:t xml:space="preserve">215</w:t>
       </w:r>
     </w:p>
     <w:p>
@@ -2259,7 +2190,7 @@
           <w:sz w:val="24"/>
           <w:szCs w:val="24"/>
         </w:rPr>
-        <w:t xml:space="preserve"/>
+        <w:t xml:space="preserve">223</w:t>
       </w:r>
     </w:p>
     <w:p>
@@ -2299,7 +2230,7 @@
           <w:sz w:val="22"/>
           <w:szCs w:val="22"/>
         </w:rPr>
-        <w:t xml:space="preserve"/>
+        <w:t xml:space="preserve">224</w:t>
       </w:r>
     </w:p>
     <w:p>
@@ -2339,7 +2270,7 @@
           <w:sz w:val="22"/>
           <w:szCs w:val="22"/>
         </w:rPr>
-        <w:t xml:space="preserve"/>
+        <w:t xml:space="preserve">230</w:t>
       </w:r>
     </w:p>
     <w:p>
@@ -2379,7 +2310,7 @@
           <w:sz w:val="22"/>
           <w:szCs w:val="22"/>
         </w:rPr>
-        <w:t xml:space="preserve"/>
+        <w:t xml:space="preserve">235</w:t>
       </w:r>
     </w:p>
     <w:p>
@@ -2418,7 +2349,7 @@
           <w:sz w:val="24"/>
           <w:szCs w:val="24"/>
         </w:rPr>
-        <w:t xml:space="preserve"/>
+        <w:t xml:space="preserve">240</w:t>
       </w:r>
     </w:p>
     <w:p>
@@ -2458,7 +2389,7 @@
           <w:sz w:val="22"/>
           <w:szCs w:val="22"/>
         </w:rPr>
-        <w:t xml:space="preserve"/>
+        <w:t xml:space="preserve">241</w:t>
       </w:r>
     </w:p>
     <w:p>
@@ -2498,7 +2429,7 @@
           <w:sz w:val="22"/>
           <w:szCs w:val="22"/>
         </w:rPr>
-        <w:t xml:space="preserve"/>
+        <w:t xml:space="preserve">245</w:t>
       </w:r>
     </w:p>
     <w:p>
@@ -2538,7 +2469,7 @@
           <w:sz w:val="22"/>
           <w:szCs w:val="22"/>
         </w:rPr>
-        <w:t xml:space="preserve"/>
+        <w:t xml:space="preserve">249</w:t>
       </w:r>
     </w:p>
     <w:p>
@@ -2577,7 +2508,7 @@
           <w:sz w:val="24"/>
           <w:szCs w:val="24"/>
         </w:rPr>
-        <w:t xml:space="preserve"/>
+        <w:t xml:space="preserve">256</w:t>
       </w:r>
     </w:p>
     <w:p>
@@ -2617,7 +2548,7 @@
           <w:sz w:val="22"/>
           <w:szCs w:val="22"/>
         </w:rPr>
-        <w:t xml:space="preserve"/>
+        <w:t xml:space="preserve">257</w:t>
       </w:r>
     </w:p>
     <w:p>
@@ -2657,7 +2588,7 @@
           <w:sz w:val="22"/>
           <w:szCs w:val="22"/>
         </w:rPr>
-        <w:t xml:space="preserve"/>
+        <w:t xml:space="preserve">264</w:t>
       </w:r>
     </w:p>
     <w:p>
@@ -2697,7 +2628,7 @@
           <w:sz w:val="22"/>
           <w:szCs w:val="22"/>
         </w:rPr>
-        <w:t xml:space="preserve"/>
+        <w:t xml:space="preserve">273</w:t>
       </w:r>
     </w:p>
     <w:p>
@@ -2736,7 +2667,7 @@
           <w:sz w:val="24"/>
           <w:szCs w:val="24"/>
         </w:rPr>
-        <w:t xml:space="preserve"/>
+        <w:t xml:space="preserve">278</w:t>
       </w:r>
     </w:p>
     <w:p>
@@ -2775,7 +2706,7 @@
           <w:sz w:val="24"/>
           <w:szCs w:val="24"/>
         </w:rPr>
-        <w:t xml:space="preserve"/>
+        <w:t xml:space="preserve">284</w:t>
       </w:r>
     </w:p>
     <w:p>
@@ -2814,7 +2745,7 @@
           <w:sz w:val="24"/>
           <w:szCs w:val="24"/>
         </w:rPr>
-        <w:t xml:space="preserve"/>
+        <w:t xml:space="preserve">289</w:t>
       </w:r>
     </w:p>
     <w:p>
@@ -2853,7 +2784,7 @@
           <w:sz w:val="24"/>
           <w:szCs w:val="24"/>
         </w:rPr>
-        <w:t xml:space="preserve"/>
+        <w:t xml:space="preserve">290</w:t>
       </w:r>
     </w:p>
     <w:p>
@@ -2892,7 +2823,7 @@
           <w:sz w:val="24"/>
           <w:szCs w:val="24"/>
         </w:rPr>
-        <w:t xml:space="preserve"/>
+        <w:t xml:space="preserve">291</w:t>
       </w:r>
     </w:p>
     <w:p>
@@ -2931,7 +2862,7 @@
           <w:sz w:val="24"/>
           <w:szCs w:val="24"/>
         </w:rPr>
-        <w:t xml:space="preserve"/>
+        <w:t xml:space="preserve">292</w:t>
       </w:r>
     </w:p>
     <w:p>

--- a/Science Books/The Quantum Conversation/manuscript_draft.docx
+++ b/Science Books/The Quantum Conversation/manuscript_draft.docx
@@ -12848,7 +12848,7 @@
       <w:r>
         <w:drawing>
           <wp:inline distT="0" distB="0" distL="0" distR="0">
-            <wp:extent cx="4000500" cy="1533525"/>
+            <wp:extent cx="4000500" cy="1733550"/>
             <wp:effectExtent t="0" r="0" b="0" l="0"/>
             <wp:docPr id="1" name="" descr="" title=""/>
             <wp:cNvGraphicFramePr>
@@ -12873,7 +12873,7 @@
                   <pic:spPr bwMode="auto">
                     <a:xfrm>
                       <a:off x="0" y="0"/>
-                      <a:ext cx="4000500" cy="1533525"/>
+                      <a:ext cx="4000500" cy="1733550"/>
                     </a:xfrm>
                     <a:prstGeom prst="rect">
                       <a:avLst/>
@@ -23018,7 +23018,7 @@
       <w:r>
         <w:drawing>
           <wp:inline distT="0" distB="0" distL="0" distR="0">
-            <wp:extent cx="4000500" cy="2238375"/>
+            <wp:extent cx="4000500" cy="2286000"/>
             <wp:effectExtent t="0" r="0" b="0" l="0"/>
             <wp:docPr id="1" name="" descr="" title=""/>
             <wp:cNvGraphicFramePr>
@@ -23043,7 +23043,7 @@
                   <pic:spPr bwMode="auto">
                     <a:xfrm>
                       <a:off x="0" y="0"/>
-                      <a:ext cx="4000500" cy="2238375"/>
+                      <a:ext cx="4000500" cy="2286000"/>
                     </a:xfrm>
                     <a:prstGeom prst="rect">
                       <a:avLst/>
@@ -30511,7 +30511,7 @@
         </w:rPr>
         <w:t xml:space="preserve"> 115, 485, 1959), </w:t>
       </w:r>
-      <w:hyperlink w:history="1" r:id="rIdkzr786frho5zuk6ldx6rm">
+      <w:hyperlink w:history="1" r:id="rId1k0ynlmto2qcdgcmyyuvl">
         <w:r>
           <w:rPr>
             <w:rFonts w:ascii="Cambria" w:cs="Cambria" w:eastAsia="Cambria" w:hAnsi="Cambria"/>
@@ -30555,7 +30555,7 @@
         </w:rPr>
         <w:t xml:space="preserve"> 56, 792, 1986), </w:t>
       </w:r>
-      <w:hyperlink w:history="1" r:id="rIdnl4xuhuqlp04dd4i3uyqi">
+      <w:hyperlink w:history="1" r:id="rId8on5wwuqnqve-mv-c7yqb">
         <w:r>
           <w:rPr>
             <w:rFonts w:ascii="Cambria" w:cs="Cambria" w:eastAsia="Cambria" w:hAnsi="Cambria"/>
@@ -30699,7 +30699,7 @@
         </w:rPr>
         <w:t xml:space="preserve">, 1905), </w:t>
       </w:r>
-      <w:hyperlink w:history="1" r:id="rIdnjuypn7jllkfd8306zd21">
+      <w:hyperlink w:history="1" r:id="rIdets8rxmhliko3n1hfa4te">
         <w:r>
           <w:rPr>
             <w:rFonts w:ascii="Cambria" w:cs="Cambria" w:eastAsia="Cambria" w:hAnsi="Cambria"/>
@@ -30771,7 +30771,7 @@
         </w:rPr>
         <w:t xml:space="preserve"> 20, 367, 1948), </w:t>
       </w:r>
-      <w:hyperlink w:history="1" r:id="rIdhzvccnmen5xbo99zvlxg_">
+      <w:hyperlink w:history="1" r:id="rIdr4jqxlibwroylfuyhqr2m">
         <w:r>
           <w:rPr>
             <w:rFonts w:ascii="Cambria" w:cs="Cambria" w:eastAsia="Cambria" w:hAnsi="Cambria"/>
@@ -30833,7 +30833,7 @@
         </w:rPr>
         <w:t xml:space="preserve"> 17, 157, 1945), </w:t>
       </w:r>
-      <w:hyperlink w:history="1" r:id="rIdsncrpra0apbwzfocdk8bp">
+      <w:hyperlink w:history="1" r:id="rIdgn_-mfca-80d6-twreeiw">
         <w:r>
           <w:rPr>
             <w:rFonts w:ascii="Cambria" w:cs="Cambria" w:eastAsia="Cambria" w:hAnsi="Cambria"/>
@@ -30877,7 +30877,7 @@
         </w:rPr>
         <w:t xml:space="preserve"> 21, 425, 1949), </w:t>
       </w:r>
-      <w:hyperlink w:history="1" r:id="rId4xolwcwef00iwjwmyutus">
+      <w:hyperlink w:history="1" r:id="rIdpz--sijpmzrzjb3tnf0n6">
         <w:r>
           <w:rPr>
             <w:rFonts w:ascii="Cambria" w:cs="Cambria" w:eastAsia="Cambria" w:hAnsi="Cambria"/>
@@ -30939,7 +30939,7 @@
         </w:rPr>
         <w:t xml:space="preserve"> 72, 241, 1947), </w:t>
       </w:r>
-      <w:hyperlink w:history="1" r:id="rIdfjcw0aywfoxrn4iz1gfy0">
+      <w:hyperlink w:history="1" r:id="rIditnmwe5wm8uf5yqnc7_yg">
         <w:r>
           <w:rPr>
             <w:rFonts w:ascii="Cambria" w:cs="Cambria" w:eastAsia="Cambria" w:hAnsi="Cambria"/>
@@ -31031,7 +31031,7 @@
         </w:rPr>
         <w:t xml:space="preserve"> 1, 186 (1971), </w:t>
       </w:r>
-      <w:hyperlink w:history="1" r:id="rIdctor-x71nfkac0cmy443o">
+      <w:hyperlink w:history="1" r:id="rIdqrc4lg6lyfsryiceeolpx">
         <w:r>
           <w:rPr>
             <w:rFonts w:ascii="Cambria" w:cs="Cambria" w:eastAsia="Cambria" w:hAnsi="Cambria"/>
@@ -31093,7 +31093,7 @@
         </w:rPr>
         <w:t xml:space="preserve"> B51, 793, 1948). The academy’s scan of that paper is at </w:t>
       </w:r>
-      <w:hyperlink w:history="1" r:id="rIdoouxuyfdisnjrrkvu822n">
+      <w:hyperlink w:history="1" r:id="rIdn55q5typuqiu1zygvyeoi">
         <w:r>
           <w:rPr>
             <w:rFonts w:ascii="Cambria" w:cs="Cambria" w:eastAsia="Cambria" w:hAnsi="Cambria"/>
@@ -31137,7 +31137,7 @@
         </w:rPr>
         <w:t xml:space="preserve"> 78, 5, 1997), </w:t>
       </w:r>
-      <w:hyperlink w:history="1" r:id="rId58uyq1omfgh_agb2c_ioy">
+      <w:hyperlink w:history="1" r:id="rIdwdnmiyryzji9qoquvdy23">
         <w:r>
           <w:rPr>
             <w:rFonts w:ascii="Cambria" w:cs="Cambria" w:eastAsia="Cambria" w:hAnsi="Cambria"/>
@@ -31199,7 +31199,7 @@
         </w:rPr>
         <w:t xml:space="preserve"> 5, 1174, 1957). The journal’s English PDF is at </w:t>
       </w:r>
-      <w:hyperlink w:history="1" r:id="rIdctq8jzexket-txxzhomiy">
+      <w:hyperlink w:history="1" r:id="rIdrehe2mxcptsfnekq3tqdi">
         <w:r>
           <w:rPr>
             <w:rFonts w:ascii="Cambria" w:cs="Cambria" w:eastAsia="Cambria" w:hAnsi="Cambria"/>
@@ -31271,7 +31271,7 @@
         </w:rPr>
         <w:t xml:space="preserve"> 133, 60, 1931), </w:t>
       </w:r>
-      <w:hyperlink w:history="1" r:id="rIdc7yusu4pgr0s-ccwspz4j">
+      <w:hyperlink w:history="1" r:id="rId4zsdtpsp3imdiung8khkd">
         <w:r>
           <w:rPr>
             <w:rFonts w:ascii="Cambria" w:cs="Cambria" w:eastAsia="Cambria" w:hAnsi="Cambria"/>
@@ -31377,7 +31377,7 @@
         </w:rPr>
         <w:t xml:space="preserve"> 1, 173, 1986), </w:t>
       </w:r>
-      <w:hyperlink w:history="1" r:id="rIdlm6svvmc19fb40bfzsgca">
+      <w:hyperlink w:history="1" r:id="rId4jtyde1kz3knnmaagtkoz">
         <w:r>
           <w:rPr>
             <w:rFonts w:ascii="Cambria" w:cs="Cambria" w:eastAsia="Cambria" w:hAnsi="Cambria"/>
@@ -31459,7 +31459,7 @@
         </w:rPr>
         <w:t xml:space="preserve"> 73, 416, 1948), </w:t>
       </w:r>
-      <w:hyperlink w:history="1" r:id="rIdln1plocqfyynwxecw-bph">
+      <w:hyperlink w:history="1" r:id="rIddi1hat9uauk4kj5sce93a">
         <w:r>
           <w:rPr>
             <w:rFonts w:ascii="Cambria" w:cs="Cambria" w:eastAsia="Cambria" w:hAnsi="Cambria"/>
@@ -31503,7 +31503,7 @@
         </w:rPr>
         <w:t xml:space="preserve"> 130, 071801, 2023), </w:t>
       </w:r>
-      <w:hyperlink w:history="1" r:id="rId35luqqeoh-8s-yv8q7ds3">
+      <w:hyperlink w:history="1" r:id="rIdwp56oywbxb1lxwo8todui">
         <w:r>
           <w:rPr>
             <w:rFonts w:ascii="Cambria" w:cs="Cambria" w:eastAsia="Cambria" w:hAnsi="Cambria"/>
@@ -31642,7 +31642,7 @@
         </w:rPr>
         <w:t xml:space="preserve"> 1, 251, 1962), </w:t>
       </w:r>
-      <w:hyperlink w:history="1" r:id="rIdza-idqhoymvtjkjz9kfdt">
+      <w:hyperlink w:history="1" r:id="rIdpngoew44zqtcdnfjvienv">
         <w:r>
           <w:rPr>
             <w:rFonts w:ascii="Cambria" w:cs="Cambria" w:eastAsia="Cambria" w:hAnsi="Cambria"/>
@@ -31965,7 +31965,7 @@
         </w:rPr>
         <w:t xml:space="preserve"> 93, 025005, 2021), </w:t>
       </w:r>
-      <w:hyperlink w:history="1" r:id="rIdypmjtsegggvuelq5_snfm">
+      <w:hyperlink w:history="1" r:id="rIdvqzm0kujnogfj6o89nxvm">
         <w:r>
           <w:rPr>
             <w:rFonts w:ascii="Cambria" w:cs="Cambria" w:eastAsia="Cambria" w:hAnsi="Cambria"/>

--- a/Science Books/The Quantum Conversation/manuscript_draft.docx
+++ b/Science Books/The Quantum Conversation/manuscript_draft.docx
@@ -30511,7 +30511,7 @@
         </w:rPr>
         <w:t xml:space="preserve"> 115, 485, 1959), </w:t>
       </w:r>
-      <w:hyperlink w:history="1" r:id="rId1k0ynlmto2qcdgcmyyuvl">
+      <w:hyperlink w:history="1" r:id="rIdsrlc0xqrceapjxdvfevwv">
         <w:r>
           <w:rPr>
             <w:rFonts w:ascii="Cambria" w:cs="Cambria" w:eastAsia="Cambria" w:hAnsi="Cambria"/>
@@ -30555,7 +30555,7 @@
         </w:rPr>
         <w:t xml:space="preserve"> 56, 792, 1986), </w:t>
       </w:r>
-      <w:hyperlink w:history="1" r:id="rId8on5wwuqnqve-mv-c7yqb">
+      <w:hyperlink w:history="1" r:id="rIdp_ne0sggej9ubl_i18zde">
         <w:r>
           <w:rPr>
             <w:rFonts w:ascii="Cambria" w:cs="Cambria" w:eastAsia="Cambria" w:hAnsi="Cambria"/>
@@ -30699,7 +30699,7 @@
         </w:rPr>
         <w:t xml:space="preserve">, 1905), </w:t>
       </w:r>
-      <w:hyperlink w:history="1" r:id="rIdets8rxmhliko3n1hfa4te">
+      <w:hyperlink w:history="1" r:id="rIdd3t5ccpdcijdkw1oicfuu">
         <w:r>
           <w:rPr>
             <w:rFonts w:ascii="Cambria" w:cs="Cambria" w:eastAsia="Cambria" w:hAnsi="Cambria"/>
@@ -30771,7 +30771,7 @@
         </w:rPr>
         <w:t xml:space="preserve"> 20, 367, 1948), </w:t>
       </w:r>
-      <w:hyperlink w:history="1" r:id="rIdr4jqxlibwroylfuyhqr2m">
+      <w:hyperlink w:history="1" r:id="rIdiexzrrf_pfae3bsdxal84">
         <w:r>
           <w:rPr>
             <w:rFonts w:ascii="Cambria" w:cs="Cambria" w:eastAsia="Cambria" w:hAnsi="Cambria"/>
@@ -30833,7 +30833,7 @@
         </w:rPr>
         <w:t xml:space="preserve"> 17, 157, 1945), </w:t>
       </w:r>
-      <w:hyperlink w:history="1" r:id="rIdgn_-mfca-80d6-twreeiw">
+      <w:hyperlink w:history="1" r:id="rId-ey9johh-w6wcclh-0zmu">
         <w:r>
           <w:rPr>
             <w:rFonts w:ascii="Cambria" w:cs="Cambria" w:eastAsia="Cambria" w:hAnsi="Cambria"/>
@@ -30877,7 +30877,7 @@
         </w:rPr>
         <w:t xml:space="preserve"> 21, 425, 1949), </w:t>
       </w:r>
-      <w:hyperlink w:history="1" r:id="rIdpz--sijpmzrzjb3tnf0n6">
+      <w:hyperlink w:history="1" r:id="rIdqdfu383ibvyjnvkcbbvf7">
         <w:r>
           <w:rPr>
             <w:rFonts w:ascii="Cambria" w:cs="Cambria" w:eastAsia="Cambria" w:hAnsi="Cambria"/>
@@ -30939,7 +30939,7 @@
         </w:rPr>
         <w:t xml:space="preserve"> 72, 241, 1947), </w:t>
       </w:r>
-      <w:hyperlink w:history="1" r:id="rIditnmwe5wm8uf5yqnc7_yg">
+      <w:hyperlink w:history="1" r:id="rIdlmnyfrc5dqegm2ehouyxf">
         <w:r>
           <w:rPr>
             <w:rFonts w:ascii="Cambria" w:cs="Cambria" w:eastAsia="Cambria" w:hAnsi="Cambria"/>
@@ -31031,7 +31031,7 @@
         </w:rPr>
         <w:t xml:space="preserve"> 1, 186 (1971), </w:t>
       </w:r>
-      <w:hyperlink w:history="1" r:id="rIdqrc4lg6lyfsryiceeolpx">
+      <w:hyperlink w:history="1" r:id="rIdqvofqm_dkt2kvad2iybxc">
         <w:r>
           <w:rPr>
             <w:rFonts w:ascii="Cambria" w:cs="Cambria" w:eastAsia="Cambria" w:hAnsi="Cambria"/>
@@ -31093,7 +31093,7 @@
         </w:rPr>
         <w:t xml:space="preserve"> B51, 793, 1948). The academy’s scan of that paper is at </w:t>
       </w:r>
-      <w:hyperlink w:history="1" r:id="rIdn55q5typuqiu1zygvyeoi">
+      <w:hyperlink w:history="1" r:id="rIdiooltwew1akbedv2fhy2u">
         <w:r>
           <w:rPr>
             <w:rFonts w:ascii="Cambria" w:cs="Cambria" w:eastAsia="Cambria" w:hAnsi="Cambria"/>
@@ -31137,7 +31137,7 @@
         </w:rPr>
         <w:t xml:space="preserve"> 78, 5, 1997), </w:t>
       </w:r>
-      <w:hyperlink w:history="1" r:id="rIdwdnmiyryzji9qoquvdy23">
+      <w:hyperlink w:history="1" r:id="rIdkjiyfdeddp6o25807uvqo">
         <w:r>
           <w:rPr>
             <w:rFonts w:ascii="Cambria" w:cs="Cambria" w:eastAsia="Cambria" w:hAnsi="Cambria"/>
@@ -31199,7 +31199,7 @@
         </w:rPr>
         <w:t xml:space="preserve"> 5, 1174, 1957). The journal’s English PDF is at </w:t>
       </w:r>
-      <w:hyperlink w:history="1" r:id="rIdrehe2mxcptsfnekq3tqdi">
+      <w:hyperlink w:history="1" r:id="rIdbi43m7tljyqnrfkbhvsg1">
         <w:r>
           <w:rPr>
             <w:rFonts w:ascii="Cambria" w:cs="Cambria" w:eastAsia="Cambria" w:hAnsi="Cambria"/>
@@ -31271,7 +31271,7 @@
         </w:rPr>
         <w:t xml:space="preserve"> 133, 60, 1931), </w:t>
       </w:r>
-      <w:hyperlink w:history="1" r:id="rId4zsdtpsp3imdiung8khkd">
+      <w:hyperlink w:history="1" r:id="rId21liubrtiy-v-qawebq6p">
         <w:r>
           <w:rPr>
             <w:rFonts w:ascii="Cambria" w:cs="Cambria" w:eastAsia="Cambria" w:hAnsi="Cambria"/>
@@ -31377,7 +31377,7 @@
         </w:rPr>
         <w:t xml:space="preserve"> 1, 173, 1986), </w:t>
       </w:r>
-      <w:hyperlink w:history="1" r:id="rId4jtyde1kz3knnmaagtkoz">
+      <w:hyperlink w:history="1" r:id="rId_pl-p1yiai2_clzhpptei">
         <w:r>
           <w:rPr>
             <w:rFonts w:ascii="Cambria" w:cs="Cambria" w:eastAsia="Cambria" w:hAnsi="Cambria"/>
@@ -31459,7 +31459,7 @@
         </w:rPr>
         <w:t xml:space="preserve"> 73, 416, 1948), </w:t>
       </w:r>
-      <w:hyperlink w:history="1" r:id="rIddi1hat9uauk4kj5sce93a">
+      <w:hyperlink w:history="1" r:id="rIdagq57c4qpffkwjoyfh6gf">
         <w:r>
           <w:rPr>
             <w:rFonts w:ascii="Cambria" w:cs="Cambria" w:eastAsia="Cambria" w:hAnsi="Cambria"/>
@@ -31503,7 +31503,7 @@
         </w:rPr>
         <w:t xml:space="preserve"> 130, 071801, 2023), </w:t>
       </w:r>
-      <w:hyperlink w:history="1" r:id="rIdwp56oywbxb1lxwo8todui">
+      <w:hyperlink w:history="1" r:id="rIdtn_emm4ghtjdvnch-zbmz">
         <w:r>
           <w:rPr>
             <w:rFonts w:ascii="Cambria" w:cs="Cambria" w:eastAsia="Cambria" w:hAnsi="Cambria"/>
@@ -31642,7 +31642,7 @@
         </w:rPr>
         <w:t xml:space="preserve"> 1, 251, 1962), </w:t>
       </w:r>
-      <w:hyperlink w:history="1" r:id="rIdpngoew44zqtcdnfjvienv">
+      <w:hyperlink w:history="1" r:id="rId6tocrs3frwzcavy-mh0wk">
         <w:r>
           <w:rPr>
             <w:rFonts w:ascii="Cambria" w:cs="Cambria" w:eastAsia="Cambria" w:hAnsi="Cambria"/>
@@ -31965,7 +31965,7 @@
         </w:rPr>
         <w:t xml:space="preserve"> 93, 025005, 2021), </w:t>
       </w:r>
-      <w:hyperlink w:history="1" r:id="rIdvqzm0kujnogfj6o89nxvm">
+      <w:hyperlink w:history="1" r:id="rIdmhcd2aaj7dpvqh-ty7_ij">
         <w:r>
           <w:rPr>
             <w:rFonts w:ascii="Cambria" w:cs="Cambria" w:eastAsia="Cambria" w:hAnsi="Cambria"/>

--- a/Science Books/The Quantum Conversation/manuscript_draft.docx
+++ b/Science Books/The Quantum Conversation/manuscript_draft.docx
@@ -1016,7 +1016,7 @@
             <w:szCs w:val="22"/>
             <w:u w:val="single"/>
           </w:rPr>
-          <w:t xml:space="preserve">17. A Field or a Relationship?</w:t>
+          <w:t xml:space="preserve">18. Radiation Is Where Things Get Serious</w:t>
         </w:r>
       </w:hyperlink>
       <w:r>
@@ -1046,46 +1046,6 @@
         <w:ind w:left="360"/>
       </w:pPr>
       <w:hyperlink w:history="1" w:anchor="toc24">
-        <w:r>
-          <w:rPr>
-            <w:rFonts w:ascii="Cambria" w:cs="Cambria" w:eastAsia="Cambria" w:hAnsi="Cambria"/>
-            <w:b w:val="false"/>
-            <w:bCs w:val="false"/>
-            <w:color w:val="44546A"/>
-            <w:sz w:val="22"/>
-            <w:szCs w:val="22"/>
-            <w:u w:val="single"/>
-          </w:rPr>
-          <w:t xml:space="preserve">18. Radiation Is Where Things Get Serious</w:t>
-        </w:r>
-      </w:hyperlink>
-      <w:r>
-        <w:rPr>
-          <w:rFonts w:ascii="Cambria" w:cs="Cambria" w:eastAsia="Cambria" w:hAnsi="Cambria"/>
-          <w:b w:val="false"/>
-          <w:bCs w:val="false"/>
-          <w:sz w:val="22"/>
-          <w:szCs w:val="22"/>
-        </w:rPr>
-        <w:ptab w:alignment="right" w:relativeTo="margin" w:leader="dot"/>
-      </w:r>
-      <w:r>
-        <w:rPr>
-          <w:rFonts w:ascii="Cambria" w:cs="Cambria" w:eastAsia="Cambria" w:hAnsi="Cambria"/>
-          <w:b w:val="false"/>
-          <w:bCs w:val="false"/>
-          <w:sz w:val="22"/>
-          <w:szCs w:val="22"/>
-        </w:rPr>
-        <w:t xml:space="preserve">101</w:t>
-      </w:r>
-    </w:p>
-    <w:p>
-      <w:pPr>
-        <w:spacing w:after="60"/>
-        <w:ind w:left="360"/>
-      </w:pPr>
-      <w:hyperlink w:history="1" w:anchor="toc25">
         <w:r>
           <w:rPr>
             <w:rFonts w:ascii="Cambria" w:cs="Cambria" w:eastAsia="Cambria" w:hAnsi="Cambria"/>
@@ -1117,14 +1077,14 @@
           <w:sz w:val="22"/>
           <w:szCs w:val="22"/>
         </w:rPr>
-        <w:t xml:space="preserve">104</w:t>
+        <w:t xml:space="preserve">101</w:t>
       </w:r>
     </w:p>
     <w:p>
       <w:pPr>
         <w:spacing w:after="60" w:before="240"/>
       </w:pPr>
-      <w:hyperlink w:history="1" w:anchor="toc26">
+      <w:hyperlink w:history="1" w:anchor="toc25">
         <w:r>
           <w:rPr>
             <w:rFonts w:ascii="Cambria" w:cs="Cambria" w:eastAsia="Cambria" w:hAnsi="Cambria"/>
@@ -1156,7 +1116,7 @@
           <w:sz w:val="24"/>
           <w:szCs w:val="24"/>
         </w:rPr>
-        <w:t xml:space="preserve">108</w:t>
+        <w:t xml:space="preserve">104</w:t>
       </w:r>
     </w:p>
     <w:p>
@@ -1164,7 +1124,7 @@
         <w:spacing w:after="60"/>
         <w:ind w:left="360"/>
       </w:pPr>
-      <w:hyperlink w:history="1" w:anchor="toc27">
+      <w:hyperlink w:history="1" w:anchor="toc26">
         <w:r>
           <w:rPr>
             <w:rFonts w:ascii="Cambria" w:cs="Cambria" w:eastAsia="Cambria" w:hAnsi="Cambria"/>
@@ -1196,7 +1156,7 @@
           <w:sz w:val="22"/>
           <w:szCs w:val="22"/>
         </w:rPr>
-        <w:t xml:space="preserve">115</w:t>
+        <w:t xml:space="preserve">108</w:t>
       </w:r>
     </w:p>
     <w:p>
@@ -1204,7 +1164,7 @@
         <w:spacing w:after="60"/>
         <w:ind w:left="360"/>
       </w:pPr>
-      <w:hyperlink w:history="1" w:anchor="toc28">
+      <w:hyperlink w:history="1" w:anchor="toc27">
         <w:r>
           <w:rPr>
             <w:rFonts w:ascii="Cambria" w:cs="Cambria" w:eastAsia="Cambria" w:hAnsi="Cambria"/>
@@ -1236,7 +1196,7 @@
           <w:sz w:val="22"/>
           <w:szCs w:val="22"/>
         </w:rPr>
-        <w:t xml:space="preserve">116</w:t>
+        <w:t xml:space="preserve">115</w:t>
       </w:r>
     </w:p>
     <w:p>
@@ -1244,7 +1204,7 @@
         <w:spacing w:after="60"/>
         <w:ind w:left="360"/>
       </w:pPr>
-      <w:hyperlink w:history="1" w:anchor="toc29">
+      <w:hyperlink w:history="1" w:anchor="toc28">
         <w:r>
           <w:rPr>
             <w:rFonts w:ascii="Cambria" w:cs="Cambria" w:eastAsia="Cambria" w:hAnsi="Cambria"/>
@@ -1276,7 +1236,7 @@
           <w:sz w:val="22"/>
           <w:szCs w:val="22"/>
         </w:rPr>
-        <w:t xml:space="preserve">121</w:t>
+        <w:t xml:space="preserve">116</w:t>
       </w:r>
     </w:p>
     <w:p>
@@ -1284,7 +1244,7 @@
         <w:spacing w:after="60"/>
         <w:ind w:left="360"/>
       </w:pPr>
-      <w:hyperlink w:history="1" w:anchor="toc30">
+      <w:hyperlink w:history="1" w:anchor="toc29">
         <w:r>
           <w:rPr>
             <w:rFonts w:ascii="Cambria" w:cs="Cambria" w:eastAsia="Cambria" w:hAnsi="Cambria"/>
@@ -1316,14 +1276,14 @@
           <w:sz w:val="22"/>
           <w:szCs w:val="22"/>
         </w:rPr>
-        <w:t xml:space="preserve">125</w:t>
+        <w:t xml:space="preserve">121</w:t>
       </w:r>
     </w:p>
     <w:p>
       <w:pPr>
         <w:spacing w:after="60" w:before="240"/>
       </w:pPr>
-      <w:hyperlink w:history="1" w:anchor="toc31">
+      <w:hyperlink w:history="1" w:anchor="toc30">
         <w:r>
           <w:rPr>
             <w:rFonts w:ascii="Cambria" w:cs="Cambria" w:eastAsia="Cambria" w:hAnsi="Cambria"/>
@@ -1355,7 +1315,7 @@
           <w:sz w:val="24"/>
           <w:szCs w:val="24"/>
         </w:rPr>
-        <w:t xml:space="preserve">129</w:t>
+        <w:t xml:space="preserve">125</w:t>
       </w:r>
     </w:p>
     <w:p>
@@ -1363,7 +1323,7 @@
         <w:spacing w:after="60"/>
         <w:ind w:left="360"/>
       </w:pPr>
-      <w:hyperlink w:history="1" w:anchor="toc32">
+      <w:hyperlink w:history="1" w:anchor="toc31">
         <w:r>
           <w:rPr>
             <w:rFonts w:ascii="Cambria" w:cs="Cambria" w:eastAsia="Cambria" w:hAnsi="Cambria"/>
@@ -1395,7 +1355,7 @@
           <w:sz w:val="22"/>
           <w:szCs w:val="22"/>
         </w:rPr>
-        <w:t xml:space="preserve">134</w:t>
+        <w:t xml:space="preserve">129</w:t>
       </w:r>
     </w:p>
     <w:p>
@@ -1403,7 +1363,7 @@
         <w:spacing w:after="60"/>
         <w:ind w:left="360"/>
       </w:pPr>
-      <w:hyperlink w:history="1" w:anchor="toc33">
+      <w:hyperlink w:history="1" w:anchor="toc32">
         <w:r>
           <w:rPr>
             <w:rFonts w:ascii="Cambria" w:cs="Cambria" w:eastAsia="Cambria" w:hAnsi="Cambria"/>
@@ -1435,7 +1395,7 @@
           <w:sz w:val="22"/>
           <w:szCs w:val="22"/>
         </w:rPr>
-        <w:t xml:space="preserve">135</w:t>
+        <w:t xml:space="preserve">134</w:t>
       </w:r>
     </w:p>
     <w:p>
@@ -1443,7 +1403,7 @@
         <w:spacing w:after="60"/>
         <w:ind w:left="360"/>
       </w:pPr>
-      <w:hyperlink w:history="1" w:anchor="toc34">
+      <w:hyperlink w:history="1" w:anchor="toc33">
         <w:r>
           <w:rPr>
             <w:rFonts w:ascii="Cambria" w:cs="Cambria" w:eastAsia="Cambria" w:hAnsi="Cambria"/>
@@ -1475,7 +1435,7 @@
           <w:sz w:val="22"/>
           <w:szCs w:val="22"/>
         </w:rPr>
-        <w:t xml:space="preserve">140</w:t>
+        <w:t xml:space="preserve">135</w:t>
       </w:r>
     </w:p>
     <w:p>
@@ -1483,7 +1443,7 @@
         <w:spacing w:after="60"/>
         <w:ind w:left="360"/>
       </w:pPr>
-      <w:hyperlink w:history="1" w:anchor="toc35">
+      <w:hyperlink w:history="1" w:anchor="toc34">
         <w:r>
           <w:rPr>
             <w:rFonts w:ascii="Cambria" w:cs="Cambria" w:eastAsia="Cambria" w:hAnsi="Cambria"/>
@@ -1515,14 +1475,14 @@
           <w:sz w:val="22"/>
           <w:szCs w:val="22"/>
         </w:rPr>
-        <w:t xml:space="preserve">143</w:t>
+        <w:t xml:space="preserve">140</w:t>
       </w:r>
     </w:p>
     <w:p>
       <w:pPr>
         <w:spacing w:after="60" w:before="240"/>
       </w:pPr>
-      <w:hyperlink w:history="1" w:anchor="toc36">
+      <w:hyperlink w:history="1" w:anchor="toc35">
         <w:r>
           <w:rPr>
             <w:rFonts w:ascii="Cambria" w:cs="Cambria" w:eastAsia="Cambria" w:hAnsi="Cambria"/>
@@ -1554,7 +1514,7 @@
           <w:sz w:val="24"/>
           <w:szCs w:val="24"/>
         </w:rPr>
-        <w:t xml:space="preserve">150</w:t>
+        <w:t xml:space="preserve">143</w:t>
       </w:r>
     </w:p>
     <w:p>
@@ -1562,7 +1522,7 @@
         <w:spacing w:after="60"/>
         <w:ind w:left="360"/>
       </w:pPr>
-      <w:hyperlink w:history="1" w:anchor="toc37">
+      <w:hyperlink w:history="1" w:anchor="toc36">
         <w:r>
           <w:rPr>
             <w:rFonts w:ascii="Cambria" w:cs="Cambria" w:eastAsia="Cambria" w:hAnsi="Cambria"/>
@@ -1594,7 +1554,7 @@
           <w:sz w:val="22"/>
           <w:szCs w:val="22"/>
         </w:rPr>
-        <w:t xml:space="preserve">156</w:t>
+        <w:t xml:space="preserve">150</w:t>
       </w:r>
     </w:p>
     <w:p>
@@ -1602,7 +1562,7 @@
         <w:spacing w:after="60"/>
         <w:ind w:left="360"/>
       </w:pPr>
-      <w:hyperlink w:history="1" w:anchor="toc38">
+      <w:hyperlink w:history="1" w:anchor="toc37">
         <w:r>
           <w:rPr>
             <w:rFonts w:ascii="Cambria" w:cs="Cambria" w:eastAsia="Cambria" w:hAnsi="Cambria"/>
@@ -1634,7 +1594,7 @@
           <w:sz w:val="22"/>
           <w:szCs w:val="22"/>
         </w:rPr>
-        <w:t xml:space="preserve">157</w:t>
+        <w:t xml:space="preserve">156</w:t>
       </w:r>
     </w:p>
     <w:p>
@@ -1642,7 +1602,7 @@
         <w:spacing w:after="60"/>
         <w:ind w:left="360"/>
       </w:pPr>
-      <w:hyperlink w:history="1" w:anchor="toc39">
+      <w:hyperlink w:history="1" w:anchor="toc38">
         <w:r>
           <w:rPr>
             <w:rFonts w:ascii="Cambria" w:cs="Cambria" w:eastAsia="Cambria" w:hAnsi="Cambria"/>
@@ -1674,7 +1634,7 @@
           <w:sz w:val="22"/>
           <w:szCs w:val="22"/>
         </w:rPr>
-        <w:t xml:space="preserve">162</w:t>
+        <w:t xml:space="preserve">157</w:t>
       </w:r>
     </w:p>
     <w:p>
@@ -1682,7 +1642,7 @@
         <w:spacing w:after="60"/>
         <w:ind w:left="360"/>
       </w:pPr>
-      <w:hyperlink w:history="1" w:anchor="toc40">
+      <w:hyperlink w:history="1" w:anchor="toc39">
         <w:r>
           <w:rPr>
             <w:rFonts w:ascii="Cambria" w:cs="Cambria" w:eastAsia="Cambria" w:hAnsi="Cambria"/>
@@ -1714,7 +1674,7 @@
           <w:sz w:val="22"/>
           <w:szCs w:val="22"/>
         </w:rPr>
-        <w:t xml:space="preserve">166</w:t>
+        <w:t xml:space="preserve">162</w:t>
       </w:r>
     </w:p>
     <w:p>
@@ -1722,7 +1682,7 @@
         <w:spacing w:after="60"/>
         <w:ind w:left="360"/>
       </w:pPr>
-      <w:hyperlink w:history="1" w:anchor="toc41">
+      <w:hyperlink w:history="1" w:anchor="toc40">
         <w:r>
           <w:rPr>
             <w:rFonts w:ascii="Cambria" w:cs="Cambria" w:eastAsia="Cambria" w:hAnsi="Cambria"/>
@@ -1754,14 +1714,14 @@
           <w:sz w:val="22"/>
           <w:szCs w:val="22"/>
         </w:rPr>
-        <w:t xml:space="preserve">172</w:t>
+        <w:t xml:space="preserve">166</w:t>
       </w:r>
     </w:p>
     <w:p>
       <w:pPr>
         <w:spacing w:after="60" w:before="240"/>
       </w:pPr>
-      <w:hyperlink w:history="1" w:anchor="toc42">
+      <w:hyperlink w:history="1" w:anchor="toc41">
         <w:r>
           <w:rPr>
             <w:rFonts w:ascii="Cambria" w:cs="Cambria" w:eastAsia="Cambria" w:hAnsi="Cambria"/>
@@ -1793,7 +1753,7 @@
           <w:sz w:val="24"/>
           <w:szCs w:val="24"/>
         </w:rPr>
-        <w:t xml:space="preserve">176</w:t>
+        <w:t xml:space="preserve">172</w:t>
       </w:r>
     </w:p>
     <w:p>
@@ -1801,7 +1761,7 @@
         <w:spacing w:after="60"/>
         <w:ind w:left="360"/>
       </w:pPr>
-      <w:hyperlink w:history="1" w:anchor="toc43">
+      <w:hyperlink w:history="1" w:anchor="toc42">
         <w:r>
           <w:rPr>
             <w:rFonts w:ascii="Cambria" w:cs="Cambria" w:eastAsia="Cambria" w:hAnsi="Cambria"/>
@@ -1833,7 +1793,7 @@
           <w:sz w:val="22"/>
           <w:szCs w:val="22"/>
         </w:rPr>
-        <w:t xml:space="preserve">182</w:t>
+        <w:t xml:space="preserve">176</w:t>
       </w:r>
     </w:p>
     <w:p>
@@ -1841,7 +1801,7 @@
         <w:spacing w:after="60"/>
         <w:ind w:left="360"/>
       </w:pPr>
-      <w:hyperlink w:history="1" w:anchor="toc44">
+      <w:hyperlink w:history="1" w:anchor="toc43">
         <w:r>
           <w:rPr>
             <w:rFonts w:ascii="Cambria" w:cs="Cambria" w:eastAsia="Cambria" w:hAnsi="Cambria"/>
@@ -1873,7 +1833,7 @@
           <w:sz w:val="22"/>
           <w:szCs w:val="22"/>
         </w:rPr>
-        <w:t xml:space="preserve">183</w:t>
+        <w:t xml:space="preserve">182</w:t>
       </w:r>
     </w:p>
     <w:p>
@@ -1881,7 +1841,7 @@
         <w:spacing w:after="60"/>
         <w:ind w:left="360"/>
       </w:pPr>
-      <w:hyperlink w:history="1" w:anchor="toc45">
+      <w:hyperlink w:history="1" w:anchor="toc44">
         <w:r>
           <w:rPr>
             <w:rFonts w:ascii="Cambria" w:cs="Cambria" w:eastAsia="Cambria" w:hAnsi="Cambria"/>
@@ -1913,14 +1873,14 @@
           <w:sz w:val="22"/>
           <w:szCs w:val="22"/>
         </w:rPr>
-        <w:t xml:space="preserve">188</w:t>
+        <w:t xml:space="preserve">183</w:t>
       </w:r>
     </w:p>
     <w:p>
       <w:pPr>
         <w:spacing w:after="60" w:before="240"/>
       </w:pPr>
-      <w:hyperlink w:history="1" w:anchor="toc46">
+      <w:hyperlink w:history="1" w:anchor="toc45">
         <w:r>
           <w:rPr>
             <w:rFonts w:ascii="Cambria" w:cs="Cambria" w:eastAsia="Cambria" w:hAnsi="Cambria"/>
@@ -1952,7 +1912,7 @@
           <w:sz w:val="24"/>
           <w:szCs w:val="24"/>
         </w:rPr>
-        <w:t xml:space="preserve">193</w:t>
+        <w:t xml:space="preserve">188</w:t>
       </w:r>
     </w:p>
     <w:p>
@@ -1960,7 +1920,7 @@
         <w:spacing w:after="60"/>
         <w:ind w:left="360"/>
       </w:pPr>
-      <w:hyperlink w:history="1" w:anchor="toc47">
+      <w:hyperlink w:history="1" w:anchor="toc46">
         <w:r>
           <w:rPr>
             <w:rFonts w:ascii="Cambria" w:cs="Cambria" w:eastAsia="Cambria" w:hAnsi="Cambria"/>
@@ -1992,7 +1952,7 @@
           <w:sz w:val="22"/>
           <w:szCs w:val="22"/>
         </w:rPr>
-        <w:t xml:space="preserve">196</w:t>
+        <w:t xml:space="preserve">193</w:t>
       </w:r>
     </w:p>
     <w:p>
@@ -2000,7 +1960,7 @@
         <w:spacing w:after="60"/>
         <w:ind w:left="360"/>
       </w:pPr>
-      <w:hyperlink w:history="1" w:anchor="toc48">
+      <w:hyperlink w:history="1" w:anchor="toc47">
         <w:r>
           <w:rPr>
             <w:rFonts w:ascii="Cambria" w:cs="Cambria" w:eastAsia="Cambria" w:hAnsi="Cambria"/>
@@ -2032,7 +1992,7 @@
           <w:sz w:val="22"/>
           <w:szCs w:val="22"/>
         </w:rPr>
-        <w:t xml:space="preserve">197</w:t>
+        <w:t xml:space="preserve">196</w:t>
       </w:r>
     </w:p>
     <w:p>
@@ -2040,7 +2000,7 @@
         <w:spacing w:after="60"/>
         <w:ind w:left="360"/>
       </w:pPr>
-      <w:hyperlink w:history="1" w:anchor="toc49">
+      <w:hyperlink w:history="1" w:anchor="toc48">
         <w:r>
           <w:rPr>
             <w:rFonts w:ascii="Cambria" w:cs="Cambria" w:eastAsia="Cambria" w:hAnsi="Cambria"/>
@@ -2072,7 +2032,7 @@
           <w:sz w:val="22"/>
           <w:szCs w:val="22"/>
         </w:rPr>
-        <w:t xml:space="preserve">202</w:t>
+        <w:t xml:space="preserve">197</w:t>
       </w:r>
     </w:p>
     <w:p>
@@ -2080,7 +2040,7 @@
         <w:spacing w:after="60"/>
         <w:ind w:left="360"/>
       </w:pPr>
-      <w:hyperlink w:history="1" w:anchor="toc50">
+      <w:hyperlink w:history="1" w:anchor="toc49">
         <w:r>
           <w:rPr>
             <w:rFonts w:ascii="Cambria" w:cs="Cambria" w:eastAsia="Cambria" w:hAnsi="Cambria"/>
@@ -2112,14 +2072,14 @@
           <w:sz w:val="22"/>
           <w:szCs w:val="22"/>
         </w:rPr>
-        <w:t xml:space="preserve">209</w:t>
+        <w:t xml:space="preserve">202</w:t>
       </w:r>
     </w:p>
     <w:p>
       <w:pPr>
         <w:spacing w:after="60" w:before="240"/>
       </w:pPr>
-      <w:hyperlink w:history="1" w:anchor="toc51">
+      <w:hyperlink w:history="1" w:anchor="toc50">
         <w:r>
           <w:rPr>
             <w:rFonts w:ascii="Cambria" w:cs="Cambria" w:eastAsia="Cambria" w:hAnsi="Cambria"/>
@@ -2151,7 +2111,7 @@
           <w:sz w:val="24"/>
           <w:szCs w:val="24"/>
         </w:rPr>
-        <w:t xml:space="preserve">215</w:t>
+        <w:t xml:space="preserve">209</w:t>
       </w:r>
     </w:p>
     <w:p>
@@ -2159,7 +2119,7 @@
         <w:spacing w:after="60"/>
         <w:ind w:left="360"/>
       </w:pPr>
-      <w:hyperlink w:history="1" w:anchor="toc52">
+      <w:hyperlink w:history="1" w:anchor="toc51">
         <w:r>
           <w:rPr>
             <w:rFonts w:ascii="Cambria" w:cs="Cambria" w:eastAsia="Cambria" w:hAnsi="Cambria"/>
@@ -2191,7 +2151,7 @@
           <w:sz w:val="22"/>
           <w:szCs w:val="22"/>
         </w:rPr>
-        <w:t xml:space="preserve">223</w:t>
+        <w:t xml:space="preserve">215</w:t>
       </w:r>
     </w:p>
     <w:p>
@@ -2199,7 +2159,7 @@
         <w:spacing w:after="60"/>
         <w:ind w:left="360"/>
       </w:pPr>
-      <w:hyperlink w:history="1" w:anchor="toc53">
+      <w:hyperlink w:history="1" w:anchor="toc52">
         <w:r>
           <w:rPr>
             <w:rFonts w:ascii="Cambria" w:cs="Cambria" w:eastAsia="Cambria" w:hAnsi="Cambria"/>
@@ -2231,7 +2191,7 @@
           <w:sz w:val="22"/>
           <w:szCs w:val="22"/>
         </w:rPr>
-        <w:t xml:space="preserve">224</w:t>
+        <w:t xml:space="preserve">223</w:t>
       </w:r>
     </w:p>
     <w:p>
@@ -2239,7 +2199,7 @@
         <w:spacing w:after="60"/>
         <w:ind w:left="360"/>
       </w:pPr>
-      <w:hyperlink w:history="1" w:anchor="toc54">
+      <w:hyperlink w:history="1" w:anchor="toc53">
         <w:r>
           <w:rPr>
             <w:rFonts w:ascii="Cambria" w:cs="Cambria" w:eastAsia="Cambria" w:hAnsi="Cambria"/>
@@ -2271,14 +2231,14 @@
           <w:sz w:val="22"/>
           <w:szCs w:val="22"/>
         </w:rPr>
-        <w:t xml:space="preserve">230</w:t>
+        <w:t xml:space="preserve">224</w:t>
       </w:r>
     </w:p>
     <w:p>
       <w:pPr>
         <w:spacing w:after="60" w:before="240"/>
       </w:pPr>
-      <w:hyperlink w:history="1" w:anchor="toc55">
+      <w:hyperlink w:history="1" w:anchor="toc54">
         <w:r>
           <w:rPr>
             <w:rFonts w:ascii="Cambria" w:cs="Cambria" w:eastAsia="Cambria" w:hAnsi="Cambria"/>
@@ -2310,7 +2270,7 @@
           <w:sz w:val="24"/>
           <w:szCs w:val="24"/>
         </w:rPr>
-        <w:t xml:space="preserve">235</w:t>
+        <w:t xml:space="preserve">230</w:t>
       </w:r>
     </w:p>
     <w:p>
@@ -2318,7 +2278,7 @@
         <w:spacing w:after="60"/>
         <w:ind w:left="360"/>
       </w:pPr>
-      <w:hyperlink w:history="1" w:anchor="toc56">
+      <w:hyperlink w:history="1" w:anchor="toc55">
         <w:r>
           <w:rPr>
             <w:rFonts w:ascii="Cambria" w:cs="Cambria" w:eastAsia="Cambria" w:hAnsi="Cambria"/>
@@ -2350,7 +2310,7 @@
           <w:sz w:val="22"/>
           <w:szCs w:val="22"/>
         </w:rPr>
-        <w:t xml:space="preserve">240</w:t>
+        <w:t xml:space="preserve">235</w:t>
       </w:r>
     </w:p>
     <w:p>
@@ -2358,7 +2318,7 @@
         <w:spacing w:after="60"/>
         <w:ind w:left="360"/>
       </w:pPr>
-      <w:hyperlink w:history="1" w:anchor="toc57">
+      <w:hyperlink w:history="1" w:anchor="toc56">
         <w:r>
           <w:rPr>
             <w:rFonts w:ascii="Cambria" w:cs="Cambria" w:eastAsia="Cambria" w:hAnsi="Cambria"/>
@@ -2390,7 +2350,7 @@
           <w:sz w:val="22"/>
           <w:szCs w:val="22"/>
         </w:rPr>
-        <w:t xml:space="preserve">241</w:t>
+        <w:t xml:space="preserve">240</w:t>
       </w:r>
     </w:p>
     <w:p>
@@ -2398,7 +2358,7 @@
         <w:spacing w:after="60"/>
         <w:ind w:left="360"/>
       </w:pPr>
-      <w:hyperlink w:history="1" w:anchor="toc58">
+      <w:hyperlink w:history="1" w:anchor="toc57">
         <w:r>
           <w:rPr>
             <w:rFonts w:ascii="Cambria" w:cs="Cambria" w:eastAsia="Cambria" w:hAnsi="Cambria"/>
@@ -2430,14 +2390,14 @@
           <w:sz w:val="22"/>
           <w:szCs w:val="22"/>
         </w:rPr>
-        <w:t xml:space="preserve">245</w:t>
+        <w:t xml:space="preserve">241</w:t>
       </w:r>
     </w:p>
     <w:p>
       <w:pPr>
         <w:spacing w:after="60" w:before="240"/>
       </w:pPr>
-      <w:hyperlink w:history="1" w:anchor="toc59">
+      <w:hyperlink w:history="1" w:anchor="toc58">
         <w:r>
           <w:rPr>
             <w:rFonts w:ascii="Cambria" w:cs="Cambria" w:eastAsia="Cambria" w:hAnsi="Cambria"/>
@@ -2469,7 +2429,7 @@
           <w:sz w:val="24"/>
           <w:szCs w:val="24"/>
         </w:rPr>
-        <w:t xml:space="preserve">249</w:t>
+        <w:t xml:space="preserve">245</w:t>
       </w:r>
     </w:p>
     <w:p>
@@ -2477,7 +2437,7 @@
         <w:spacing w:after="60"/>
         <w:ind w:left="360"/>
       </w:pPr>
-      <w:hyperlink w:history="1" w:anchor="toc60">
+      <w:hyperlink w:history="1" w:anchor="toc59">
         <w:r>
           <w:rPr>
             <w:rFonts w:ascii="Cambria" w:cs="Cambria" w:eastAsia="Cambria" w:hAnsi="Cambria"/>
@@ -2509,7 +2469,7 @@
           <w:sz w:val="22"/>
           <w:szCs w:val="22"/>
         </w:rPr>
-        <w:t xml:space="preserve">256</w:t>
+        <w:t xml:space="preserve">249</w:t>
       </w:r>
     </w:p>
     <w:p>
@@ -2517,7 +2477,7 @@
         <w:spacing w:after="60"/>
         <w:ind w:left="360"/>
       </w:pPr>
-      <w:hyperlink w:history="1" w:anchor="toc61">
+      <w:hyperlink w:history="1" w:anchor="toc60">
         <w:r>
           <w:rPr>
             <w:rFonts w:ascii="Cambria" w:cs="Cambria" w:eastAsia="Cambria" w:hAnsi="Cambria"/>
@@ -2549,7 +2509,7 @@
           <w:sz w:val="22"/>
           <w:szCs w:val="22"/>
         </w:rPr>
-        <w:t xml:space="preserve">257</w:t>
+        <w:t xml:space="preserve">256</w:t>
       </w:r>
     </w:p>
     <w:p>
@@ -2557,7 +2517,7 @@
         <w:spacing w:after="60"/>
         <w:ind w:left="360"/>
       </w:pPr>
-      <w:hyperlink w:history="1" w:anchor="toc62">
+      <w:hyperlink w:history="1" w:anchor="toc61">
         <w:r>
           <w:rPr>
             <w:rFonts w:ascii="Cambria" w:cs="Cambria" w:eastAsia="Cambria" w:hAnsi="Cambria"/>
@@ -2589,14 +2549,14 @@
           <w:sz w:val="22"/>
           <w:szCs w:val="22"/>
         </w:rPr>
-        <w:t xml:space="preserve">264</w:t>
+        <w:t xml:space="preserve">257</w:t>
       </w:r>
     </w:p>
     <w:p>
       <w:pPr>
         <w:spacing w:after="60"/>
       </w:pPr>
-      <w:hyperlink w:history="1" w:anchor="toc63">
+      <w:hyperlink w:history="1" w:anchor="toc62">
         <w:r>
           <w:rPr>
             <w:rFonts w:ascii="Cambria" w:cs="Cambria" w:eastAsia="Cambria" w:hAnsi="Cambria"/>
@@ -2628,14 +2588,14 @@
           <w:sz w:val="24"/>
           <w:szCs w:val="24"/>
         </w:rPr>
-        <w:t xml:space="preserve">273</w:t>
+        <w:t xml:space="preserve">264</w:t>
       </w:r>
     </w:p>
     <w:p>
       <w:pPr>
         <w:spacing w:after="60"/>
       </w:pPr>
-      <w:hyperlink w:history="1" w:anchor="toc64">
+      <w:hyperlink w:history="1" w:anchor="toc63">
         <w:r>
           <w:rPr>
             <w:rFonts w:ascii="Cambria" w:cs="Cambria" w:eastAsia="Cambria" w:hAnsi="Cambria"/>
@@ -2667,14 +2627,14 @@
           <w:sz w:val="24"/>
           <w:szCs w:val="24"/>
         </w:rPr>
-        <w:t xml:space="preserve">278</w:t>
+        <w:t xml:space="preserve">273</w:t>
       </w:r>
     </w:p>
     <w:p>
       <w:pPr>
         <w:spacing w:after="60"/>
       </w:pPr>
-      <w:hyperlink w:history="1" w:anchor="toc65">
+      <w:hyperlink w:history="1" w:anchor="toc64">
         <w:r>
           <w:rPr>
             <w:rFonts w:ascii="Cambria" w:cs="Cambria" w:eastAsia="Cambria" w:hAnsi="Cambria"/>
@@ -2706,14 +2666,14 @@
           <w:sz w:val="24"/>
           <w:szCs w:val="24"/>
         </w:rPr>
-        <w:t xml:space="preserve">284</w:t>
+        <w:t xml:space="preserve">278</w:t>
       </w:r>
     </w:p>
     <w:p>
       <w:pPr>
         <w:spacing w:after="60"/>
       </w:pPr>
-      <w:hyperlink w:history="1" w:anchor="toc66">
+      <w:hyperlink w:history="1" w:anchor="toc65">
         <w:r>
           <w:rPr>
             <w:rFonts w:ascii="Cambria" w:cs="Cambria" w:eastAsia="Cambria" w:hAnsi="Cambria"/>
@@ -2745,14 +2705,14 @@
           <w:sz w:val="24"/>
           <w:szCs w:val="24"/>
         </w:rPr>
-        <w:t xml:space="preserve">289</w:t>
+        <w:t xml:space="preserve">284</w:t>
       </w:r>
     </w:p>
     <w:p>
       <w:pPr>
         <w:spacing w:after="60"/>
       </w:pPr>
-      <w:hyperlink w:history="1" w:anchor="toc67">
+      <w:hyperlink w:history="1" w:anchor="toc66">
         <w:r>
           <w:rPr>
             <w:rFonts w:ascii="Cambria" w:cs="Cambria" w:eastAsia="Cambria" w:hAnsi="Cambria"/>
@@ -2784,14 +2744,14 @@
           <w:sz w:val="24"/>
           <w:szCs w:val="24"/>
         </w:rPr>
-        <w:t xml:space="preserve">290</w:t>
+        <w:t xml:space="preserve">289</w:t>
       </w:r>
     </w:p>
     <w:p>
       <w:pPr>
         <w:spacing w:after="60"/>
       </w:pPr>
-      <w:hyperlink w:history="1" w:anchor="toc68">
+      <w:hyperlink w:history="1" w:anchor="toc67">
         <w:r>
           <w:rPr>
             <w:rFonts w:ascii="Cambria" w:cs="Cambria" w:eastAsia="Cambria" w:hAnsi="Cambria"/>
@@ -2823,14 +2783,14 @@
           <w:sz w:val="24"/>
           <w:szCs w:val="24"/>
         </w:rPr>
-        <w:t xml:space="preserve">291</w:t>
+        <w:t xml:space="preserve">290</w:t>
       </w:r>
     </w:p>
     <w:p>
       <w:pPr>
         <w:spacing w:after="60"/>
       </w:pPr>
-      <w:hyperlink w:history="1" w:anchor="toc69">
+      <w:hyperlink w:history="1" w:anchor="toc68">
         <w:r>
           <w:rPr>
             <w:rFonts w:ascii="Cambria" w:cs="Cambria" w:eastAsia="Cambria" w:hAnsi="Cambria"/>
@@ -2862,14 +2822,14 @@
           <w:sz w:val="24"/>
           <w:szCs w:val="24"/>
         </w:rPr>
-        <w:t xml:space="preserve">292</w:t>
+        <w:t xml:space="preserve">291</w:t>
       </w:r>
     </w:p>
     <w:p>
       <w:pPr>
         <w:spacing w:after="60"/>
       </w:pPr>
-      <w:hyperlink w:history="1" w:anchor="toc70">
+      <w:hyperlink w:history="1" w:anchor="toc69">
         <w:r>
           <w:rPr>
             <w:rFonts w:ascii="Cambria" w:cs="Cambria" w:eastAsia="Cambria" w:hAnsi="Cambria"/>
@@ -2901,14 +2861,14 @@
           <w:sz w:val="24"/>
           <w:szCs w:val="24"/>
         </w:rPr>
-        <w:t xml:space="preserve"/>
+        <w:t xml:space="preserve">292</w:t>
       </w:r>
     </w:p>
     <w:p>
       <w:pPr>
         <w:spacing w:after="60"/>
       </w:pPr>
-      <w:hyperlink w:history="1" w:anchor="toc71">
+      <w:hyperlink w:history="1" w:anchor="toc70">
         <w:r>
           <w:rPr>
             <w:rFonts w:ascii="Cambria" w:cs="Cambria" w:eastAsia="Cambria" w:hAnsi="Cambria"/>
@@ -3093,7 +3053,7 @@
           <w:sz w:val="24"/>
           <w:szCs w:val="24"/>
         </w:rPr>
-        <w:t xml:space="preserve">I am not going to hand you that answer here. The questions above are the book. The Lorentz force still predicts the motion of every charged object in the laboratory, and nothing in these pages retires it. What that force is a trace of is what the long way is for.</w:t>
+        <w:t xml:space="preserve">I am not going to hand you that answer here. The questions above are the book. The Lorentz force still predicts the motion of every charged object in the laboratory, and nothing in these pages retires it.</w:t>
       </w:r>
     </w:p>
     <w:p>
@@ -3157,22 +3117,6 @@
           <w:sz w:val="24"/>
           <w:szCs w:val="24"/>
         </w:rPr>
-        <w:t xml:space="preserve">And yet a remarkable thread runs through both of them. Each invites you to stop thinking of electromagnetism as, fundamentally, a story about small objects being shoved around by invisible mechanical forces. Something more subtle is happening in both pictures: quantum phase is changing. That single observation is the guide I follow from the first chapter to the last.</w:t>
-      </w:r>
-    </w:p>
-    <w:p>
-      <w:pPr>
-        <w:spacing w:after="260" w:line="360" w:lineRule="auto"/>
-        <w:jc w:val="left"/>
-      </w:pPr>
-      <w:r>
-        <w:rPr>
-          <w:rFonts w:ascii="Cambria" w:cs="Cambria" w:eastAsia="Cambria" w:hAnsi="Cambria"/>
-          <w:i w:val="false"/>
-          <w:iCs w:val="false"/>
-          <w:sz w:val="24"/>
-          <w:szCs w:val="24"/>
-        </w:rPr>
         <w:t xml:space="preserve">The path runs, roughly, like this. Begin with waves, and discover phase hiding inside them. Follow phase to the electromagnetic potential. Follow the potential to the interaction between charges, and from there to photons, to collective quantum matter, and eventually back out to classical electromagnetism — arriving, by the end, at quantum electrodynamics again, but carrying a very different intuition than the one this book started with.</w:t>
       </w:r>
     </w:p>
@@ -3189,23 +3133,7 @@
           <w:sz w:val="24"/>
           <w:szCs w:val="24"/>
         </w:rPr>
-        <w:t xml:space="preserve">The goal was to find a way of thinking in which several genuinely different descriptions of the same physical world begin to look like different windows onto one structure, rather than rival claims about what is really there — not to replace one theory with another.</w:t>
-      </w:r>
-    </w:p>
-    <w:p>
-      <w:pPr>
-        <w:spacing w:after="260" w:line="360" w:lineRule="auto"/>
-        <w:jc w:val="left"/>
-      </w:pPr>
-      <w:r>
-        <w:rPr>
-          <w:rFonts w:ascii="Cambria" w:cs="Cambria" w:eastAsia="Cambria" w:hAnsi="Cambria"/>
-          <w:i w:val="false"/>
-          <w:iCs w:val="false"/>
-          <w:sz w:val="24"/>
-          <w:szCs w:val="24"/>
-        </w:rPr>
-        <w:t xml:space="preserve">Perhaps that is what Feynman was after all along.</w:t>
+        <w:t xml:space="preserve">The goal was to find a way of thinking in which several genuinely different descriptions of the same physical world begin to look like different windows onto one structure, rather than rival claims about what is really there.</w:t>
       </w:r>
     </w:p>
     <w:p>
@@ -3522,22 +3450,6 @@
           <w:sz w:val="24"/>
           <w:szCs w:val="24"/>
         </w:rPr>
-        <w:t xml:space="preserve">Stay if you already know that an electron interferes, and you want to know why the potential — the quantity a first course tells you to ignore — is the thing the interference notices. Put the book down if you wanted a textbook, a history of quantum electrodynamics, or a claim that fields are illusions. It is none of those.</w:t>
-      </w:r>
-    </w:p>
-    <w:p>
-      <w:pPr>
-        <w:spacing w:after="260" w:line="360" w:lineRule="auto"/>
-        <w:jc w:val="left"/>
-      </w:pPr>
-      <w:r>
-        <w:rPr>
-          <w:rFonts w:ascii="Cambria" w:cs="Cambria" w:eastAsia="Cambria" w:hAnsi="Cambria"/>
-          <w:i w:val="false"/>
-          <w:iCs w:val="false"/>
-          <w:sz w:val="24"/>
-          <w:szCs w:val="24"/>
-        </w:rPr>
         <w:t xml:space="preserve">Before </w:t>
       </w:r>
       <w:r>
@@ -3924,7 +3836,7 @@
           <w:sz w:val="24"/>
           <w:szCs w:val="24"/>
         </w:rPr>
-        <w:t xml:space="preserve">Do the addition once, on a page, with two arrows of length 1. Point one due north and one due south. Head to tail, they close: the sum has length 0, and a detector at that spot stays dark. Tip the south-pointing arrow ten degrees toward the east. They no longer close. A short leftover remains, and that leftover is the faint signal. The routes did not change their lengths. Only the angle between them changed. Keep this pair. </w:t>
+        <w:t xml:space="preserve">Do the addition once, on a page, with two arrows of length 1. Point one due north and one due south. Head to tail, they close: the sum has length 0, and a detector at that spot stays dark. Tip the south-pointing arrow ten degrees toward the east. They no longer close. The leftover has length about 0.17, and that 0.17 is the faint signal. The routes did not change their lengths. Only the angle between them changed. Keep this pair, and keep the number. </w:t>
       </w:r>
       <w:r>
         <w:rPr>
@@ -3970,7 +3882,7 @@
         </w:rPr>
         <w:t xml:space="preserve">Chapter </w:t>
       </w:r>
-      <w:hyperlink w:history="1" w:anchor="toc33">
+      <w:hyperlink w:history="1" w:anchor="toc32">
         <w:r>
           <w:rPr>
             <w:rFonts w:ascii="Cambria" w:cs="Cambria" w:eastAsia="Cambria" w:hAnsi="Cambria"/>
@@ -4597,7 +4509,7 @@
         </w:rPr>
         <w:t xml:space="preserve">Chapter </w:t>
       </w:r>
-      <w:hyperlink w:history="1" w:anchor="toc39">
+      <w:hyperlink w:history="1" w:anchor="toc38">
         <w:r>
           <w:rPr>
             <w:rFonts w:ascii="Cambria" w:cs="Cambria" w:eastAsia="Cambria" w:hAnsi="Cambria"/>
@@ -4793,6 +4705,22 @@
     </w:p>
     <w:p>
       <w:pPr>
+        <w:spacing w:after="260" w:line="360" w:lineRule="auto"/>
+        <w:jc w:val="left"/>
+      </w:pPr>
+      <w:r>
+        <w:rPr>
+          <w:rFonts w:ascii="Cambria" w:cs="Cambria" w:eastAsia="Cambria" w:hAnsi="Cambria"/>
+          <w:i w:val="false"/>
+          <w:iCs w:val="false"/>
+          <w:sz w:val="24"/>
+          <w:szCs w:val="24"/>
+        </w:rPr>
+        <w:t xml:space="preserve">Stay if that question is the one you came for: you already know an electron interferes, and you want to know why the potential, the quantity a first course tells you to ignore, is the thing the interference notices. Put the book down if you wanted a textbook, a history of quantum electrodynamics, or a claim that fields are illusions. This book is none of those.</w:t>
+      </w:r>
+    </w:p>
+    <w:p>
+      <w:pPr>
         <w:pStyle w:val="Heading2"/>
         <w:pageBreakBefore/>
         <w:spacing w:after="240" w:before="0"/>
@@ -8875,261 +8803,7 @@
           <w:sz w:val="24"/>
           <w:szCs w:val="24"/>
         </w:rPr>
-        <w:t xml:space="preserve"> keeps it in its place. </w:t>
-      </w:r>
-      <w:r>
-        <w:rPr>
-          <w:rFonts w:ascii="Cambria" w:cs="Cambria" w:eastAsia="Cambria" w:hAnsi="Cambria"/>
-          <w:i w:val="false"/>
-          <w:iCs w:val="false"/>
-          <w:sz w:val="24"/>
-          <w:szCs w:val="24"/>
-        </w:rPr>
-        <w:t xml:space="preserve">Chapter </w:t>
-      </w:r>
-      <w:hyperlink w:history="1" w:anchor="toc21">
-        <w:r>
-          <w:rPr>
-            <w:rFonts w:ascii="Cambria" w:cs="Cambria" w:eastAsia="Cambria" w:hAnsi="Cambria"/>
-            <w:i w:val="false"/>
-            <w:iCs w:val="false"/>
-            <w:color w:val="44546A"/>
-            <w:sz w:val="24"/>
-            <w:szCs w:val="24"/>
-            <w:u w:val="single"/>
-          </w:rPr>
-          <w:t xml:space="preserve">15</w:t>
-        </w:r>
-      </w:hyperlink>
-      <w:r>
-        <w:rPr>
-          <w:rFonts w:ascii="Cambria" w:cs="Cambria" w:eastAsia="Cambria" w:hAnsi="Cambria"/>
-          <w:i w:val="false"/>
-          <w:iCs w:val="false"/>
-          <w:sz w:val="24"/>
-          <w:szCs w:val="24"/>
-        </w:rPr>
-        <w:t xml:space="preserve"> states the question. </w:t>
-      </w:r>
-      <w:r>
-        <w:rPr>
-          <w:rFonts w:ascii="Cambria" w:cs="Cambria" w:eastAsia="Cambria" w:hAnsi="Cambria"/>
-          <w:i w:val="false"/>
-          <w:iCs w:val="false"/>
-          <w:sz w:val="24"/>
-          <w:szCs w:val="24"/>
-        </w:rPr>
-        <w:t xml:space="preserve">Chapter </w:t>
-      </w:r>
-      <w:hyperlink w:history="1" w:anchor="toc22">
-        <w:r>
-          <w:rPr>
-            <w:rFonts w:ascii="Cambria" w:cs="Cambria" w:eastAsia="Cambria" w:hAnsi="Cambria"/>
-            <w:i w:val="false"/>
-            <w:iCs w:val="false"/>
-            <w:color w:val="44546A"/>
-            <w:sz w:val="24"/>
-            <w:szCs w:val="24"/>
-            <w:u w:val="single"/>
-          </w:rPr>
-          <w:t xml:space="preserve">16</w:t>
-        </w:r>
-      </w:hyperlink>
-      <w:r>
-        <w:rPr>
-          <w:rFonts w:ascii="Cambria" w:cs="Cambria" w:eastAsia="Cambria" w:hAnsi="Cambria"/>
-          <w:i w:val="false"/>
-          <w:iCs w:val="false"/>
-          <w:sz w:val="24"/>
-          <w:szCs w:val="24"/>
-        </w:rPr>
-        <w:t xml:space="preserve"> gives the absorber. </w:t>
-      </w:r>
-      <w:r>
-        <w:rPr>
-          <w:rFonts w:ascii="Cambria" w:cs="Cambria" w:eastAsia="Cambria" w:hAnsi="Cambria"/>
-          <w:i w:val="false"/>
-          <w:iCs w:val="false"/>
-          <w:sz w:val="24"/>
-          <w:szCs w:val="24"/>
-        </w:rPr>
-        <w:t xml:space="preserve">Chapters </w:t>
-      </w:r>
-      <w:hyperlink w:history="1" w:anchor="toc23">
-        <w:r>
-          <w:rPr>
-            <w:rFonts w:ascii="Cambria" w:cs="Cambria" w:eastAsia="Cambria" w:hAnsi="Cambria"/>
-            <w:i w:val="false"/>
-            <w:iCs w:val="false"/>
-            <w:color w:val="44546A"/>
-            <w:sz w:val="24"/>
-            <w:szCs w:val="24"/>
-            <w:u w:val="single"/>
-          </w:rPr>
-          <w:t xml:space="preserve">17</w:t>
-        </w:r>
-      </w:hyperlink>
-      <w:r>
-        <w:rPr>
-          <w:rFonts w:ascii="Cambria" w:cs="Cambria" w:eastAsia="Cambria" w:hAnsi="Cambria"/>
-          <w:i w:val="false"/>
-          <w:iCs w:val="false"/>
-          <w:sz w:val="24"/>
-          <w:szCs w:val="24"/>
-        </w:rPr>
-        <w:t xml:space="preserve"> through 19 are the aside: radiation, energy, and the photon. If that question is not why you came, </w:t>
-      </w:r>
-      <w:r>
-        <w:rPr>
-          <w:rFonts w:ascii="Cambria" w:cs="Cambria" w:eastAsia="Cambria" w:hAnsi="Cambria"/>
-          <w:i w:val="false"/>
-          <w:iCs w:val="false"/>
-          <w:sz w:val="24"/>
-          <w:szCs w:val="24"/>
-        </w:rPr>
-        <w:t xml:space="preserve">Chapter </w:t>
-      </w:r>
-      <w:hyperlink w:history="1" w:anchor="toc27">
-        <w:r>
-          <w:rPr>
-            <w:rFonts w:ascii="Cambria" w:cs="Cambria" w:eastAsia="Cambria" w:hAnsi="Cambria"/>
-            <w:i w:val="false"/>
-            <w:iCs w:val="false"/>
-            <w:color w:val="44546A"/>
-            <w:sz w:val="24"/>
-            <w:szCs w:val="24"/>
-            <w:u w:val="single"/>
-          </w:rPr>
-          <w:t xml:space="preserve">20</w:t>
-        </w:r>
-      </w:hyperlink>
-      <w:r>
-        <w:rPr>
-          <w:rFonts w:ascii="Cambria" w:cs="Cambria" w:eastAsia="Cambria" w:hAnsi="Cambria"/>
-          <w:i w:val="false"/>
-          <w:iCs w:val="false"/>
-          <w:sz w:val="24"/>
-          <w:szCs w:val="24"/>
-        </w:rPr>
-        <w:t xml:space="preserve"> is the door back.</w:t>
-      </w:r>
-    </w:p>
-    <w:p>
-      <w:pPr>
-        <w:spacing w:after="260" w:line="360" w:lineRule="auto"/>
-        <w:jc w:val="left"/>
-      </w:pPr>
-      <w:r>
-        <w:rPr>
-          <w:rFonts w:ascii="Cambria" w:cs="Cambria" w:eastAsia="Cambria" w:hAnsi="Cambria"/>
-          <w:i w:val="false"/>
-          <w:iCs w:val="false"/>
-          <w:sz w:val="24"/>
-          <w:szCs w:val="24"/>
-        </w:rPr>
-        <w:t xml:space="preserve">If you are walking the spine from the front matter, the circuit is </w:t>
-      </w:r>
-      <w:r>
-        <w:rPr>
-          <w:rFonts w:ascii="Cambria" w:cs="Cambria" w:eastAsia="Cambria" w:hAnsi="Cambria"/>
-          <w:i w:val="false"/>
-          <w:iCs w:val="false"/>
-          <w:sz w:val="24"/>
-          <w:szCs w:val="24"/>
-        </w:rPr>
-        <w:t xml:space="preserve">Chapters </w:t>
-      </w:r>
-      <w:hyperlink w:history="1" w:anchor="toc52">
-        <w:r>
-          <w:rPr>
-            <w:rFonts w:ascii="Cambria" w:cs="Cambria" w:eastAsia="Cambria" w:hAnsi="Cambria"/>
-            <w:i w:val="false"/>
-            <w:iCs w:val="false"/>
-            <w:color w:val="44546A"/>
-            <w:sz w:val="24"/>
-            <w:szCs w:val="24"/>
-            <w:u w:val="single"/>
-          </w:rPr>
-          <w:t xml:space="preserve">40</w:t>
-        </w:r>
-      </w:hyperlink>
-      <w:r>
-        <w:rPr>
-          <w:rFonts w:ascii="Cambria" w:cs="Cambria" w:eastAsia="Cambria" w:hAnsi="Cambria"/>
-          <w:i w:val="false"/>
-          <w:iCs w:val="false"/>
-          <w:sz w:val="24"/>
-          <w:szCs w:val="24"/>
-        </w:rPr>
-        <w:t xml:space="preserve"> through 42, reached through </w:t>
-      </w:r>
-      <w:r>
-        <w:rPr>
-          <w:rFonts w:ascii="Cambria" w:cs="Cambria" w:eastAsia="Cambria" w:hAnsi="Cambria"/>
-          <w:i w:val="false"/>
-          <w:iCs w:val="false"/>
-          <w:sz w:val="24"/>
-          <w:szCs w:val="24"/>
-        </w:rPr>
-        <w:t xml:space="preserve">Chapters </w:t>
-      </w:r>
-      <w:hyperlink w:history="1" w:anchor="toc37">
-        <w:r>
-          <w:rPr>
-            <w:rFonts w:ascii="Cambria" w:cs="Cambria" w:eastAsia="Cambria" w:hAnsi="Cambria"/>
-            <w:i w:val="false"/>
-            <w:iCs w:val="false"/>
-            <w:color w:val="44546A"/>
-            <w:sz w:val="24"/>
-            <w:szCs w:val="24"/>
-            <w:u w:val="single"/>
-          </w:rPr>
-          <w:t xml:space="preserve">28</w:t>
-        </w:r>
-      </w:hyperlink>
-      <w:r>
-        <w:rPr>
-          <w:rFonts w:ascii="Cambria" w:cs="Cambria" w:eastAsia="Cambria" w:hAnsi="Cambria"/>
-          <w:i w:val="false"/>
-          <w:iCs w:val="false"/>
-          <w:sz w:val="24"/>
-          <w:szCs w:val="24"/>
-        </w:rPr>
-        <w:t xml:space="preserve"> and 32, and the boundary of the claim is </w:t>
-      </w:r>
-      <w:r>
-        <w:rPr>
-          <w:rFonts w:ascii="Cambria" w:cs="Cambria" w:eastAsia="Cambria" w:hAnsi="Cambria"/>
-          <w:i w:val="false"/>
-          <w:iCs w:val="false"/>
-          <w:sz w:val="24"/>
-          <w:szCs w:val="24"/>
-        </w:rPr>
-        <w:t xml:space="preserve">Chapter </w:t>
-      </w:r>
-      <w:hyperlink w:history="1" w:anchor="toc61">
-        <w:r>
-          <w:rPr>
-            <w:rFonts w:ascii="Cambria" w:cs="Cambria" w:eastAsia="Cambria" w:hAnsi="Cambria"/>
-            <w:i w:val="false"/>
-            <w:iCs w:val="false"/>
-            <w:color w:val="44546A"/>
-            <w:sz w:val="24"/>
-            <w:szCs w:val="24"/>
-            <w:u w:val="single"/>
-          </w:rPr>
-          <w:t xml:space="preserve">47</w:t>
-        </w:r>
-      </w:hyperlink>
-      <w:r>
-        <w:rPr>
-          <w:rFonts w:ascii="Cambria" w:cs="Cambria" w:eastAsia="Cambria" w:hAnsi="Cambria"/>
-          <w:i w:val="false"/>
-          <w:iCs w:val="false"/>
-          <w:sz w:val="24"/>
-          <w:szCs w:val="24"/>
-        </w:rPr>
-        <w:t xml:space="preserve">. The same door is marked again at the end of those chapters. First, though, standard quantum electrodynamics has to say what a photon is. Otherwise the aside has nothing to be an aside from.</w:t>
+        <w:t xml:space="preserve"> keeps it in its place. First, though, standard quantum electrodynamics has to say what a photon is. Otherwise that question has nothing to be a question about.</w:t>
       </w:r>
     </w:p>
     <w:p>
@@ -9649,7 +9323,7 @@
           <w:sz w:val="24"/>
           <w:szCs w:val="24"/>
         </w:rPr>
-        <w:t xml:space="preserve"> — keeps reappearing. It is not a coincidence, and the next two chapters are going to lean on it hard.</w:t>
+        <w:t xml:space="preserve"> — keeps reappearing, and the next two chapters lean on it hard.</w:t>
       </w:r>
     </w:p>
     <w:p>
@@ -9831,7 +9505,7 @@
         </w:rPr>
         <w:t xml:space="preserve">Chapter </w:t>
       </w:r>
-      <w:hyperlink w:history="1" w:anchor="toc37">
+      <w:hyperlink w:history="1" w:anchor="toc36">
         <w:r>
           <w:rPr>
             <w:rFonts w:ascii="Cambria" w:cs="Cambria" w:eastAsia="Cambria" w:hAnsi="Cambria"/>
@@ -9955,7 +9629,7 @@
           <w:sz w:val="24"/>
           <w:szCs w:val="24"/>
         </w:rPr>
-        <w:t xml:space="preserve">. Two arrows of length 1, both pointing north: head to tail, the sum has length 2. That is a pair of neighboring paths, the ones whose phases nearly agree. One north and one south: the sum has length 0. That is a pair of wild paths. The classical trajectory is the neighborhood where your addition comes out long. Everywhere else, it comes out dark.</w:t>
+        <w:t xml:space="preserve">. Two arrows of length 1, both pointing north: head to tail, the sum has length 2. That is a pair of neighboring paths, the ones whose phases nearly agree. One north and one south: the sum has length 0. Tip the second ten degrees off due south, and the sum is the 0.17 you already found, a wild pair that has not quite canceled. The classical trajectory is the neighborhood where your addition comes out at 2. Everywhere else, it comes out at 0, or at that 0.17.</w:t>
       </w:r>
     </w:p>
     <w:p>
@@ -10362,7 +10036,7 @@
           <w:sz w:val="24"/>
           <w:szCs w:val="24"/>
         </w:rPr>
-        <w:t xml:space="preserve">Calling the macroscopic phase description quantum electrodynamics wearing a disguise would overstate the case: enormous amounts of microscopic detail have been averaged over, discarded, or rendered irrelevant to get from one picture to the other, and that discarding is not free; it is a genuine physical process with its own story, one this book will come back to directly when it takes up renormalization. Think of it the way a weather forecaster relates to the underlying physics of individual air molecules: nobody doubts that a forecast obeys the same laws of thermodynamics and fluid motion that govern every molecule in the atmosphere, and nobody expects the forecaster to track any of those molecules individually to produce an accurate forecast.</w:t>
+        <w:t xml:space="preserve">Calling the macroscopic phase description quantum electrodynamics wearing a disguise would overstate the case: enormous amounts of microscopic detail have been averaged over, discarded, or rendered irrelevant to get from one picture to the other. That discarding has a cost, and a story of its own, which this book takes up directly when it reaches renormalization. Think of it the way a weather forecaster relates to the underlying physics of individual air molecules: nobody doubts that a forecast obeys the same laws of thermodynamics and fluid motion that govern every molecule in the atmosphere, and nobody expects the forecaster to track any of those molecules individually to produce an accurate forecast.</w:t>
       </w:r>
     </w:p>
     <w:p>
@@ -10562,7 +10236,7 @@
           <w:sz w:val="24"/>
           <w:szCs w:val="24"/>
         </w:rPr>
-        <w:t xml:space="preserve">The two insights aim at the same target from two different distances and land in the same place: electromagnetism runs on phase — it isn’t decoration sprinkled on top of the theory — from a single electron’s sum over histories to a superconducting ring you could hold in your hand.</w:t>
+        <w:t xml:space="preserve">The two insights aim at the same target from two different distances and land in the same place: electromagnetism runs on phase, from a single electron’s sum over histories to a superconducting ring you could hold in your hand.</w:t>
       </w:r>
     </w:p>
     <w:p>
@@ -12359,7 +12033,41 @@
           <w:sz w:val="24"/>
           <w:szCs w:val="24"/>
         </w:rPr>
-        <w:t xml:space="preserve">This is precisely the question Richard Feynman took up, a few years before quantum electrodynamics became his more famous legacy, in an unusual collaboration with John Wheeler. It gets the next several chapters, not a shrug.</w:t>
+        <w:t xml:space="preserve">This is precisely the question Richard Feynman took up, a few years before quantum electrodynamics became his more famous legacy, in an unusual collaboration with John Wheeler. The next part keeps that question in its place. The list of what the quantum theory actually adds is </w:t>
+      </w:r>
+      <w:r>
+        <w:rPr>
+          <w:rFonts w:ascii="Cambria" w:cs="Cambria" w:eastAsia="Cambria" w:hAnsi="Cambria"/>
+          <w:i w:val="false"/>
+          <w:iCs w:val="false"/>
+          <w:sz w:val="24"/>
+          <w:szCs w:val="24"/>
+        </w:rPr>
+        <w:t xml:space="preserve">Chapter </w:t>
+      </w:r>
+      <w:hyperlink w:history="1" w:anchor="toc26">
+        <w:r>
+          <w:rPr>
+            <w:rFonts w:ascii="Cambria" w:cs="Cambria" w:eastAsia="Cambria" w:hAnsi="Cambria"/>
+            <w:i w:val="false"/>
+            <w:iCs w:val="false"/>
+            <w:color w:val="44546A"/>
+            <w:sz w:val="24"/>
+            <w:szCs w:val="24"/>
+            <w:u w:val="single"/>
+          </w:rPr>
+          <w:t xml:space="preserve">20</w:t>
+        </w:r>
+      </w:hyperlink>
+      <w:r>
+        <w:rPr>
+          <w:rFonts w:ascii="Cambria" w:cs="Cambria" w:eastAsia="Cambria" w:hAnsi="Cambria"/>
+          <w:i w:val="false"/>
+          <w:iCs w:val="false"/>
+          <w:sz w:val="24"/>
+          <w:szCs w:val="24"/>
+        </w:rPr>
+        <w:t xml:space="preserve">.</w:t>
       </w:r>
     </w:p>
     <w:p>
@@ -12424,22 +12132,6 @@
         <w:t xml:space="preserve">15. What If the Field Isn’t Independent?</w:t>
       </w:r>
       <w:bookmarkEnd w:id="1"/>
-    </w:p>
-    <w:p>
-      <w:pPr>
-        <w:spacing w:after="260" w:line="360" w:lineRule="auto"/>
-        <w:jc w:val="left"/>
-      </w:pPr>
-      <w:r>
-        <w:rPr>
-          <w:rFonts w:ascii="Cambria Math" w:cs="Cambria Math" w:eastAsia="Cambria Math" w:hAnsi="Cambria Math"/>
-          <w:i/>
-          <w:iCs/>
-          <w:sz w:val="24"/>
-          <w:szCs w:val="24"/>
-        </w:rPr>
-        <w:t xml:space="preserve">The next five chapters are a question, not a replacement for QED. Wheeler–Feynman absorber theory is a mid-century reformulation of classical radiation reaction. It cannot reproduce QED’s radiative corrections, vacuum polarization, or particle creation. Its value is the question it forces: must the field be an independent thing, or can it be a bookkeeping of relationships? The standard theory remains QED. If you are on the spine, read this chapter and the next, then go to Chapter 20. Chapters 17 through 19 are the rest of the aside.</w:t>
-      </w:r>
     </w:p>
     <w:p>
       <w:pPr>
@@ -12915,7 +12607,23 @@
           <w:sz w:val="24"/>
           <w:szCs w:val="24"/>
         </w:rPr>
-        <w:t xml:space="preserve">The spine resumes at </w:t>
+        <w:t xml:space="preserve">Sound needs air. Take the air away and the conversation stops, because a sound wave is a disturbance of a material. Light does not work that way. It crosses a vacuum, and the standard description of that fact is the quantized electromagnetic field. This part is not reviving the nineteenth-century ether, the invisible mechanical medium that was discarded for good reason.</w:t>
+      </w:r>
+    </w:p>
+    <w:p>
+      <w:pPr>
+        <w:spacing w:after="260" w:line="360" w:lineRule="auto"/>
+        <w:jc w:val="left"/>
+      </w:pPr>
+      <w:r>
+        <w:rPr>
+          <w:rFonts w:ascii="Cambria" w:cs="Cambria" w:eastAsia="Cambria" w:hAnsi="Cambria"/>
+          <w:i w:val="false"/>
+          <w:iCs w:val="false"/>
+          <w:sz w:val="24"/>
+          <w:szCs w:val="24"/>
+        </w:rPr>
+        <w:t xml:space="preserve">The useful question is which description makes which physics easy to see. High-energy scattering belongs to QED. A coherent superconductor belongs to the collective phase. Radiation reaction is where the direct-action account earns its keep. None of the three is obliged to do the other two jobs. </w:t>
       </w:r>
       <w:r>
         <w:rPr>
@@ -12927,7 +12635,41 @@
         </w:rPr>
         <w:t xml:space="preserve">Chapter </w:t>
       </w:r>
-      <w:hyperlink w:history="1" w:anchor="toc27">
+      <w:hyperlink w:history="1" w:anchor="toc23">
+        <w:r>
+          <w:rPr>
+            <w:rFonts w:ascii="Cambria" w:cs="Cambria" w:eastAsia="Cambria" w:hAnsi="Cambria"/>
+            <w:i w:val="false"/>
+            <w:iCs w:val="false"/>
+            <w:color w:val="44546A"/>
+            <w:sz w:val="24"/>
+            <w:szCs w:val="24"/>
+            <w:u w:val="single"/>
+          </w:rPr>
+          <w:t xml:space="preserve">18</w:t>
+        </w:r>
+      </w:hyperlink>
+      <w:r>
+        <w:rPr>
+          <w:rFonts w:ascii="Cambria" w:cs="Cambria" w:eastAsia="Cambria" w:hAnsi="Cambria"/>
+          <w:i w:val="false"/>
+          <w:iCs w:val="false"/>
+          <w:sz w:val="24"/>
+          <w:szCs w:val="24"/>
+        </w:rPr>
+        <w:t xml:space="preserve"> is where that limit shows up in the laboratory: a beam of light carries energy and momentum whether or not anyone has decided the field is a substance. Absorber theory, as this chapter has it, cannot reproduce QED’s radiative corrections, vacuum polarization, or particle creation. If the circuit is the destination, </w:t>
+      </w:r>
+      <w:r>
+        <w:rPr>
+          <w:rFonts w:ascii="Cambria" w:cs="Cambria" w:eastAsia="Cambria" w:hAnsi="Cambria"/>
+          <w:i w:val="false"/>
+          <w:iCs w:val="false"/>
+          <w:sz w:val="24"/>
+          <w:szCs w:val="24"/>
+        </w:rPr>
+        <w:t xml:space="preserve">Chapter </w:t>
+      </w:r>
+      <w:hyperlink w:history="1" w:anchor="toc26">
         <w:r>
           <w:rPr>
             <w:rFonts w:ascii="Cambria" w:cs="Cambria" w:eastAsia="Cambria" w:hAnsi="Cambria"/>
@@ -12949,41 +12691,7 @@
           <w:sz w:val="24"/>
           <w:szCs w:val="24"/>
         </w:rPr>
-        <w:t xml:space="preserve">. </w:t>
-      </w:r>
-      <w:r>
-        <w:rPr>
-          <w:rFonts w:ascii="Cambria" w:cs="Cambria" w:eastAsia="Cambria" w:hAnsi="Cambria"/>
-          <w:i w:val="false"/>
-          <w:iCs w:val="false"/>
-          <w:sz w:val="24"/>
-          <w:szCs w:val="24"/>
-        </w:rPr>
-        <w:t xml:space="preserve">Chapters </w:t>
-      </w:r>
-      <w:hyperlink w:history="1" w:anchor="toc23">
-        <w:r>
-          <w:rPr>
-            <w:rFonts w:ascii="Cambria" w:cs="Cambria" w:eastAsia="Cambria" w:hAnsi="Cambria"/>
-            <w:i w:val="false"/>
-            <w:iCs w:val="false"/>
-            <w:color w:val="44546A"/>
-            <w:sz w:val="24"/>
-            <w:szCs w:val="24"/>
-            <w:u w:val="single"/>
-          </w:rPr>
-          <w:t xml:space="preserve">17</w:t>
-        </w:r>
-      </w:hyperlink>
-      <w:r>
-        <w:rPr>
-          <w:rFonts w:ascii="Cambria" w:cs="Cambria" w:eastAsia="Cambria" w:hAnsi="Cambria"/>
-          <w:i w:val="false"/>
-          <w:iCs w:val="false"/>
-          <w:sz w:val="24"/>
-          <w:szCs w:val="24"/>
-        </w:rPr>
-        <w:t xml:space="preserve"> through 19 stay with the question only where it gets expensive: a beam that carries energy, the Poynting flux that accounts for it, and the photon that arrives with a definite energy and momentum. Skip there if the circuit is why you came.</w:t>
+        <w:t xml:space="preserve"> is next.</w:t>
       </w:r>
     </w:p>
     <w:p>
@@ -13003,7 +12711,7 @@
           <w:sz w:val="36"/>
           <w:szCs w:val="36"/>
         </w:rPr>
-        <w:t xml:space="preserve">17. A Field or a Relationship?</w:t>
+        <w:t xml:space="preserve">18. Radiation Is Where Things Get Serious</w:t>
       </w:r>
       <w:bookmarkEnd w:id="1"/>
     </w:p>
@@ -13020,181 +12728,305 @@
           <w:sz w:val="24"/>
           <w:szCs w:val="24"/>
         </w:rPr>
-        <w:t xml:space="preserve">This chapter is the aside. The spine resumes at </w:t>
-      </w:r>
-      <w:r>
-        <w:rPr>
-          <w:rFonts w:ascii="Cambria" w:cs="Cambria" w:eastAsia="Cambria" w:hAnsi="Cambria"/>
-          <w:i w:val="false"/>
-          <w:iCs w:val="false"/>
-          <w:sz w:val="24"/>
-          <w:szCs w:val="24"/>
-        </w:rPr>
-        <w:t xml:space="preserve">Chapter </w:t>
-      </w:r>
-      <w:hyperlink w:history="1" w:anchor="toc27">
-        <w:r>
-          <w:rPr>
-            <w:rFonts w:ascii="Cambria" w:cs="Cambria" w:eastAsia="Cambria" w:hAnsi="Cambria"/>
-            <w:i w:val="false"/>
-            <w:iCs w:val="false"/>
-            <w:color w:val="44546A"/>
-            <w:sz w:val="24"/>
-            <w:szCs w:val="24"/>
-            <w:u w:val="single"/>
-          </w:rPr>
-          <w:t xml:space="preserve">20</w:t>
-        </w:r>
-      </w:hyperlink>
-      <w:r>
-        <w:rPr>
-          <w:rFonts w:ascii="Cambria" w:cs="Cambria" w:eastAsia="Cambria" w:hAnsi="Cambria"/>
-          <w:i w:val="false"/>
-          <w:iCs w:val="false"/>
+        <w:t xml:space="preserve">A beam of light carries energy and momentum. It can push a solar sail. It knocks electrons out of a metal one photon at a time. The last two chapters made an independent field sound optional: charges interact, phases shift, familiar fields emerge downstream, coherence makes phase visible. The beam is where that idea gets expensive.</w:t>
+      </w:r>
+    </w:p>
+    <w:p>
+      <w:pPr>
+        <w:spacing w:after="260" w:line="360" w:lineRule="auto"/>
+        <w:jc w:val="left"/>
+      </w:pPr>
+      <w:r>
+        <w:rPr>
+          <w:rFonts w:ascii="Cambria" w:cs="Cambria" w:eastAsia="Cambria" w:hAnsi="Cambria"/>
+          <w:i w:val="false"/>
+          <w:iCs w:val="false"/>
+          <w:sz w:val="24"/>
+          <w:szCs w:val="24"/>
+        </w:rPr>
+        <w:t xml:space="preserve">There are, in fact, several different questions tangled together inside the single word </w:t>
+      </w:r>
+      <w:r>
+        <w:rPr>
+          <w:rFonts w:ascii="Cambria Math" w:cs="Cambria Math" w:eastAsia="Cambria Math" w:hAnsi="Cambria Math"/>
+          <w:i/>
+          <w:iCs/>
+          <w:sz w:val="24"/>
+          <w:szCs w:val="24"/>
+        </w:rPr>
+        <w:t xml:space="preserve">radiation</w:t>
+      </w:r>
+      <w:r>
+        <w:rPr>
+          <w:rFonts w:ascii="Cambria" w:cs="Cambria" w:eastAsia="Cambria" w:hAnsi="Cambria"/>
+          <w:i w:val="false"/>
+          <w:iCs w:val="false"/>
+          <w:sz w:val="24"/>
+          <w:szCs w:val="24"/>
+        </w:rPr>
+        <w:t xml:space="preserve">, and keeping them apart matters. One is a classical question: how does an accelerating charge come to produce electromagnetic radiation in the first place? A second is a quantum question: how does matter emit and absorb individual photons? A third is a foundational question, and the hardest of the three: does the mere existence of radiation require the electromagnetic field to possess independent degrees of freedom of its own? These questions are related, but they are not the same question wearing three hats.</w:t>
+      </w:r>
+    </w:p>
+    <w:p>
+      <w:pPr>
+        <w:spacing w:after="260" w:line="360" w:lineRule="auto"/>
+        <w:jc w:val="left"/>
+      </w:pPr>
+      <w:r>
+        <w:rPr>
+          <w:rFonts w:ascii="Cambria" w:cs="Cambria" w:eastAsia="Cambria" w:hAnsi="Cambria"/>
+          <w:i w:val="false"/>
+          <w:iCs w:val="false"/>
+          <w:sz w:val="24"/>
+          <w:szCs w:val="24"/>
+        </w:rPr>
+        <w:t xml:space="preserve">The first is answered by Maxwell’s equations. The second requires the full machinery of quantum electrodynamics. The third is a question about how the underlying theory ought to be formulated — and keeping it separate from the other two prevents a common and tempting mistake: assuming that because a particular mathematical description is enormously useful, its individual ingredients must automatically be the fundamental furniture of the universe. It equally guards against the opposite mistake — assuming that because some alternative formulation is philosophically appealing, it has therefore already reproduced everything ordinary QED accomplishes.</w:t>
+      </w:r>
+    </w:p>
+    <w:p>
+      <w:pPr>
+        <w:spacing w:after="260" w:line="360" w:lineRule="auto"/>
+        <w:jc w:val="left"/>
+      </w:pPr>
+      <w:r>
+        <w:rPr>
+          <w:rFonts w:ascii="Cambria" w:cs="Cambria" w:eastAsia="Cambria" w:hAnsi="Cambria"/>
+          <w:i w:val="false"/>
+          <w:iCs w:val="false"/>
+          <w:sz w:val="24"/>
+          <w:szCs w:val="24"/>
+        </w:rPr>
+        <w:t xml:space="preserve">It hasn’t, not automatically, and radiation is where that gap becomes impossible to paper over.</w:t>
+      </w:r>
+    </w:p>
+    <w:p>
+      <w:pPr>
+        <w:spacing w:after="260" w:line="360" w:lineRule="auto"/>
+        <w:jc w:val="left"/>
+      </w:pPr>
+      <w:r>
+        <w:rPr>
+          <w:rFonts w:ascii="Cambria" w:cs="Cambria" w:eastAsia="Cambria" w:hAnsi="Cambria"/>
+          <w:i w:val="false"/>
+          <w:iCs w:val="false"/>
+          <w:sz w:val="24"/>
+          <w:szCs w:val="24"/>
+        </w:rPr>
+        <w:t xml:space="preserve">Start with the classical picture, which is illuminating on its own terms. A charged particle moving at constant velocity carries its electromagnetic configuration along with it, unchanging. Accelerate the particle, though, and the surrounding electromagnetic disturbance cannot rearrange itself everywhere instantaneously — information about the changed motion propagates outward at a finite speed, the speed of light. Far enough from the accelerating charge, that changing disturbance separates cleanly from the near-field structure clinging to the particle and propagates outward on its own, as radiation, indefinitely, whether or not anything is left nearby to absorb it.</w:t>
+      </w:r>
+    </w:p>
+    <w:p>
+      <w:pPr>
+        <w:spacing w:after="260" w:line="360" w:lineRule="auto"/>
+        <w:jc w:val="left"/>
+      </w:pPr>
+      <w:r>
+        <w:rPr>
+          <w:rFonts w:ascii="Cambria" w:cs="Cambria" w:eastAsia="Cambria" w:hAnsi="Cambria"/>
+          <w:i w:val="false"/>
+          <w:iCs w:val="false"/>
+          <w:sz w:val="24"/>
+          <w:szCs w:val="24"/>
+        </w:rPr>
+        <w:t xml:space="preserve">This is the classical theory’s way of insisting that radiation is not simply “the electric field of a moving charge, viewed from a distance” — no minor technical footnote, but a genuinely independent propagating disturbance, carrying its own energy and its own momentum, which is why classical electromagnetism assigns the field an energy density of its own, and an energy flux (the rate at which energy flows from place to place) given by the Poynting vector:</w:t>
+      </w:r>
+    </w:p>
+    <w:p>
+      <w:pPr>
+        <w:keepNext/>
+        <w:keepLines/>
+        <w:spacing w:after="120" w:before="360" w:line="360" w:lineRule="auto"/>
+        <w:jc w:val="center"/>
+      </w:pPr>
+      <w:r>
+        <w:rPr>
+          <w:rFonts w:ascii="Cambria" w:cs="Cambria" w:eastAsia="Cambria" w:hAnsi="Cambria"/>
+          <w:b/>
+          <w:bCs/>
+          <w:i/>
+          <w:iCs/>
+          <w:sz w:val="20"/>
+          <w:szCs w:val="20"/>
+        </w:rPr>
+        <w:t xml:space="preserve">Equation (3)</w:t>
+      </w:r>
+      <w:r>
+        <w:rPr>
+          <w:rFonts w:ascii="Cambria" w:cs="Cambria" w:eastAsia="Cambria" w:hAnsi="Cambria"/>
+          <w:i/>
+          <w:iCs/>
+          <w:sz w:val="20"/>
+          <w:szCs w:val="20"/>
+        </w:rPr>
+        <w:t xml:space="preserve">  —  Electromagnetic energy density and flux:</w:t>
+      </w:r>
+    </w:p>
+    <w:p>
+      <w:pPr>
+        <w:keepNext/>
+        <w:keepLines/>
+        <w:spacing w:after="60" w:before="120" w:line="360" w:lineRule="auto"/>
+        <w:jc w:val="center"/>
+      </w:pPr>
+      <w:r>
+        <w:rPr>
+          <w:rFonts w:ascii="Cambria Math" w:cs="Cambria Math" w:eastAsia="Cambria Math" w:hAnsi="Cambria Math"/>
+          <w:i/>
+          <w:iCs/>
+          <w:sz w:val="24"/>
+          <w:szCs w:val="24"/>
+        </w:rPr>
+        <w:t xml:space="preserve">u = ½(ε₀E² + B²/μ₀)</w:t>
+      </w:r>
+      <w:r>
+        <w:rPr>
+          <w:rFonts w:ascii="Cambria" w:cs="Cambria" w:eastAsia="Cambria" w:hAnsi="Cambria"/>
+          <w:sz w:val="24"/>
+          <w:szCs w:val="24"/>
+        </w:rPr>
+        <w:t xml:space="preserve">,</w:t>
+      </w:r>
+    </w:p>
+    <w:p>
+      <w:pPr>
+        <w:keepNext w:val="false"/>
+        <w:keepLines/>
+        <w:spacing w:after="300" w:before="60" w:line="360" w:lineRule="auto"/>
+        <w:jc w:val="center"/>
+      </w:pPr>
+      <w:r>
+        <w:rPr>
+          <w:rFonts w:ascii="Cambria Math" w:cs="Cambria Math" w:eastAsia="Cambria Math" w:hAnsi="Cambria Math"/>
+          <w:i/>
+          <w:iCs/>
+          <w:sz w:val="24"/>
+          <w:szCs w:val="24"/>
+        </w:rPr>
+        <w:t xml:space="preserve">S = (1/μ₀)E×B</w:t>
+      </w:r>
+      <w:r>
+        <w:rPr>
+          <w:rFonts w:ascii="Cambria" w:cs="Cambria" w:eastAsia="Cambria" w:hAnsi="Cambria"/>
           <w:sz w:val="24"/>
           <w:szCs w:val="24"/>
         </w:rPr>
         <w:t xml:space="preserve">.</w:t>
       </w:r>
-    </w:p>
-    <w:p>
-      <w:pPr>
-        <w:spacing w:after="260" w:line="360" w:lineRule="auto"/>
-        <w:jc w:val="left"/>
-      </w:pPr>
-      <w:r>
-        <w:rPr>
-          <w:rFonts w:ascii="Cambria" w:cs="Cambria" w:eastAsia="Cambria" w:hAnsi="Cambria"/>
-          <w:i w:val="false"/>
-          <w:iCs w:val="false"/>
-          <w:sz w:val="24"/>
-          <w:szCs w:val="24"/>
-        </w:rPr>
-        <w:t xml:space="preserve">Picture two people talking across a room. You can describe the conversation as sound waves propagating through the air between them — a perfectly good physical account. Or you could describe it as the state of one person’s vocal apparatus, the state of the air, and the response of the other person’s ears — a different but equally valid decomposition of the very same physical process. Now imagine removing the air. The analogy collapses immediately, because sound requires a material medium to propagate through, and no clever reformulation changes that fact.</w:t>
-      </w:r>
-    </w:p>
-    <w:p>
-      <w:pPr>
-        <w:spacing w:after="260" w:line="360" w:lineRule="auto"/>
-        <w:jc w:val="left"/>
-      </w:pPr>
-      <w:r>
-        <w:rPr>
-          <w:rFonts w:ascii="Cambria" w:cs="Cambria" w:eastAsia="Cambria" w:hAnsi="Cambria"/>
-          <w:i w:val="false"/>
-          <w:iCs w:val="false"/>
-          <w:sz w:val="24"/>
-          <w:szCs w:val="24"/>
-        </w:rPr>
-        <w:t xml:space="preserve">Electromagnetism does not share this limitation. Electromagnetic radiation crosses the vacuum of space perfectly well, with no material medium required, and the standard description of that fact is the quantized electromagnetic field. To be clear, this </w:t>
-      </w:r>
-      <w:r>
-        <w:rPr>
-          <w:rFonts w:ascii="Cambria" w:cs="Cambria" w:eastAsia="Cambria" w:hAnsi="Cambria"/>
-          <w:i w:val="false"/>
-          <w:iCs w:val="false"/>
-          <w:sz w:val="24"/>
-          <w:szCs w:val="24"/>
-        </w:rPr>
-        <w:t xml:space="preserve">Part draws</w:t>
-      </w:r>
-      <w:r>
-        <w:rPr>
-          <w:rFonts w:ascii="Cambria" w:cs="Cambria" w:eastAsia="Cambria" w:hAnsi="Cambria"/>
-          <w:i w:val="false"/>
-          <w:iCs w:val="false"/>
-          <w:sz w:val="24"/>
-          <w:szCs w:val="24"/>
-        </w:rPr>
-        <w:t xml:space="preserve"> no support from the old nineteenth-century luminiferous ether, the invisible mechanical medium physicists eventually discarded for good reason; reviving it here would be a step backward, not forward.</w:t>
-      </w:r>
-    </w:p>
-    <w:p>
-      <w:pPr>
-        <w:spacing w:after="260" w:line="360" w:lineRule="auto"/>
-        <w:jc w:val="left"/>
-      </w:pPr>
-      <w:r>
-        <w:rPr>
-          <w:rFonts w:ascii="Cambria" w:cs="Cambria" w:eastAsia="Cambria" w:hAnsi="Cambria"/>
-          <w:i w:val="false"/>
-          <w:iCs w:val="false"/>
-          <w:sz w:val="24"/>
-          <w:szCs w:val="24"/>
-        </w:rPr>
-        <w:t xml:space="preserve">The interesting question is subtler than “field or ether.” A mathematical object can be treated as fundamental and dynamical in one formulation of a theory, and as a derived or effective object in another formulation of the very same physics — and modern physics is full of this kind of flexibility, where different mathematical descriptions expose different structure while still agreeing on every observable prediction. That is why “field versus relationship” has no single winner-takes-all answer; the more productive question is which description makes which physics easiest to see clearly.</w:t>
-      </w:r>
-    </w:p>
-    <w:p>
-      <w:pPr>
-        <w:spacing w:after="260" w:line="360" w:lineRule="auto"/>
-        <w:jc w:val="left"/>
-      </w:pPr>
-      <w:r>
-        <w:rPr>
-          <w:rFonts w:ascii="Cambria" w:cs="Cambria" w:eastAsia="Cambria" w:hAnsi="Cambria"/>
-          <w:i w:val="false"/>
-          <w:iCs w:val="false"/>
-          <w:sz w:val="24"/>
-          <w:szCs w:val="24"/>
-        </w:rPr>
-        <w:t xml:space="preserve">For microscopic scattering processes at high energy, the quantum-field formulation of QED is extraordinarily powerful, and nothing else comes close. For coherent superconducting systems, a collective-phase description can make phenomena that look baffling in field language almost obvious. For certain deep questions about radiation and interaction, direct-action thinking exposes conceptual structure that the field description tends to paper over. The mistake would be insisting that any one of these three languages ought to handle every explanatory job equally well. A subway map is a wonderful way to navigate underground transit and a nearly useless way to find a hiking trail; that doesn’t make the subway map wrong, it makes it a tool built for a specific purpose.</w:t>
-      </w:r>
-    </w:p>
-    <w:p>
-      <w:pPr>
-        <w:spacing w:after="260" w:line="360" w:lineRule="auto"/>
-        <w:jc w:val="left"/>
-      </w:pPr>
-      <w:r>
-        <w:rPr>
-          <w:rFonts w:ascii="Cambria" w:cs="Cambria" w:eastAsia="Cambria" w:hAnsi="Cambria"/>
-          <w:i w:val="false"/>
-          <w:iCs w:val="false"/>
-          <w:sz w:val="24"/>
-          <w:szCs w:val="24"/>
-        </w:rPr>
-        <w:t xml:space="preserve">Physics is more tightly constrained than cartography (every formulation still has to respect the same experiments, in a way that a hiking map and a subway map never have to agree with each other), but the underlying lesson survives the analogy intact: a good physical description is one that makes the structure relevant to the question at hand visible, not one that claims to be the single true picture underlying all the others.</w:t>
-      </w:r>
-    </w:p>
-    <w:p>
-      <w:pPr>
-        <w:spacing w:after="260" w:line="360" w:lineRule="auto"/>
-        <w:jc w:val="left"/>
-      </w:pPr>
-      <w:r>
-        <w:rPr>
-          <w:rFonts w:ascii="Cambria" w:cs="Cambria" w:eastAsia="Cambria" w:hAnsi="Cambria"/>
-          <w:i w:val="false"/>
-          <w:iCs w:val="false"/>
-          <w:sz w:val="24"/>
-          <w:szCs w:val="24"/>
-        </w:rPr>
-        <w:t xml:space="preserve">Chapter </w:t>
-      </w:r>
-      <w:hyperlink w:history="1" w:anchor="toc24">
-        <w:r>
-          <w:rPr>
-            <w:rFonts w:ascii="Cambria" w:cs="Cambria" w:eastAsia="Cambria" w:hAnsi="Cambria"/>
-            <w:i w:val="false"/>
-            <w:iCs w:val="false"/>
-            <w:color w:val="44546A"/>
-            <w:sz w:val="24"/>
-            <w:szCs w:val="24"/>
-            <w:u w:val="single"/>
-          </w:rPr>
-          <w:t xml:space="preserve">18</w:t>
-        </w:r>
-      </w:hyperlink>
-      <w:r>
-        <w:rPr>
-          <w:rFonts w:ascii="Cambria" w:cs="Cambria" w:eastAsia="Cambria" w:hAnsi="Cambria"/>
-          <w:i w:val="false"/>
-          <w:iCs w:val="false"/>
-          <w:sz w:val="24"/>
-          <w:szCs w:val="24"/>
-        </w:rPr>
-        <w:t xml:space="preserve"> is where the idea gets expensive. A beam of light carries energy whether or not anyone has decided the field is a substance.</w:t>
+      <w:r>
+        <w:rPr>
+          <w:rFonts w:ascii="Cambria" w:cs="Cambria" w:eastAsia="Cambria" w:hAnsi="Cambria"/>
+          <w:sz w:val="24"/>
+          <w:szCs w:val="24"/>
+        </w:rPr>
+        <w:t xml:space="preserve">    (3)</w:t>
+      </w:r>
+    </w:p>
+    <w:p>
+      <w:pPr>
+        <w:spacing w:after="260" w:line="360" w:lineRule="auto"/>
+        <w:jc w:val="left"/>
+      </w:pPr>
+      <w:r>
+        <w:rPr>
+          <w:rFonts w:ascii="Cambria" w:cs="Cambria" w:eastAsia="Cambria" w:hAnsi="Cambria"/>
+          <w:i w:val="false"/>
+          <w:iCs w:val="false"/>
+          <w:sz w:val="24"/>
+          <w:szCs w:val="24"/>
+        </w:rPr>
+        <w:t xml:space="preserve">These equations trace directly back to the conservation of energy and momentum in classical electrodynamics rather than to any arbitrary convention, and any formulation that wants to do without an independent field has real, non-negotiable work ahead of it: it has to reproduce this same energy-and-momentum accounting some other way, not declare the question closed by fiat.</w:t>
+      </w:r>
+    </w:p>
+    <w:p>
+      <w:pPr>
+        <w:spacing w:after="260" w:line="360" w:lineRule="auto"/>
+        <w:jc w:val="left"/>
+      </w:pPr>
+      <w:r>
+        <w:rPr>
+          <w:rFonts w:ascii="Cambria" w:cs="Cambria" w:eastAsia="Cambria" w:hAnsi="Cambria"/>
+          <w:i w:val="false"/>
+          <w:iCs w:val="false"/>
+          <w:sz w:val="24"/>
+          <w:szCs w:val="24"/>
+        </w:rPr>
+        <w:t xml:space="preserve">This is why Mead’s treatment counts as a provocative physical claim, not just a poetic one. If the field is not an independent dynamical entity, then whatever we conventionally call “field energy” has to be understood, in full, as a property of the interacting matter and its collective dynamics — a much stronger claim than the earlier, gentler observation that potentials are useful. It is a specific claim about where the physical bookkeeping lives.</w:t>
+      </w:r>
+    </w:p>
+    <w:p>
+      <w:pPr>
+        <w:spacing w:after="260" w:line="360" w:lineRule="auto"/>
+        <w:jc w:val="left"/>
+      </w:pPr>
+      <w:r>
+        <w:rPr>
+          <w:rFonts w:ascii="Cambria" w:cs="Cambria" w:eastAsia="Cambria" w:hAnsi="Cambria"/>
+          <w:i w:val="false"/>
+          <w:iCs w:val="false"/>
+          <w:sz w:val="24"/>
+          <w:szCs w:val="24"/>
+        </w:rPr>
+        <w:t xml:space="preserve">And it demands a distinction this book intends to hold onto carefully for the rest of its argument: there is a real difference between saying </w:t>
+      </w:r>
+      <w:r>
+        <w:rPr>
+          <w:rFonts w:ascii="Cambria Math" w:cs="Cambria Math" w:eastAsia="Cambria Math" w:hAnsi="Cambria Math"/>
+          <w:i/>
+          <w:iCs/>
+          <w:sz w:val="24"/>
+          <w:szCs w:val="24"/>
+        </w:rPr>
+        <w:t xml:space="preserve">the field formulation stores energy in the field</w:t>
+      </w:r>
+      <w:r>
+        <w:rPr>
+          <w:rFonts w:ascii="Cambria" w:cs="Cambria" w:eastAsia="Cambria" w:hAnsi="Cambria"/>
+          <w:i w:val="false"/>
+          <w:iCs w:val="false"/>
+          <w:sz w:val="24"/>
+          <w:szCs w:val="24"/>
+        </w:rPr>
+        <w:t xml:space="preserve">, which is a precise statement about how one particular formulation is organized, and saying </w:t>
+      </w:r>
+      <w:r>
+        <w:rPr>
+          <w:rFonts w:ascii="Cambria Math" w:cs="Cambria Math" w:eastAsia="Cambria Math" w:hAnsi="Cambria Math"/>
+          <w:i/>
+          <w:iCs/>
+          <w:sz w:val="24"/>
+          <w:szCs w:val="24"/>
+        </w:rPr>
+        <w:t xml:space="preserve">the energy literally belongs to an independent substance called the field</w:t>
+      </w:r>
+      <w:r>
+        <w:rPr>
+          <w:rFonts w:ascii="Cambria" w:cs="Cambria" w:eastAsia="Cambria" w:hAnsi="Cambria"/>
+          <w:i w:val="false"/>
+          <w:iCs w:val="false"/>
+          <w:sz w:val="24"/>
+          <w:szCs w:val="24"/>
+        </w:rPr>
+        <w:t xml:space="preserve">, which is an ontological claim about what ultimately exists. The first is uncontroversial. The second is the question this </w:t>
+      </w:r>
+      <w:r>
+        <w:rPr>
+          <w:rFonts w:ascii="Cambria" w:cs="Cambria" w:eastAsia="Cambria" w:hAnsi="Cambria"/>
+          <w:i w:val="false"/>
+          <w:iCs w:val="false"/>
+          <w:sz w:val="24"/>
+          <w:szCs w:val="24"/>
+        </w:rPr>
+        <w:t xml:space="preserve">Part is</w:t>
+      </w:r>
+      <w:r>
+        <w:rPr>
+          <w:rFonts w:ascii="Cambria" w:cs="Cambria" w:eastAsia="Cambria" w:hAnsi="Cambria"/>
+          <w:i w:val="false"/>
+          <w:iCs w:val="false"/>
+          <w:sz w:val="24"/>
+          <w:szCs w:val="24"/>
+        </w:rPr>
+        <w:t xml:space="preserve"> trying to take seriously rather than assume.</w:t>
       </w:r>
     </w:p>
     <w:p>
@@ -13205,341 +13037,6 @@
         <w:jc w:val="center"/>
       </w:pPr>
       <w:bookmarkStart w:name="toc24" w:id="1"/>
-      <w:r>
-        <w:rPr>
-          <w:rFonts w:ascii="Amazon Ember" w:cs="Amazon Ember" w:eastAsia="Amazon Ember" w:hAnsi="Amazon Ember"/>
-          <w:b/>
-          <w:bCs/>
-          <w:color w:val="0000FF"/>
-          <w:sz w:val="36"/>
-          <w:szCs w:val="36"/>
-        </w:rPr>
-        <w:t xml:space="preserve">18. Radiation Is Where Things Get Serious</w:t>
-      </w:r>
-      <w:bookmarkEnd w:id="1"/>
-    </w:p>
-    <w:p>
-      <w:pPr>
-        <w:spacing w:after="260" w:line="360" w:lineRule="auto"/>
-        <w:jc w:val="left"/>
-      </w:pPr>
-      <w:r>
-        <w:rPr>
-          <w:rFonts w:ascii="Cambria" w:cs="Cambria" w:eastAsia="Cambria" w:hAnsi="Cambria"/>
-          <w:i w:val="false"/>
-          <w:iCs w:val="false"/>
-          <w:sz w:val="24"/>
-          <w:szCs w:val="24"/>
-        </w:rPr>
-        <w:t xml:space="preserve">A beam of light carries energy and momentum. It can push a solar sail. It knocks electrons out of a metal one photon at a time. The last three chapters made an independent field sound optional: charges interact, phases shift, familiar fields emerge downstream, coherence makes phase visible. The beam is where that idea gets expensive.</w:t>
-      </w:r>
-    </w:p>
-    <w:p>
-      <w:pPr>
-        <w:spacing w:after="260" w:line="360" w:lineRule="auto"/>
-        <w:jc w:val="left"/>
-      </w:pPr>
-      <w:r>
-        <w:rPr>
-          <w:rFonts w:ascii="Cambria" w:cs="Cambria" w:eastAsia="Cambria" w:hAnsi="Cambria"/>
-          <w:i w:val="false"/>
-          <w:iCs w:val="false"/>
-          <w:sz w:val="24"/>
-          <w:szCs w:val="24"/>
-        </w:rPr>
-        <w:t xml:space="preserve">There are, in fact, several different questions tangled together inside the single word </w:t>
-      </w:r>
-      <w:r>
-        <w:rPr>
-          <w:rFonts w:ascii="Cambria Math" w:cs="Cambria Math" w:eastAsia="Cambria Math" w:hAnsi="Cambria Math"/>
-          <w:i/>
-          <w:iCs/>
-          <w:sz w:val="24"/>
-          <w:szCs w:val="24"/>
-        </w:rPr>
-        <w:t xml:space="preserve">radiation</w:t>
-      </w:r>
-      <w:r>
-        <w:rPr>
-          <w:rFonts w:ascii="Cambria" w:cs="Cambria" w:eastAsia="Cambria" w:hAnsi="Cambria"/>
-          <w:i w:val="false"/>
-          <w:iCs w:val="false"/>
-          <w:sz w:val="24"/>
-          <w:szCs w:val="24"/>
-        </w:rPr>
-        <w:t xml:space="preserve">, and keeping them apart matters. One is a classical question: how does an accelerating charge come to produce electromagnetic radiation in the first place? A second is a quantum question: how does matter emit and absorb individual photons? A third is a foundational question, and the hardest of the three: does the mere existence of radiation require the electromagnetic field to possess independent degrees of freedom of its own? These questions are related, but they are not the same question wearing three hats.</w:t>
-      </w:r>
-    </w:p>
-    <w:p>
-      <w:pPr>
-        <w:spacing w:after="260" w:line="360" w:lineRule="auto"/>
-        <w:jc w:val="left"/>
-      </w:pPr>
-      <w:r>
-        <w:rPr>
-          <w:rFonts w:ascii="Cambria" w:cs="Cambria" w:eastAsia="Cambria" w:hAnsi="Cambria"/>
-          <w:i w:val="false"/>
-          <w:iCs w:val="false"/>
-          <w:sz w:val="24"/>
-          <w:szCs w:val="24"/>
-        </w:rPr>
-        <w:t xml:space="preserve">The first is answered by Maxwell’s equations. The second requires the full machinery of quantum electrodynamics. The third is a question about how the underlying theory ought to be formulated — and keeping it separate from the other two prevents a common and tempting mistake: assuming that because a particular mathematical description is enormously useful, its individual ingredients must automatically be the fundamental furniture of the universe. It equally guards against the opposite mistake — assuming that because some alternative formulation is philosophically appealing, it has therefore already reproduced everything ordinary QED accomplishes.</w:t>
-      </w:r>
-    </w:p>
-    <w:p>
-      <w:pPr>
-        <w:spacing w:after="260" w:line="360" w:lineRule="auto"/>
-        <w:jc w:val="left"/>
-      </w:pPr>
-      <w:r>
-        <w:rPr>
-          <w:rFonts w:ascii="Cambria" w:cs="Cambria" w:eastAsia="Cambria" w:hAnsi="Cambria"/>
-          <w:i w:val="false"/>
-          <w:iCs w:val="false"/>
-          <w:sz w:val="24"/>
-          <w:szCs w:val="24"/>
-        </w:rPr>
-        <w:t xml:space="preserve">It hasn’t, not automatically, and radiation is where that gap becomes impossible to paper over.</w:t>
-      </w:r>
-    </w:p>
-    <w:p>
-      <w:pPr>
-        <w:spacing w:after="260" w:line="360" w:lineRule="auto"/>
-        <w:jc w:val="left"/>
-      </w:pPr>
-      <w:r>
-        <w:rPr>
-          <w:rFonts w:ascii="Cambria" w:cs="Cambria" w:eastAsia="Cambria" w:hAnsi="Cambria"/>
-          <w:i w:val="false"/>
-          <w:iCs w:val="false"/>
-          <w:sz w:val="24"/>
-          <w:szCs w:val="24"/>
-        </w:rPr>
-        <w:t xml:space="preserve">Start with the classical picture, which is illuminating on its own terms. A charged particle moving at constant velocity carries its electromagnetic configuration along with it, unchanging. Accelerate the particle, though, and the surrounding electromagnetic disturbance cannot rearrange itself everywhere instantaneously — information about the changed motion propagates outward at a finite speed, the speed of light. Far enough from the accelerating charge, that changing disturbance separates cleanly from the near-field structure clinging to the particle and propagates outward on its own, as radiation, indefinitely, whether or not anything is left nearby to absorb it.</w:t>
-      </w:r>
-    </w:p>
-    <w:p>
-      <w:pPr>
-        <w:spacing w:after="260" w:line="360" w:lineRule="auto"/>
-        <w:jc w:val="left"/>
-      </w:pPr>
-      <w:r>
-        <w:rPr>
-          <w:rFonts w:ascii="Cambria" w:cs="Cambria" w:eastAsia="Cambria" w:hAnsi="Cambria"/>
-          <w:i w:val="false"/>
-          <w:iCs w:val="false"/>
-          <w:sz w:val="24"/>
-          <w:szCs w:val="24"/>
-        </w:rPr>
-        <w:t xml:space="preserve">This is the classical theory’s way of insisting that radiation is not simply “the electric field of a moving charge, viewed from a distance” — no minor technical footnote, but a genuinely independent propagating disturbance, carrying its own energy and its own momentum, which is why classical electromagnetism assigns the field an energy density of its own, and an energy flux (the rate at which energy flows from place to place) given by the Poynting vector:</w:t>
-      </w:r>
-    </w:p>
-    <w:p>
-      <w:pPr>
-        <w:keepNext/>
-        <w:keepLines/>
-        <w:spacing w:after="120" w:before="360" w:line="360" w:lineRule="auto"/>
-        <w:jc w:val="center"/>
-      </w:pPr>
-      <w:r>
-        <w:rPr>
-          <w:rFonts w:ascii="Cambria" w:cs="Cambria" w:eastAsia="Cambria" w:hAnsi="Cambria"/>
-          <w:b/>
-          <w:bCs/>
-          <w:i/>
-          <w:iCs/>
-          <w:sz w:val="20"/>
-          <w:szCs w:val="20"/>
-        </w:rPr>
-        <w:t xml:space="preserve">Equation (3)</w:t>
-      </w:r>
-      <w:r>
-        <w:rPr>
-          <w:rFonts w:ascii="Cambria" w:cs="Cambria" w:eastAsia="Cambria" w:hAnsi="Cambria"/>
-          <w:i/>
-          <w:iCs/>
-          <w:sz w:val="20"/>
-          <w:szCs w:val="20"/>
-        </w:rPr>
-        <w:t xml:space="preserve">  —  Electromagnetic energy density and flux:</w:t>
-      </w:r>
-    </w:p>
-    <w:p>
-      <w:pPr>
-        <w:keepNext/>
-        <w:keepLines/>
-        <w:spacing w:after="60" w:before="120" w:line="360" w:lineRule="auto"/>
-        <w:jc w:val="center"/>
-      </w:pPr>
-      <w:r>
-        <w:rPr>
-          <w:rFonts w:ascii="Cambria Math" w:cs="Cambria Math" w:eastAsia="Cambria Math" w:hAnsi="Cambria Math"/>
-          <w:i/>
-          <w:iCs/>
-          <w:sz w:val="24"/>
-          <w:szCs w:val="24"/>
-        </w:rPr>
-        <w:t xml:space="preserve">u = ½(ε₀E² + B²/μ₀)</w:t>
-      </w:r>
-      <w:r>
-        <w:rPr>
-          <w:rFonts w:ascii="Cambria" w:cs="Cambria" w:eastAsia="Cambria" w:hAnsi="Cambria"/>
-          <w:sz w:val="24"/>
-          <w:szCs w:val="24"/>
-        </w:rPr>
-        <w:t xml:space="preserve">,</w:t>
-      </w:r>
-    </w:p>
-    <w:p>
-      <w:pPr>
-        <w:keepNext w:val="false"/>
-        <w:keepLines/>
-        <w:spacing w:after="300" w:before="60" w:line="360" w:lineRule="auto"/>
-        <w:jc w:val="center"/>
-      </w:pPr>
-      <w:r>
-        <w:rPr>
-          <w:rFonts w:ascii="Cambria Math" w:cs="Cambria Math" w:eastAsia="Cambria Math" w:hAnsi="Cambria Math"/>
-          <w:i/>
-          <w:iCs/>
-          <w:sz w:val="24"/>
-          <w:szCs w:val="24"/>
-        </w:rPr>
-        <w:t xml:space="preserve">S = (1/μ₀)E×B</w:t>
-      </w:r>
-      <w:r>
-        <w:rPr>
-          <w:rFonts w:ascii="Cambria" w:cs="Cambria" w:eastAsia="Cambria" w:hAnsi="Cambria"/>
-          <w:sz w:val="24"/>
-          <w:szCs w:val="24"/>
-        </w:rPr>
-        <w:t xml:space="preserve">.</w:t>
-      </w:r>
-      <w:r>
-        <w:rPr>
-          <w:rFonts w:ascii="Cambria" w:cs="Cambria" w:eastAsia="Cambria" w:hAnsi="Cambria"/>
-          <w:sz w:val="24"/>
-          <w:szCs w:val="24"/>
-        </w:rPr>
-        <w:t xml:space="preserve">    (3)</w:t>
-      </w:r>
-    </w:p>
-    <w:p>
-      <w:pPr>
-        <w:spacing w:after="260" w:line="360" w:lineRule="auto"/>
-        <w:jc w:val="left"/>
-      </w:pPr>
-      <w:r>
-        <w:rPr>
-          <w:rFonts w:ascii="Cambria" w:cs="Cambria" w:eastAsia="Cambria" w:hAnsi="Cambria"/>
-          <w:i w:val="false"/>
-          <w:iCs w:val="false"/>
-          <w:sz w:val="24"/>
-          <w:szCs w:val="24"/>
-        </w:rPr>
-        <w:t xml:space="preserve">These equations trace directly back to the conservation of energy and momentum in classical electrodynamics rather than to any arbitrary convention, and any formulation that wants to do without an independent field has real, non-negotiable work ahead of it: it has to reproduce this same energy-and-momentum accounting some other way, not declare the question closed by fiat.</w:t>
-      </w:r>
-    </w:p>
-    <w:p>
-      <w:pPr>
-        <w:spacing w:after="260" w:line="360" w:lineRule="auto"/>
-        <w:jc w:val="left"/>
-      </w:pPr>
-      <w:r>
-        <w:rPr>
-          <w:rFonts w:ascii="Cambria" w:cs="Cambria" w:eastAsia="Cambria" w:hAnsi="Cambria"/>
-          <w:i w:val="false"/>
-          <w:iCs w:val="false"/>
-          <w:sz w:val="24"/>
-          <w:szCs w:val="24"/>
-        </w:rPr>
-        <w:t xml:space="preserve">This is why Mead’s treatment counts as a provocative physical claim, not just a poetic one. If the field is not an independent dynamical entity, then whatever we conventionally call “field energy” has to be understood, in full, as a property of the interacting matter and its collective dynamics — a much stronger claim than the earlier, gentler observation that potentials are useful. It is a specific claim about where the physical bookkeeping lives.</w:t>
-      </w:r>
-    </w:p>
-    <w:p>
-      <w:pPr>
-        <w:spacing w:after="260" w:line="360" w:lineRule="auto"/>
-        <w:jc w:val="left"/>
-      </w:pPr>
-      <w:r>
-        <w:rPr>
-          <w:rFonts w:ascii="Cambria" w:cs="Cambria" w:eastAsia="Cambria" w:hAnsi="Cambria"/>
-          <w:i w:val="false"/>
-          <w:iCs w:val="false"/>
-          <w:sz w:val="24"/>
-          <w:szCs w:val="24"/>
-        </w:rPr>
-        <w:t xml:space="preserve">And it demands a distinction this book intends to hold onto carefully for the rest of its argument: there is a real difference between saying </w:t>
-      </w:r>
-      <w:r>
-        <w:rPr>
-          <w:rFonts w:ascii="Cambria Math" w:cs="Cambria Math" w:eastAsia="Cambria Math" w:hAnsi="Cambria Math"/>
-          <w:i/>
-          <w:iCs/>
-          <w:sz w:val="24"/>
-          <w:szCs w:val="24"/>
-        </w:rPr>
-        <w:t xml:space="preserve">the field formulation stores energy in the field</w:t>
-      </w:r>
-      <w:r>
-        <w:rPr>
-          <w:rFonts w:ascii="Cambria" w:cs="Cambria" w:eastAsia="Cambria" w:hAnsi="Cambria"/>
-          <w:i w:val="false"/>
-          <w:iCs w:val="false"/>
-          <w:sz w:val="24"/>
-          <w:szCs w:val="24"/>
-        </w:rPr>
-        <w:t xml:space="preserve">, which is a precise statement about how one particular formulation is organized, and saying </w:t>
-      </w:r>
-      <w:r>
-        <w:rPr>
-          <w:rFonts w:ascii="Cambria Math" w:cs="Cambria Math" w:eastAsia="Cambria Math" w:hAnsi="Cambria Math"/>
-          <w:i/>
-          <w:iCs/>
-          <w:sz w:val="24"/>
-          <w:szCs w:val="24"/>
-        </w:rPr>
-        <w:t xml:space="preserve">the energy literally belongs to an independent substance called the field</w:t>
-      </w:r>
-      <w:r>
-        <w:rPr>
-          <w:rFonts w:ascii="Cambria" w:cs="Cambria" w:eastAsia="Cambria" w:hAnsi="Cambria"/>
-          <w:i w:val="false"/>
-          <w:iCs w:val="false"/>
-          <w:sz w:val="24"/>
-          <w:szCs w:val="24"/>
-        </w:rPr>
-        <w:t xml:space="preserve">, which is an ontological claim about what ultimately exists. The first is uncontroversial. The second is the question this </w:t>
-      </w:r>
-      <w:r>
-        <w:rPr>
-          <w:rFonts w:ascii="Cambria" w:cs="Cambria" w:eastAsia="Cambria" w:hAnsi="Cambria"/>
-          <w:i w:val="false"/>
-          <w:iCs w:val="false"/>
-          <w:sz w:val="24"/>
-          <w:szCs w:val="24"/>
-        </w:rPr>
-        <w:t xml:space="preserve">Part is</w:t>
-      </w:r>
-      <w:r>
-        <w:rPr>
-          <w:rFonts w:ascii="Cambria" w:cs="Cambria" w:eastAsia="Cambria" w:hAnsi="Cambria"/>
-          <w:i w:val="false"/>
-          <w:iCs w:val="false"/>
-          <w:sz w:val="24"/>
-          <w:szCs w:val="24"/>
-        </w:rPr>
-        <w:t xml:space="preserve"> trying to take seriously rather than assume.</w:t>
-      </w:r>
-    </w:p>
-    <w:p>
-      <w:pPr>
-        <w:pStyle w:val="Heading2"/>
-        <w:pageBreakBefore/>
-        <w:spacing w:after="240" w:before="0"/>
-        <w:jc w:val="center"/>
-      </w:pPr>
-      <w:bookmarkStart w:name="toc25" w:id="1"/>
       <w:r>
         <w:rPr>
           <w:rFonts w:ascii="Amazon Ember" w:cs="Amazon Ember" w:eastAsia="Amazon Ember" w:hAnsi="Amazon Ember"/>
@@ -13720,71 +13217,7 @@
           <w:sz w:val="24"/>
           <w:szCs w:val="24"/>
         </w:rPr>
-        <w:t xml:space="preserve">The honest move here isn’t to declare a winner but to ask a sharper question: what is gained, in each specific case, by changing the viewpoint?</w:t>
-      </w:r>
-    </w:p>
-    <w:p>
-      <w:pPr>
-        <w:spacing w:after="260" w:line="360" w:lineRule="auto"/>
-        <w:jc w:val="left"/>
-      </w:pPr>
-      <w:r>
-        <w:rPr>
-          <w:rFonts w:ascii="Cambria" w:cs="Cambria" w:eastAsia="Cambria" w:hAnsi="Cambria"/>
-          <w:i w:val="false"/>
-          <w:iCs w:val="false"/>
-          <w:sz w:val="24"/>
-          <w:szCs w:val="24"/>
-        </w:rPr>
-        <w:t xml:space="preserve">Here is one way to hold both halves of that answer at once, borrowed from something more mundane than physics. Imagine a complicated financial transaction involving thousands of people. You could track every individual account separately, transaction by transaction. Or you could build an intermediate accounting system that records the flow of funds between departments, without needing to reference any one person’s account directly. That accounting system is not a person, and it would be strange to worry that it might be secretly alive. But it is not meaningless either: it captures real constraints, real conservation laws, real structure in how money moves.</w:t>
-      </w:r>
-    </w:p>
-    <w:p>
-      <w:pPr>
-        <w:spacing w:after="260" w:line="360" w:lineRule="auto"/>
-        <w:jc w:val="left"/>
-      </w:pPr>
-      <w:r>
-        <w:rPr>
-          <w:rFonts w:ascii="Cambria" w:cs="Cambria" w:eastAsia="Cambria" w:hAnsi="Cambria"/>
-          <w:i w:val="false"/>
-          <w:iCs w:val="false"/>
-          <w:sz w:val="24"/>
-          <w:szCs w:val="24"/>
-        </w:rPr>
-        <w:t xml:space="preserve">The electromagnetic field can be viewed, at least in part, in this spirit: a local bookkeeping system, telling you what’s happening at every point in spacetime, letting you write conservation laws locally rather than only globally, providing a natural relativistic description, and, once quantized, giving you photons as a bonus. Calling it a bookkeeper does not mean calling it imaginary.</w:t>
-      </w:r>
-    </w:p>
-    <w:p>
-      <w:pPr>
-        <w:spacing w:after="260" w:line="360" w:lineRule="auto"/>
-        <w:jc w:val="left"/>
-      </w:pPr>
-      <w:r>
-        <w:rPr>
-          <w:rFonts w:ascii="Cambria" w:cs="Cambria" w:eastAsia="Cambria" w:hAnsi="Cambria"/>
-          <w:i w:val="false"/>
-          <w:iCs w:val="false"/>
-          <w:sz w:val="24"/>
-          <w:szCs w:val="24"/>
-        </w:rPr>
-        <w:t xml:space="preserve">Before moving on, one clarification: the phrase “energy stored in the field” invites the kind of philosophical confusion this book keeps trying to head off. A different formulation may legitimately assign the very same total energy differently than the standard field picture does — emphasizing interaction terms between charges, say, rather than crediting an independent field with carrying energy of its own. But a different bookkeeping convention is not the same thing as energy disappearing. Energy conservation survives every reformulation on offer. Momentum conservation survives. Radiation survives, unambiguously, as a real, measurable phenomenon.</w:t>
-      </w:r>
-    </w:p>
-    <w:p>
-      <w:pPr>
-        <w:spacing w:after="260" w:line="360" w:lineRule="auto"/>
-        <w:jc w:val="left"/>
-      </w:pPr>
-      <w:r>
-        <w:rPr>
-          <w:rFonts w:ascii="Cambria" w:cs="Cambria" w:eastAsia="Cambria" w:hAnsi="Cambria"/>
-          <w:i w:val="false"/>
-          <w:iCs w:val="false"/>
-          <w:sz w:val="24"/>
-          <w:szCs w:val="24"/>
-        </w:rPr>
-        <w:t xml:space="preserve">What actually changes from formulation to formulation is only where the mathematical description chooses to place the corresponding degrees of freedom. That is a legitimate, serious foundational question. It is never permission to quietly stop conserving energy.</w:t>
+        <w:t xml:space="preserve">What changes from one formulation to another is where the description places the degrees of freedom. A different bookkeeping can assign the same total energy to the interaction of the charges rather than to a field sitting between them. Energy conservation survives that rewrite. Momentum conservation survives it. Radiation survives it. The rewrite is never permission to stop conserving energy, and it is not, by itself, a replacement for QED.</w:t>
       </w:r>
     </w:p>
     <w:p>
@@ -14183,7 +13616,7 @@
         <w:pStyle w:val="Heading1"/>
         <w:jc w:val="center"/>
       </w:pPr>
-      <w:bookmarkStart w:name="toc26" w:id="1"/>
+      <w:bookmarkStart w:name="toc25" w:id="1"/>
       <w:r>
         <w:rPr>
           <w:rFonts w:ascii="Amazon Ember" w:cs="Amazon Ember" w:eastAsia="Amazon Ember" w:hAnsi="Amazon Ember"/>
@@ -14216,7 +13649,7 @@
         <w:spacing w:after="240" w:before="0"/>
         <w:jc w:val="center"/>
       </w:pPr>
-      <w:bookmarkStart w:name="toc27" w:id="1"/>
+      <w:bookmarkStart w:name="toc26" w:id="1"/>
       <w:r>
         <w:rPr>
           <w:rFonts w:ascii="Amazon Ember" w:cs="Amazon Ember" w:eastAsia="Amazon Ember" w:hAnsi="Amazon Ember"/>
@@ -14385,7 +13818,7 @@
         </w:rPr>
         <w:t xml:space="preserve">Chapter </w:t>
       </w:r>
-      <w:hyperlink w:history="1" w:anchor="toc61">
+      <w:hyperlink w:history="1" w:anchor="toc60">
         <w:r>
           <w:rPr>
             <w:rFonts w:ascii="Cambria" w:cs="Cambria" w:eastAsia="Cambria" w:hAnsi="Cambria"/>
@@ -14476,7 +13909,7 @@
         </w:rPr>
         <w:t xml:space="preserve">Part </w:t>
       </w:r>
-      <w:hyperlink w:history="1" w:anchor="toc46">
+      <w:hyperlink w:history="1" w:anchor="toc45">
         <w:r>
           <w:rPr>
             <w:rFonts w:ascii="Cambria" w:cs="Cambria" w:eastAsia="Cambria" w:hAnsi="Cambria"/>
@@ -14598,7 +14031,7 @@
         </w:rPr>
         <w:t xml:space="preserve">Part </w:t>
       </w:r>
-      <w:hyperlink w:history="1" w:anchor="toc46">
+      <w:hyperlink w:history="1" w:anchor="toc45">
         <w:r>
           <w:rPr>
             <w:rFonts w:ascii="Cambria" w:cs="Cambria" w:eastAsia="Cambria" w:hAnsi="Cambria"/>
@@ -14758,7 +14191,7 @@
         <w:spacing w:after="240" w:before="0"/>
         <w:jc w:val="center"/>
       </w:pPr>
-      <w:bookmarkStart w:name="toc28" w:id="1"/>
+      <w:bookmarkStart w:name="toc27" w:id="1"/>
       <w:r>
         <w:rPr>
           <w:rFonts w:ascii="Amazon Ember" w:cs="Amazon Ember" w:eastAsia="Amazon Ember" w:hAnsi="Amazon Ember"/>
@@ -15051,7 +14484,7 @@
         <w:spacing w:after="240" w:before="0"/>
         <w:jc w:val="center"/>
       </w:pPr>
-      <w:bookmarkStart w:name="toc29" w:id="1"/>
+      <w:bookmarkStart w:name="toc28" w:id="1"/>
       <w:r>
         <w:rPr>
           <w:rFonts w:ascii="Amazon Ember" w:cs="Amazon Ember" w:eastAsia="Amazon Ember" w:hAnsi="Amazon Ember"/>
@@ -15236,7 +14669,7 @@
         <w:spacing w:after="240" w:before="0"/>
         <w:jc w:val="center"/>
       </w:pPr>
-      <w:bookmarkStart w:name="toc30" w:id="1"/>
+      <w:bookmarkStart w:name="toc29" w:id="1"/>
       <w:r>
         <w:rPr>
           <w:rFonts w:ascii="Amazon Ember" w:cs="Amazon Ember" w:eastAsia="Amazon Ember" w:hAnsi="Amazon Ember"/>
@@ -15559,7 +14992,7 @@
         </w:rPr>
         <w:t xml:space="preserve">Chapter </w:t>
       </w:r>
-      <w:hyperlink w:history="1" w:anchor="toc61">
+      <w:hyperlink w:history="1" w:anchor="toc60">
         <w:r>
           <w:rPr>
             <w:rFonts w:ascii="Cambria" w:cs="Cambria" w:eastAsia="Cambria" w:hAnsi="Cambria"/>
@@ -15680,7 +15113,7 @@
         <w:pStyle w:val="Heading1"/>
         <w:jc w:val="center"/>
       </w:pPr>
-      <w:bookmarkStart w:name="toc31" w:id="1"/>
+      <w:bookmarkStart w:name="toc30" w:id="1"/>
       <w:r>
         <w:rPr>
           <w:rFonts w:ascii="Amazon Ember" w:cs="Amazon Ember" w:eastAsia="Amazon Ember" w:hAnsi="Amazon Ember"/>
@@ -15713,7 +15146,7 @@
         <w:spacing w:after="240" w:before="0"/>
         <w:jc w:val="center"/>
       </w:pPr>
-      <w:bookmarkStart w:name="toc32" w:id="1"/>
+      <w:bookmarkStart w:name="toc31" w:id="1"/>
       <w:r>
         <w:rPr>
           <w:rFonts w:ascii="Amazon Ember" w:cs="Amazon Ember" w:eastAsia="Amazon Ember" w:hAnsi="Amazon Ember"/>
@@ -15752,7 +15185,7 @@
         </w:rPr>
         <w:t xml:space="preserve">Chapter </w:t>
       </w:r>
-      <w:hyperlink w:history="1" w:anchor="toc28">
+      <w:hyperlink w:history="1" w:anchor="toc27">
         <w:r>
           <w:rPr>
             <w:rFonts w:ascii="Cambria" w:cs="Cambria" w:eastAsia="Cambria" w:hAnsi="Cambria"/>
@@ -15818,7 +15251,7 @@
         </w:rPr>
         <w:t xml:space="preserve">Chapter </w:t>
       </w:r>
-      <w:hyperlink w:history="1" w:anchor="toc28">
+      <w:hyperlink w:history="1" w:anchor="toc27">
         <w:r>
           <w:rPr>
             <w:rFonts w:ascii="Cambria" w:cs="Cambria" w:eastAsia="Cambria" w:hAnsi="Cambria"/>
@@ -15852,7 +15285,7 @@
         </w:rPr>
         <w:t xml:space="preserve">Chapter </w:t>
       </w:r>
-      <w:hyperlink w:history="1" w:anchor="toc28">
+      <w:hyperlink w:history="1" w:anchor="toc27">
         <w:r>
           <w:rPr>
             <w:rFonts w:ascii="Cambria" w:cs="Cambria" w:eastAsia="Cambria" w:hAnsi="Cambria"/>
@@ -15995,7 +15428,7 @@
         </w:rPr>
         <w:t xml:space="preserve">Chapter </w:t>
       </w:r>
-      <w:hyperlink w:history="1" w:anchor="toc33">
+      <w:hyperlink w:history="1" w:anchor="toc32">
         <w:r>
           <w:rPr>
             <w:rFonts w:ascii="Cambria" w:cs="Cambria" w:eastAsia="Cambria" w:hAnsi="Cambria"/>
@@ -16029,7 +15462,7 @@
         </w:rPr>
         <w:t xml:space="preserve">Part </w:t>
       </w:r>
-      <w:hyperlink w:history="1" w:anchor="toc36">
+      <w:hyperlink w:history="1" w:anchor="toc35">
         <w:r>
           <w:rPr>
             <w:rFonts w:ascii="Cambria" w:cs="Cambria" w:eastAsia="Cambria" w:hAnsi="Cambria"/>
@@ -16196,7 +15629,7 @@
         <w:spacing w:after="240" w:before="0"/>
         <w:jc w:val="center"/>
       </w:pPr>
-      <w:bookmarkStart w:name="toc33" w:id="1"/>
+      <w:bookmarkStart w:name="toc32" w:id="1"/>
       <w:r>
         <w:rPr>
           <w:rFonts w:ascii="Amazon Ember" w:cs="Amazon Ember" w:eastAsia="Amazon Ember" w:hAnsi="Amazon Ember"/>
@@ -16415,7 +15848,41 @@
           <w:sz w:val="24"/>
           <w:szCs w:val="24"/>
         </w:rPr>
-        <w:t xml:space="preserve">The addition is the one you already did. Near the stationary path, neighboring arrows of length 1 point nearly north together, and the sum comes out near 2. Far from it, they point north and south, and the sum comes out near 0. The classical path is the place where that addition comes out large. Nature is not choosing it. The other contributions are canceling. The classical trajectory becomes statistically overwhelming because it sits at the center of the one narrow bundle of histories whose contributions survive the interference intact.</w:t>
+        <w:t xml:space="preserve">The addition is the one you already did. Near the stationary path, neighboring arrows of length 1 point nearly north together, and the sum comes out near 2. Far from it, they point north and south, and the sum comes out near 0, or, ten degrees off a perfect cancel, near the 0.17 from </w:t>
+      </w:r>
+      <w:r>
+        <w:rPr>
+          <w:rFonts w:ascii="Cambria" w:cs="Cambria" w:eastAsia="Cambria" w:hAnsi="Cambria"/>
+          <w:i w:val="false"/>
+          <w:iCs w:val="false"/>
+          <w:sz w:val="24"/>
+          <w:szCs w:val="24"/>
+        </w:rPr>
+        <w:t xml:space="preserve">Chapter </w:t>
+      </w:r>
+      <w:hyperlink w:history="1" w:anchor="toc3">
+        <w:r>
+          <w:rPr>
+            <w:rFonts w:ascii="Cambria" w:cs="Cambria" w:eastAsia="Cambria" w:hAnsi="Cambria"/>
+            <w:i w:val="false"/>
+            <w:iCs w:val="false"/>
+            <w:color w:val="44546A"/>
+            <w:sz w:val="24"/>
+            <w:szCs w:val="24"/>
+            <w:u w:val="single"/>
+          </w:rPr>
+          <w:t xml:space="preserve">1</w:t>
+        </w:r>
+      </w:hyperlink>
+      <w:r>
+        <w:rPr>
+          <w:rFonts w:ascii="Cambria" w:cs="Cambria" w:eastAsia="Cambria" w:hAnsi="Cambria"/>
+          <w:i w:val="false"/>
+          <w:iCs w:val="false"/>
+          <w:sz w:val="24"/>
+          <w:szCs w:val="24"/>
+        </w:rPr>
+        <w:t xml:space="preserve">. The classical path is the place where that addition comes out near 2. Nature is not choosing it. The other contributions are canceling. The classical trajectory becomes statistically overwhelming because it sits at the center of the one narrow bundle of histories whose contributions survive the interference intact.</w:t>
       </w:r>
     </w:p>
     <w:p>
@@ -16529,7 +15996,7 @@
         <w:spacing w:after="240" w:before="0"/>
         <w:jc w:val="center"/>
       </w:pPr>
-      <w:bookmarkStart w:name="toc34" w:id="1"/>
+      <w:bookmarkStart w:name="toc33" w:id="1"/>
       <w:r>
         <w:rPr>
           <w:rFonts w:ascii="Amazon Ember" w:cs="Amazon Ember" w:eastAsia="Amazon Ember" w:hAnsi="Amazon Ember"/>
@@ -16979,7 +16446,7 @@
         <w:spacing w:after="240" w:before="0"/>
         <w:jc w:val="center"/>
       </w:pPr>
-      <w:bookmarkStart w:name="toc35" w:id="1"/>
+      <w:bookmarkStart w:name="toc34" w:id="1"/>
       <w:r>
         <w:rPr>
           <w:rFonts w:ascii="Amazon Ember" w:cs="Amazon Ember" w:eastAsia="Amazon Ember" w:hAnsi="Amazon Ember"/>
@@ -17497,7 +16964,7 @@
         <w:pStyle w:val="Heading1"/>
         <w:jc w:val="center"/>
       </w:pPr>
-      <w:bookmarkStart w:name="toc36" w:id="1"/>
+      <w:bookmarkStart w:name="toc35" w:id="1"/>
       <w:r>
         <w:rPr>
           <w:rFonts w:ascii="Amazon Ember" w:cs="Amazon Ember" w:eastAsia="Amazon Ember" w:hAnsi="Amazon Ember"/>
@@ -17530,7 +16997,7 @@
         <w:spacing w:after="240" w:before="0"/>
         <w:jc w:val="center"/>
       </w:pPr>
-      <w:bookmarkStart w:name="toc37" w:id="1"/>
+      <w:bookmarkStart w:name="toc36" w:id="1"/>
       <w:r>
         <w:rPr>
           <w:rFonts w:ascii="Amazon Ember" w:cs="Amazon Ember" w:eastAsia="Amazon Ember" w:hAnsi="Amazon Ember"/>
@@ -17557,7 +17024,7 @@
           <w:sz w:val="24"/>
           <w:szCs w:val="24"/>
         </w:rPr>
-        <w:t xml:space="preserve">Here is the equation the book has been walking toward. If a symbol is new, keep the sentence in front of it. The matrices can stay unread. This part is heading for one coupling, and that coupling shows up again in a wire.</w:t>
+        <w:t xml:space="preserve">Here is the equation the book has been walking toward. I spent forty years using what it predicts without being able to say what the line meant. If a symbol is new, keep the sentence in front of it. The matrices can stay unread. This part is heading for one coupling, and that coupling shows up again in a wire.</w:t>
       </w:r>
     </w:p>
     <w:p>
@@ -18065,7 +17532,7 @@
         </w:rPr>
         <w:t xml:space="preserve">Chapter </w:t>
       </w:r>
-      <w:hyperlink w:history="1" w:anchor="toc28">
+      <w:hyperlink w:history="1" w:anchor="toc27">
         <w:r>
           <w:rPr>
             <w:rFonts w:ascii="Cambria" w:cs="Cambria" w:eastAsia="Cambria" w:hAnsi="Cambria"/>
@@ -18458,7 +17925,7 @@
         </w:rPr>
         <w:t xml:space="preserve">Chapter </w:t>
       </w:r>
-      <w:hyperlink w:history="1" w:anchor="toc32">
+      <w:hyperlink w:history="1" w:anchor="toc31">
         <w:r>
           <w:rPr>
             <w:rFonts w:ascii="Cambria" w:cs="Cambria" w:eastAsia="Cambria" w:hAnsi="Cambria"/>
@@ -18755,130 +18222,12 @@
     </w:p>
     <w:p>
       <w:pPr>
-        <w:spacing w:after="260" w:line="360" w:lineRule="auto"/>
-        <w:jc w:val="left"/>
-      </w:pPr>
-      <w:r>
-        <w:rPr>
-          <w:rFonts w:ascii="Cambria" w:cs="Cambria" w:eastAsia="Cambria" w:hAnsi="Cambria"/>
-          <w:i w:val="false"/>
-          <w:iCs w:val="false"/>
-          <w:sz w:val="24"/>
-          <w:szCs w:val="24"/>
-        </w:rPr>
-        <w:t xml:space="preserve">Spine: </w:t>
-      </w:r>
-      <w:r>
-        <w:rPr>
-          <w:rFonts w:ascii="Cambria" w:cs="Cambria" w:eastAsia="Cambria" w:hAnsi="Cambria"/>
-          <w:i w:val="false"/>
-          <w:iCs w:val="false"/>
-          <w:sz w:val="24"/>
-          <w:szCs w:val="24"/>
-        </w:rPr>
-        <w:t xml:space="preserve">Chapter </w:t>
-      </w:r>
-      <w:hyperlink w:history="1" w:anchor="toc41">
-        <w:r>
-          <w:rPr>
-            <w:rFonts w:ascii="Cambria" w:cs="Cambria" w:eastAsia="Cambria" w:hAnsi="Cambria"/>
-            <w:i w:val="false"/>
-            <w:iCs w:val="false"/>
-            <w:color w:val="44546A"/>
-            <w:sz w:val="24"/>
-            <w:szCs w:val="24"/>
-            <w:u w:val="single"/>
-          </w:rPr>
-          <w:t xml:space="preserve">32</w:t>
-        </w:r>
-      </w:hyperlink>
-      <w:r>
-        <w:rPr>
-          <w:rFonts w:ascii="Cambria" w:cs="Cambria" w:eastAsia="Cambria" w:hAnsi="Cambria"/>
-          <w:i w:val="false"/>
-          <w:iCs w:val="false"/>
-          <w:sz w:val="24"/>
-          <w:szCs w:val="24"/>
-        </w:rPr>
-        <w:t xml:space="preserve"> is the bridge, </w:t>
-      </w:r>
-      <w:r>
-        <w:rPr>
-          <w:rFonts w:ascii="Cambria" w:cs="Cambria" w:eastAsia="Cambria" w:hAnsi="Cambria"/>
-          <w:i w:val="false"/>
-          <w:iCs w:val="false"/>
-          <w:sz w:val="24"/>
-          <w:szCs w:val="24"/>
-        </w:rPr>
-        <w:t xml:space="preserve">Chapters </w:t>
-      </w:r>
-      <w:hyperlink w:history="1" w:anchor="toc52">
-        <w:r>
-          <w:rPr>
-            <w:rFonts w:ascii="Cambria" w:cs="Cambria" w:eastAsia="Cambria" w:hAnsi="Cambria"/>
-            <w:i w:val="false"/>
-            <w:iCs w:val="false"/>
-            <w:color w:val="44546A"/>
-            <w:sz w:val="24"/>
-            <w:szCs w:val="24"/>
-            <w:u w:val="single"/>
-          </w:rPr>
-          <w:t xml:space="preserve">40</w:t>
-        </w:r>
-      </w:hyperlink>
-      <w:r>
-        <w:rPr>
-          <w:rFonts w:ascii="Cambria" w:cs="Cambria" w:eastAsia="Cambria" w:hAnsi="Cambria"/>
-          <w:i w:val="false"/>
-          <w:iCs w:val="false"/>
-          <w:sz w:val="24"/>
-          <w:szCs w:val="24"/>
-        </w:rPr>
-        <w:t xml:space="preserve"> through 42 are the circuit, and </w:t>
-      </w:r>
-      <w:r>
-        <w:rPr>
-          <w:rFonts w:ascii="Cambria" w:cs="Cambria" w:eastAsia="Cambria" w:hAnsi="Cambria"/>
-          <w:i w:val="false"/>
-          <w:iCs w:val="false"/>
-          <w:sz w:val="24"/>
-          <w:szCs w:val="24"/>
-        </w:rPr>
-        <w:t xml:space="preserve">Chapter </w:t>
-      </w:r>
-      <w:hyperlink w:history="1" w:anchor="toc61">
-        <w:r>
-          <w:rPr>
-            <w:rFonts w:ascii="Cambria" w:cs="Cambria" w:eastAsia="Cambria" w:hAnsi="Cambria"/>
-            <w:i w:val="false"/>
-            <w:iCs w:val="false"/>
-            <w:color w:val="44546A"/>
-            <w:sz w:val="24"/>
-            <w:szCs w:val="24"/>
-            <w:u w:val="single"/>
-          </w:rPr>
-          <w:t xml:space="preserve">47</w:t>
-        </w:r>
-      </w:hyperlink>
-      <w:r>
-        <w:rPr>
-          <w:rFonts w:ascii="Cambria" w:cs="Cambria" w:eastAsia="Cambria" w:hAnsi="Cambria"/>
-          <w:i w:val="false"/>
-          <w:iCs w:val="false"/>
-          <w:sz w:val="24"/>
-          <w:szCs w:val="24"/>
-        </w:rPr>
-        <w:t xml:space="preserve"> draws the boundary. The pages between here and the bridge are one electron’s amplitude becoming a diagram, a force, and a current.</w:t>
-      </w:r>
-    </w:p>
-    <w:p>
-      <w:pPr>
         <w:pStyle w:val="Heading2"/>
         <w:pageBreakBefore/>
         <w:spacing w:after="240" w:before="0"/>
         <w:jc w:val="center"/>
       </w:pPr>
-      <w:bookmarkStart w:name="toc38" w:id="1"/>
+      <w:bookmarkStart w:name="toc37" w:id="1"/>
       <w:r>
         <w:rPr>
           <w:rFonts w:ascii="Amazon Ember" w:cs="Amazon Ember" w:eastAsia="Amazon Ember" w:hAnsi="Amazon Ember"/>
@@ -19231,7 +18580,7 @@
         <w:spacing w:after="240" w:before="0"/>
         <w:jc w:val="center"/>
       </w:pPr>
-      <w:bookmarkStart w:name="toc39" w:id="1"/>
+      <w:bookmarkStart w:name="toc38" w:id="1"/>
       <w:r>
         <w:rPr>
           <w:rFonts w:ascii="Amazon Ember" w:cs="Amazon Ember" w:eastAsia="Amazon Ember" w:hAnsi="Amazon Ember"/>
@@ -19590,7 +18939,7 @@
         </w:rPr>
         <w:t xml:space="preserve">Chapter </w:t>
       </w:r>
-      <w:hyperlink w:history="1" w:anchor="toc34">
+      <w:hyperlink w:history="1" w:anchor="toc33">
         <w:r>
           <w:rPr>
             <w:rFonts w:ascii="Cambria" w:cs="Cambria" w:eastAsia="Cambria" w:hAnsi="Cambria"/>
@@ -19922,7 +19271,7 @@
         </w:rPr>
         <w:t xml:space="preserve">Chapter </w:t>
       </w:r>
-      <w:hyperlink w:history="1" w:anchor="toc28">
+      <w:hyperlink w:history="1" w:anchor="toc27">
         <w:r>
           <w:rPr>
             <w:rFonts w:ascii="Cambria" w:cs="Cambria" w:eastAsia="Cambria" w:hAnsi="Cambria"/>
@@ -19988,7 +19337,7 @@
         </w:rPr>
         <w:t xml:space="preserve">Chapter </w:t>
       </w:r>
-      <w:hyperlink w:history="1" w:anchor="toc33">
+      <w:hyperlink w:history="1" w:anchor="toc32">
         <w:r>
           <w:rPr>
             <w:rFonts w:ascii="Cambria" w:cs="Cambria" w:eastAsia="Cambria" w:hAnsi="Cambria"/>
@@ -20020,7 +19369,7 @@
         <w:spacing w:after="240" w:before="0"/>
         <w:jc w:val="center"/>
       </w:pPr>
-      <w:bookmarkStart w:name="toc40" w:id="1"/>
+      <w:bookmarkStart w:name="toc39" w:id="1"/>
       <w:r>
         <w:rPr>
           <w:rFonts w:ascii="Amazon Ember" w:cs="Amazon Ember" w:eastAsia="Amazon Ember" w:hAnsi="Amazon Ember"/>
@@ -20272,7 +19621,7 @@
         </w:rPr>
         <w:t xml:space="preserve">Chapter </w:t>
       </w:r>
-      <w:hyperlink w:history="1" w:anchor="toc39">
+      <w:hyperlink w:history="1" w:anchor="toc38">
         <w:r>
           <w:rPr>
             <w:rFonts w:ascii="Cambria" w:cs="Cambria" w:eastAsia="Cambria" w:hAnsi="Cambria"/>
@@ -20380,7 +19729,7 @@
         </w:rPr>
         <w:t xml:space="preserve">Chapter </w:t>
       </w:r>
-      <w:hyperlink w:history="1" w:anchor="toc28">
+      <w:hyperlink w:history="1" w:anchor="toc27">
         <w:r>
           <w:rPr>
             <w:rFonts w:ascii="Cambria" w:cs="Cambria" w:eastAsia="Cambria" w:hAnsi="Cambria"/>
@@ -20480,7 +19829,7 @@
         <w:spacing w:after="240" w:before="0"/>
         <w:jc w:val="center"/>
       </w:pPr>
-      <w:bookmarkStart w:name="toc41" w:id="1"/>
+      <w:bookmarkStart w:name="toc40" w:id="1"/>
       <w:r>
         <w:rPr>
           <w:rFonts w:ascii="Amazon Ember" w:cs="Amazon Ember" w:eastAsia="Amazon Ember" w:hAnsi="Amazon Ember"/>
@@ -20591,7 +19940,7 @@
         </w:rPr>
         <w:t xml:space="preserve">Chapter </w:t>
       </w:r>
-      <w:hyperlink w:history="1" w:anchor="toc37">
+      <w:hyperlink w:history="1" w:anchor="toc36">
         <w:r>
           <w:rPr>
             <w:rFonts w:ascii="Cambria" w:cs="Cambria" w:eastAsia="Cambria" w:hAnsi="Cambria"/>
@@ -20876,90 +20225,6 @@
     </w:p>
     <w:p>
       <w:pPr>
-        <w:spacing w:after="260" w:line="360" w:lineRule="auto"/>
-        <w:jc w:val="left"/>
-      </w:pPr>
-      <w:r>
-        <w:rPr>
-          <w:rFonts w:ascii="Cambria" w:cs="Cambria" w:eastAsia="Cambria" w:hAnsi="Cambria"/>
-          <w:i w:val="false"/>
-          <w:iCs w:val="false"/>
-          <w:sz w:val="24"/>
-          <w:szCs w:val="24"/>
-        </w:rPr>
-        <w:t xml:space="preserve">Spine: the wire is </w:t>
-      </w:r>
-      <w:r>
-        <w:rPr>
-          <w:rFonts w:ascii="Cambria" w:cs="Cambria" w:eastAsia="Cambria" w:hAnsi="Cambria"/>
-          <w:i w:val="false"/>
-          <w:iCs w:val="false"/>
-          <w:sz w:val="24"/>
-          <w:szCs w:val="24"/>
-        </w:rPr>
-        <w:t xml:space="preserve">Chapters </w:t>
-      </w:r>
-      <w:hyperlink w:history="1" w:anchor="toc52">
-        <w:r>
-          <w:rPr>
-            <w:rFonts w:ascii="Cambria" w:cs="Cambria" w:eastAsia="Cambria" w:hAnsi="Cambria"/>
-            <w:i w:val="false"/>
-            <w:iCs w:val="false"/>
-            <w:color w:val="44546A"/>
-            <w:sz w:val="24"/>
-            <w:szCs w:val="24"/>
-            <w:u w:val="single"/>
-          </w:rPr>
-          <w:t xml:space="preserve">40</w:t>
-        </w:r>
-      </w:hyperlink>
-      <w:r>
-        <w:rPr>
-          <w:rFonts w:ascii="Cambria" w:cs="Cambria" w:eastAsia="Cambria" w:hAnsi="Cambria"/>
-          <w:i w:val="false"/>
-          <w:iCs w:val="false"/>
-          <w:sz w:val="24"/>
-          <w:szCs w:val="24"/>
-        </w:rPr>
-        <w:t xml:space="preserve"> through 42. </w:t>
-      </w:r>
-      <w:r>
-        <w:rPr>
-          <w:rFonts w:ascii="Cambria" w:cs="Cambria" w:eastAsia="Cambria" w:hAnsi="Cambria"/>
-          <w:i w:val="false"/>
-          <w:iCs w:val="false"/>
-          <w:sz w:val="24"/>
-          <w:szCs w:val="24"/>
-        </w:rPr>
-        <w:t xml:space="preserve">Chapter </w:t>
-      </w:r>
-      <w:hyperlink w:history="1" w:anchor="toc61">
-        <w:r>
-          <w:rPr>
-            <w:rFonts w:ascii="Cambria" w:cs="Cambria" w:eastAsia="Cambria" w:hAnsi="Cambria"/>
-            <w:i w:val="false"/>
-            <w:iCs w:val="false"/>
-            <w:color w:val="44546A"/>
-            <w:sz w:val="24"/>
-            <w:szCs w:val="24"/>
-            <w:u w:val="single"/>
-          </w:rPr>
-          <w:t xml:space="preserve">47</w:t>
-        </w:r>
-      </w:hyperlink>
-      <w:r>
-        <w:rPr>
-          <w:rFonts w:ascii="Cambria" w:cs="Cambria" w:eastAsia="Cambria" w:hAnsi="Cambria"/>
-          <w:i w:val="false"/>
-          <w:iCs w:val="false"/>
-          <w:sz w:val="24"/>
-          <w:szCs w:val="24"/>
-        </w:rPr>
-        <w:t xml:space="preserve"> is the ledger. Before the wire, an electron has to meet light, and the precision has to be earned.</w:t>
-      </w:r>
-    </w:p>
-    <w:p>
-      <w:pPr>
         <w:sectPr>
           <w:footerReference w:type="default" r:id="rId23"/>
           <w:pgSz w:w="8640" w:h="12960" w:orient="portrait"/>
@@ -20974,7 +20239,7 @@
         <w:pStyle w:val="Heading1"/>
         <w:jc w:val="center"/>
       </w:pPr>
-      <w:bookmarkStart w:name="toc42" w:id="1"/>
+      <w:bookmarkStart w:name="toc41" w:id="1"/>
       <w:r>
         <w:rPr>
           <w:rFonts w:ascii="Amazon Ember" w:cs="Amazon Ember" w:eastAsia="Amazon Ember" w:hAnsi="Amazon Ember"/>
@@ -21007,7 +20272,7 @@
         <w:spacing w:after="240" w:before="0"/>
         <w:jc w:val="center"/>
       </w:pPr>
-      <w:bookmarkStart w:name="toc43" w:id="1"/>
+      <w:bookmarkStart w:name="toc42" w:id="1"/>
       <w:r>
         <w:rPr>
           <w:rFonts w:ascii="Amazon Ember" w:cs="Amazon Ember" w:eastAsia="Amazon Ember" w:hAnsi="Amazon Ember"/>
@@ -21046,7 +20311,7 @@
         </w:rPr>
         <w:t xml:space="preserve">Chapter </w:t>
       </w:r>
-      <w:hyperlink w:history="1" w:anchor="toc37">
+      <w:hyperlink w:history="1" w:anchor="toc36">
         <w:r>
           <w:rPr>
             <w:rFonts w:ascii="Cambria" w:cs="Cambria" w:eastAsia="Cambria" w:hAnsi="Cambria"/>
@@ -21096,7 +20361,7 @@
         </w:rPr>
         <w:t xml:space="preserve">Chapter </w:t>
       </w:r>
-      <w:hyperlink w:history="1" w:anchor="toc28">
+      <w:hyperlink w:history="1" w:anchor="toc27">
         <w:r>
           <w:rPr>
             <w:rFonts w:ascii="Cambria" w:cs="Cambria" w:eastAsia="Cambria" w:hAnsi="Cambria"/>
@@ -21301,7 +20566,7 @@
         </w:rPr>
         <w:t xml:space="preserve">Chapter </w:t>
       </w:r>
-      <w:hyperlink w:history="1" w:anchor="toc38">
+      <w:hyperlink w:history="1" w:anchor="toc37">
         <w:r>
           <w:rPr>
             <w:rFonts w:ascii="Cambria" w:cs="Cambria" w:eastAsia="Cambria" w:hAnsi="Cambria"/>
@@ -21397,7 +20662,7 @@
         <w:spacing w:after="240" w:before="0"/>
         <w:jc w:val="center"/>
       </w:pPr>
-      <w:bookmarkStart w:name="toc44" w:id="1"/>
+      <w:bookmarkStart w:name="toc43" w:id="1"/>
       <w:r>
         <w:rPr>
           <w:rFonts w:ascii="Amazon Ember" w:cs="Amazon Ember" w:eastAsia="Amazon Ember" w:hAnsi="Amazon Ember"/>
@@ -21484,7 +20749,7 @@
         </w:rPr>
         <w:t xml:space="preserve">Chapter </w:t>
       </w:r>
-      <w:hyperlink w:history="1" w:anchor="toc34">
+      <w:hyperlink w:history="1" w:anchor="toc33">
         <w:r>
           <w:rPr>
             <w:rFonts w:ascii="Cambria" w:cs="Cambria" w:eastAsia="Cambria" w:hAnsi="Cambria"/>
@@ -21686,7 +20951,7 @@
         <w:spacing w:after="240" w:before="0"/>
         <w:jc w:val="center"/>
       </w:pPr>
-      <w:bookmarkStart w:name="toc45" w:id="1"/>
+      <w:bookmarkStart w:name="toc44" w:id="1"/>
       <w:r>
         <w:rPr>
           <w:rFonts w:ascii="Amazon Ember" w:cs="Amazon Ember" w:eastAsia="Amazon Ember" w:hAnsi="Amazon Ember"/>
@@ -21939,7 +21204,7 @@
         <w:pStyle w:val="Heading1"/>
         <w:jc w:val="center"/>
       </w:pPr>
-      <w:bookmarkStart w:name="toc46" w:id="1"/>
+      <w:bookmarkStart w:name="toc45" w:id="1"/>
       <w:r>
         <w:rPr>
           <w:rFonts w:ascii="Amazon Ember" w:cs="Amazon Ember" w:eastAsia="Amazon Ember" w:hAnsi="Amazon Ember"/>
@@ -21972,7 +21237,7 @@
         <w:spacing w:after="240" w:before="0"/>
         <w:jc w:val="center"/>
       </w:pPr>
-      <w:bookmarkStart w:name="toc47" w:id="1"/>
+      <w:bookmarkStart w:name="toc46" w:id="1"/>
       <w:r>
         <w:rPr>
           <w:rFonts w:ascii="Amazon Ember" w:cs="Amazon Ember" w:eastAsia="Amazon Ember" w:hAnsi="Amazon Ember"/>
@@ -22335,7 +21600,7 @@
         <w:spacing w:after="240" w:before="0"/>
         <w:jc w:val="center"/>
       </w:pPr>
-      <w:bookmarkStart w:name="toc48" w:id="1"/>
+      <w:bookmarkStart w:name="toc47" w:id="1"/>
       <w:r>
         <w:rPr>
           <w:rFonts w:ascii="Amazon Ember" w:cs="Amazon Ember" w:eastAsia="Amazon Ember" w:hAnsi="Amazon Ember"/>
@@ -23069,7 +22334,7 @@
           <w:sz w:val="20"/>
           <w:szCs w:val="20"/>
         </w:rPr>
-        <w:t xml:space="preserve">Figure 15. The vertex is one meeting of a charged-particle line and a photon line. It is a term in an amplitude. It is not a photograph of a collision.</w:t>
+        <w:t xml:space="preserve">Figure 15. The vertex is one meeting of a charged-particle line and a photon line: a term in an amplitude.</w:t>
       </w:r>
     </w:p>
     <w:p>
@@ -23127,7 +22392,7 @@
         <w:spacing w:after="240" w:before="0"/>
         <w:jc w:val="center"/>
       </w:pPr>
-      <w:bookmarkStart w:name="toc49" w:id="1"/>
+      <w:bookmarkStart w:name="toc48" w:id="1"/>
       <w:r>
         <w:rPr>
           <w:rFonts w:ascii="Amazon Ember" w:cs="Amazon Ember" w:eastAsia="Amazon Ember" w:hAnsi="Amazon Ember"/>
@@ -23218,7 +22483,7 @@
         </w:rPr>
         <w:t xml:space="preserve">Chapter </w:t>
       </w:r>
-      <w:hyperlink w:history="1" w:anchor="toc48">
+      <w:hyperlink w:history="1" w:anchor="toc47">
         <w:r>
           <w:rPr>
             <w:rFonts w:ascii="Cambria" w:cs="Cambria" w:eastAsia="Cambria" w:hAnsi="Cambria"/>
@@ -23554,7 +22819,7 @@
         <w:spacing w:after="240" w:before="0"/>
         <w:jc w:val="center"/>
       </w:pPr>
-      <w:bookmarkStart w:name="toc50" w:id="1"/>
+      <w:bookmarkStart w:name="toc49" w:id="1"/>
       <w:r>
         <w:rPr>
           <w:rFonts w:ascii="Amazon Ember" w:cs="Amazon Ember" w:eastAsia="Amazon Ember" w:hAnsi="Amazon Ember"/>
@@ -23721,7 +22986,7 @@
         </w:rPr>
         <w:t xml:space="preserve">Chapter </w:t>
       </w:r>
-      <w:hyperlink w:history="1" w:anchor="toc44">
+      <w:hyperlink w:history="1" w:anchor="toc43">
         <w:r>
           <w:rPr>
             <w:rFonts w:ascii="Cambria" w:cs="Cambria" w:eastAsia="Cambria" w:hAnsi="Cambria"/>
@@ -23954,7 +23219,7 @@
         <w:pStyle w:val="Heading1"/>
         <w:jc w:val="center"/>
       </w:pPr>
-      <w:bookmarkStart w:name="toc51" w:id="1"/>
+      <w:bookmarkStart w:name="toc50" w:id="1"/>
       <w:r>
         <w:rPr>
           <w:rFonts w:ascii="Amazon Ember" w:cs="Amazon Ember" w:eastAsia="Amazon Ember" w:hAnsi="Amazon Ember"/>
@@ -23987,7 +23252,7 @@
         <w:spacing w:after="240" w:before="0"/>
         <w:jc w:val="center"/>
       </w:pPr>
-      <w:bookmarkStart w:name="toc52" w:id="1"/>
+      <w:bookmarkStart w:name="toc51" w:id="1"/>
       <w:r>
         <w:rPr>
           <w:rFonts w:ascii="Amazon Ember" w:cs="Amazon Ember" w:eastAsia="Amazon Ember" w:hAnsi="Amazon Ember"/>
@@ -24092,7 +23357,7 @@
         </w:rPr>
         <w:t xml:space="preserve">Chapter </w:t>
       </w:r>
-      <w:hyperlink w:history="1" w:anchor="toc41">
+      <w:hyperlink w:history="1" w:anchor="toc40">
         <w:r>
           <w:rPr>
             <w:rFonts w:ascii="Cambria" w:cs="Cambria" w:eastAsia="Cambria" w:hAnsi="Cambria"/>
@@ -24158,7 +23423,7 @@
         </w:rPr>
         <w:t xml:space="preserve">Chapter </w:t>
       </w:r>
-      <w:hyperlink w:history="1" w:anchor="toc40">
+      <w:hyperlink w:history="1" w:anchor="toc39">
         <w:r>
           <w:rPr>
             <w:rFonts w:ascii="Cambria" w:cs="Cambria" w:eastAsia="Cambria" w:hAnsi="Cambria"/>
@@ -24380,7 +23645,7 @@
         </w:rPr>
         <w:t xml:space="preserve">Chapter </w:t>
       </w:r>
-      <w:hyperlink w:history="1" w:anchor="toc40">
+      <w:hyperlink w:history="1" w:anchor="toc39">
         <w:r>
           <w:rPr>
             <w:rFonts w:ascii="Cambria" w:cs="Cambria" w:eastAsia="Cambria" w:hAnsi="Cambria"/>
@@ -24918,7 +24183,7 @@
         <w:spacing w:after="240" w:before="0"/>
         <w:jc w:val="center"/>
       </w:pPr>
-      <w:bookmarkStart w:name="toc53" w:id="1"/>
+      <w:bookmarkStart w:name="toc52" w:id="1"/>
       <w:r>
         <w:rPr>
           <w:rFonts w:ascii="Amazon Ember" w:cs="Amazon Ember" w:eastAsia="Amazon Ember" w:hAnsi="Amazon Ember"/>
@@ -25144,7 +24409,7 @@
         </w:rPr>
         <w:t xml:space="preserve">Chapters </w:t>
       </w:r>
-      <w:hyperlink w:history="1" w:anchor="toc34">
+      <w:hyperlink w:history="1" w:anchor="toc33">
         <w:r>
           <w:rPr>
             <w:rFonts w:ascii="Cambria" w:cs="Cambria" w:eastAsia="Cambria" w:hAnsi="Cambria"/>
@@ -25292,7 +24557,7 @@
         <w:spacing w:after="240" w:before="0"/>
         <w:jc w:val="center"/>
       </w:pPr>
-      <w:bookmarkStart w:name="toc54" w:id="1"/>
+      <w:bookmarkStart w:name="toc53" w:id="1"/>
       <w:r>
         <w:rPr>
           <w:rFonts w:ascii="Amazon Ember" w:cs="Amazon Ember" w:eastAsia="Amazon Ember" w:hAnsi="Amazon Ember"/>
@@ -25431,7 +24696,7 @@
           <w:sz w:val="24"/>
           <w:szCs w:val="24"/>
         </w:rPr>
-        <w:t xml:space="preserve">Mead did not derive QED in these pages, and QED does not prove Mead’s picture of what is real. Photons and the field are still in the theory. The merger is a path between descriptions, open in either direction according to the question being asked. If you have been walking the spine, this is the circuit. </w:t>
+        <w:t xml:space="preserve">Mead did not derive QED in these pages, and QED does not prove Mead’s picture of what is real. Photons and the field are still in the theory. The merger is a path between descriptions, open in either direction according to the question being asked. </w:t>
       </w:r>
       <w:r>
         <w:rPr>
@@ -25443,7 +24708,7 @@
         </w:rPr>
         <w:t xml:space="preserve">Chapter </w:t>
       </w:r>
-      <w:hyperlink w:history="1" w:anchor="toc61">
+      <w:hyperlink w:history="1" w:anchor="toc60">
         <w:r>
           <w:rPr>
             <w:rFonts w:ascii="Cambria" w:cs="Cambria" w:eastAsia="Cambria" w:hAnsi="Cambria"/>
@@ -25465,7 +24730,7 @@
           <w:sz w:val="24"/>
           <w:szCs w:val="24"/>
         </w:rPr>
-        <w:t xml:space="preserve"> is the last stop on it, and the boundary of the claim.</w:t>
+        <w:t xml:space="preserve"> is where the boundary of that claim is drawn.</w:t>
       </w:r>
     </w:p>
     <w:p>
@@ -25484,7 +24749,7 @@
         <w:pStyle w:val="Heading1"/>
         <w:jc w:val="center"/>
       </w:pPr>
-      <w:bookmarkStart w:name="toc55" w:id="1"/>
+      <w:bookmarkStart w:name="toc54" w:id="1"/>
       <w:r>
         <w:rPr>
           <w:rFonts w:ascii="Amazon Ember" w:cs="Amazon Ember" w:eastAsia="Amazon Ember" w:hAnsi="Amazon Ember"/>
@@ -25517,7 +24782,7 @@
         <w:spacing w:after="240" w:before="0"/>
         <w:jc w:val="center"/>
       </w:pPr>
-      <w:bookmarkStart w:name="toc56" w:id="1"/>
+      <w:bookmarkStart w:name="toc55" w:id="1"/>
       <w:r>
         <w:rPr>
           <w:rFonts w:ascii="Amazon Ember" w:cs="Amazon Ember" w:eastAsia="Amazon Ember" w:hAnsi="Amazon Ember"/>
@@ -25556,7 +24821,7 @@
         </w:rPr>
         <w:t xml:space="preserve">Chapter </w:t>
       </w:r>
-      <w:hyperlink w:history="1" w:anchor="toc48">
+      <w:hyperlink w:history="1" w:anchor="toc47">
         <w:r>
           <w:rPr>
             <w:rFonts w:ascii="Cambria" w:cs="Cambria" w:eastAsia="Cambria" w:hAnsi="Cambria"/>
@@ -25638,7 +24903,7 @@
         </w:rPr>
         <w:t xml:space="preserve">Chapter </w:t>
       </w:r>
-      <w:hyperlink w:history="1" w:anchor="toc39">
+      <w:hyperlink w:history="1" w:anchor="toc38">
         <w:r>
           <w:rPr>
             <w:rFonts w:ascii="Cambria" w:cs="Cambria" w:eastAsia="Cambria" w:hAnsi="Cambria"/>
@@ -25862,7 +25127,7 @@
         <w:spacing w:after="240" w:before="0"/>
         <w:jc w:val="center"/>
       </w:pPr>
-      <w:bookmarkStart w:name="toc57" w:id="1"/>
+      <w:bookmarkStart w:name="toc56" w:id="1"/>
       <w:r>
         <w:rPr>
           <w:rFonts w:ascii="Amazon Ember" w:cs="Amazon Ember" w:eastAsia="Amazon Ember" w:hAnsi="Amazon Ember"/>
@@ -25901,7 +25166,7 @@
         </w:rPr>
         <w:t xml:space="preserve">Part </w:t>
       </w:r>
-      <w:hyperlink w:history="1" w:anchor="toc46">
+      <w:hyperlink w:history="1" w:anchor="toc45">
         <w:r>
           <w:rPr>
             <w:rFonts w:ascii="Cambria" w:cs="Cambria" w:eastAsia="Cambria" w:hAnsi="Cambria"/>
@@ -25935,7 +25200,7 @@
         </w:rPr>
         <w:t xml:space="preserve">Chapter </w:t>
       </w:r>
-      <w:hyperlink w:history="1" w:anchor="toc49">
+      <w:hyperlink w:history="1" w:anchor="toc48">
         <w:r>
           <w:rPr>
             <w:rFonts w:ascii="Cambria" w:cs="Cambria" w:eastAsia="Cambria" w:hAnsi="Cambria"/>
@@ -26163,7 +25428,7 @@
         </w:rPr>
         <w:t xml:space="preserve">Chapter </w:t>
       </w:r>
-      <w:hyperlink w:history="1" w:anchor="toc41">
+      <w:hyperlink w:history="1" w:anchor="toc40">
         <w:r>
           <w:rPr>
             <w:rFonts w:ascii="Cambria" w:cs="Cambria" w:eastAsia="Cambria" w:hAnsi="Cambria"/>
@@ -26227,7 +25492,7 @@
         <w:spacing w:after="240" w:before="0"/>
         <w:jc w:val="center"/>
       </w:pPr>
-      <w:bookmarkStart w:name="toc58" w:id="1"/>
+      <w:bookmarkStart w:name="toc57" w:id="1"/>
       <w:r>
         <w:rPr>
           <w:rFonts w:ascii="Amazon Ember" w:cs="Amazon Ember" w:eastAsia="Amazon Ember" w:hAnsi="Amazon Ember"/>
@@ -26354,7 +25619,7 @@
         </w:rPr>
         <w:t xml:space="preserve">Chapter </w:t>
       </w:r>
-      <w:hyperlink w:history="1" w:anchor="toc39">
+      <w:hyperlink w:history="1" w:anchor="toc38">
         <w:r>
           <w:rPr>
             <w:rFonts w:ascii="Cambria" w:cs="Cambria" w:eastAsia="Cambria" w:hAnsi="Cambria"/>
@@ -26502,7 +25767,7 @@
         </w:rPr>
         <w:t xml:space="preserve">Chapter </w:t>
       </w:r>
-      <w:hyperlink w:history="1" w:anchor="toc25">
+      <w:hyperlink w:history="1" w:anchor="toc24">
         <w:r>
           <w:rPr>
             <w:rFonts w:ascii="Cambria" w:cs="Cambria" w:eastAsia="Cambria" w:hAnsi="Cambria"/>
@@ -26632,7 +25897,7 @@
         </w:rPr>
         <w:t xml:space="preserve">Chapter </w:t>
       </w:r>
-      <w:hyperlink w:history="1" w:anchor="toc34">
+      <w:hyperlink w:history="1" w:anchor="toc33">
         <w:r>
           <w:rPr>
             <w:rFonts w:ascii="Cambria" w:cs="Cambria" w:eastAsia="Cambria" w:hAnsi="Cambria"/>
@@ -26714,7 +25979,7 @@
         </w:rPr>
         <w:t xml:space="preserve">Chapter </w:t>
       </w:r>
-      <w:hyperlink w:history="1" w:anchor="toc30">
+      <w:hyperlink w:history="1" w:anchor="toc29">
         <w:r>
           <w:rPr>
             <w:rFonts w:ascii="Cambria" w:cs="Cambria" w:eastAsia="Cambria" w:hAnsi="Cambria"/>
@@ -26823,7 +26088,7 @@
         <w:pStyle w:val="Heading1"/>
         <w:jc w:val="center"/>
       </w:pPr>
-      <w:bookmarkStart w:name="toc59" w:id="1"/>
+      <w:bookmarkStart w:name="toc58" w:id="1"/>
       <w:r>
         <w:rPr>
           <w:rFonts w:ascii="Amazon Ember" w:cs="Amazon Ember" w:eastAsia="Amazon Ember" w:hAnsi="Amazon Ember"/>
@@ -26856,7 +26121,7 @@
         <w:spacing w:after="240" w:before="0"/>
         <w:jc w:val="center"/>
       </w:pPr>
-      <w:bookmarkStart w:name="toc60" w:id="1"/>
+      <w:bookmarkStart w:name="toc59" w:id="1"/>
       <w:r>
         <w:rPr>
           <w:rFonts w:ascii="Amazon Ember" w:cs="Amazon Ember" w:eastAsia="Amazon Ember" w:hAnsi="Amazon Ember"/>
@@ -26957,7 +26222,7 @@
         </w:rPr>
         <w:t xml:space="preserve">Part </w:t>
       </w:r>
-      <w:hyperlink w:history="1" w:anchor="toc46">
+      <w:hyperlink w:history="1" w:anchor="toc45">
         <w:r>
           <w:rPr>
             <w:rFonts w:ascii="Cambria" w:cs="Cambria" w:eastAsia="Cambria" w:hAnsi="Cambria"/>
@@ -27007,7 +26272,7 @@
         </w:rPr>
         <w:t xml:space="preserve">Part </w:t>
       </w:r>
-      <w:hyperlink w:history="1" w:anchor="toc36">
+      <w:hyperlink w:history="1" w:anchor="toc35">
         <w:r>
           <w:rPr>
             <w:rFonts w:ascii="Cambria" w:cs="Cambria" w:eastAsia="Cambria" w:hAnsi="Cambria"/>
@@ -27105,7 +26370,7 @@
         </w:rPr>
         <w:t xml:space="preserve">Chapter </w:t>
       </w:r>
-      <w:hyperlink w:history="1" w:anchor="toc29">
+      <w:hyperlink w:history="1" w:anchor="toc28">
         <w:r>
           <w:rPr>
             <w:rFonts w:ascii="Cambria" w:cs="Cambria" w:eastAsia="Cambria" w:hAnsi="Cambria"/>
@@ -27175,7 +26440,7 @@
         </w:rPr>
         <w:t xml:space="preserve">Chapter </w:t>
       </w:r>
-      <w:hyperlink w:history="1" w:anchor="toc40">
+      <w:hyperlink w:history="1" w:anchor="toc39">
         <w:r>
           <w:rPr>
             <w:rFonts w:ascii="Cambria" w:cs="Cambria" w:eastAsia="Cambria" w:hAnsi="Cambria"/>
@@ -27259,7 +26524,7 @@
         </w:rPr>
         <w:t xml:space="preserve">Chapter </w:t>
       </w:r>
-      <w:hyperlink w:history="1" w:anchor="toc52">
+      <w:hyperlink w:history="1" w:anchor="toc51">
         <w:r>
           <w:rPr>
             <w:rFonts w:ascii="Cambria" w:cs="Cambria" w:eastAsia="Cambria" w:hAnsi="Cambria"/>
@@ -27309,7 +26574,7 @@
         </w:rPr>
         <w:t xml:space="preserve">Chapter </w:t>
       </w:r>
-      <w:hyperlink w:history="1" w:anchor="toc52">
+      <w:hyperlink w:history="1" w:anchor="toc51">
         <w:r>
           <w:rPr>
             <w:rFonts w:ascii="Cambria" w:cs="Cambria" w:eastAsia="Cambria" w:hAnsi="Cambria"/>
@@ -27343,7 +26608,7 @@
         </w:rPr>
         <w:t xml:space="preserve">Chapter </w:t>
       </w:r>
-      <w:hyperlink w:history="1" w:anchor="toc53">
+      <w:hyperlink w:history="1" w:anchor="toc52">
         <w:r>
           <w:rPr>
             <w:rFonts w:ascii="Cambria" w:cs="Cambria" w:eastAsia="Cambria" w:hAnsi="Cambria"/>
@@ -27471,7 +26736,7 @@
         <w:spacing w:after="240" w:before="0"/>
         <w:jc w:val="center"/>
       </w:pPr>
-      <w:bookmarkStart w:name="toc61" w:id="1"/>
+      <w:bookmarkStart w:name="toc60" w:id="1"/>
       <w:r>
         <w:rPr>
           <w:rFonts w:ascii="Amazon Ember" w:cs="Amazon Ember" w:eastAsia="Amazon Ember" w:hAnsi="Amazon Ember"/>
@@ -27500,7 +26765,7 @@
         </w:rPr>
         <w:t xml:space="preserve">Chapter </w:t>
       </w:r>
-      <w:hyperlink w:history="1" w:anchor="toc58">
+      <w:hyperlink w:history="1" w:anchor="toc57">
         <w:r>
           <w:rPr>
             <w:rFonts w:ascii="Cambria" w:cs="Cambria" w:eastAsia="Cambria" w:hAnsi="Cambria"/>
@@ -27566,7 +26831,7 @@
         </w:rPr>
         <w:t xml:space="preserve">Part </w:t>
       </w:r>
-      <w:hyperlink w:history="1" w:anchor="toc46">
+      <w:hyperlink w:history="1" w:anchor="toc45">
         <w:r>
           <w:rPr>
             <w:rFonts w:ascii="Cambria" w:cs="Cambria" w:eastAsia="Cambria" w:hAnsi="Cambria"/>
@@ -27668,7 +26933,7 @@
         </w:rPr>
         <w:t xml:space="preserve">Chapter </w:t>
       </w:r>
-      <w:hyperlink w:history="1" w:anchor="toc33">
+      <w:hyperlink w:history="1" w:anchor="toc32">
         <w:r>
           <w:rPr>
             <w:rFonts w:ascii="Cambria" w:cs="Cambria" w:eastAsia="Cambria" w:hAnsi="Cambria"/>
@@ -27952,7 +27217,7 @@
         </w:rPr>
         <w:t xml:space="preserve">Part </w:t>
       </w:r>
-      <w:hyperlink w:history="1" w:anchor="toc46">
+      <w:hyperlink w:history="1" w:anchor="toc45">
         <w:r>
           <w:rPr>
             <w:rFonts w:ascii="Cambria" w:cs="Cambria" w:eastAsia="Cambria" w:hAnsi="Cambria"/>
@@ -28002,7 +27267,7 @@
         </w:rPr>
         <w:t xml:space="preserve">Part </w:t>
       </w:r>
-      <w:hyperlink w:history="1" w:anchor="toc46">
+      <w:hyperlink w:history="1" w:anchor="toc45">
         <w:r>
           <w:rPr>
             <w:rFonts w:ascii="Cambria" w:cs="Cambria" w:eastAsia="Cambria" w:hAnsi="Cambria"/>
@@ -28094,7 +27359,7 @@
         </w:rPr>
         <w:t xml:space="preserve">Part </w:t>
       </w:r>
-      <w:hyperlink w:history="1" w:anchor="toc46">
+      <w:hyperlink w:history="1" w:anchor="toc45">
         <w:r>
           <w:rPr>
             <w:rFonts w:ascii="Cambria" w:cs="Cambria" w:eastAsia="Cambria" w:hAnsi="Cambria"/>
@@ -28128,7 +27393,7 @@
         </w:rPr>
         <w:t xml:space="preserve">Chapter </w:t>
       </w:r>
-      <w:hyperlink w:history="1" w:anchor="toc34">
+      <w:hyperlink w:history="1" w:anchor="toc33">
         <w:r>
           <w:rPr>
             <w:rFonts w:ascii="Cambria" w:cs="Cambria" w:eastAsia="Cambria" w:hAnsi="Cambria"/>
@@ -28208,7 +27473,7 @@
         <w:spacing w:after="240" w:before="0"/>
         <w:jc w:val="center"/>
       </w:pPr>
-      <w:bookmarkStart w:name="toc62" w:id="1"/>
+      <w:bookmarkStart w:name="toc61" w:id="1"/>
       <w:r>
         <w:rPr>
           <w:rFonts w:ascii="Amazon Ember" w:cs="Amazon Ember" w:eastAsia="Amazon Ember" w:hAnsi="Amazon Ember"/>
@@ -28263,7 +27528,7 @@
         </w:rPr>
         <w:t xml:space="preserve">Chapter </w:t>
       </w:r>
-      <w:hyperlink w:history="1" w:anchor="toc61">
+      <w:hyperlink w:history="1" w:anchor="toc60">
         <w:r>
           <w:rPr>
             <w:rFonts w:ascii="Cambria" w:cs="Cambria" w:eastAsia="Cambria" w:hAnsi="Cambria"/>
@@ -28369,7 +27634,7 @@
           <w:sz w:val="24"/>
           <w:szCs w:val="24"/>
         </w:rPr>
-        <w:t xml:space="preserve">Electromagnetism stops reading like a collection of loosely related subjects assembled by historical accident, and starts reading like one long, continuous conversation between matter, light, phase, and spacetime — which is, after everything, exactly what this book set out to show. That conversation is not finished, and it may never be. That was never a failure of the argument. It’s the reason there is still more to ask.</w:t>
+        <w:t xml:space="preserve">Electromagnetism stops reading like a collection of loosely related subjects assembled by historical accident, and starts reading like one long, continuous conversation between matter, light, phase, and spacetime — which is, after everything, exactly what this book set out to show. That conversation is not finished, and it may never be. An unfinished conversation is why there is still more to ask.</w:t>
       </w:r>
     </w:p>
     <w:p>
@@ -28459,7 +27724,7 @@
         <w:spacing w:after="240" w:before="0"/>
         <w:jc w:val="center"/>
       </w:pPr>
-      <w:bookmarkStart w:name="toc63" w:id="1"/>
+      <w:bookmarkStart w:name="toc62" w:id="1"/>
       <w:r>
         <w:rPr>
           <w:rFonts w:ascii="Amazon Ember" w:cs="Amazon Ember" w:eastAsia="Amazon Ember" w:hAnsi="Amazon Ember"/>
@@ -28855,7 +28120,7 @@
         </w:rPr>
         <w:t xml:space="preserve">Chapters </w:t>
       </w:r>
-      <w:hyperlink w:history="1" w:anchor="toc24">
+      <w:hyperlink w:history="1" w:anchor="toc23">
         <w:r>
           <w:rPr>
             <w:rFonts w:ascii="Cambria" w:cs="Cambria" w:eastAsia="Cambria" w:hAnsi="Cambria"/>
@@ -28879,7 +28144,7 @@
         </w:rPr>
         <w:t xml:space="preserve">–</w:t>
       </w:r>
-      <w:hyperlink w:history="1" w:anchor="toc25">
+      <w:hyperlink w:history="1" w:anchor="toc24">
         <w:r>
           <w:rPr>
             <w:rFonts w:ascii="Cambria" w:cs="Cambria" w:eastAsia="Cambria" w:hAnsi="Cambria"/>
@@ -29003,7 +28268,7 @@
         </w:rPr>
         <w:t xml:space="preserve">Chapter </w:t>
       </w:r>
-      <w:hyperlink w:history="1" w:anchor="toc25">
+      <w:hyperlink w:history="1" w:anchor="toc24">
         <w:r>
           <w:rPr>
             <w:rFonts w:ascii="Cambria" w:cs="Cambria" w:eastAsia="Cambria" w:hAnsi="Cambria"/>
@@ -29161,7 +28426,7 @@
         </w:rPr>
         <w:t xml:space="preserve">Chapter </w:t>
       </w:r>
-      <w:hyperlink w:history="1" w:anchor="toc33">
+      <w:hyperlink w:history="1" w:anchor="toc32">
         <w:r>
           <w:rPr>
             <w:rFonts w:ascii="Cambria" w:cs="Cambria" w:eastAsia="Cambria" w:hAnsi="Cambria"/>
@@ -29267,7 +28532,7 @@
         </w:rPr>
         <w:t xml:space="preserve">Chapter </w:t>
       </w:r>
-      <w:hyperlink w:history="1" w:anchor="toc37">
+      <w:hyperlink w:history="1" w:anchor="toc36">
         <w:r>
           <w:rPr>
             <w:rFonts w:ascii="Cambria" w:cs="Cambria" w:eastAsia="Cambria" w:hAnsi="Cambria"/>
@@ -29416,7 +28681,7 @@
         </w:rPr>
         <w:t xml:space="preserve">Chapter </w:t>
       </w:r>
-      <w:hyperlink w:history="1" w:anchor="toc37">
+      <w:hyperlink w:history="1" w:anchor="toc36">
         <w:r>
           <w:rPr>
             <w:rFonts w:ascii="Cambria" w:cs="Cambria" w:eastAsia="Cambria" w:hAnsi="Cambria"/>
@@ -29500,7 +28765,7 @@
         </w:rPr>
         <w:t xml:space="preserve">Chapter </w:t>
       </w:r>
-      <w:hyperlink w:history="1" w:anchor="toc39">
+      <w:hyperlink w:history="1" w:anchor="toc38">
         <w:r>
           <w:rPr>
             <w:rFonts w:ascii="Cambria" w:cs="Cambria" w:eastAsia="Cambria" w:hAnsi="Cambria"/>
@@ -29624,7 +28889,7 @@
         </w:rPr>
         <w:t xml:space="preserve">Chapter </w:t>
       </w:r>
-      <w:hyperlink w:history="1" w:anchor="toc41">
+      <w:hyperlink w:history="1" w:anchor="toc40">
         <w:r>
           <w:rPr>
             <w:rFonts w:ascii="Cambria" w:cs="Cambria" w:eastAsia="Cambria" w:hAnsi="Cambria"/>
@@ -29700,7 +28965,7 @@
         </w:rPr>
         <w:t xml:space="preserve">Chapter </w:t>
       </w:r>
-      <w:hyperlink w:history="1" w:anchor="toc37">
+      <w:hyperlink w:history="1" w:anchor="toc36">
         <w:r>
           <w:rPr>
             <w:rFonts w:ascii="Cambria" w:cs="Cambria" w:eastAsia="Cambria" w:hAnsi="Cambria"/>
@@ -29764,7 +29029,7 @@
         </w:rPr>
         <w:t xml:space="preserve">Chapter </w:t>
       </w:r>
-      <w:hyperlink w:history="1" w:anchor="toc45">
+      <w:hyperlink w:history="1" w:anchor="toc44">
         <w:r>
           <w:rPr>
             <w:rFonts w:ascii="Cambria" w:cs="Cambria" w:eastAsia="Cambria" w:hAnsi="Cambria"/>
@@ -29925,7 +29190,7 @@
         </w:rPr>
         <w:t xml:space="preserve">Chapter </w:t>
       </w:r>
-      <w:hyperlink w:history="1" w:anchor="toc48">
+      <w:hyperlink w:history="1" w:anchor="toc47">
         <w:r>
           <w:rPr>
             <w:rFonts w:ascii="Cambria" w:cs="Cambria" w:eastAsia="Cambria" w:hAnsi="Cambria"/>
@@ -30103,7 +29368,7 @@
         </w:rPr>
         <w:t xml:space="preserve">Chapter </w:t>
       </w:r>
-      <w:hyperlink w:history="1" w:anchor="toc49">
+      <w:hyperlink w:history="1" w:anchor="toc48">
         <w:r>
           <w:rPr>
             <w:rFonts w:ascii="Cambria" w:cs="Cambria" w:eastAsia="Cambria" w:hAnsi="Cambria"/>
@@ -30209,7 +29474,7 @@
         </w:rPr>
         <w:t xml:space="preserve">Chapter </w:t>
       </w:r>
-      <w:hyperlink w:history="1" w:anchor="toc52">
+      <w:hyperlink w:history="1" w:anchor="toc51">
         <w:r>
           <w:rPr>
             <w:rFonts w:ascii="Cambria" w:cs="Cambria" w:eastAsia="Cambria" w:hAnsi="Cambria"/>
@@ -30401,7 +29666,7 @@
         <w:spacing w:after="240" w:before="0"/>
         <w:jc w:val="center"/>
       </w:pPr>
-      <w:bookmarkStart w:name="toc64" w:id="1"/>
+      <w:bookmarkStart w:name="toc63" w:id="1"/>
       <w:r>
         <w:rPr>
           <w:rFonts w:ascii="Amazon Ember" w:cs="Amazon Ember" w:eastAsia="Amazon Ember" w:hAnsi="Amazon Ember"/>
@@ -30511,7 +29776,7 @@
         </w:rPr>
         <w:t xml:space="preserve"> 115, 485, 1959), </w:t>
       </w:r>
-      <w:hyperlink w:history="1" r:id="rIdsrlc0xqrceapjxdvfevwv">
+      <w:hyperlink w:history="1" r:id="rId1ndjahyrmibfg9pyalv6x">
         <w:r>
           <w:rPr>
             <w:rFonts w:ascii="Cambria" w:cs="Cambria" w:eastAsia="Cambria" w:hAnsi="Cambria"/>
@@ -30555,7 +29820,7 @@
         </w:rPr>
         <w:t xml:space="preserve"> 56, 792, 1986), </w:t>
       </w:r>
-      <w:hyperlink w:history="1" r:id="rIdp_ne0sggej9ubl_i18zde">
+      <w:hyperlink w:history="1" r:id="rIdu8irslip5lh9jh6egfcdf">
         <w:r>
           <w:rPr>
             <w:rFonts w:ascii="Cambria" w:cs="Cambria" w:eastAsia="Cambria" w:hAnsi="Cambria"/>
@@ -30699,7 +29964,7 @@
         </w:rPr>
         <w:t xml:space="preserve">, 1905), </w:t>
       </w:r>
-      <w:hyperlink w:history="1" r:id="rIdd3t5ccpdcijdkw1oicfuu">
+      <w:hyperlink w:history="1" r:id="rIdmqlmrrcf6w3cwdegqtagy">
         <w:r>
           <w:rPr>
             <w:rFonts w:ascii="Cambria" w:cs="Cambria" w:eastAsia="Cambria" w:hAnsi="Cambria"/>
@@ -30771,7 +30036,7 @@
         </w:rPr>
         <w:t xml:space="preserve"> 20, 367, 1948), </w:t>
       </w:r>
-      <w:hyperlink w:history="1" r:id="rIdiexzrrf_pfae3bsdxal84">
+      <w:hyperlink w:history="1" r:id="rIdczkkd3rva3za1cwcs9mpd">
         <w:r>
           <w:rPr>
             <w:rFonts w:ascii="Cambria" w:cs="Cambria" w:eastAsia="Cambria" w:hAnsi="Cambria"/>
@@ -30833,7 +30098,7 @@
         </w:rPr>
         <w:t xml:space="preserve"> 17, 157, 1945), </w:t>
       </w:r>
-      <w:hyperlink w:history="1" r:id="rId-ey9johh-w6wcclh-0zmu">
+      <w:hyperlink w:history="1" r:id="rIdgplxcu-e6yh-olbfarudm">
         <w:r>
           <w:rPr>
             <w:rFonts w:ascii="Cambria" w:cs="Cambria" w:eastAsia="Cambria" w:hAnsi="Cambria"/>
@@ -30877,7 +30142,7 @@
         </w:rPr>
         <w:t xml:space="preserve"> 21, 425, 1949), </w:t>
       </w:r>
-      <w:hyperlink w:history="1" r:id="rIdqdfu383ibvyjnvkcbbvf7">
+      <w:hyperlink w:history="1" r:id="rIddkalpryi1pmrvupvhprfo">
         <w:r>
           <w:rPr>
             <w:rFonts w:ascii="Cambria" w:cs="Cambria" w:eastAsia="Cambria" w:hAnsi="Cambria"/>
@@ -30939,7 +30204,7 @@
         </w:rPr>
         <w:t xml:space="preserve"> 72, 241, 1947), </w:t>
       </w:r>
-      <w:hyperlink w:history="1" r:id="rIdlmnyfrc5dqegm2ehouyxf">
+      <w:hyperlink w:history="1" r:id="rIdgsfzbd4ml38zwczfpcy2g">
         <w:r>
           <w:rPr>
             <w:rFonts w:ascii="Cambria" w:cs="Cambria" w:eastAsia="Cambria" w:hAnsi="Cambria"/>
@@ -31031,7 +30296,7 @@
         </w:rPr>
         <w:t xml:space="preserve"> 1, 186 (1971), </w:t>
       </w:r>
-      <w:hyperlink w:history="1" r:id="rIdqvofqm_dkt2kvad2iybxc">
+      <w:hyperlink w:history="1" r:id="rIdrkmgexar9flujr_fi8exw">
         <w:r>
           <w:rPr>
             <w:rFonts w:ascii="Cambria" w:cs="Cambria" w:eastAsia="Cambria" w:hAnsi="Cambria"/>
@@ -31093,7 +30358,7 @@
         </w:rPr>
         <w:t xml:space="preserve"> B51, 793, 1948). The academy’s scan of that paper is at </w:t>
       </w:r>
-      <w:hyperlink w:history="1" r:id="rIdiooltwew1akbedv2fhy2u">
+      <w:hyperlink w:history="1" r:id="rIdj0nvc8ov--jscfrnqq8px">
         <w:r>
           <w:rPr>
             <w:rFonts w:ascii="Cambria" w:cs="Cambria" w:eastAsia="Cambria" w:hAnsi="Cambria"/>
@@ -31137,7 +30402,7 @@
         </w:rPr>
         <w:t xml:space="preserve"> 78, 5, 1997), </w:t>
       </w:r>
-      <w:hyperlink w:history="1" r:id="rIdkjiyfdeddp6o25807uvqo">
+      <w:hyperlink w:history="1" r:id="rIdwgz9vyhdpntulymay1qiy">
         <w:r>
           <w:rPr>
             <w:rFonts w:ascii="Cambria" w:cs="Cambria" w:eastAsia="Cambria" w:hAnsi="Cambria"/>
@@ -31199,7 +30464,7 @@
         </w:rPr>
         <w:t xml:space="preserve"> 5, 1174, 1957). The journal’s English PDF is at </w:t>
       </w:r>
-      <w:hyperlink w:history="1" r:id="rIdbi43m7tljyqnrfkbhvsg1">
+      <w:hyperlink w:history="1" r:id="rIdxdgsxa1z4tchfjewna0oc">
         <w:r>
           <w:rPr>
             <w:rFonts w:ascii="Cambria" w:cs="Cambria" w:eastAsia="Cambria" w:hAnsi="Cambria"/>
@@ -31271,7 +30536,7 @@
         </w:rPr>
         <w:t xml:space="preserve"> 133, 60, 1931), </w:t>
       </w:r>
-      <w:hyperlink w:history="1" r:id="rId21liubrtiy-v-qawebq6p">
+      <w:hyperlink w:history="1" r:id="rId848zdpufgmmhhohpg7z36">
         <w:r>
           <w:rPr>
             <w:rFonts w:ascii="Cambria" w:cs="Cambria" w:eastAsia="Cambria" w:hAnsi="Cambria"/>
@@ -31333,7 +30598,7 @@
         </w:rPr>
         <w:t xml:space="preserve">Chapter </w:t>
       </w:r>
-      <w:hyperlink w:history="1" w:anchor="toc43">
+      <w:hyperlink w:history="1" w:anchor="toc42">
         <w:r>
           <w:rPr>
             <w:rFonts w:ascii="Cambria" w:cs="Cambria" w:eastAsia="Cambria" w:hAnsi="Cambria"/>
@@ -31377,7 +30642,7 @@
         </w:rPr>
         <w:t xml:space="preserve"> 1, 173, 1986), </w:t>
       </w:r>
-      <w:hyperlink w:history="1" r:id="rId_pl-p1yiai2_clzhpptei">
+      <w:hyperlink w:history="1" r:id="rIdppx0yojjnhrakmh6cnxai">
         <w:r>
           <w:rPr>
             <w:rFonts w:ascii="Cambria" w:cs="Cambria" w:eastAsia="Cambria" w:hAnsi="Cambria"/>
@@ -31459,7 +30724,7 @@
         </w:rPr>
         <w:t xml:space="preserve"> 73, 416, 1948), </w:t>
       </w:r>
-      <w:hyperlink w:history="1" r:id="rIdagq57c4qpffkwjoyfh6gf">
+      <w:hyperlink w:history="1" r:id="rIdko-zne1osjx-juefxatam">
         <w:r>
           <w:rPr>
             <w:rFonts w:ascii="Cambria" w:cs="Cambria" w:eastAsia="Cambria" w:hAnsi="Cambria"/>
@@ -31503,7 +30768,7 @@
         </w:rPr>
         <w:t xml:space="preserve"> 130, 071801, 2023), </w:t>
       </w:r>
-      <w:hyperlink w:history="1" r:id="rIdtn_emm4ghtjdvnch-zbmz">
+      <w:hyperlink w:history="1" r:id="rId-yxnb37v91rlnoqnd8qtu">
         <w:r>
           <w:rPr>
             <w:rFonts w:ascii="Cambria" w:cs="Cambria" w:eastAsia="Cambria" w:hAnsi="Cambria"/>
@@ -31642,7 +30907,7 @@
         </w:rPr>
         <w:t xml:space="preserve"> 1, 251, 1962), </w:t>
       </w:r>
-      <w:hyperlink w:history="1" r:id="rId6tocrs3frwzcavy-mh0wk">
+      <w:hyperlink w:history="1" r:id="rIdgdhtop7zegusfevnu2-ks">
         <w:r>
           <w:rPr>
             <w:rFonts w:ascii="Cambria" w:cs="Cambria" w:eastAsia="Cambria" w:hAnsi="Cambria"/>
@@ -31921,7 +31186,7 @@
         </w:rPr>
         <w:t xml:space="preserve">Chapter </w:t>
       </w:r>
-      <w:hyperlink w:history="1" w:anchor="toc37">
+      <w:hyperlink w:history="1" w:anchor="toc36">
         <w:r>
           <w:rPr>
             <w:rFonts w:ascii="Cambria" w:cs="Cambria" w:eastAsia="Cambria" w:hAnsi="Cambria"/>
@@ -31965,7 +31230,7 @@
         </w:rPr>
         <w:t xml:space="preserve"> 93, 025005, 2021), </w:t>
       </w:r>
-      <w:hyperlink w:history="1" r:id="rIdmhcd2aaj7dpvqh-ty7_ij">
+      <w:hyperlink w:history="1" r:id="rIdg9ig_vezt_dbxvakxlkzz">
         <w:r>
           <w:rPr>
             <w:rFonts w:ascii="Cambria" w:cs="Cambria" w:eastAsia="Cambria" w:hAnsi="Cambria"/>
@@ -31987,7 +31252,7 @@
         <w:spacing w:after="240" w:before="0"/>
         <w:jc w:val="center"/>
       </w:pPr>
-      <w:bookmarkStart w:name="toc65" w:id="1"/>
+      <w:bookmarkStart w:name="toc64" w:id="1"/>
       <w:r>
         <w:rPr>
           <w:rFonts w:ascii="Amazon Ember" w:cs="Amazon Ember" w:eastAsia="Amazon Ember" w:hAnsi="Amazon Ember"/>
@@ -32504,7 +31769,7 @@
         </w:rPr>
         <w:t xml:space="preserve">Chapter </w:t>
       </w:r>
-      <w:hyperlink w:history="1" w:anchor="toc48">
+      <w:hyperlink w:history="1" w:anchor="toc47">
         <w:r>
           <w:rPr>
             <w:rFonts w:ascii="Cambria" w:cs="Cambria" w:eastAsia="Cambria" w:hAnsi="Cambria"/>
@@ -32764,7 +32029,7 @@
         </w:rPr>
         <w:t xml:space="preserve">Chapter </w:t>
       </w:r>
-      <w:hyperlink w:history="1" w:anchor="toc27">
+      <w:hyperlink w:history="1" w:anchor="toc26">
         <w:r>
           <w:rPr>
             <w:rFonts w:ascii="Cambria" w:cs="Cambria" w:eastAsia="Cambria" w:hAnsi="Cambria"/>
@@ -32824,7 +32089,7 @@
         </w:rPr>
         <w:t xml:space="preserve">Chapter </w:t>
       </w:r>
-      <w:hyperlink w:history="1" w:anchor="toc28">
+      <w:hyperlink w:history="1" w:anchor="toc27">
         <w:r>
           <w:rPr>
             <w:rFonts w:ascii="Cambria" w:cs="Cambria" w:eastAsia="Cambria" w:hAnsi="Cambria"/>
@@ -33044,7 +32309,7 @@
         </w:rPr>
         <w:t xml:space="preserve">Chapter </w:t>
       </w:r>
-      <w:hyperlink w:history="1" w:anchor="toc37">
+      <w:hyperlink w:history="1" w:anchor="toc36">
         <w:r>
           <w:rPr>
             <w:rFonts w:ascii="Cambria" w:cs="Cambria" w:eastAsia="Cambria" w:hAnsi="Cambria"/>
@@ -33104,7 +32369,7 @@
         </w:rPr>
         <w:t xml:space="preserve">Chapter </w:t>
       </w:r>
-      <w:hyperlink w:history="1" w:anchor="toc27">
+      <w:hyperlink w:history="1" w:anchor="toc26">
         <w:r>
           <w:rPr>
             <w:rFonts w:ascii="Cambria" w:cs="Cambria" w:eastAsia="Cambria" w:hAnsi="Cambria"/>
@@ -33164,7 +32429,7 @@
         </w:rPr>
         <w:t xml:space="preserve">Chapters </w:t>
       </w:r>
-      <w:hyperlink w:history="1" w:anchor="toc28">
+      <w:hyperlink w:history="1" w:anchor="toc27">
         <w:r>
           <w:rPr>
             <w:rFonts w:ascii="Cambria" w:cs="Cambria" w:eastAsia="Cambria" w:hAnsi="Cambria"/>
@@ -33224,7 +32489,7 @@
         </w:rPr>
         <w:t xml:space="preserve">Chapter </w:t>
       </w:r>
-      <w:hyperlink w:history="1" w:anchor="toc41">
+      <w:hyperlink w:history="1" w:anchor="toc40">
         <w:r>
           <w:rPr>
             <w:rFonts w:ascii="Cambria" w:cs="Cambria" w:eastAsia="Cambria" w:hAnsi="Cambria"/>
@@ -33284,7 +32549,7 @@
         </w:rPr>
         <w:t xml:space="preserve">Chapters </w:t>
       </w:r>
-      <w:hyperlink w:history="1" w:anchor="toc29">
+      <w:hyperlink w:history="1" w:anchor="toc28">
         <w:r>
           <w:rPr>
             <w:rFonts w:ascii="Cambria" w:cs="Cambria" w:eastAsia="Cambria" w:hAnsi="Cambria"/>
@@ -33344,7 +32609,7 @@
         </w:rPr>
         <w:t xml:space="preserve">Chapter </w:t>
       </w:r>
-      <w:hyperlink w:history="1" w:anchor="toc44">
+      <w:hyperlink w:history="1" w:anchor="toc43">
         <w:r>
           <w:rPr>
             <w:rFonts w:ascii="Cambria" w:cs="Cambria" w:eastAsia="Cambria" w:hAnsi="Cambria"/>
@@ -33404,7 +32669,7 @@
         </w:rPr>
         <w:t xml:space="preserve">Chapter </w:t>
       </w:r>
-      <w:hyperlink w:history="1" w:anchor="toc38">
+      <w:hyperlink w:history="1" w:anchor="toc37">
         <w:r>
           <w:rPr>
             <w:rFonts w:ascii="Cambria" w:cs="Cambria" w:eastAsia="Cambria" w:hAnsi="Cambria"/>
@@ -33484,7 +32749,7 @@
         </w:rPr>
         <w:t xml:space="preserve">Chapter </w:t>
       </w:r>
-      <w:hyperlink w:history="1" w:anchor="toc49">
+      <w:hyperlink w:history="1" w:anchor="toc48">
         <w:r>
           <w:rPr>
             <w:rFonts w:ascii="Cambria" w:cs="Cambria" w:eastAsia="Cambria" w:hAnsi="Cambria"/>
@@ -33924,7 +33189,7 @@
         </w:rPr>
         <w:t xml:space="preserve">Chapter </w:t>
       </w:r>
-      <w:hyperlink w:history="1" w:anchor="toc52">
+      <w:hyperlink w:history="1" w:anchor="toc51">
         <w:r>
           <w:rPr>
             <w:rFonts w:ascii="Cambria" w:cs="Cambria" w:eastAsia="Cambria" w:hAnsi="Cambria"/>
@@ -33984,7 +33249,7 @@
         </w:rPr>
         <w:t xml:space="preserve">Chapter </w:t>
       </w:r>
-      <w:hyperlink w:history="1" w:anchor="toc37">
+      <w:hyperlink w:history="1" w:anchor="toc36">
         <w:r>
           <w:rPr>
             <w:rFonts w:ascii="Cambria" w:cs="Cambria" w:eastAsia="Cambria" w:hAnsi="Cambria"/>
@@ -34100,7 +33365,7 @@
         </w:rPr>
         <w:t xml:space="preserve">Chapter </w:t>
       </w:r>
-      <w:hyperlink w:history="1" w:anchor="toc37">
+      <w:hyperlink w:history="1" w:anchor="toc36">
         <w:r>
           <w:rPr>
             <w:rFonts w:ascii="Cambria" w:cs="Cambria" w:eastAsia="Cambria" w:hAnsi="Cambria"/>
@@ -34160,7 +33425,7 @@
         </w:rPr>
         <w:t xml:space="preserve">Chapter </w:t>
       </w:r>
-      <w:hyperlink w:history="1" w:anchor="toc27">
+      <w:hyperlink w:history="1" w:anchor="toc26">
         <w:r>
           <w:rPr>
             <w:rFonts w:ascii="Cambria" w:cs="Cambria" w:eastAsia="Cambria" w:hAnsi="Cambria"/>
@@ -34220,7 +33485,7 @@
         </w:rPr>
         <w:t xml:space="preserve">Chapter </w:t>
       </w:r>
-      <w:hyperlink w:history="1" w:anchor="toc35">
+      <w:hyperlink w:history="1" w:anchor="toc34">
         <w:r>
           <w:rPr>
             <w:rFonts w:ascii="Cambria" w:cs="Cambria" w:eastAsia="Cambria" w:hAnsi="Cambria"/>
@@ -34280,7 +33545,7 @@
         </w:rPr>
         <w:t xml:space="preserve">Chapters </w:t>
       </w:r>
-      <w:hyperlink w:history="1" w:anchor="toc40">
+      <w:hyperlink w:history="1" w:anchor="toc39">
         <w:r>
           <w:rPr>
             <w:rFonts w:ascii="Cambria" w:cs="Cambria" w:eastAsia="Cambria" w:hAnsi="Cambria"/>
@@ -34768,7 +34033,7 @@
         </w:rPr>
         <w:t xml:space="preserve">Chapters </w:t>
       </w:r>
-      <w:hyperlink w:history="1" w:anchor="toc24">
+      <w:hyperlink w:history="1" w:anchor="toc23">
         <w:r>
           <w:rPr>
             <w:rFonts w:ascii="Cambria" w:cs="Cambria" w:eastAsia="Cambria" w:hAnsi="Cambria"/>
@@ -34888,7 +34153,7 @@
         </w:rPr>
         <w:t xml:space="preserve">Chapter </w:t>
       </w:r>
-      <w:hyperlink w:history="1" w:anchor="toc52">
+      <w:hyperlink w:history="1" w:anchor="toc51">
         <w:r>
           <w:rPr>
             <w:rFonts w:ascii="Cambria" w:cs="Cambria" w:eastAsia="Cambria" w:hAnsi="Cambria"/>
@@ -34948,7 +34213,7 @@
         </w:rPr>
         <w:t xml:space="preserve">Chapters </w:t>
       </w:r>
-      <w:hyperlink w:history="1" w:anchor="toc48">
+      <w:hyperlink w:history="1" w:anchor="toc47">
         <w:r>
           <w:rPr>
             <w:rFonts w:ascii="Cambria" w:cs="Cambria" w:eastAsia="Cambria" w:hAnsi="Cambria"/>
@@ -34972,7 +34237,7 @@
         </w:rPr>
         <w:t xml:space="preserve">–</w:t>
       </w:r>
-      <w:hyperlink w:history="1" w:anchor="toc50">
+      <w:hyperlink w:history="1" w:anchor="toc49">
         <w:r>
           <w:rPr>
             <w:rFonts w:ascii="Cambria" w:cs="Cambria" w:eastAsia="Cambria" w:hAnsi="Cambria"/>
@@ -35032,7 +34297,7 @@
         </w:rPr>
         <w:t xml:space="preserve">Chapters </w:t>
       </w:r>
-      <w:hyperlink w:history="1" w:anchor="toc48">
+      <w:hyperlink w:history="1" w:anchor="toc47">
         <w:r>
           <w:rPr>
             <w:rFonts w:ascii="Cambria" w:cs="Cambria" w:eastAsia="Cambria" w:hAnsi="Cambria"/>
@@ -35252,7 +34517,7 @@
         </w:rPr>
         <w:t xml:space="preserve">Chapters </w:t>
       </w:r>
-      <w:hyperlink w:history="1" w:anchor="toc40">
+      <w:hyperlink w:history="1" w:anchor="toc39">
         <w:r>
           <w:rPr>
             <w:rFonts w:ascii="Cambria" w:cs="Cambria" w:eastAsia="Cambria" w:hAnsi="Cambria"/>
@@ -35312,7 +34577,7 @@
         </w:rPr>
         <w:t xml:space="preserve">Chapter </w:t>
       </w:r>
-      <w:hyperlink w:history="1" w:anchor="toc47">
+      <w:hyperlink w:history="1" w:anchor="toc46">
         <w:r>
           <w:rPr>
             <w:rFonts w:ascii="Cambria" w:cs="Cambria" w:eastAsia="Cambria" w:hAnsi="Cambria"/>
@@ -35432,7 +34697,7 @@
         </w:rPr>
         <w:t xml:space="preserve">Chapter </w:t>
       </w:r>
-      <w:hyperlink w:history="1" w:anchor="toc45">
+      <w:hyperlink w:history="1" w:anchor="toc44">
         <w:r>
           <w:rPr>
             <w:rFonts w:ascii="Cambria" w:cs="Cambria" w:eastAsia="Cambria" w:hAnsi="Cambria"/>
@@ -35464,7 +34729,7 @@
         <w:spacing w:after="240" w:before="0"/>
         <w:jc w:val="center"/>
       </w:pPr>
-      <w:bookmarkStart w:name="toc66" w:id="1"/>
+      <w:bookmarkStart w:name="toc65" w:id="1"/>
       <w:r>
         <w:rPr>
           <w:rFonts w:ascii="Amazon Ember" w:cs="Amazon Ember" w:eastAsia="Amazon Ember" w:hAnsi="Amazon Ember"/>
@@ -35491,119 +34756,23 @@
           <w:sz w:val="24"/>
           <w:szCs w:val="24"/>
         </w:rPr>
-        <w:t xml:space="preserve">Each entry names the chapter where the idea is developed, not every mention, and not a page. The typeset file fills page numbers in the table of contents. Until you are holding that file, the number after each entry is the chapter.</w:t>
-      </w:r>
-    </w:p>
-    <w:p>
-      <w:pPr>
-        <w:spacing w:after="260" w:line="360" w:lineRule="auto"/>
-        <w:jc w:val="left"/>
-      </w:pPr>
-      <w:r>
-        <w:rPr>
-          <w:rFonts w:ascii="Cambria" w:cs="Cambria" w:eastAsia="Cambria" w:hAnsi="Cambria"/>
-          <w:i w:val="false"/>
-          <w:iCs w:val="false"/>
-          <w:sz w:val="24"/>
-          <w:szCs w:val="24"/>
-        </w:rPr>
-        <w:t xml:space="preserve">Abrikosov vortex lattice, 27</w:t>
-      </w:r>
-    </w:p>
-    <w:p>
-      <w:pPr>
-        <w:spacing w:after="260" w:line="360" w:lineRule="auto"/>
-        <w:jc w:val="left"/>
-      </w:pPr>
-      <w:r>
-        <w:rPr>
-          <w:rFonts w:ascii="Cambria" w:cs="Cambria" w:eastAsia="Cambria" w:hAnsi="Cambria"/>
-          <w:i w:val="false"/>
-          <w:iCs w:val="false"/>
-          <w:sz w:val="24"/>
-          <w:szCs w:val="24"/>
-        </w:rPr>
-        <w:t xml:space="preserve">Absorber theory, advanced and retarded, 15, 16</w:t>
-      </w:r>
-    </w:p>
-    <w:p>
-      <w:pPr>
-        <w:spacing w:after="260" w:line="360" w:lineRule="auto"/>
-        <w:jc w:val="left"/>
-      </w:pPr>
-      <w:r>
-        <w:rPr>
-          <w:rFonts w:ascii="Cambria" w:cs="Cambria" w:eastAsia="Cambria" w:hAnsi="Cambria"/>
-          <w:i w:val="false"/>
-          <w:iCs w:val="false"/>
-          <w:sz w:val="24"/>
-          <w:szCs w:val="24"/>
-        </w:rPr>
-        <w:t xml:space="preserve">Action, 10, 25, 28</w:t>
-      </w:r>
-    </w:p>
-    <w:p>
-      <w:pPr>
-        <w:spacing w:after="260" w:line="360" w:lineRule="auto"/>
-        <w:jc w:val="left"/>
-      </w:pPr>
-      <w:r>
-        <w:rPr>
-          <w:rFonts w:ascii="Cambria" w:cs="Cambria" w:eastAsia="Cambria" w:hAnsi="Cambria"/>
-          <w:i w:val="false"/>
-          <w:iCs w:val="false"/>
-          <w:sz w:val="24"/>
-          <w:szCs w:val="24"/>
-        </w:rPr>
-        <w:t xml:space="preserve">Aharonov–Bohm effect, 2, 3, 30</w:t>
-      </w:r>
-    </w:p>
-    <w:p>
-      <w:pPr>
-        <w:spacing w:after="260" w:line="360" w:lineRule="auto"/>
-        <w:jc w:val="left"/>
-      </w:pPr>
-      <w:r>
-        <w:rPr>
-          <w:rFonts w:ascii="Cambria" w:cs="Cambria" w:eastAsia="Cambria" w:hAnsi="Cambria"/>
-          <w:i w:val="false"/>
-          <w:iCs w:val="false"/>
-          <w:sz w:val="24"/>
-          <w:szCs w:val="24"/>
-        </w:rPr>
-        <w:t xml:space="preserve">Amplitude and the Born rule, 1, 10</w:t>
-      </w:r>
-    </w:p>
-    <w:p>
-      <w:pPr>
-        <w:spacing w:after="260" w:line="360" w:lineRule="auto"/>
-        <w:jc w:val="left"/>
-      </w:pPr>
-      <w:r>
-        <w:rPr>
-          <w:rFonts w:ascii="Cambria" w:cs="Cambria" w:eastAsia="Cambria" w:hAnsi="Cambria"/>
-          <w:i w:val="false"/>
-          <w:iCs w:val="false"/>
-          <w:sz w:val="24"/>
-          <w:szCs w:val="24"/>
-        </w:rPr>
-        <w:t xml:space="preserve">Anomalous magnetic moment, 20, 37</w:t>
-      </w:r>
-    </w:p>
-    <w:p>
-      <w:pPr>
-        <w:spacing w:after="260" w:line="360" w:lineRule="auto"/>
-        <w:jc w:val="left"/>
-      </w:pPr>
-      <w:r>
-        <w:rPr>
-          <w:rFonts w:ascii="Cambria" w:cs="Cambria" w:eastAsia="Cambria" w:hAnsi="Cambria"/>
-          <w:i w:val="false"/>
-          <w:iCs w:val="false"/>
-          <w:sz w:val="24"/>
-          <w:szCs w:val="24"/>
-        </w:rPr>
-        <w:t xml:space="preserve">Antiparticle and pair production, 20</w:t>
+        <w:t xml:space="preserve">Names and experiments. The words live in the glossary, which already gives the chapter. Each number below is a chapter. Page numbers belong to the typeset book, and the table of contents is where they are filled in.</w:t>
+      </w:r>
+    </w:p>
+    <w:p>
+      <w:pPr>
+        <w:spacing w:after="260" w:line="360" w:lineRule="auto"/>
+        <w:jc w:val="left"/>
+      </w:pPr>
+      <w:r>
+        <w:rPr>
+          <w:rFonts w:ascii="Cambria" w:cs="Cambria" w:eastAsia="Cambria" w:hAnsi="Cambria"/>
+          <w:i w:val="false"/>
+          <w:iCs w:val="false"/>
+          <w:sz w:val="24"/>
+          <w:szCs w:val="24"/>
+        </w:rPr>
+        <w:t xml:space="preserve">Abrikosov, 27</w:t>
       </w:r>
     </w:p>
     <w:p>
@@ -35635,282 +34804,6 @@
           <w:sz w:val="24"/>
           <w:szCs w:val="24"/>
         </w:rPr>
-        <w:t xml:space="preserve">Bandgap and the photoelectric effect, 9</w:t>
-      </w:r>
-    </w:p>
-    <w:p>
-      <w:pPr>
-        <w:spacing w:after="260" w:line="360" w:lineRule="auto"/>
-        <w:jc w:val="left"/>
-      </w:pPr>
-      <w:r>
-        <w:rPr>
-          <w:rFonts w:ascii="Cambria" w:cs="Cambria" w:eastAsia="Cambria" w:hAnsi="Cambria"/>
-          <w:i w:val="false"/>
-          <w:iCs w:val="false"/>
-          <w:sz w:val="24"/>
-          <w:szCs w:val="24"/>
-        </w:rPr>
-        <w:t xml:space="preserve">Canonical and mechanical momentum, 7, 30</w:t>
-      </w:r>
-    </w:p>
-    <w:p>
-      <w:pPr>
-        <w:spacing w:after="260" w:line="360" w:lineRule="auto"/>
-        <w:jc w:val="left"/>
-      </w:pPr>
-      <w:r>
-        <w:rPr>
-          <w:rFonts w:ascii="Cambria" w:cs="Cambria" w:eastAsia="Cambria" w:hAnsi="Cambria"/>
-          <w:i w:val="false"/>
-          <w:iCs w:val="false"/>
-          <w:sz w:val="24"/>
-          <w:szCs w:val="24"/>
-        </w:rPr>
-        <w:t xml:space="preserve">Casimir effect, 26, 34</w:t>
-      </w:r>
-    </w:p>
-    <w:p>
-      <w:pPr>
-        <w:spacing w:after="260" w:line="360" w:lineRule="auto"/>
-        <w:jc w:val="left"/>
-      </w:pPr>
-      <w:r>
-        <w:rPr>
-          <w:rFonts w:ascii="Cambria" w:cs="Cambria" w:eastAsia="Cambria" w:hAnsi="Cambria"/>
-          <w:i w:val="false"/>
-          <w:iCs w:val="false"/>
-          <w:sz w:val="24"/>
-          <w:szCs w:val="24"/>
-        </w:rPr>
-        <w:t xml:space="preserve">Cavity QED and circuit QED, 34, 40, 41</w:t>
-      </w:r>
-    </w:p>
-    <w:p>
-      <w:pPr>
-        <w:spacing w:after="260" w:line="360" w:lineRule="auto"/>
-        <w:jc w:val="left"/>
-      </w:pPr>
-      <w:r>
-        <w:rPr>
-          <w:rFonts w:ascii="Cambria" w:cs="Cambria" w:eastAsia="Cambria" w:hAnsi="Cambria"/>
-          <w:i w:val="false"/>
-          <w:iCs w:val="false"/>
-          <w:sz w:val="24"/>
-          <w:szCs w:val="24"/>
-        </w:rPr>
-        <w:t xml:space="preserve">Central bridge, </w:t>
-      </w:r>
-      <w:r>
-        <w:rPr>
-          <w:rFonts w:ascii="Cambria Math" w:cs="Cambria Math" w:eastAsia="Cambria Math" w:hAnsi="Cambria Math"/>
-          <w:i/>
-          <w:iCs/>
-          <w:sz w:val="24"/>
-          <w:szCs w:val="24"/>
-        </w:rPr>
-        <w:t xml:space="preserve">J ∝ ħ∇θ − qA</w:t>
-      </w:r>
-      <w:r>
-        <w:rPr>
-          <w:rFonts w:ascii="Cambria" w:cs="Cambria" w:eastAsia="Cambria" w:hAnsi="Cambria"/>
-          <w:i w:val="false"/>
-          <w:iCs w:val="false"/>
-          <w:sz w:val="24"/>
-          <w:szCs w:val="24"/>
-        </w:rPr>
-        <w:t xml:space="preserve">, 31, 32</w:t>
-      </w:r>
-    </w:p>
-    <w:p>
-      <w:pPr>
-        <w:spacing w:after="260" w:line="360" w:lineRule="auto"/>
-        <w:jc w:val="left"/>
-      </w:pPr>
-      <w:r>
-        <w:rPr>
-          <w:rFonts w:ascii="Cambria" w:cs="Cambria" w:eastAsia="Cambria" w:hAnsi="Cambria"/>
-          <w:i w:val="false"/>
-          <w:iCs w:val="false"/>
-          <w:sz w:val="24"/>
-          <w:szCs w:val="24"/>
-        </w:rPr>
-        <w:t xml:space="preserve">Charge conservation and Noether’s theorem, 24</w:t>
-      </w:r>
-    </w:p>
-    <w:p>
-      <w:pPr>
-        <w:spacing w:after="260" w:line="360" w:lineRule="auto"/>
-        <w:jc w:val="left"/>
-      </w:pPr>
-      <w:r>
-        <w:rPr>
-          <w:rFonts w:ascii="Cambria" w:cs="Cambria" w:eastAsia="Cambria" w:hAnsi="Cambria"/>
-          <w:i w:val="false"/>
-          <w:iCs w:val="false"/>
-          <w:sz w:val="24"/>
-          <w:szCs w:val="24"/>
-        </w:rPr>
-        <w:t xml:space="preserve">Coherence, of matter and of light, 5, 6, 14, 19, 32</w:t>
-      </w:r>
-    </w:p>
-    <w:p>
-      <w:pPr>
-        <w:spacing w:after="260" w:line="360" w:lineRule="auto"/>
-        <w:jc w:val="left"/>
-      </w:pPr>
-      <w:r>
-        <w:rPr>
-          <w:rFonts w:ascii="Cambria" w:cs="Cambria" w:eastAsia="Cambria" w:hAnsi="Cambria"/>
-          <w:i w:val="false"/>
-          <w:iCs w:val="false"/>
-          <w:sz w:val="24"/>
-          <w:szCs w:val="24"/>
-        </w:rPr>
-        <w:t xml:space="preserve">Compton scattering, 20</w:t>
-      </w:r>
-    </w:p>
-    <w:p>
-      <w:pPr>
-        <w:spacing w:after="260" w:line="360" w:lineRule="auto"/>
-        <w:jc w:val="left"/>
-      </w:pPr>
-      <w:r>
-        <w:rPr>
-          <w:rFonts w:ascii="Cambria" w:cs="Cambria" w:eastAsia="Cambria" w:hAnsi="Cambria"/>
-          <w:i w:val="false"/>
-          <w:iCs w:val="false"/>
-          <w:sz w:val="24"/>
-          <w:szCs w:val="24"/>
-        </w:rPr>
-        <w:t xml:space="preserve">Connection and curvature, 21, 48</w:t>
-      </w:r>
-    </w:p>
-    <w:p>
-      <w:pPr>
-        <w:spacing w:after="260" w:line="360" w:lineRule="auto"/>
-        <w:jc w:val="left"/>
-      </w:pPr>
-      <w:r>
-        <w:rPr>
-          <w:rFonts w:ascii="Cambria" w:cs="Cambria" w:eastAsia="Cambria" w:hAnsi="Cambria"/>
-          <w:i w:val="false"/>
-          <w:iCs w:val="false"/>
-          <w:sz w:val="24"/>
-          <w:szCs w:val="24"/>
-        </w:rPr>
-        <w:t xml:space="preserve">Cooper pair, 3, 40</w:t>
-      </w:r>
-    </w:p>
-    <w:p>
-      <w:pPr>
-        <w:spacing w:after="260" w:line="360" w:lineRule="auto"/>
-        <w:jc w:val="left"/>
-      </w:pPr>
-      <w:r>
-        <w:rPr>
-          <w:rFonts w:ascii="Cambria" w:cs="Cambria" w:eastAsia="Cambria" w:hAnsi="Cambria"/>
-          <w:i w:val="false"/>
-          <w:iCs w:val="false"/>
-          <w:sz w:val="24"/>
-          <w:szCs w:val="24"/>
-        </w:rPr>
-        <w:t xml:space="preserve">Coulomb force, 30</w:t>
-      </w:r>
-    </w:p>
-    <w:p>
-      <w:pPr>
-        <w:spacing w:after="260" w:line="360" w:lineRule="auto"/>
-        <w:jc w:val="left"/>
-      </w:pPr>
-      <w:r>
-        <w:rPr>
-          <w:rFonts w:ascii="Cambria" w:cs="Cambria" w:eastAsia="Cambria" w:hAnsi="Cambria"/>
-          <w:i w:val="false"/>
-          <w:iCs w:val="false"/>
-          <w:sz w:val="24"/>
-          <w:szCs w:val="24"/>
-        </w:rPr>
-        <w:t xml:space="preserve">Covariant derivative, 28</w:t>
-      </w:r>
-    </w:p>
-    <w:p>
-      <w:pPr>
-        <w:spacing w:after="260" w:line="360" w:lineRule="auto"/>
-        <w:jc w:val="left"/>
-      </w:pPr>
-      <w:r>
-        <w:rPr>
-          <w:rFonts w:ascii="Cambria" w:cs="Cambria" w:eastAsia="Cambria" w:hAnsi="Cambria"/>
-          <w:i w:val="false"/>
-          <w:iCs w:val="false"/>
-          <w:sz w:val="24"/>
-          <w:szCs w:val="24"/>
-        </w:rPr>
-        <w:t xml:space="preserve">Crossing, 20</w:t>
-      </w:r>
-    </w:p>
-    <w:p>
-      <w:pPr>
-        <w:spacing w:after="260" w:line="360" w:lineRule="auto"/>
-        <w:jc w:val="left"/>
-      </w:pPr>
-      <w:r>
-        <w:rPr>
-          <w:rFonts w:ascii="Cambria" w:cs="Cambria" w:eastAsia="Cambria" w:hAnsi="Cambria"/>
-          <w:i w:val="false"/>
-          <w:iCs w:val="false"/>
-          <w:sz w:val="24"/>
-          <w:szCs w:val="24"/>
-        </w:rPr>
-        <w:t xml:space="preserve">Decoherence, 32</w:t>
-      </w:r>
-    </w:p>
-    <w:p>
-      <w:pPr>
-        <w:spacing w:after="260" w:line="360" w:lineRule="auto"/>
-        <w:jc w:val="left"/>
-      </w:pPr>
-      <w:r>
-        <w:rPr>
-          <w:rFonts w:ascii="Cambria" w:cs="Cambria" w:eastAsia="Cambria" w:hAnsi="Cambria"/>
-          <w:i w:val="false"/>
-          <w:iCs w:val="false"/>
-          <w:sz w:val="24"/>
-          <w:szCs w:val="24"/>
-        </w:rPr>
-        <w:t xml:space="preserve">Dirac monopole, 27</w:t>
-      </w:r>
-    </w:p>
-    <w:p>
-      <w:pPr>
-        <w:spacing w:after="260" w:line="360" w:lineRule="auto"/>
-        <w:jc w:val="left"/>
-      </w:pPr>
-      <w:r>
-        <w:rPr>
-          <w:rFonts w:ascii="Cambria" w:cs="Cambria" w:eastAsia="Cambria" w:hAnsi="Cambria"/>
-          <w:i w:val="false"/>
-          <w:iCs w:val="false"/>
-          <w:sz w:val="24"/>
-          <w:szCs w:val="24"/>
-        </w:rPr>
-        <w:t xml:space="preserve">Effective theory, 22, 38, 39</w:t>
-      </w:r>
-    </w:p>
-    <w:p>
-      <w:pPr>
-        <w:spacing w:after="260" w:line="360" w:lineRule="auto"/>
-        <w:jc w:val="left"/>
-      </w:pPr>
-      <w:r>
-        <w:rPr>
-          <w:rFonts w:ascii="Cambria" w:cs="Cambria" w:eastAsia="Cambria" w:hAnsi="Cambria"/>
-          <w:i w:val="false"/>
-          <w:iCs w:val="false"/>
-          <w:sz w:val="24"/>
-          <w:szCs w:val="24"/>
-        </w:rPr>
         <w:t xml:space="preserve">Einstein, magnet and conductor, 26</w:t>
       </w:r>
     </w:p>
@@ -35927,183 +34820,7 @@
           <w:sz w:val="24"/>
           <w:szCs w:val="24"/>
         </w:rPr>
-        <w:t xml:space="preserve">Entanglement, 34</w:t>
-      </w:r>
-    </w:p>
-    <w:p>
-      <w:pPr>
-        <w:spacing w:after="260" w:line="360" w:lineRule="auto"/>
-        <w:jc w:val="left"/>
-      </w:pPr>
-      <w:r>
-        <w:rPr>
-          <w:rFonts w:ascii="Cambria" w:cs="Cambria" w:eastAsia="Cambria" w:hAnsi="Cambria"/>
-          <w:i w:val="false"/>
-          <w:iCs w:val="false"/>
-          <w:sz w:val="24"/>
-          <w:szCs w:val="24"/>
-        </w:rPr>
-        <w:t xml:space="preserve">Feynman, path integral and diagrams, 10, 16, 29</w:t>
-      </w:r>
-    </w:p>
-    <w:p>
-      <w:pPr>
-        <w:spacing w:after="260" w:line="360" w:lineRule="auto"/>
-        <w:jc w:val="left"/>
-      </w:pPr>
-      <w:r>
-        <w:rPr>
-          <w:rFonts w:ascii="Cambria" w:cs="Cambria" w:eastAsia="Cambria" w:hAnsi="Cambria"/>
-          <w:i w:val="false"/>
-          <w:iCs w:val="false"/>
-          <w:sz w:val="24"/>
-          <w:szCs w:val="24"/>
-        </w:rPr>
-        <w:t xml:space="preserve">Feynman diagrams, 29, 37</w:t>
-      </w:r>
-    </w:p>
-    <w:p>
-      <w:pPr>
-        <w:spacing w:after="260" w:line="360" w:lineRule="auto"/>
-        <w:jc w:val="left"/>
-      </w:pPr>
-      <w:r>
-        <w:rPr>
-          <w:rFonts w:ascii="Cambria" w:cs="Cambria" w:eastAsia="Cambria" w:hAnsi="Cambria"/>
-          <w:i w:val="false"/>
-          <w:iCs w:val="false"/>
-          <w:sz w:val="24"/>
-          <w:szCs w:val="24"/>
-        </w:rPr>
-        <w:t xml:space="preserve">Fine-structure constant, 38</w:t>
-      </w:r>
-    </w:p>
-    <w:p>
-      <w:pPr>
-        <w:spacing w:after="260" w:line="360" w:lineRule="auto"/>
-        <w:jc w:val="left"/>
-      </w:pPr>
-      <w:r>
-        <w:rPr>
-          <w:rFonts w:ascii="Cambria" w:cs="Cambria" w:eastAsia="Cambria" w:hAnsi="Cambria"/>
-          <w:i w:val="false"/>
-          <w:iCs w:val="false"/>
-          <w:sz w:val="24"/>
-          <w:szCs w:val="24"/>
-        </w:rPr>
-        <w:t xml:space="preserve">Flux quantum and fluxoid, 3</w:t>
-      </w:r>
-    </w:p>
-    <w:p>
-      <w:pPr>
-        <w:spacing w:after="260" w:line="360" w:lineRule="auto"/>
-        <w:jc w:val="left"/>
-      </w:pPr>
-      <w:r>
-        <w:rPr>
-          <w:rFonts w:ascii="Cambria" w:cs="Cambria" w:eastAsia="Cambria" w:hAnsi="Cambria"/>
-          <w:i w:val="false"/>
-          <w:iCs w:val="false"/>
-          <w:sz w:val="24"/>
-          <w:szCs w:val="24"/>
-        </w:rPr>
-        <w:t xml:space="preserve">Four-potential, 4, 12, 26</w:t>
-      </w:r>
-    </w:p>
-    <w:p>
-      <w:pPr>
-        <w:spacing w:after="260" w:line="360" w:lineRule="auto"/>
-        <w:jc w:val="left"/>
-      </w:pPr>
-      <w:r>
-        <w:rPr>
-          <w:rFonts w:ascii="Cambria" w:cs="Cambria" w:eastAsia="Cambria" w:hAnsi="Cambria"/>
-          <w:i w:val="false"/>
-          <w:iCs w:val="false"/>
-          <w:sz w:val="24"/>
-          <w:szCs w:val="24"/>
-        </w:rPr>
-        <w:t xml:space="preserve">Gauge transformation, 4</w:t>
-      </w:r>
-    </w:p>
-    <w:p>
-      <w:pPr>
-        <w:spacing w:after="260" w:line="360" w:lineRule="auto"/>
-        <w:jc w:val="left"/>
-      </w:pPr>
-      <w:r>
-        <w:rPr>
-          <w:rFonts w:ascii="Cambria" w:cs="Cambria" w:eastAsia="Cambria" w:hAnsi="Cambria"/>
-          <w:i w:val="false"/>
-          <w:iCs w:val="false"/>
-          <w:sz w:val="24"/>
-          <w:szCs w:val="24"/>
-        </w:rPr>
-        <w:t xml:space="preserve">Green’s function and causality, 8</w:t>
-      </w:r>
-    </w:p>
-    <w:p>
-      <w:pPr>
-        <w:spacing w:after="260" w:line="360" w:lineRule="auto"/>
-        <w:jc w:val="left"/>
-      </w:pPr>
-      <w:r>
-        <w:rPr>
-          <w:rFonts w:ascii="Cambria" w:cs="Cambria" w:eastAsia="Cambria" w:hAnsi="Cambria"/>
-          <w:i w:val="false"/>
-          <w:iCs w:val="false"/>
-          <w:sz w:val="24"/>
-          <w:szCs w:val="24"/>
-        </w:rPr>
-        <w:t xml:space="preserve">Interference, 1, 10</w:t>
-      </w:r>
-    </w:p>
-    <w:p>
-      <w:pPr>
-        <w:spacing w:after="260" w:line="360" w:lineRule="auto"/>
-        <w:jc w:val="left"/>
-      </w:pPr>
-      <w:r>
-        <w:rPr>
-          <w:rFonts w:ascii="Cambria" w:cs="Cambria" w:eastAsia="Cambria" w:hAnsi="Cambria"/>
-          <w:i w:val="false"/>
-          <w:iCs w:val="false"/>
-          <w:sz w:val="24"/>
-          <w:szCs w:val="24"/>
-        </w:rPr>
-        <w:t xml:space="preserve">Josephson, 40</w:t>
-      </w:r>
-    </w:p>
-    <w:p>
-      <w:pPr>
-        <w:spacing w:after="260" w:line="360" w:lineRule="auto"/>
-        <w:jc w:val="left"/>
-      </w:pPr>
-      <w:r>
-        <w:rPr>
-          <w:rFonts w:ascii="Cambria" w:cs="Cambria" w:eastAsia="Cambria" w:hAnsi="Cambria"/>
-          <w:i w:val="false"/>
-          <w:iCs w:val="false"/>
-          <w:sz w:val="24"/>
-          <w:szCs w:val="24"/>
-        </w:rPr>
-        <w:t xml:space="preserve">Josephson relations and the volt, 40</w:t>
-      </w:r>
-    </w:p>
-    <w:p>
-      <w:pPr>
-        <w:spacing w:after="260" w:line="360" w:lineRule="auto"/>
-        <w:jc w:val="left"/>
-      </w:pPr>
-      <w:r>
-        <w:rPr>
-          <w:rFonts w:ascii="Cambria" w:cs="Cambria" w:eastAsia="Cambria" w:hAnsi="Cambria"/>
-          <w:i w:val="false"/>
-          <w:iCs w:val="false"/>
-          <w:sz w:val="24"/>
-          <w:szCs w:val="24"/>
-        </w:rPr>
-        <w:t xml:space="preserve">Lagrangian of QED, 28</w:t>
+        <w:t xml:space="preserve">Feynman, 10, 16, 29</w:t>
       </w:r>
     </w:p>
     <w:p>
@@ -36135,22 +34852,6 @@
           <w:sz w:val="24"/>
           <w:szCs w:val="24"/>
         </w:rPr>
-        <w:t xml:space="preserve">Lamb shift, 20</w:t>
-      </w:r>
-    </w:p>
-    <w:p>
-      <w:pPr>
-        <w:spacing w:after="260" w:line="360" w:lineRule="auto"/>
-        <w:jc w:val="left"/>
-      </w:pPr>
-      <w:r>
-        <w:rPr>
-          <w:rFonts w:ascii="Cambria" w:cs="Cambria" w:eastAsia="Cambria" w:hAnsi="Cambria"/>
-          <w:i w:val="false"/>
-          <w:iCs w:val="false"/>
-          <w:sz w:val="24"/>
-          <w:szCs w:val="24"/>
-        </w:rPr>
         <w:t xml:space="preserve">Lamoreaux, 26</w:t>
       </w:r>
     </w:p>
@@ -36167,55 +34868,7 @@
           <w:sz w:val="24"/>
           <w:szCs w:val="24"/>
         </w:rPr>
-        <w:t xml:space="preserve">Laser and coherence, 14</w:t>
-      </w:r>
-    </w:p>
-    <w:p>
-      <w:pPr>
-        <w:spacing w:after="260" w:line="360" w:lineRule="auto"/>
-        <w:jc w:val="left"/>
-      </w:pPr>
-      <w:r>
-        <w:rPr>
-          <w:rFonts w:ascii="Cambria" w:cs="Cambria" w:eastAsia="Cambria" w:hAnsi="Cambria"/>
-          <w:i w:val="false"/>
-          <w:iCs w:val="false"/>
-          <w:sz w:val="24"/>
-          <w:szCs w:val="24"/>
-        </w:rPr>
-        <w:t xml:space="preserve">Lorentz force, 25, 26</w:t>
-      </w:r>
-    </w:p>
-    <w:p>
-      <w:pPr>
-        <w:spacing w:after="260" w:line="360" w:lineRule="auto"/>
-        <w:jc w:val="left"/>
-      </w:pPr>
-      <w:r>
-        <w:rPr>
-          <w:rFonts w:ascii="Cambria" w:cs="Cambria" w:eastAsia="Cambria" w:hAnsi="Cambria"/>
-          <w:i w:val="false"/>
-          <w:iCs w:val="false"/>
-          <w:sz w:val="24"/>
-          <w:szCs w:val="24"/>
-        </w:rPr>
-        <w:t xml:space="preserve">Maxwell’s equations, 12, 13</w:t>
-      </w:r>
-    </w:p>
-    <w:p>
-      <w:pPr>
-        <w:spacing w:after="260" w:line="360" w:lineRule="auto"/>
-        <w:jc w:val="left"/>
-      </w:pPr>
-      <w:r>
-        <w:rPr>
-          <w:rFonts w:ascii="Cambria" w:cs="Cambria" w:eastAsia="Cambria" w:hAnsi="Cambria"/>
-          <w:i w:val="false"/>
-          <w:iCs w:val="false"/>
-          <w:sz w:val="24"/>
-          <w:szCs w:val="24"/>
-        </w:rPr>
-        <w:t xml:space="preserve">Mead’s contribution, front matter, 42, 47</w:t>
+        <w:t xml:space="preserve">Mead, front matter, 42, 47</w:t>
       </w:r>
     </w:p>
     <w:p>
@@ -36247,219 +34900,7 @@
           <w:sz w:val="24"/>
           <w:szCs w:val="24"/>
         </w:rPr>
-        <w:t xml:space="preserve">Path integral, 1, 10, 16</w:t>
-      </w:r>
-    </w:p>
-    <w:p>
-      <w:pPr>
-        <w:spacing w:after="260" w:line="360" w:lineRule="auto"/>
-        <w:jc w:val="left"/>
-      </w:pPr>
-      <w:r>
-        <w:rPr>
-          <w:rFonts w:ascii="Cambria" w:cs="Cambria" w:eastAsia="Cambria" w:hAnsi="Cambria"/>
-          <w:i w:val="false"/>
-          <w:iCs w:val="false"/>
-          <w:sz w:val="24"/>
-          <w:szCs w:val="24"/>
-        </w:rPr>
-        <w:t xml:space="preserve">Phase, 1–4</w:t>
-      </w:r>
-    </w:p>
-    <w:p>
-      <w:pPr>
-        <w:spacing w:after="260" w:line="360" w:lineRule="auto"/>
-        <w:jc w:val="left"/>
-      </w:pPr>
-      <w:r>
-        <w:rPr>
-          <w:rFonts w:ascii="Cambria" w:cs="Cambria" w:eastAsia="Cambria" w:hAnsi="Cambria"/>
-          <w:i w:val="false"/>
-          <w:iCs w:val="false"/>
-          <w:sz w:val="24"/>
-          <w:szCs w:val="24"/>
-        </w:rPr>
-        <w:t xml:space="preserve">Photon, real and virtual, 9, 19, 29</w:t>
-      </w:r>
-    </w:p>
-    <w:p>
-      <w:pPr>
-        <w:spacing w:after="260" w:line="360" w:lineRule="auto"/>
-        <w:jc w:val="left"/>
-      </w:pPr>
-      <w:r>
-        <w:rPr>
-          <w:rFonts w:ascii="Cambria" w:cs="Cambria" w:eastAsia="Cambria" w:hAnsi="Cambria"/>
-          <w:i w:val="false"/>
-          <w:iCs w:val="false"/>
-          <w:sz w:val="24"/>
-          <w:szCs w:val="24"/>
-        </w:rPr>
-        <w:t xml:space="preserve">Potential, scalar and vector, 2, 4, 7</w:t>
-      </w:r>
-    </w:p>
-    <w:p>
-      <w:pPr>
-        <w:spacing w:after="260" w:line="360" w:lineRule="auto"/>
-        <w:jc w:val="left"/>
-      </w:pPr>
-      <w:r>
-        <w:rPr>
-          <w:rFonts w:ascii="Cambria" w:cs="Cambria" w:eastAsia="Cambria" w:hAnsi="Cambria"/>
-          <w:i w:val="false"/>
-          <w:iCs w:val="false"/>
-          <w:sz w:val="24"/>
-          <w:szCs w:val="24"/>
-        </w:rPr>
-        <w:t xml:space="preserve">Poynting theorem, 18, 19</w:t>
-      </w:r>
-    </w:p>
-    <w:p>
-      <w:pPr>
-        <w:spacing w:after="260" w:line="360" w:lineRule="auto"/>
-        <w:jc w:val="left"/>
-      </w:pPr>
-      <w:r>
-        <w:rPr>
-          <w:rFonts w:ascii="Cambria" w:cs="Cambria" w:eastAsia="Cambria" w:hAnsi="Cambria"/>
-          <w:i w:val="false"/>
-          <w:iCs w:val="false"/>
-          <w:sz w:val="24"/>
-          <w:szCs w:val="24"/>
-        </w:rPr>
-        <w:t xml:space="preserve">Renormalization, 37–39</w:t>
-      </w:r>
-    </w:p>
-    <w:p>
-      <w:pPr>
-        <w:spacing w:after="260" w:line="360" w:lineRule="auto"/>
-        <w:jc w:val="left"/>
-      </w:pPr>
-      <w:r>
-        <w:rPr>
-          <w:rFonts w:ascii="Cambria" w:cs="Cambria" w:eastAsia="Cambria" w:hAnsi="Cambria"/>
-          <w:i w:val="false"/>
-          <w:iCs w:val="false"/>
-          <w:sz w:val="24"/>
-          <w:szCs w:val="24"/>
-        </w:rPr>
-        <w:t xml:space="preserve">Running coupling, 37, 38</w:t>
-      </w:r>
-    </w:p>
-    <w:p>
-      <w:pPr>
-        <w:spacing w:after="260" w:line="360" w:lineRule="auto"/>
-        <w:jc w:val="left"/>
-      </w:pPr>
-      <w:r>
-        <w:rPr>
-          <w:rFonts w:ascii="Cambria" w:cs="Cambria" w:eastAsia="Cambria" w:hAnsi="Cambria"/>
-          <w:i w:val="false"/>
-          <w:iCs w:val="false"/>
-          <w:sz w:val="24"/>
-          <w:szCs w:val="24"/>
-        </w:rPr>
-        <w:t xml:space="preserve">Schwinger’s term, </w:t>
-      </w:r>
-      <w:r>
-        <w:rPr>
-          <w:rFonts w:ascii="Cambria Math" w:cs="Cambria Math" w:eastAsia="Cambria Math" w:hAnsi="Cambria Math"/>
-          <w:i/>
-          <w:iCs/>
-          <w:sz w:val="24"/>
-          <w:szCs w:val="24"/>
-        </w:rPr>
-        <w:t xml:space="preserve">α</w:t>
-      </w:r>
-      <w:r>
-        <w:rPr>
-          <w:rFonts w:ascii="Cambria" w:cs="Cambria" w:eastAsia="Cambria" w:hAnsi="Cambria"/>
-          <w:i w:val="false"/>
-          <w:iCs w:val="false"/>
-          <w:sz w:val="24"/>
-          <w:szCs w:val="24"/>
-        </w:rPr>
-        <w:t xml:space="preserve">/(2π), 37</w:t>
-      </w:r>
-    </w:p>
-    <w:p>
-      <w:pPr>
-        <w:spacing w:after="260" w:line="360" w:lineRule="auto"/>
-        <w:jc w:val="left"/>
-      </w:pPr>
-      <w:r>
-        <w:rPr>
-          <w:rFonts w:ascii="Cambria" w:cs="Cambria" w:eastAsia="Cambria" w:hAnsi="Cambria"/>
-          <w:i w:val="false"/>
-          <w:iCs w:val="false"/>
-          <w:sz w:val="24"/>
-          <w:szCs w:val="24"/>
-        </w:rPr>
-        <w:t xml:space="preserve">Speed of light, from the unit ratio, 26</w:t>
-      </w:r>
-    </w:p>
-    <w:p>
-      <w:pPr>
-        <w:spacing w:after="260" w:line="360" w:lineRule="auto"/>
-        <w:jc w:val="left"/>
-      </w:pPr>
-      <w:r>
-        <w:rPr>
-          <w:rFonts w:ascii="Cambria" w:cs="Cambria" w:eastAsia="Cambria" w:hAnsi="Cambria"/>
-          <w:i w:val="false"/>
-          <w:iCs w:val="false"/>
-          <w:sz w:val="24"/>
-          <w:szCs w:val="24"/>
-        </w:rPr>
-        <w:t xml:space="preserve">SQUID, 5</w:t>
-      </w:r>
-    </w:p>
-    <w:p>
-      <w:pPr>
-        <w:spacing w:after="260" w:line="360" w:lineRule="auto"/>
-        <w:jc w:val="left"/>
-      </w:pPr>
-      <w:r>
-        <w:rPr>
-          <w:rFonts w:ascii="Cambria" w:cs="Cambria" w:eastAsia="Cambria" w:hAnsi="Cambria"/>
-          <w:i w:val="false"/>
-          <w:iCs w:val="false"/>
-          <w:sz w:val="24"/>
-          <w:szCs w:val="24"/>
-        </w:rPr>
-        <w:t xml:space="preserve">Stokes’ theorem, 3, 21, 31</w:t>
-      </w:r>
-    </w:p>
-    <w:p>
-      <w:pPr>
-        <w:spacing w:after="260" w:line="360" w:lineRule="auto"/>
-        <w:jc w:val="left"/>
-      </w:pPr>
-      <w:r>
-        <w:rPr>
-          <w:rFonts w:ascii="Cambria" w:cs="Cambria" w:eastAsia="Cambria" w:hAnsi="Cambria"/>
-          <w:i w:val="false"/>
-          <w:iCs w:val="false"/>
-          <w:sz w:val="24"/>
-          <w:szCs w:val="24"/>
-        </w:rPr>
-        <w:t xml:space="preserve">Superconducting circuit and qubit, 40, 41</w:t>
-      </w:r>
-    </w:p>
-    <w:p>
-      <w:pPr>
-        <w:spacing w:after="260" w:line="360" w:lineRule="auto"/>
-        <w:jc w:val="left"/>
-      </w:pPr>
-      <w:r>
-        <w:rPr>
-          <w:rFonts w:ascii="Cambria" w:cs="Cambria" w:eastAsia="Cambria" w:hAnsi="Cambria"/>
-          <w:i w:val="false"/>
-          <w:iCs w:val="false"/>
-          <w:sz w:val="24"/>
-          <w:szCs w:val="24"/>
-        </w:rPr>
-        <w:t xml:space="preserve">Supercurrent, 31, 32</w:t>
+        <w:t xml:space="preserve">Schwinger, 37</w:t>
       </w:r>
     </w:p>
     <w:p>
@@ -36491,22 +34932,6 @@
           <w:sz w:val="24"/>
           <w:szCs w:val="24"/>
         </w:rPr>
-        <w:t xml:space="preserve">Vacuum polarization and light-by-light, 36</w:t>
-      </w:r>
-    </w:p>
-    <w:p>
-      <w:pPr>
-        <w:spacing w:after="260" w:line="360" w:lineRule="auto"/>
-        <w:jc w:val="left"/>
-      </w:pPr>
-      <w:r>
-        <w:rPr>
-          <w:rFonts w:ascii="Cambria" w:cs="Cambria" w:eastAsia="Cambria" w:hAnsi="Cambria"/>
-          <w:i w:val="false"/>
-          <w:iCs w:val="false"/>
-          <w:sz w:val="24"/>
-          <w:szCs w:val="24"/>
-        </w:rPr>
         <w:t xml:space="preserve">Weber and Kohlrausch, 26</w:t>
       </w:r>
     </w:p>
@@ -36523,23 +34948,7 @@
           <w:sz w:val="24"/>
           <w:szCs w:val="24"/>
         </w:rPr>
-        <w:t xml:space="preserve">Wheeler–Feynman absorber theory, 15–19, 47</w:t>
-      </w:r>
-    </w:p>
-    <w:p>
-      <w:pPr>
-        <w:spacing w:after="260" w:line="360" w:lineRule="auto"/>
-        <w:jc w:val="left"/>
-      </w:pPr>
-      <w:r>
-        <w:rPr>
-          <w:rFonts w:ascii="Cambria" w:cs="Cambria" w:eastAsia="Cambria" w:hAnsi="Cambria"/>
-          <w:i w:val="false"/>
-          <w:iCs w:val="false"/>
-          <w:sz w:val="24"/>
-          <w:szCs w:val="24"/>
-        </w:rPr>
-        <w:t xml:space="preserve">Wilson loop, 35</w:t>
+        <w:t xml:space="preserve">Wheeler and Feynman, 15, 16, 18, 19, 47</w:t>
       </w:r>
     </w:p>
     <w:p>
@@ -36549,7 +34958,7 @@
         <w:spacing w:after="240" w:before="0"/>
         <w:jc w:val="center"/>
       </w:pPr>
-      <w:bookmarkStart w:name="toc67" w:id="1"/>
+      <w:bookmarkStart w:name="toc66" w:id="1"/>
       <w:r>
         <w:rPr>
           <w:rFonts w:ascii="Amazon Ember" w:cs="Amazon Ember" w:eastAsia="Amazon Ember" w:hAnsi="Amazon Ember"/>
@@ -38522,7 +36931,7 @@
         </w:rPr>
         <w:t xml:space="preserve">Chapter </w:t>
       </w:r>
-      <w:hyperlink w:history="1" w:anchor="toc37">
+      <w:hyperlink w:history="1" w:anchor="toc36">
         <w:r>
           <w:rPr>
             <w:rFonts w:ascii="Cambria" w:cs="Cambria" w:eastAsia="Cambria" w:hAnsi="Cambria"/>
@@ -38656,7 +37065,7 @@
         <w:spacing w:after="240" w:before="0"/>
         <w:jc w:val="center"/>
       </w:pPr>
-      <w:bookmarkStart w:name="toc68" w:id="1"/>
+      <w:bookmarkStart w:name="toc67" w:id="1"/>
       <w:r>
         <w:rPr>
           <w:rFonts w:ascii="Amazon Ember" w:cs="Amazon Ember" w:eastAsia="Amazon Ember" w:hAnsi="Amazon Ember"/>
@@ -38703,77 +37112,7 @@
           <w:sz w:val="24"/>
           <w:szCs w:val="24"/>
         </w:rPr>
-        <w:t xml:space="preserve"> next if you want the map this book grew out of: entanglement, Bell tests, quantum fields, quantum gravity, interpretations, computing, and cryptography. This book began there, as an interlude on collective electrodynamics that outgrew its chapter.</w:t>
-      </w:r>
-    </w:p>
-    <w:p>
-      <w:pPr>
-        <w:spacing w:after="260" w:line="360" w:lineRule="auto"/>
-        <w:jc w:val="left"/>
-      </w:pPr>
-      <w:r>
-        <w:rPr>
-          <w:rFonts w:ascii="Cambria" w:cs="Cambria" w:eastAsia="Cambria" w:hAnsi="Cambria"/>
-          <w:i w:val="false"/>
-          <w:iCs w:val="false"/>
-          <w:sz w:val="24"/>
-          <w:szCs w:val="24"/>
-        </w:rPr>
-        <w:t xml:space="preserve">If the curl in </w:t>
-      </w:r>
-      <w:r>
-        <w:rPr>
-          <w:rFonts w:ascii="Cambria" w:cs="Cambria" w:eastAsia="Cambria" w:hAnsi="Cambria"/>
-          <w:i w:val="false"/>
-          <w:iCs w:val="false"/>
-          <w:sz w:val="24"/>
-          <w:szCs w:val="24"/>
-        </w:rPr>
-        <w:t xml:space="preserve">Chapter </w:t>
-      </w:r>
-      <w:hyperlink w:history="1" w:anchor="toc4">
-        <w:r>
-          <w:rPr>
-            <w:rFonts w:ascii="Cambria" w:cs="Cambria" w:eastAsia="Cambria" w:hAnsi="Cambria"/>
-            <w:i w:val="false"/>
-            <w:iCs w:val="false"/>
-            <w:color w:val="44546A"/>
-            <w:sz w:val="24"/>
-            <w:szCs w:val="24"/>
-            <w:u w:val="single"/>
-          </w:rPr>
-          <w:t xml:space="preserve">2</w:t>
-        </w:r>
-      </w:hyperlink>
-      <w:r>
-        <w:rPr>
-          <w:rFonts w:ascii="Cambria" w:cs="Cambria" w:eastAsia="Cambria" w:hAnsi="Cambria"/>
-          <w:i w:val="false"/>
-          <w:iCs w:val="false"/>
-          <w:sz w:val="24"/>
-          <w:szCs w:val="24"/>
-        </w:rPr>
-        <w:t xml:space="preserve"> was the hard part, read </w:t>
-      </w:r>
-      <w:r>
-        <w:rPr>
-          <w:rFonts w:ascii="Cambria Math" w:cs="Cambria Math" w:eastAsia="Cambria Math" w:hAnsi="Cambria Math"/>
-          <w:i/>
-          <w:iCs/>
-          <w:sz w:val="24"/>
-          <w:szCs w:val="24"/>
-        </w:rPr>
-        <w:t xml:space="preserve">Physics Vol. 1 — Motion, Forces, Time, and Relativity</w:t>
-      </w:r>
-      <w:r>
-        <w:rPr>
-          <w:rFonts w:ascii="Cambria" w:cs="Cambria" w:eastAsia="Cambria" w:hAnsi="Cambria"/>
-          <w:i w:val="false"/>
-          <w:iCs w:val="false"/>
-          <w:sz w:val="24"/>
-          <w:szCs w:val="24"/>
-        </w:rPr>
-        <w:t xml:space="preserve"> before you reread the loop.</w:t>
+        <w:t xml:space="preserve"> next. It is the map this book grew out of: entanglement, Bell tests, quantum fields, quantum gravity, interpretations, computing, and cryptography. This book began there, as an interlude on collective electrodynamics that outgrew its chapter.</w:t>
       </w:r>
     </w:p>
     <w:p>
@@ -38829,7 +37168,7 @@
           <w:sz w:val="24"/>
           <w:szCs w:val="24"/>
         </w:rPr>
-        <w:t xml:space="preserve">, and the other books named along the way, are listed with their editions at the end of Appendix B.</w:t>
+        <w:t xml:space="preserve"> are listed with their editions at the end of Appendix B.</w:t>
       </w:r>
     </w:p>
     <w:p>
@@ -38839,7 +37178,7 @@
         <w:spacing w:after="240" w:before="0"/>
         <w:jc w:val="center"/>
       </w:pPr>
-      <w:bookmarkStart w:name="toc69" w:id="1"/>
+      <w:bookmarkStart w:name="toc68" w:id="1"/>
       <w:r>
         <w:rPr>
           <w:rFonts w:ascii="Amazon Ember" w:cs="Amazon Ember" w:eastAsia="Amazon Ember" w:hAnsi="Amazon Ember"/>
@@ -38856,18 +37195,8 @@
     <w:p>
       <w:pPr>
         <w:spacing w:after="260" w:line="360" w:lineRule="auto"/>
-        <w:jc w:val="left"/>
-      </w:pPr>
-      <w:r>
-        <w:rPr>
-          <w:rFonts w:ascii="Cambria" w:cs="Cambria" w:eastAsia="Cambria" w:hAnsi="Cambria"/>
-          <w:i w:val="false"/>
-          <w:iCs w:val="false"/>
-          <w:sz w:val="24"/>
-          <w:szCs w:val="24"/>
-        </w:rPr>
-        <w:t xml:space="preserve">One next book, then the rest of the shelf. </w:t>
-      </w:r>
+        <w:jc w:val="center"/>
+      </w:pPr>
       <w:r>
         <w:rPr>
           <w:rFonts w:ascii="Cambria Math" w:cs="Cambria Math" w:eastAsia="Cambria Math" w:hAnsi="Cambria Math"/>
@@ -38877,224 +37206,6 @@
           <w:szCs w:val="24"/>
         </w:rPr>
         <w:t xml:space="preserve">The Quantum World</w:t>
-      </w:r>
-      <w:r>
-        <w:rPr>
-          <w:rFonts w:ascii="Cambria" w:cs="Cambria" w:eastAsia="Cambria" w:hAnsi="Cambria"/>
-          <w:i w:val="false"/>
-          <w:iCs w:val="false"/>
-          <w:sz w:val="24"/>
-          <w:szCs w:val="24"/>
-        </w:rPr>
-        <w:t xml:space="preserve"> is the map. This book is one stop on it, walked all the way out.</w:t>
-      </w:r>
-    </w:p>
-    <w:p>
-      <w:pPr>
-        <w:spacing w:after="260" w:line="360" w:lineRule="auto"/>
-        <w:jc w:val="left"/>
-      </w:pPr>
-      <w:r>
-        <w:rPr>
-          <w:rFonts w:ascii="Cambria" w:cs="Cambria" w:eastAsia="Cambria" w:hAnsi="Cambria"/>
-          <w:b/>
-          <w:bCs/>
-          <w:sz w:val="24"/>
-          <w:szCs w:val="24"/>
-        </w:rPr>
-        <w:t xml:space="preserve">Science for Everyone.</w:t>
-      </w:r>
-      <w:r>
-        <w:rPr>
-          <w:rFonts w:ascii="Cambria" w:cs="Cambria" w:eastAsia="Cambria" w:hAnsi="Cambria"/>
-          <w:i w:val="false"/>
-          <w:iCs w:val="false"/>
-          <w:sz w:val="24"/>
-          <w:szCs w:val="24"/>
-        </w:rPr>
-        <w:t xml:space="preserve"> </w:t>
-      </w:r>
-      <w:r>
-        <w:rPr>
-          <w:rFonts w:ascii="Cambria Math" w:cs="Cambria Math" w:eastAsia="Cambria Math" w:hAnsi="Cambria Math"/>
-          <w:i/>
-          <w:iCs/>
-          <w:sz w:val="24"/>
-          <w:szCs w:val="24"/>
-        </w:rPr>
-        <w:t xml:space="preserve">The Quantum World</w:t>
-      </w:r>
-      <w:r>
-        <w:rPr>
-          <w:rFonts w:ascii="Cambria" w:cs="Cambria" w:eastAsia="Cambria" w:hAnsi="Cambria"/>
-          <w:i w:val="false"/>
-          <w:iCs w:val="false"/>
-          <w:sz w:val="24"/>
-          <w:szCs w:val="24"/>
-        </w:rPr>
-        <w:t xml:space="preserve"> · </w:t>
-      </w:r>
-      <w:r>
-        <w:rPr>
-          <w:rFonts w:ascii="Cambria Math" w:cs="Cambria Math" w:eastAsia="Cambria Math" w:hAnsi="Cambria Math"/>
-          <w:i/>
-          <w:iCs/>
-          <w:sz w:val="24"/>
-          <w:szCs w:val="24"/>
-        </w:rPr>
-        <w:t xml:space="preserve">Physics Vol. 1 — Motion, Forces, Time, and Relativity</w:t>
-      </w:r>
-      <w:r>
-        <w:rPr>
-          <w:rFonts w:ascii="Cambria" w:cs="Cambria" w:eastAsia="Cambria" w:hAnsi="Cambria"/>
-          <w:i w:val="false"/>
-          <w:iCs w:val="false"/>
-          <w:sz w:val="24"/>
-          <w:szCs w:val="24"/>
-        </w:rPr>
-        <w:t xml:space="preserve"> · </w:t>
-      </w:r>
-      <w:r>
-        <w:rPr>
-          <w:rFonts w:ascii="Cambria Math" w:cs="Cambria Math" w:eastAsia="Cambria Math" w:hAnsi="Cambria Math"/>
-          <w:i/>
-          <w:iCs/>
-          <w:sz w:val="24"/>
-          <w:szCs w:val="24"/>
-        </w:rPr>
-        <w:t xml:space="preserve">Physics Vol. 2 — Gravity, Cosmology, and the Limits of Spacetime</w:t>
-      </w:r>
-      <w:r>
-        <w:rPr>
-          <w:rFonts w:ascii="Cambria" w:cs="Cambria" w:eastAsia="Cambria" w:hAnsi="Cambria"/>
-          <w:i w:val="false"/>
-          <w:iCs w:val="false"/>
-          <w:sz w:val="24"/>
-          <w:szCs w:val="24"/>
-        </w:rPr>
-        <w:t xml:space="preserve"> · </w:t>
-      </w:r>
-      <w:r>
-        <w:rPr>
-          <w:rFonts w:ascii="Cambria Math" w:cs="Cambria Math" w:eastAsia="Cambria Math" w:hAnsi="Cambria Math"/>
-          <w:i/>
-          <w:iCs/>
-          <w:sz w:val="24"/>
-          <w:szCs w:val="24"/>
-        </w:rPr>
-        <w:t xml:space="preserve">Physics Vol. 3 — The Standard Model, Chaos, and the Edge of Knowledge</w:t>
-      </w:r>
-    </w:p>
-    <w:p>
-      <w:pPr>
-        <w:spacing w:after="260" w:line="360" w:lineRule="auto"/>
-        <w:jc w:val="left"/>
-      </w:pPr>
-      <w:r>
-        <w:rPr>
-          <w:rFonts w:ascii="Cambria" w:cs="Cambria" w:eastAsia="Cambria" w:hAnsi="Cambria"/>
-          <w:b/>
-          <w:bCs/>
-          <w:sz w:val="24"/>
-          <w:szCs w:val="24"/>
-        </w:rPr>
-        <w:t xml:space="preserve">Also nonfiction.</w:t>
-      </w:r>
-      <w:r>
-        <w:rPr>
-          <w:rFonts w:ascii="Cambria" w:cs="Cambria" w:eastAsia="Cambria" w:hAnsi="Cambria"/>
-          <w:i w:val="false"/>
-          <w:iCs w:val="false"/>
-          <w:sz w:val="24"/>
-          <w:szCs w:val="24"/>
-        </w:rPr>
-        <w:t xml:space="preserve"> </w:t>
-      </w:r>
-      <w:r>
-        <w:rPr>
-          <w:rFonts w:ascii="Cambria Math" w:cs="Cambria Math" w:eastAsia="Cambria Math" w:hAnsi="Cambria Math"/>
-          <w:i/>
-          <w:iCs/>
-          <w:sz w:val="24"/>
-          <w:szCs w:val="24"/>
-        </w:rPr>
-        <w:t xml:space="preserve">The Mathematics Tower</w:t>
-      </w:r>
-      <w:r>
-        <w:rPr>
-          <w:rFonts w:ascii="Cambria" w:cs="Cambria" w:eastAsia="Cambria" w:hAnsi="Cambria"/>
-          <w:i w:val="false"/>
-          <w:iCs w:val="false"/>
-          <w:sz w:val="24"/>
-          <w:szCs w:val="24"/>
-        </w:rPr>
-        <w:t xml:space="preserve"> · </w:t>
-      </w:r>
-      <w:r>
-        <w:rPr>
-          <w:rFonts w:ascii="Cambria Math" w:cs="Cambria Math" w:eastAsia="Cambria Math" w:hAnsi="Cambria Math"/>
-          <w:i/>
-          <w:iCs/>
-          <w:sz w:val="24"/>
-          <w:szCs w:val="24"/>
-        </w:rPr>
-        <w:t xml:space="preserve">Foundations of Electronics</w:t>
-      </w:r>
-    </w:p>
-    <w:p>
-      <w:pPr>
-        <w:spacing w:after="260" w:line="360" w:lineRule="auto"/>
-        <w:jc w:val="left"/>
-      </w:pPr>
-      <w:r>
-        <w:rPr>
-          <w:rFonts w:ascii="Cambria" w:cs="Cambria" w:eastAsia="Cambria" w:hAnsi="Cambria"/>
-          <w:b/>
-          <w:bCs/>
-          <w:sz w:val="24"/>
-          <w:szCs w:val="24"/>
-        </w:rPr>
-        <w:t xml:space="preserve">Fiction.</w:t>
-      </w:r>
-      <w:r>
-        <w:rPr>
-          <w:rFonts w:ascii="Cambria" w:cs="Cambria" w:eastAsia="Cambria" w:hAnsi="Cambria"/>
-          <w:i w:val="false"/>
-          <w:iCs w:val="false"/>
-          <w:sz w:val="24"/>
-          <w:szCs w:val="24"/>
-        </w:rPr>
-        <w:t xml:space="preserve"> </w:t>
-      </w:r>
-      <w:r>
-        <w:rPr>
-          <w:rFonts w:ascii="Cambria Math" w:cs="Cambria Math" w:eastAsia="Cambria Math" w:hAnsi="Cambria Math"/>
-          <w:i/>
-          <w:iCs/>
-          <w:sz w:val="24"/>
-          <w:szCs w:val="24"/>
-        </w:rPr>
-        <w:t xml:space="preserve">The Relativistic Investigation Bureau</w:t>
-      </w:r>
-      <w:r>
-        <w:rPr>
-          <w:rFonts w:ascii="Cambria" w:cs="Cambria" w:eastAsia="Cambria" w:hAnsi="Cambria"/>
-          <w:i w:val="false"/>
-          <w:iCs w:val="false"/>
-          <w:sz w:val="24"/>
-          <w:szCs w:val="24"/>
-        </w:rPr>
-        <w:t xml:space="preserve"> · </w:t>
-      </w:r>
-      <w:r>
-        <w:rPr>
-          <w:rFonts w:ascii="Cambria Math" w:cs="Cambria Math" w:eastAsia="Cambria Math" w:hAnsi="Cambria Math"/>
-          <w:i/>
-          <w:iCs/>
-          <w:sz w:val="24"/>
-          <w:szCs w:val="24"/>
-        </w:rPr>
-        <w:t xml:space="preserve">Schrödinger’s Paperwork</w:t>
       </w:r>
     </w:p>
     <w:p>
@@ -39104,7 +37215,7 @@
         <w:spacing w:after="240" w:before="0"/>
         <w:jc w:val="center"/>
       </w:pPr>
-      <w:bookmarkStart w:name="toc70" w:id="1"/>
+      <w:bookmarkStart w:name="toc69" w:id="1"/>
       <w:r>
         <w:rPr>
           <w:rFonts w:ascii="Amazon Ember" w:cs="Amazon Ember" w:eastAsia="Amazon Ember" w:hAnsi="Amazon Ember"/>
@@ -39173,7 +37284,7 @@
         <w:spacing w:after="240" w:before="0"/>
         <w:jc w:val="center"/>
       </w:pPr>
-      <w:bookmarkStart w:name="toc71" w:id="1"/>
+      <w:bookmarkStart w:name="toc70" w:id="1"/>
       <w:r>
         <w:rPr>
           <w:rFonts w:ascii="Amazon Ember" w:cs="Amazon Ember" w:eastAsia="Amazon Ember" w:hAnsi="Amazon Ember"/>
@@ -39220,7 +37331,7 @@
           <w:sz w:val="24"/>
           <w:szCs w:val="24"/>
         </w:rPr>
-        <w:t xml:space="preserve">, the useful review is the one that says which sentence. Leave it where you found the book. That is how the next reader, looking for this particular argument, recognizes it.</w:t>
+        <w:t xml:space="preserve">, the useful review is the one that says which sentence. Leave it on Amazon. That is how the next reader, looking for this particular argument, recognizes it.</w:t>
       </w:r>
     </w:p>
     <w:sectPr>

--- a/Science Books/The Quantum Conversation/manuscript_draft.docx
+++ b/Science Books/The Quantum Conversation/manuscript_draft.docx
@@ -66,6 +66,22 @@
           <w:szCs w:val="24"/>
         </w:rPr>
         <w:t xml:space="preserve">An interaction, looked at closely enough, is a conversation.</w:t>
+      </w:r>
+    </w:p>
+    <w:p>
+      <w:pPr>
+        <w:spacing w:after="260" w:line="360" w:lineRule="auto"/>
+        <w:jc w:val="center"/>
+      </w:pPr>
+      <w:r>
+        <w:rPr>
+          <w:rFonts w:ascii="Cambria Math" w:cs="Cambria Math" w:eastAsia="Cambria Math" w:hAnsi="Cambria Math"/>
+          <w:i/>
+          <w:iCs/>
+          <w:sz w:val="24"/>
+          <w:szCs w:val="24"/>
+        </w:rPr>
+        <w:t xml:space="preserve">Copyright © 2026 Lothar J. Musiol. All rights reserved. First edition, 2026.</w:t>
       </w:r>
     </w:p>
     <w:p>
@@ -1016,7 +1032,7 @@
             <w:szCs w:val="22"/>
             <w:u w:val="single"/>
           </w:rPr>
-          <w:t xml:space="preserve">18. Radiation Is Where Things Get Serious</w:t>
+          <w:t xml:space="preserve">17. Radiation Is Where Things Get Serious</w:t>
         </w:r>
       </w:hyperlink>
       <w:r>
@@ -1056,7 +1072,7 @@
             <w:szCs w:val="22"/>
             <w:u w:val="single"/>
           </w:rPr>
-          <w:t xml:space="preserve">19. Where Is the Energy?</w:t>
+          <w:t xml:space="preserve">18. Where Is the Energy?</w:t>
         </w:r>
       </w:hyperlink>
       <w:r>
@@ -1135,7 +1151,7 @@
             <w:szCs w:val="22"/>
             <w:u w:val="single"/>
           </w:rPr>
-          <w:t xml:space="preserve">20. What QED Adds</w:t>
+          <w:t xml:space="preserve">19. What QED Adds</w:t>
         </w:r>
       </w:hyperlink>
       <w:r>
@@ -1175,7 +1191,7 @@
             <w:szCs w:val="22"/>
             <w:u w:val="single"/>
           </w:rPr>
-          <w:t xml:space="preserve">21. The Geometry of the Potential</w:t>
+          <w:t xml:space="preserve">20. The Geometry of the Potential</w:t>
         </w:r>
       </w:hyperlink>
       <w:r>
@@ -1215,7 +1231,7 @@
             <w:szCs w:val="22"/>
             <w:u w:val="single"/>
           </w:rPr>
-          <w:t xml:space="preserve">22. The Art of Forgetting</w:t>
+          <w:t xml:space="preserve">21. The Art of Forgetting</w:t>
         </w:r>
       </w:hyperlink>
       <w:r>
@@ -1255,7 +1271,7 @@
             <w:szCs w:val="22"/>
             <w:u w:val="single"/>
           </w:rPr>
-          <w:t xml:space="preserve">23. The Meaning of “Fundamental”</w:t>
+          <w:t xml:space="preserve">22. The Meaning of “Fundamental”</w:t>
         </w:r>
       </w:hyperlink>
       <w:r>
@@ -1334,7 +1350,7 @@
             <w:szCs w:val="22"/>
             <w:u w:val="single"/>
           </w:rPr>
-          <w:t xml:space="preserve">24. Charge Is the Price of Changing Phase Locally</w:t>
+          <w:t xml:space="preserve">23. Charge Is the Price of Changing Phase Locally</w:t>
         </w:r>
       </w:hyperlink>
       <w:r>
@@ -1374,7 +1390,7 @@
             <w:szCs w:val="22"/>
             <w:u w:val="single"/>
           </w:rPr>
-          <w:t xml:space="preserve">25. Why the Classical Path Wins</w:t>
+          <w:t xml:space="preserve">24. Why the Classical Path Wins</w:t>
         </w:r>
       </w:hyperlink>
       <w:r>
@@ -1414,7 +1430,7 @@
             <w:szCs w:val="22"/>
             <w:u w:val="single"/>
           </w:rPr>
-          <w:t xml:space="preserve">26. Magnetism, Light, and Empty Space</w:t>
+          <w:t xml:space="preserve">25. Magnetism, Light, and Empty Space</w:t>
         </w:r>
       </w:hyperlink>
       <w:r>
@@ -1454,7 +1470,7 @@
             <w:szCs w:val="22"/>
             <w:u w:val="single"/>
           </w:rPr>
-          <w:t xml:space="preserve">27. The Phase Can Wind</w:t>
+          <w:t xml:space="preserve">26. The Phase Can Wind</w:t>
         </w:r>
       </w:hyperlink>
       <w:r>
@@ -1533,7 +1549,7 @@
             <w:szCs w:val="22"/>
             <w:u w:val="single"/>
           </w:rPr>
-          <w:t xml:space="preserve">28. The Equation Behind the Conversation</w:t>
+          <w:t xml:space="preserve">27. The Equation Behind the Conversation</w:t>
         </w:r>
       </w:hyperlink>
       <w:r>
@@ -1573,7 +1589,7 @@
             <w:szCs w:val="22"/>
             <w:u w:val="single"/>
           </w:rPr>
-          <w:t xml:space="preserve">29. Feynman’s Diagrams Become Less Mysterious</w:t>
+          <w:t xml:space="preserve">28. Feynman’s Diagrams Become Less Mysterious</w:t>
         </w:r>
       </w:hyperlink>
       <w:r>
@@ -1613,7 +1629,7 @@
             <w:szCs w:val="22"/>
             <w:u w:val="single"/>
           </w:rPr>
-          <w:t xml:space="preserve">30. The Classical Coulomb Force Emerges</w:t>
+          <w:t xml:space="preserve">29. The Classical Coulomb Force Emerges</w:t>
         </w:r>
       </w:hyperlink>
       <w:r>
@@ -1653,7 +1669,7 @@
             <w:szCs w:val="22"/>
             <w:u w:val="single"/>
           </w:rPr>
-          <w:t xml:space="preserve">31. Now Add Many Electrons</w:t>
+          <w:t xml:space="preserve">30. Now Add Many Electrons</w:t>
         </w:r>
       </w:hyperlink>
       <w:r>
@@ -1693,7 +1709,7 @@
             <w:szCs w:val="22"/>
             <w:u w:val="single"/>
           </w:rPr>
-          <w:t xml:space="preserve">32. The Book’s Central Bridge</w:t>
+          <w:t xml:space="preserve">31. The Book’s Central Bridge</w:t>
         </w:r>
       </w:hyperlink>
       <w:r>
@@ -1772,7 +1788,7 @@
             <w:szCs w:val="22"/>
             <w:u w:val="single"/>
           </w:rPr>
-          <w:t xml:space="preserve">33. The Photon Is Not the Opposite of the Phase</w:t>
+          <w:t xml:space="preserve">32. The Photon Is Not the Opposite of the Phase</w:t>
         </w:r>
       </w:hyperlink>
       <w:r>
@@ -1812,7 +1828,7 @@
             <w:szCs w:val="22"/>
             <w:u w:val="single"/>
           </w:rPr>
-          <w:t xml:space="preserve">34. When Matter Meets Light</w:t>
+          <w:t xml:space="preserve">33. When Matter Meets Light</w:t>
         </w:r>
       </w:hyperlink>
       <w:r>
@@ -1852,7 +1868,7 @@
             <w:szCs w:val="22"/>
             <w:u w:val="single"/>
           </w:rPr>
-          <w:t xml:space="preserve">35. The Loop, Formalized</w:t>
+          <w:t xml:space="preserve">34. The Loop, Formalized</w:t>
         </w:r>
       </w:hyperlink>
       <w:r>
@@ -1931,7 +1947,7 @@
             <w:szCs w:val="22"/>
             <w:u w:val="single"/>
           </w:rPr>
-          <w:t xml:space="preserve">36. Vacuum Polarization: The Electron Is Not Quite Alone</w:t>
+          <w:t xml:space="preserve">35. Vacuum Polarization: The Electron Is Not Quite Alone</w:t>
         </w:r>
       </w:hyperlink>
       <w:r>
@@ -1971,7 +1987,7 @@
             <w:szCs w:val="22"/>
             <w:u w:val="single"/>
           </w:rPr>
-          <w:t xml:space="preserve">37. The Terrible Reputation of Renormalization</w:t>
+          <w:t xml:space="preserve">36. The Terrible Reputation of Renormalization</w:t>
         </w:r>
       </w:hyperlink>
       <w:r>
@@ -2011,7 +2027,7 @@
             <w:szCs w:val="22"/>
             <w:u w:val="single"/>
           </w:rPr>
-          <w:t xml:space="preserve">38. A Resolution Dial</w:t>
+          <w:t xml:space="preserve">37. A Resolution Dial</w:t>
         </w:r>
       </w:hyperlink>
       <w:r>
@@ -2051,7 +2067,7 @@
             <w:szCs w:val="22"/>
             <w:u w:val="single"/>
           </w:rPr>
-          <w:t xml:space="preserve">39. Renormalization Is a Translation System</w:t>
+          <w:t xml:space="preserve">38. Renormalization Is a Translation System</w:t>
         </w:r>
       </w:hyperlink>
       <w:r>
@@ -2130,7 +2146,7 @@
             <w:szCs w:val="22"/>
             <w:u w:val="single"/>
           </w:rPr>
-          <w:t xml:space="preserve">40. From QED to a Superconducting Circuit</w:t>
+          <w:t xml:space="preserve">39. From QED to a Superconducting Circuit</w:t>
         </w:r>
       </w:hyperlink>
       <w:r>
@@ -2170,7 +2186,7 @@
             <w:szCs w:val="22"/>
             <w:u w:val="single"/>
           </w:rPr>
-          <w:t xml:space="preserve">41. One System, Several Descriptions</w:t>
+          <w:t xml:space="preserve">40. One System, Several Descriptions</w:t>
         </w:r>
       </w:hyperlink>
       <w:r>
@@ -2210,7 +2226,7 @@
             <w:szCs w:val="22"/>
             <w:u w:val="single"/>
           </w:rPr>
-          <w:t xml:space="preserve">42. The Same Wire Contains All Four Worlds</w:t>
+          <w:t xml:space="preserve">41. The Same Wire Contains All Four Worlds</w:t>
         </w:r>
       </w:hyperlink>
       <w:r>
@@ -2289,7 +2305,7 @@
             <w:szCs w:val="22"/>
             <w:u w:val="single"/>
           </w:rPr>
-          <w:t xml:space="preserve">43. A Tiny Charge With a Huge Story</w:t>
+          <w:t xml:space="preserve">42. A Tiny Charge With a Huge Story</w:t>
         </w:r>
       </w:hyperlink>
       <w:r>
@@ -2329,7 +2345,7 @@
             <w:szCs w:val="22"/>
             <w:u w:val="single"/>
           </w:rPr>
-          <w:t xml:space="preserve">44. The Electron in a Superconductor</w:t>
+          <w:t xml:space="preserve">43. The Electron in a Superconductor</w:t>
         </w:r>
       </w:hyperlink>
       <w:r>
@@ -2369,7 +2385,7 @@
             <w:szCs w:val="22"/>
             <w:u w:val="single"/>
           </w:rPr>
-          <w:t xml:space="preserve">45. Is the Field Real?</w:t>
+          <w:t xml:space="preserve">44. Is the Field Real?</w:t>
         </w:r>
       </w:hyperlink>
       <w:r>
@@ -2448,7 +2464,7 @@
             <w:szCs w:val="22"/>
             <w:u w:val="single"/>
           </w:rPr>
-          <w:t xml:space="preserve">46. The Ladder of Descriptions: Electron to Eye</w:t>
+          <w:t xml:space="preserve">45. The Ladder of Descriptions: Electron to Eye</w:t>
         </w:r>
       </w:hyperlink>
       <w:r>
@@ -2488,7 +2504,7 @@
             <w:szCs w:val="22"/>
             <w:u w:val="single"/>
           </w:rPr>
-          <w:t xml:space="preserve">47. What We Have Learned, and What We Have Not Proven</w:t>
+          <w:t xml:space="preserve">46. What We Have Learned, and What We Have Not Proven</w:t>
         </w:r>
       </w:hyperlink>
       <w:r>
@@ -2528,7 +2544,7 @@
             <w:szCs w:val="22"/>
             <w:u w:val="single"/>
           </w:rPr>
-          <w:t xml:space="preserve">48. Epilogue: The Law Becomes Visible</w:t>
+          <w:t xml:space="preserve">47. Epilogue: The Law Becomes Visible</w:t>
         </w:r>
       </w:hyperlink>
       <w:r>
@@ -3356,7 +3372,27 @@
           <w:sz w:val="24"/>
           <w:szCs w:val="24"/>
         </w:rPr>
-        <w:t xml:space="preserve">, elsewhere in this series, will recognize the seed: an interlude on collective electrodynamics, after the chapters on QED, cryptography, and computing, that asked for a book of its own.</w:t>
+        <w:t xml:space="preserve">, the companion book to the </w:t>
+      </w:r>
+      <w:r>
+        <w:rPr>
+          <w:rFonts w:ascii="Cambria Math" w:cs="Cambria Math" w:eastAsia="Cambria Math" w:hAnsi="Cambria Math"/>
+          <w:i/>
+          <w:iCs/>
+          <w:sz w:val="24"/>
+          <w:szCs w:val="24"/>
+        </w:rPr>
+        <w:t xml:space="preserve">Physics, Actually</w:t>
+      </w:r>
+      <w:r>
+        <w:rPr>
+          <w:rFonts w:ascii="Cambria" w:cs="Cambria" w:eastAsia="Cambria" w:hAnsi="Cambria"/>
+          <w:i w:val="false"/>
+          <w:iCs w:val="false"/>
+          <w:sz w:val="24"/>
+          <w:szCs w:val="24"/>
+        </w:rPr>
+        <w:t xml:space="preserve"> series, will recognize the seed: an appendix on collective electrodynamics, placed after the chapters on QED, cryptography, and computing, that asked for a book of its own.</w:t>
       </w:r>
     </w:p>
     <w:p>
@@ -3534,7 +3570,7 @@
           <w:sz w:val="24"/>
           <w:szCs w:val="24"/>
         </w:rPr>
-        <w:t xml:space="preserve"> through 8, then 28 and 32, then 40 through 42, then 47. The parts between those chapters are where the fields return, where the absorber question is kept in its place, and where QED’s precision is earned, so that route is a tour of the spine.</w:t>
+        <w:t xml:space="preserve"> through 8, then 27 and 31, then 39 through 41, then 46. The parts between those chapters are where the fields return, where the absorber question is kept in its place, and where QED’s precision is earned, so that route is a tour of the spine.</w:t>
       </w:r>
     </w:p>
     <w:p>
@@ -3893,7 +3929,7 @@
             <w:szCs w:val="24"/>
             <w:u w:val="single"/>
           </w:rPr>
-          <w:t xml:space="preserve">25</w:t>
+          <w:t xml:space="preserve">24</w:t>
         </w:r>
       </w:hyperlink>
       <w:r>
@@ -4520,7 +4556,7 @@
             <w:szCs w:val="24"/>
             <w:u w:val="single"/>
           </w:rPr>
-          <w:t xml:space="preserve">30</w:t>
+          <w:t xml:space="preserve">29</w:t>
         </w:r>
       </w:hyperlink>
       <w:r>
@@ -9516,7 +9552,7 @@
             <w:szCs w:val="24"/>
             <w:u w:val="single"/>
           </w:rPr>
-          <w:t xml:space="preserve">28</w:t>
+          <w:t xml:space="preserve">27</w:t>
         </w:r>
       </w:hyperlink>
       <w:r>
@@ -12056,7 +12092,7 @@
             <w:szCs w:val="24"/>
             <w:u w:val="single"/>
           </w:rPr>
-          <w:t xml:space="preserve">20</w:t>
+          <w:t xml:space="preserve">19</w:t>
         </w:r>
       </w:hyperlink>
       <w:r>
@@ -12646,7 +12682,7 @@
             <w:szCs w:val="24"/>
             <w:u w:val="single"/>
           </w:rPr>
-          <w:t xml:space="preserve">18</w:t>
+          <w:t xml:space="preserve">17</w:t>
         </w:r>
       </w:hyperlink>
       <w:r>
@@ -12680,7 +12716,7 @@
             <w:szCs w:val="24"/>
             <w:u w:val="single"/>
           </w:rPr>
-          <w:t xml:space="preserve">20</w:t>
+          <w:t xml:space="preserve">19</w:t>
         </w:r>
       </w:hyperlink>
       <w:r>
@@ -12711,7 +12747,7 @@
           <w:sz w:val="36"/>
           <w:szCs w:val="36"/>
         </w:rPr>
-        <w:t xml:space="preserve">18. Radiation Is Where Things Get Serious</w:t>
+        <w:t xml:space="preserve">17. Radiation Is Where Things Get Serious</w:t>
       </w:r>
       <w:bookmarkEnd w:id="1"/>
     </w:p>
@@ -13046,7 +13082,7 @@
           <w:sz w:val="36"/>
           <w:szCs w:val="36"/>
         </w:rPr>
-        <w:t xml:space="preserve">19. Where Is the Energy?</w:t>
+        <w:t xml:space="preserve">18. Where Is the Energy?</w:t>
       </w:r>
       <w:bookmarkEnd w:id="1"/>
     </w:p>
@@ -13659,7 +13695,7 @@
           <w:sz w:val="36"/>
           <w:szCs w:val="36"/>
         </w:rPr>
-        <w:t xml:space="preserve">20. What QED Adds</w:t>
+        <w:t xml:space="preserve">19. What QED Adds</w:t>
       </w:r>
       <w:bookmarkEnd w:id="1"/>
     </w:p>
@@ -13829,7 +13865,7 @@
             <w:szCs w:val="24"/>
             <w:u w:val="single"/>
           </w:rPr>
-          <w:t xml:space="preserve">47</w:t>
+          <w:t xml:space="preserve">46</w:t>
         </w:r>
       </w:hyperlink>
       <w:r>
@@ -14201,7 +14237,7 @@
           <w:sz w:val="36"/>
           <w:szCs w:val="36"/>
         </w:rPr>
-        <w:t xml:space="preserve">21. The Geometry of the Potential</w:t>
+        <w:t xml:space="preserve">20. The Geometry of the Potential</w:t>
       </w:r>
       <w:bookmarkEnd w:id="1"/>
     </w:p>
@@ -14494,7 +14530,7 @@
           <w:sz w:val="36"/>
           <w:szCs w:val="36"/>
         </w:rPr>
-        <w:t xml:space="preserve">22. The Art of Forgetting</w:t>
+        <w:t xml:space="preserve">21. The Art of Forgetting</w:t>
       </w:r>
       <w:bookmarkEnd w:id="1"/>
     </w:p>
@@ -14679,7 +14715,7 @@
           <w:sz w:val="36"/>
           <w:szCs w:val="36"/>
         </w:rPr>
-        <w:t xml:space="preserve">23. The Meaning of “Fundamental”</w:t>
+        <w:t xml:space="preserve">22. The Meaning of “Fundamental”</w:t>
       </w:r>
       <w:bookmarkEnd w:id="1"/>
     </w:p>
@@ -15003,7 +15039,7 @@
             <w:szCs w:val="24"/>
             <w:u w:val="single"/>
           </w:rPr>
-          <w:t xml:space="preserve">47</w:t>
+          <w:t xml:space="preserve">46</w:t>
         </w:r>
       </w:hyperlink>
       <w:r>
@@ -15156,7 +15192,7 @@
           <w:sz w:val="36"/>
           <w:szCs w:val="36"/>
         </w:rPr>
-        <w:t xml:space="preserve">24. Charge Is the Price of Changing Phase Locally</w:t>
+        <w:t xml:space="preserve">23. Charge Is the Price of Changing Phase Locally</w:t>
       </w:r>
       <w:bookmarkEnd w:id="1"/>
     </w:p>
@@ -15196,7 +15232,7 @@
             <w:szCs w:val="24"/>
             <w:u w:val="single"/>
           </w:rPr>
-          <w:t xml:space="preserve">21</w:t>
+          <w:t xml:space="preserve">20</w:t>
         </w:r>
       </w:hyperlink>
       <w:r>
@@ -15262,7 +15298,7 @@
             <w:szCs w:val="24"/>
             <w:u w:val="single"/>
           </w:rPr>
-          <w:t xml:space="preserve">21</w:t>
+          <w:t xml:space="preserve">20</w:t>
         </w:r>
       </w:hyperlink>
       <w:r>
@@ -15296,7 +15332,7 @@
             <w:szCs w:val="24"/>
             <w:u w:val="single"/>
           </w:rPr>
-          <w:t xml:space="preserve">21</w:t>
+          <w:t xml:space="preserve">20</w:t>
         </w:r>
       </w:hyperlink>
       <w:r>
@@ -15439,7 +15475,7 @@
             <w:szCs w:val="24"/>
             <w:u w:val="single"/>
           </w:rPr>
-          <w:t xml:space="preserve">25</w:t>
+          <w:t xml:space="preserve">24</w:t>
         </w:r>
       </w:hyperlink>
       <w:r>
@@ -15639,7 +15675,7 @@
           <w:sz w:val="36"/>
           <w:szCs w:val="36"/>
         </w:rPr>
-        <w:t xml:space="preserve">25. Why the Classical Path Wins</w:t>
+        <w:t xml:space="preserve">24. Why the Classical Path Wins</w:t>
       </w:r>
       <w:bookmarkEnd w:id="1"/>
     </w:p>
@@ -16006,7 +16042,7 @@
           <w:sz w:val="36"/>
           <w:szCs w:val="36"/>
         </w:rPr>
-        <w:t xml:space="preserve">26. Magnetism, Light, and Empty Space</w:t>
+        <w:t xml:space="preserve">25. Magnetism, Light, and Empty Space</w:t>
       </w:r>
       <w:bookmarkEnd w:id="1"/>
     </w:p>
@@ -16456,7 +16492,7 @@
           <w:sz w:val="36"/>
           <w:szCs w:val="36"/>
         </w:rPr>
-        <w:t xml:space="preserve">27. The Phase Can Wind</w:t>
+        <w:t xml:space="preserve">26. The Phase Can Wind</w:t>
       </w:r>
       <w:bookmarkEnd w:id="1"/>
     </w:p>
@@ -17007,7 +17043,7 @@
           <w:sz w:val="36"/>
           <w:szCs w:val="36"/>
         </w:rPr>
-        <w:t xml:space="preserve">28. The Equation Behind the Conversation</w:t>
+        <w:t xml:space="preserve">27. The Equation Behind the Conversation</w:t>
       </w:r>
       <w:bookmarkEnd w:id="1"/>
     </w:p>
@@ -17543,7 +17579,7 @@
             <w:szCs w:val="24"/>
             <w:u w:val="single"/>
           </w:rPr>
-          <w:t xml:space="preserve">21</w:t>
+          <w:t xml:space="preserve">20</w:t>
         </w:r>
       </w:hyperlink>
       <w:r>
@@ -17936,7 +17972,7 @@
             <w:szCs w:val="24"/>
             <w:u w:val="single"/>
           </w:rPr>
-          <w:t xml:space="preserve">24</w:t>
+          <w:t xml:space="preserve">23</w:t>
         </w:r>
       </w:hyperlink>
       <w:r>
@@ -18237,7 +18273,7 @@
           <w:sz w:val="36"/>
           <w:szCs w:val="36"/>
         </w:rPr>
-        <w:t xml:space="preserve">29. Feynman’s Diagrams Become Less Mysterious</w:t>
+        <w:t xml:space="preserve">28. Feynman’s Diagrams Become Less Mysterious</w:t>
       </w:r>
       <w:bookmarkEnd w:id="1"/>
     </w:p>
@@ -18590,7 +18626,7 @@
           <w:sz w:val="36"/>
           <w:szCs w:val="36"/>
         </w:rPr>
-        <w:t xml:space="preserve">30. The Classical Coulomb Force Emerges</w:t>
+        <w:t xml:space="preserve">29. The Classical Coulomb Force Emerges</w:t>
       </w:r>
       <w:bookmarkEnd w:id="1"/>
     </w:p>
@@ -18950,7 +18986,7 @@
             <w:szCs w:val="24"/>
             <w:u w:val="single"/>
           </w:rPr>
-          <w:t xml:space="preserve">26</w:t>
+          <w:t xml:space="preserve">25</w:t>
         </w:r>
       </w:hyperlink>
       <w:r>
@@ -19282,7 +19318,7 @@
             <w:szCs w:val="24"/>
             <w:u w:val="single"/>
           </w:rPr>
-          <w:t xml:space="preserve">21</w:t>
+          <w:t xml:space="preserve">20</w:t>
         </w:r>
       </w:hyperlink>
       <w:r>
@@ -19348,7 +19384,7 @@
             <w:szCs w:val="24"/>
             <w:u w:val="single"/>
           </w:rPr>
-          <w:t xml:space="preserve">25</w:t>
+          <w:t xml:space="preserve">24</w:t>
         </w:r>
       </w:hyperlink>
       <w:r>
@@ -19379,7 +19415,7 @@
           <w:sz w:val="36"/>
           <w:szCs w:val="36"/>
         </w:rPr>
-        <w:t xml:space="preserve">31. Now Add Many Electrons</w:t>
+        <w:t xml:space="preserve">30. Now Add Many Electrons</w:t>
       </w:r>
       <w:bookmarkEnd w:id="1"/>
     </w:p>
@@ -19632,7 +19668,7 @@
             <w:szCs w:val="24"/>
             <w:u w:val="single"/>
           </w:rPr>
-          <w:t xml:space="preserve">30</w:t>
+          <w:t xml:space="preserve">29</w:t>
         </w:r>
       </w:hyperlink>
       <w:r>
@@ -19740,7 +19776,7 @@
             <w:szCs w:val="24"/>
             <w:u w:val="single"/>
           </w:rPr>
-          <w:t xml:space="preserve">21</w:t>
+          <w:t xml:space="preserve">20</w:t>
         </w:r>
       </w:hyperlink>
       <w:r>
@@ -19839,7 +19875,7 @@
           <w:sz w:val="36"/>
           <w:szCs w:val="36"/>
         </w:rPr>
-        <w:t xml:space="preserve">32. The Book’s Central Bridge</w:t>
+        <w:t xml:space="preserve">31. The Book’s Central Bridge</w:t>
       </w:r>
       <w:bookmarkEnd w:id="1"/>
     </w:p>
@@ -19951,7 +19987,7 @@
             <w:szCs w:val="24"/>
             <w:u w:val="single"/>
           </w:rPr>
-          <w:t xml:space="preserve">28</w:t>
+          <w:t xml:space="preserve">27</w:t>
         </w:r>
       </w:hyperlink>
       <w:r>
@@ -20282,7 +20318,7 @@
           <w:sz w:val="36"/>
           <w:szCs w:val="36"/>
         </w:rPr>
-        <w:t xml:space="preserve">33. The Photon Is Not the Opposite of the Phase</w:t>
+        <w:t xml:space="preserve">32. The Photon Is Not the Opposite of the Phase</w:t>
       </w:r>
       <w:bookmarkEnd w:id="1"/>
     </w:p>
@@ -20322,7 +20358,7 @@
             <w:szCs w:val="24"/>
             <w:u w:val="single"/>
           </w:rPr>
-          <w:t xml:space="preserve">28</w:t>
+          <w:t xml:space="preserve">27</w:t>
         </w:r>
       </w:hyperlink>
       <w:r>
@@ -20372,7 +20408,7 @@
             <w:szCs w:val="24"/>
             <w:u w:val="single"/>
           </w:rPr>
-          <w:t xml:space="preserve">21</w:t>
+          <w:t xml:space="preserve">20</w:t>
         </w:r>
       </w:hyperlink>
       <w:r>
@@ -20577,7 +20613,7 @@
             <w:szCs w:val="24"/>
             <w:u w:val="single"/>
           </w:rPr>
-          <w:t xml:space="preserve">29</w:t>
+          <w:t xml:space="preserve">28</w:t>
         </w:r>
       </w:hyperlink>
       <w:r>
@@ -20672,7 +20708,7 @@
           <w:sz w:val="36"/>
           <w:szCs w:val="36"/>
         </w:rPr>
-        <w:t xml:space="preserve">34. When Matter Meets Light</w:t>
+        <w:t xml:space="preserve">33. When Matter Meets Light</w:t>
       </w:r>
       <w:bookmarkEnd w:id="1"/>
     </w:p>
@@ -20760,7 +20796,7 @@
             <w:szCs w:val="24"/>
             <w:u w:val="single"/>
           </w:rPr>
-          <w:t xml:space="preserve">26</w:t>
+          <w:t xml:space="preserve">25</w:t>
         </w:r>
       </w:hyperlink>
       <w:r>
@@ -20961,7 +20997,7 @@
           <w:sz w:val="36"/>
           <w:szCs w:val="36"/>
         </w:rPr>
-        <w:t xml:space="preserve">35. The Loop, Formalized</w:t>
+        <w:t xml:space="preserve">34. The Loop, Formalized</w:t>
       </w:r>
       <w:bookmarkEnd w:id="1"/>
     </w:p>
@@ -21247,7 +21283,7 @@
           <w:sz w:val="36"/>
           <w:szCs w:val="36"/>
         </w:rPr>
-        <w:t xml:space="preserve">36. Vacuum Polarization: The Electron Is Not Quite Alone</w:t>
+        <w:t xml:space="preserve">35. Vacuum Polarization: The Electron Is Not Quite Alone</w:t>
       </w:r>
       <w:bookmarkEnd w:id="1"/>
     </w:p>
@@ -21610,7 +21646,7 @@
           <w:sz w:val="36"/>
           <w:szCs w:val="36"/>
         </w:rPr>
-        <w:t xml:space="preserve">37. The Terrible Reputation of Renormalization</w:t>
+        <w:t xml:space="preserve">36. The Terrible Reputation of Renormalization</w:t>
       </w:r>
       <w:bookmarkEnd w:id="1"/>
     </w:p>
@@ -22402,7 +22438,7 @@
           <w:sz w:val="36"/>
           <w:szCs w:val="36"/>
         </w:rPr>
-        <w:t xml:space="preserve">38. A Resolution Dial</w:t>
+        <w:t xml:space="preserve">37. A Resolution Dial</w:t>
       </w:r>
       <w:bookmarkEnd w:id="1"/>
     </w:p>
@@ -22494,7 +22530,7 @@
             <w:szCs w:val="24"/>
             <w:u w:val="single"/>
           </w:rPr>
-          <w:t xml:space="preserve">37</w:t>
+          <w:t xml:space="preserve">36</w:t>
         </w:r>
       </w:hyperlink>
       <w:r>
@@ -22829,7 +22865,7 @@
           <w:sz w:val="36"/>
           <w:szCs w:val="36"/>
         </w:rPr>
-        <w:t xml:space="preserve">39. Renormalization Is a Translation System</w:t>
+        <w:t xml:space="preserve">38. Renormalization Is a Translation System</w:t>
       </w:r>
       <w:bookmarkEnd w:id="1"/>
     </w:p>
@@ -22997,7 +23033,7 @@
             <w:szCs w:val="24"/>
             <w:u w:val="single"/>
           </w:rPr>
-          <w:t xml:space="preserve">34</w:t>
+          <w:t xml:space="preserve">33</w:t>
         </w:r>
       </w:hyperlink>
       <w:r>
@@ -23262,7 +23298,7 @@
           <w:sz w:val="36"/>
           <w:szCs w:val="36"/>
         </w:rPr>
-        <w:t xml:space="preserve">40. From QED to a Superconducting Circuit</w:t>
+        <w:t xml:space="preserve">39. From QED to a Superconducting Circuit</w:t>
       </w:r>
       <w:bookmarkEnd w:id="1"/>
     </w:p>
@@ -23368,7 +23404,7 @@
             <w:szCs w:val="24"/>
             <w:u w:val="single"/>
           </w:rPr>
-          <w:t xml:space="preserve">32</w:t>
+          <w:t xml:space="preserve">31</w:t>
         </w:r>
       </w:hyperlink>
       <w:r>
@@ -23434,7 +23470,7 @@
             <w:szCs w:val="24"/>
             <w:u w:val="single"/>
           </w:rPr>
-          <w:t xml:space="preserve">31</w:t>
+          <w:t xml:space="preserve">30</w:t>
         </w:r>
       </w:hyperlink>
       <w:r>
@@ -23656,7 +23692,7 @@
             <w:szCs w:val="24"/>
             <w:u w:val="single"/>
           </w:rPr>
-          <w:t xml:space="preserve">31</w:t>
+          <w:t xml:space="preserve">30</w:t>
         </w:r>
       </w:hyperlink>
       <w:r>
@@ -24193,7 +24229,7 @@
           <w:sz w:val="36"/>
           <w:szCs w:val="36"/>
         </w:rPr>
-        <w:t xml:space="preserve">41. One System, Several Descriptions</w:t>
+        <w:t xml:space="preserve">40. One System, Several Descriptions</w:t>
       </w:r>
       <w:bookmarkEnd w:id="1"/>
     </w:p>
@@ -24420,7 +24456,7 @@
             <w:szCs w:val="24"/>
             <w:u w:val="single"/>
           </w:rPr>
-          <w:t xml:space="preserve">26</w:t>
+          <w:t xml:space="preserve">25</w:t>
         </w:r>
       </w:hyperlink>
       <w:r>
@@ -24431,7 +24467,7 @@
           <w:sz w:val="24"/>
           <w:szCs w:val="24"/>
         </w:rPr>
-        <w:t xml:space="preserve"> and 34 already established. Even in the naive classical sense, the cavity is never truly empty: it contains a genuine quantum electromagnetic mode sitting in its ground state, and once again there’s no need to picture tiny photons bouncing around inside an ostensibly empty box — the vacuum state itself is the relevant quantum object doing the work.</w:t>
+        <w:t xml:space="preserve"> and 33 already established. Even in the naive classical sense, the cavity is never truly empty: it contains a genuine quantum electromagnetic mode sitting in its ground state, and once again there’s no need to picture tiny photons bouncing around inside an ostensibly empty box — the vacuum state itself is the relevant quantum object doing the work.</w:t>
       </w:r>
     </w:p>
     <w:p>
@@ -24567,7 +24603,7 @@
           <w:sz w:val="36"/>
           <w:szCs w:val="36"/>
         </w:rPr>
-        <w:t xml:space="preserve">42. The Same Wire Contains All Four Worlds</w:t>
+        <w:t xml:space="preserve">41. The Same Wire Contains All Four Worlds</w:t>
       </w:r>
       <w:bookmarkEnd w:id="1"/>
     </w:p>
@@ -24719,7 +24755,7 @@
             <w:szCs w:val="24"/>
             <w:u w:val="single"/>
           </w:rPr>
-          <w:t xml:space="preserve">47</w:t>
+          <w:t xml:space="preserve">46</w:t>
         </w:r>
       </w:hyperlink>
       <w:r>
@@ -24792,7 +24828,7 @@
           <w:sz w:val="36"/>
           <w:szCs w:val="36"/>
         </w:rPr>
-        <w:t xml:space="preserve">43. A Tiny Charge With a Huge Story</w:t>
+        <w:t xml:space="preserve">42. A Tiny Charge With a Huge Story</w:t>
       </w:r>
       <w:bookmarkEnd w:id="1"/>
     </w:p>
@@ -24832,7 +24868,7 @@
             <w:szCs w:val="24"/>
             <w:u w:val="single"/>
           </w:rPr>
-          <w:t xml:space="preserve">37</w:t>
+          <w:t xml:space="preserve">36</w:t>
         </w:r>
       </w:hyperlink>
       <w:r>
@@ -24914,7 +24950,7 @@
             <w:szCs w:val="24"/>
             <w:u w:val="single"/>
           </w:rPr>
-          <w:t xml:space="preserve">30</w:t>
+          <w:t xml:space="preserve">29</w:t>
         </w:r>
       </w:hyperlink>
       <w:r>
@@ -25137,7 +25173,7 @@
           <w:sz w:val="36"/>
           <w:szCs w:val="36"/>
         </w:rPr>
-        <w:t xml:space="preserve">44. The Electron in a Superconductor</w:t>
+        <w:t xml:space="preserve">43. The Electron in a Superconductor</w:t>
       </w:r>
       <w:bookmarkEnd w:id="1"/>
     </w:p>
@@ -25211,7 +25247,7 @@
             <w:szCs w:val="24"/>
             <w:u w:val="single"/>
           </w:rPr>
-          <w:t xml:space="preserve">38</w:t>
+          <w:t xml:space="preserve">37</w:t>
         </w:r>
       </w:hyperlink>
       <w:r>
@@ -25439,7 +25475,7 @@
             <w:szCs w:val="24"/>
             <w:u w:val="single"/>
           </w:rPr>
-          <w:t xml:space="preserve">32</w:t>
+          <w:t xml:space="preserve">31</w:t>
         </w:r>
       </w:hyperlink>
       <w:r>
@@ -25502,7 +25538,7 @@
           <w:sz w:val="36"/>
           <w:szCs w:val="36"/>
         </w:rPr>
-        <w:t xml:space="preserve">45. Is the Field Real?</w:t>
+        <w:t xml:space="preserve">44. Is the Field Real?</w:t>
       </w:r>
       <w:bookmarkEnd w:id="1"/>
     </w:p>
@@ -25630,7 +25666,7 @@
             <w:szCs w:val="24"/>
             <w:u w:val="single"/>
           </w:rPr>
-          <w:t xml:space="preserve">30</w:t>
+          <w:t xml:space="preserve">29</w:t>
         </w:r>
       </w:hyperlink>
       <w:r>
@@ -25778,7 +25814,7 @@
             <w:szCs w:val="24"/>
             <w:u w:val="single"/>
           </w:rPr>
-          <w:t xml:space="preserve">19</w:t>
+          <w:t xml:space="preserve">18</w:t>
         </w:r>
       </w:hyperlink>
       <w:r>
@@ -25908,7 +25944,7 @@
             <w:szCs w:val="24"/>
             <w:u w:val="single"/>
           </w:rPr>
-          <w:t xml:space="preserve">26</w:t>
+          <w:t xml:space="preserve">25</w:t>
         </w:r>
       </w:hyperlink>
       <w:r>
@@ -25990,7 +26026,7 @@
             <w:szCs w:val="24"/>
             <w:u w:val="single"/>
           </w:rPr>
-          <w:t xml:space="preserve">23</w:t>
+          <w:t xml:space="preserve">22</w:t>
         </w:r>
       </w:hyperlink>
       <w:r>
@@ -26131,7 +26167,7 @@
           <w:sz w:val="36"/>
           <w:szCs w:val="36"/>
         </w:rPr>
-        <w:t xml:space="preserve">46. The Ladder of Descriptions: Electron to Eye</w:t>
+        <w:t xml:space="preserve">45. The Ladder of Descriptions: Electron to Eye</w:t>
       </w:r>
       <w:bookmarkEnd w:id="1"/>
     </w:p>
@@ -26381,7 +26417,7 @@
             <w:szCs w:val="24"/>
             <w:u w:val="single"/>
           </w:rPr>
-          <w:t xml:space="preserve">22</w:t>
+          <w:t xml:space="preserve">21</w:t>
         </w:r>
       </w:hyperlink>
       <w:r>
@@ -26451,7 +26487,7 @@
             <w:szCs w:val="24"/>
             <w:u w:val="single"/>
           </w:rPr>
-          <w:t xml:space="preserve">31</w:t>
+          <w:t xml:space="preserve">30</w:t>
         </w:r>
       </w:hyperlink>
       <w:r>
@@ -26535,7 +26571,7 @@
             <w:szCs w:val="24"/>
             <w:u w:val="single"/>
           </w:rPr>
-          <w:t xml:space="preserve">40</w:t>
+          <w:t xml:space="preserve">39</w:t>
         </w:r>
       </w:hyperlink>
       <w:r>
@@ -26575,6 +26611,40 @@
         <w:t xml:space="preserve">Chapter </w:t>
       </w:r>
       <w:hyperlink w:history="1" w:anchor="toc51">
+        <w:r>
+          <w:rPr>
+            <w:rFonts w:ascii="Cambria" w:cs="Cambria" w:eastAsia="Cambria" w:hAnsi="Cambria"/>
+            <w:i w:val="false"/>
+            <w:iCs w:val="false"/>
+            <w:color w:val="44546A"/>
+            <w:sz w:val="24"/>
+            <w:szCs w:val="24"/>
+            <w:u w:val="single"/>
+          </w:rPr>
+          <w:t xml:space="preserve">39</w:t>
+        </w:r>
+      </w:hyperlink>
+      <w:r>
+        <w:rPr>
+          <w:rFonts w:ascii="Cambria" w:cs="Cambria" w:eastAsia="Cambria" w:hAnsi="Cambria"/>
+          <w:i w:val="false"/>
+          <w:iCs w:val="false"/>
+          <w:sz w:val="24"/>
+          <w:szCs w:val="24"/>
+        </w:rPr>
+        <w:t xml:space="preserve">’s artificial atom meeting </w:t>
+      </w:r>
+      <w:r>
+        <w:rPr>
+          <w:rFonts w:ascii="Cambria" w:cs="Cambria" w:eastAsia="Cambria" w:hAnsi="Cambria"/>
+          <w:i w:val="false"/>
+          <w:iCs w:val="false"/>
+          <w:sz w:val="24"/>
+          <w:szCs w:val="24"/>
+        </w:rPr>
+        <w:t xml:space="preserve">Chapter </w:t>
+      </w:r>
+      <w:hyperlink w:history="1" w:anchor="toc52">
         <w:r>
           <w:rPr>
             <w:rFonts w:ascii="Cambria" w:cs="Cambria" w:eastAsia="Cambria" w:hAnsi="Cambria"/>
@@ -26596,40 +26666,6 @@
           <w:sz w:val="24"/>
           <w:szCs w:val="24"/>
         </w:rPr>
-        <w:t xml:space="preserve">’s artificial atom meeting </w:t>
-      </w:r>
-      <w:r>
-        <w:rPr>
-          <w:rFonts w:ascii="Cambria" w:cs="Cambria" w:eastAsia="Cambria" w:hAnsi="Cambria"/>
-          <w:i w:val="false"/>
-          <w:iCs w:val="false"/>
-          <w:sz w:val="24"/>
-          <w:szCs w:val="24"/>
-        </w:rPr>
-        <w:t xml:space="preserve">Chapter </w:t>
-      </w:r>
-      <w:hyperlink w:history="1" w:anchor="toc52">
-        <w:r>
-          <w:rPr>
-            <w:rFonts w:ascii="Cambria" w:cs="Cambria" w:eastAsia="Cambria" w:hAnsi="Cambria"/>
-            <w:i w:val="false"/>
-            <w:iCs w:val="false"/>
-            <w:color w:val="44546A"/>
-            <w:sz w:val="24"/>
-            <w:szCs w:val="24"/>
-            <w:u w:val="single"/>
-          </w:rPr>
-          <w:t xml:space="preserve">41</w:t>
-        </w:r>
-      </w:hyperlink>
-      <w:r>
-        <w:rPr>
-          <w:rFonts w:ascii="Cambria" w:cs="Cambria" w:eastAsia="Cambria" w:hAnsi="Cambria"/>
-          <w:i w:val="false"/>
-          <w:iCs w:val="false"/>
-          <w:sz w:val="24"/>
-          <w:szCs w:val="24"/>
-        </w:rPr>
         <w:t xml:space="preserve">’s quantized cavity mode in one piece of laboratory apparatus. The collective matter phase and the quantized electromagnetic field coexist here with no philosophical tension between them: two different degrees of freedom belonging to one physical system, not competing descriptions of the same thing.</w:t>
       </w:r>
     </w:p>
@@ -26746,7 +26782,7 @@
           <w:sz w:val="36"/>
           <w:szCs w:val="36"/>
         </w:rPr>
-        <w:t xml:space="preserve">47. What We Have Learned, and What We Have Not Proven</w:t>
+        <w:t xml:space="preserve">46. What We Have Learned, and What We Have Not Proven</w:t>
       </w:r>
       <w:bookmarkEnd w:id="1"/>
     </w:p>
@@ -26776,7 +26812,7 @@
             <w:szCs w:val="24"/>
             <w:u w:val="single"/>
           </w:rPr>
-          <w:t xml:space="preserve">45</w:t>
+          <w:t xml:space="preserve">44</w:t>
         </w:r>
       </w:hyperlink>
       <w:r>
@@ -26944,7 +26980,7 @@
             <w:szCs w:val="24"/>
             <w:u w:val="single"/>
           </w:rPr>
-          <w:t xml:space="preserve">25</w:t>
+          <w:t xml:space="preserve">24</w:t>
         </w:r>
       </w:hyperlink>
       <w:r>
@@ -27404,7 +27440,7 @@
             <w:szCs w:val="24"/>
             <w:u w:val="single"/>
           </w:rPr>
-          <w:t xml:space="preserve">26</w:t>
+          <w:t xml:space="preserve">25</w:t>
         </w:r>
       </w:hyperlink>
       <w:r>
@@ -27483,7 +27519,7 @@
           <w:sz w:val="36"/>
           <w:szCs w:val="36"/>
         </w:rPr>
-        <w:t xml:space="preserve">48. Epilogue: The Law Becomes Visible</w:t>
+        <w:t xml:space="preserve">47. Epilogue: The Law Becomes Visible</w:t>
       </w:r>
       <w:bookmarkEnd w:id="1"/>
     </w:p>
@@ -27539,7 +27575,7 @@
             <w:szCs w:val="24"/>
             <w:u w:val="single"/>
           </w:rPr>
-          <w:t xml:space="preserve">47</w:t>
+          <w:t xml:space="preserve">46</w:t>
         </w:r>
       </w:hyperlink>
       <w:r>
@@ -28131,7 +28167,7 @@
             <w:szCs w:val="20"/>
             <w:u w:val="single"/>
           </w:rPr>
-          <w:t xml:space="preserve">18</w:t>
+          <w:t xml:space="preserve">17</w:t>
         </w:r>
       </w:hyperlink>
       <w:r>
@@ -28155,7 +28191,7 @@
             <w:szCs w:val="20"/>
             <w:u w:val="single"/>
           </w:rPr>
-          <w:t xml:space="preserve">19</w:t>
+          <w:t xml:space="preserve">18</w:t>
         </w:r>
       </w:hyperlink>
       <w:r>
@@ -28279,7 +28315,7 @@
             <w:szCs w:val="20"/>
             <w:u w:val="single"/>
           </w:rPr>
-          <w:t xml:space="preserve">19</w:t>
+          <w:t xml:space="preserve">18</w:t>
         </w:r>
       </w:hyperlink>
       <w:r>
@@ -28437,7 +28473,7 @@
             <w:szCs w:val="20"/>
             <w:u w:val="single"/>
           </w:rPr>
-          <w:t xml:space="preserve">25</w:t>
+          <w:t xml:space="preserve">24</w:t>
         </w:r>
       </w:hyperlink>
       <w:r>
@@ -28543,7 +28579,7 @@
             <w:szCs w:val="20"/>
             <w:u w:val="single"/>
           </w:rPr>
-          <w:t xml:space="preserve">28</w:t>
+          <w:t xml:space="preserve">27</w:t>
         </w:r>
       </w:hyperlink>
       <w:r>
@@ -28692,7 +28728,7 @@
             <w:szCs w:val="24"/>
             <w:u w:val="single"/>
           </w:rPr>
-          <w:t xml:space="preserve">28</w:t>
+          <w:t xml:space="preserve">27</w:t>
         </w:r>
       </w:hyperlink>
       <w:r>
@@ -28776,7 +28812,7 @@
             <w:szCs w:val="20"/>
             <w:u w:val="single"/>
           </w:rPr>
-          <w:t xml:space="preserve">30</w:t>
+          <w:t xml:space="preserve">29</w:t>
         </w:r>
       </w:hyperlink>
       <w:r>
@@ -28900,7 +28936,7 @@
             <w:szCs w:val="20"/>
             <w:u w:val="single"/>
           </w:rPr>
-          <w:t xml:space="preserve">32</w:t>
+          <w:t xml:space="preserve">31</w:t>
         </w:r>
       </w:hyperlink>
       <w:r>
@@ -28976,7 +29012,7 @@
             <w:szCs w:val="24"/>
             <w:u w:val="single"/>
           </w:rPr>
-          <w:t xml:space="preserve">28</w:t>
+          <w:t xml:space="preserve">27</w:t>
         </w:r>
       </w:hyperlink>
       <w:r>
@@ -29040,7 +29076,7 @@
             <w:szCs w:val="20"/>
             <w:u w:val="single"/>
           </w:rPr>
-          <w:t xml:space="preserve">35</w:t>
+          <w:t xml:space="preserve">34</w:t>
         </w:r>
       </w:hyperlink>
       <w:r>
@@ -29201,7 +29237,7 @@
             <w:szCs w:val="20"/>
             <w:u w:val="single"/>
           </w:rPr>
-          <w:t xml:space="preserve">37</w:t>
+          <w:t xml:space="preserve">36</w:t>
         </w:r>
       </w:hyperlink>
       <w:r>
@@ -29379,7 +29415,7 @@
             <w:szCs w:val="20"/>
             <w:u w:val="single"/>
           </w:rPr>
-          <w:t xml:space="preserve">38</w:t>
+          <w:t xml:space="preserve">37</w:t>
         </w:r>
       </w:hyperlink>
       <w:r>
@@ -29485,7 +29521,7 @@
             <w:szCs w:val="20"/>
             <w:u w:val="single"/>
           </w:rPr>
-          <w:t xml:space="preserve">40</w:t>
+          <w:t xml:space="preserve">39</w:t>
         </w:r>
       </w:hyperlink>
       <w:r>
@@ -29776,7 +29812,7 @@
         </w:rPr>
         <w:t xml:space="preserve"> 115, 485, 1959), </w:t>
       </w:r>
-      <w:hyperlink w:history="1" r:id="rId1ndjahyrmibfg9pyalv6x">
+      <w:hyperlink w:history="1" r:id="rId2wkew0protf93i1smwhaq">
         <w:r>
           <w:rPr>
             <w:rFonts w:ascii="Cambria" w:cs="Cambria" w:eastAsia="Cambria" w:hAnsi="Cambria"/>
@@ -29820,7 +29856,7 @@
         </w:rPr>
         <w:t xml:space="preserve"> 56, 792, 1986), </w:t>
       </w:r>
-      <w:hyperlink w:history="1" r:id="rIdu8irslip5lh9jh6egfcdf">
+      <w:hyperlink w:history="1" r:id="rId0ccxog3l_lnhdz1eo8iju">
         <w:r>
           <w:rPr>
             <w:rFonts w:ascii="Cambria" w:cs="Cambria" w:eastAsia="Cambria" w:hAnsi="Cambria"/>
@@ -29964,7 +30000,7 @@
         </w:rPr>
         <w:t xml:space="preserve">, 1905), </w:t>
       </w:r>
-      <w:hyperlink w:history="1" r:id="rIdmqlmrrcf6w3cwdegqtagy">
+      <w:hyperlink w:history="1" r:id="rIdwasqcsvxl0t8_zbq6ufzd">
         <w:r>
           <w:rPr>
             <w:rFonts w:ascii="Cambria" w:cs="Cambria" w:eastAsia="Cambria" w:hAnsi="Cambria"/>
@@ -30036,7 +30072,7 @@
         </w:rPr>
         <w:t xml:space="preserve"> 20, 367, 1948), </w:t>
       </w:r>
-      <w:hyperlink w:history="1" r:id="rIdczkkd3rva3za1cwcs9mpd">
+      <w:hyperlink w:history="1" r:id="rIdifivkhevnqc3rtkpdqpdh">
         <w:r>
           <w:rPr>
             <w:rFonts w:ascii="Cambria" w:cs="Cambria" w:eastAsia="Cambria" w:hAnsi="Cambria"/>
@@ -30098,7 +30134,7 @@
         </w:rPr>
         <w:t xml:space="preserve"> 17, 157, 1945), </w:t>
       </w:r>
-      <w:hyperlink w:history="1" r:id="rIdgplxcu-e6yh-olbfarudm">
+      <w:hyperlink w:history="1" r:id="rIdt92pghhxdbb5hvwot8fpi">
         <w:r>
           <w:rPr>
             <w:rFonts w:ascii="Cambria" w:cs="Cambria" w:eastAsia="Cambria" w:hAnsi="Cambria"/>
@@ -30142,7 +30178,7 @@
         </w:rPr>
         <w:t xml:space="preserve"> 21, 425, 1949), </w:t>
       </w:r>
-      <w:hyperlink w:history="1" r:id="rIddkalpryi1pmrvupvhprfo">
+      <w:hyperlink w:history="1" r:id="rIdocppryhrtetvczcjf8xnb">
         <w:r>
           <w:rPr>
             <w:rFonts w:ascii="Cambria" w:cs="Cambria" w:eastAsia="Cambria" w:hAnsi="Cambria"/>
@@ -30204,7 +30240,7 @@
         </w:rPr>
         <w:t xml:space="preserve"> 72, 241, 1947), </w:t>
       </w:r>
-      <w:hyperlink w:history="1" r:id="rIdgsfzbd4ml38zwczfpcy2g">
+      <w:hyperlink w:history="1" r:id="rIdvxszt--c3qyftbrkchwxf">
         <w:r>
           <w:rPr>
             <w:rFonts w:ascii="Cambria" w:cs="Cambria" w:eastAsia="Cambria" w:hAnsi="Cambria"/>
@@ -30296,7 +30332,7 @@
         </w:rPr>
         <w:t xml:space="preserve"> 1, 186 (1971), </w:t>
       </w:r>
-      <w:hyperlink w:history="1" r:id="rIdrkmgexar9flujr_fi8exw">
+      <w:hyperlink w:history="1" r:id="rIdebcshntpvgfpig5-_qnhw">
         <w:r>
           <w:rPr>
             <w:rFonts w:ascii="Cambria" w:cs="Cambria" w:eastAsia="Cambria" w:hAnsi="Cambria"/>
@@ -30358,7 +30394,7 @@
         </w:rPr>
         <w:t xml:space="preserve"> B51, 793, 1948). The academy’s scan of that paper is at </w:t>
       </w:r>
-      <w:hyperlink w:history="1" r:id="rIdj0nvc8ov--jscfrnqq8px">
+      <w:hyperlink w:history="1" r:id="rIdbwysszii6gby9w3qllfft">
         <w:r>
           <w:rPr>
             <w:rFonts w:ascii="Cambria" w:cs="Cambria" w:eastAsia="Cambria" w:hAnsi="Cambria"/>
@@ -30402,7 +30438,7 @@
         </w:rPr>
         <w:t xml:space="preserve"> 78, 5, 1997), </w:t>
       </w:r>
-      <w:hyperlink w:history="1" r:id="rIdwgz9vyhdpntulymay1qiy">
+      <w:hyperlink w:history="1" r:id="rId1n6eppiqravrxnrgiylgk">
         <w:r>
           <w:rPr>
             <w:rFonts w:ascii="Cambria" w:cs="Cambria" w:eastAsia="Cambria" w:hAnsi="Cambria"/>
@@ -30464,7 +30500,7 @@
         </w:rPr>
         <w:t xml:space="preserve"> 5, 1174, 1957). The journal’s English PDF is at </w:t>
       </w:r>
-      <w:hyperlink w:history="1" r:id="rIdxdgsxa1z4tchfjewna0oc">
+      <w:hyperlink w:history="1" r:id="rIdkj9giy6az4vchgnqtmu3i">
         <w:r>
           <w:rPr>
             <w:rFonts w:ascii="Cambria" w:cs="Cambria" w:eastAsia="Cambria" w:hAnsi="Cambria"/>
@@ -30536,7 +30572,7 @@
         </w:rPr>
         <w:t xml:space="preserve"> 133, 60, 1931), </w:t>
       </w:r>
-      <w:hyperlink w:history="1" r:id="rId848zdpufgmmhhohpg7z36">
+      <w:hyperlink w:history="1" r:id="rIduzcyn7b3-cip9g-wwbhr-">
         <w:r>
           <w:rPr>
             <w:rFonts w:ascii="Cambria" w:cs="Cambria" w:eastAsia="Cambria" w:hAnsi="Cambria"/>
@@ -30609,7 +30645,7 @@
             <w:szCs w:val="24"/>
             <w:u w:val="single"/>
           </w:rPr>
-          <w:t xml:space="preserve">33</w:t>
+          <w:t xml:space="preserve">32</w:t>
         </w:r>
       </w:hyperlink>
       <w:r>
@@ -30642,7 +30678,7 @@
         </w:rPr>
         <w:t xml:space="preserve"> 1, 173, 1986), </w:t>
       </w:r>
-      <w:hyperlink w:history="1" r:id="rIdppx0yojjnhrakmh6cnxai">
+      <w:hyperlink w:history="1" r:id="rIdst1vjuetyxdkiyo0zznvi">
         <w:r>
           <w:rPr>
             <w:rFonts w:ascii="Cambria" w:cs="Cambria" w:eastAsia="Cambria" w:hAnsi="Cambria"/>
@@ -30724,7 +30760,7 @@
         </w:rPr>
         <w:t xml:space="preserve"> 73, 416, 1948), </w:t>
       </w:r>
-      <w:hyperlink w:history="1" r:id="rIdko-zne1osjx-juefxatam">
+      <w:hyperlink w:history="1" r:id="rIdrlzvjx5a7xuusepvngxnu">
         <w:r>
           <w:rPr>
             <w:rFonts w:ascii="Cambria" w:cs="Cambria" w:eastAsia="Cambria" w:hAnsi="Cambria"/>
@@ -30768,7 +30804,7 @@
         </w:rPr>
         <w:t xml:space="preserve"> 130, 071801, 2023), </w:t>
       </w:r>
-      <w:hyperlink w:history="1" r:id="rId-yxnb37v91rlnoqnd8qtu">
+      <w:hyperlink w:history="1" r:id="rId9hrprldvaandqu_q85uew">
         <w:r>
           <w:rPr>
             <w:rFonts w:ascii="Cambria" w:cs="Cambria" w:eastAsia="Cambria" w:hAnsi="Cambria"/>
@@ -30907,7 +30943,7 @@
         </w:rPr>
         <w:t xml:space="preserve"> 1, 251, 1962), </w:t>
       </w:r>
-      <w:hyperlink w:history="1" r:id="rIdgdhtop7zegusfevnu2-ks">
+      <w:hyperlink w:history="1" r:id="rId4la-mdt47w5qos5zlkwsc">
         <w:r>
           <w:rPr>
             <w:rFonts w:ascii="Cambria" w:cs="Cambria" w:eastAsia="Cambria" w:hAnsi="Cambria"/>
@@ -31197,7 +31233,7 @@
             <w:szCs w:val="24"/>
             <w:u w:val="single"/>
           </w:rPr>
-          <w:t xml:space="preserve">28</w:t>
+          <w:t xml:space="preserve">27</w:t>
         </w:r>
       </w:hyperlink>
       <w:r>
@@ -31230,7 +31266,7 @@
         </w:rPr>
         <w:t xml:space="preserve"> 93, 025005, 2021), </w:t>
       </w:r>
-      <w:hyperlink w:history="1" r:id="rIdg9ig_vezt_dbxvakxlkzz">
+      <w:hyperlink w:history="1" r:id="rIdkdabrhmp5nxqqifswhrc6">
         <w:r>
           <w:rPr>
             <w:rFonts w:ascii="Cambria" w:cs="Cambria" w:eastAsia="Cambria" w:hAnsi="Cambria"/>
@@ -31419,7 +31455,7 @@
           <w:sz w:val="24"/>
           <w:szCs w:val="24"/>
         </w:rPr>
-        <w:t xml:space="preserve"> and 25.</w:t>
+        <w:t xml:space="preserve"> and 24.</w:t>
       </w:r>
     </w:p>
     <w:p>
@@ -31539,7 +31575,7 @@
           <w:sz w:val="24"/>
           <w:szCs w:val="24"/>
         </w:rPr>
-        <w:t xml:space="preserve">, 3, and 30.</w:t>
+        <w:t xml:space="preserve">, 3, and 29.</w:t>
       </w:r>
     </w:p>
     <w:p>
@@ -31780,7 +31816,7 @@
             <w:szCs w:val="24"/>
             <w:u w:val="single"/>
           </w:rPr>
-          <w:t xml:space="preserve">37</w:t>
+          <w:t xml:space="preserve">36</w:t>
         </w:r>
       </w:hyperlink>
       <w:r>
@@ -31931,7 +31967,7 @@
           <w:sz w:val="24"/>
           <w:szCs w:val="24"/>
         </w:rPr>
-        <w:t xml:space="preserve"> and 30.</w:t>
+        <w:t xml:space="preserve"> and 29.</w:t>
       </w:r>
     </w:p>
     <w:p>
@@ -31991,7 +32027,7 @@
           <w:sz w:val="24"/>
           <w:szCs w:val="24"/>
         </w:rPr>
-        <w:t xml:space="preserve">, 6, and 32.</w:t>
+        <w:t xml:space="preserve">, 6, and 31.</w:t>
       </w:r>
     </w:p>
     <w:p>
@@ -32040,7 +32076,7 @@
             <w:szCs w:val="24"/>
             <w:u w:val="single"/>
           </w:rPr>
-          <w:t xml:space="preserve">20</w:t>
+          <w:t xml:space="preserve">19</w:t>
         </w:r>
       </w:hyperlink>
       <w:r>
@@ -32100,7 +32136,7 @@
             <w:szCs w:val="24"/>
             <w:u w:val="single"/>
           </w:rPr>
-          <w:t xml:space="preserve">21</w:t>
+          <w:t xml:space="preserve">20</w:t>
         </w:r>
       </w:hyperlink>
       <w:r>
@@ -32251,7 +32287,7 @@
           <w:sz w:val="24"/>
           <w:szCs w:val="24"/>
         </w:rPr>
-        <w:t xml:space="preserve"> and 40.</w:t>
+        <w:t xml:space="preserve"> and 39.</w:t>
       </w:r>
     </w:p>
     <w:p>
@@ -32310,6 +32346,366 @@
         <w:t xml:space="preserve">Chapter </w:t>
       </w:r>
       <w:hyperlink w:history="1" w:anchor="toc36">
+        <w:r>
+          <w:rPr>
+            <w:rFonts w:ascii="Cambria" w:cs="Cambria" w:eastAsia="Cambria" w:hAnsi="Cambria"/>
+            <w:i w:val="false"/>
+            <w:iCs w:val="false"/>
+            <w:color w:val="44546A"/>
+            <w:sz w:val="24"/>
+            <w:szCs w:val="24"/>
+            <w:u w:val="single"/>
+          </w:rPr>
+          <w:t xml:space="preserve">27</w:t>
+        </w:r>
+      </w:hyperlink>
+      <w:r>
+        <w:rPr>
+          <w:rFonts w:ascii="Cambria" w:cs="Cambria" w:eastAsia="Cambria" w:hAnsi="Cambria"/>
+          <w:i w:val="false"/>
+          <w:iCs w:val="false"/>
+          <w:sz w:val="24"/>
+          <w:szCs w:val="24"/>
+        </w:rPr>
+        <w:t xml:space="preserve">.</w:t>
+      </w:r>
+    </w:p>
+    <w:p>
+      <w:pPr>
+        <w:spacing w:after="260" w:line="360" w:lineRule="auto"/>
+        <w:jc w:val="left"/>
+      </w:pPr>
+      <w:r>
+        <w:rPr>
+          <w:rFonts w:ascii="Cambria" w:cs="Cambria" w:eastAsia="Cambria" w:hAnsi="Cambria"/>
+          <w:b/>
+          <w:bCs/>
+          <w:sz w:val="24"/>
+          <w:szCs w:val="24"/>
+        </w:rPr>
+        <w:t xml:space="preserve">Crossing.</w:t>
+      </w:r>
+      <w:r>
+        <w:rPr>
+          <w:rFonts w:ascii="Cambria" w:cs="Cambria" w:eastAsia="Cambria" w:hAnsi="Cambria"/>
+          <w:i w:val="false"/>
+          <w:iCs w:val="false"/>
+          <w:sz w:val="24"/>
+          <w:szCs w:val="24"/>
+        </w:rPr>
+        <w:t xml:space="preserve"> Reading an outgoing positron as an incoming electron with time reversed on the diagram, so one calculation covers several related processes. </w:t>
+      </w:r>
+      <w:r>
+        <w:rPr>
+          <w:rFonts w:ascii="Cambria" w:cs="Cambria" w:eastAsia="Cambria" w:hAnsi="Cambria"/>
+          <w:i w:val="false"/>
+          <w:iCs w:val="false"/>
+          <w:sz w:val="24"/>
+          <w:szCs w:val="24"/>
+        </w:rPr>
+        <w:t xml:space="preserve">Chapter </w:t>
+      </w:r>
+      <w:hyperlink w:history="1" w:anchor="toc26">
+        <w:r>
+          <w:rPr>
+            <w:rFonts w:ascii="Cambria" w:cs="Cambria" w:eastAsia="Cambria" w:hAnsi="Cambria"/>
+            <w:i w:val="false"/>
+            <w:iCs w:val="false"/>
+            <w:color w:val="44546A"/>
+            <w:sz w:val="24"/>
+            <w:szCs w:val="24"/>
+            <w:u w:val="single"/>
+          </w:rPr>
+          <w:t xml:space="preserve">19</w:t>
+        </w:r>
+      </w:hyperlink>
+      <w:r>
+        <w:rPr>
+          <w:rFonts w:ascii="Cambria" w:cs="Cambria" w:eastAsia="Cambria" w:hAnsi="Cambria"/>
+          <w:i w:val="false"/>
+          <w:iCs w:val="false"/>
+          <w:sz w:val="24"/>
+          <w:szCs w:val="24"/>
+        </w:rPr>
+        <w:t xml:space="preserve">.</w:t>
+      </w:r>
+    </w:p>
+    <w:p>
+      <w:pPr>
+        <w:spacing w:after="260" w:line="360" w:lineRule="auto"/>
+        <w:jc w:val="left"/>
+      </w:pPr>
+      <w:r>
+        <w:rPr>
+          <w:rFonts w:ascii="Cambria" w:cs="Cambria" w:eastAsia="Cambria" w:hAnsi="Cambria"/>
+          <w:b/>
+          <w:bCs/>
+          <w:sz w:val="24"/>
+          <w:szCs w:val="24"/>
+        </w:rPr>
+        <w:t xml:space="preserve">Curvature.</w:t>
+      </w:r>
+      <w:r>
+        <w:rPr>
+          <w:rFonts w:ascii="Cambria" w:cs="Cambria" w:eastAsia="Cambria" w:hAnsi="Cambria"/>
+          <w:i w:val="false"/>
+          <w:iCs w:val="false"/>
+          <w:sz w:val="24"/>
+          <w:szCs w:val="24"/>
+        </w:rPr>
+        <w:t xml:space="preserve"> The failure of a phase comparison to come back independent of path. In this book, that failure is the electromagnetic field. </w:t>
+      </w:r>
+      <w:r>
+        <w:rPr>
+          <w:rFonts w:ascii="Cambria" w:cs="Cambria" w:eastAsia="Cambria" w:hAnsi="Cambria"/>
+          <w:i w:val="false"/>
+          <w:iCs w:val="false"/>
+          <w:sz w:val="24"/>
+          <w:szCs w:val="24"/>
+        </w:rPr>
+        <w:t xml:space="preserve">Chapters </w:t>
+      </w:r>
+      <w:hyperlink w:history="1" w:anchor="toc27">
+        <w:r>
+          <w:rPr>
+            <w:rFonts w:ascii="Cambria" w:cs="Cambria" w:eastAsia="Cambria" w:hAnsi="Cambria"/>
+            <w:i w:val="false"/>
+            <w:iCs w:val="false"/>
+            <w:color w:val="44546A"/>
+            <w:sz w:val="24"/>
+            <w:szCs w:val="24"/>
+            <w:u w:val="single"/>
+          </w:rPr>
+          <w:t xml:space="preserve">20</w:t>
+        </w:r>
+      </w:hyperlink>
+      <w:r>
+        <w:rPr>
+          <w:rFonts w:ascii="Cambria" w:cs="Cambria" w:eastAsia="Cambria" w:hAnsi="Cambria"/>
+          <w:i w:val="false"/>
+          <w:iCs w:val="false"/>
+          <w:sz w:val="24"/>
+          <w:szCs w:val="24"/>
+        </w:rPr>
+        <w:t xml:space="preserve"> and 47.</w:t>
+      </w:r>
+    </w:p>
+    <w:p>
+      <w:pPr>
+        <w:spacing w:after="260" w:line="360" w:lineRule="auto"/>
+        <w:jc w:val="left"/>
+      </w:pPr>
+      <w:r>
+        <w:rPr>
+          <w:rFonts w:ascii="Cambria" w:cs="Cambria" w:eastAsia="Cambria" w:hAnsi="Cambria"/>
+          <w:b/>
+          <w:bCs/>
+          <w:sz w:val="24"/>
+          <w:szCs w:val="24"/>
+        </w:rPr>
+        <w:t xml:space="preserve">Decoherence.</w:t>
+      </w:r>
+      <w:r>
+        <w:rPr>
+          <w:rFonts w:ascii="Cambria" w:cs="Cambria" w:eastAsia="Cambria" w:hAnsi="Cambria"/>
+          <w:i w:val="false"/>
+          <w:iCs w:val="false"/>
+          <w:sz w:val="24"/>
+          <w:szCs w:val="24"/>
+        </w:rPr>
+        <w:t xml:space="preserve"> Environmental entanglement that scrambles the phase relationships large-scale interference needs. </w:t>
+      </w:r>
+      <w:r>
+        <w:rPr>
+          <w:rFonts w:ascii="Cambria" w:cs="Cambria" w:eastAsia="Cambria" w:hAnsi="Cambria"/>
+          <w:i w:val="false"/>
+          <w:iCs w:val="false"/>
+          <w:sz w:val="24"/>
+          <w:szCs w:val="24"/>
+        </w:rPr>
+        <w:t xml:space="preserve">Chapter </w:t>
+      </w:r>
+      <w:hyperlink w:history="1" w:anchor="toc40">
+        <w:r>
+          <w:rPr>
+            <w:rFonts w:ascii="Cambria" w:cs="Cambria" w:eastAsia="Cambria" w:hAnsi="Cambria"/>
+            <w:i w:val="false"/>
+            <w:iCs w:val="false"/>
+            <w:color w:val="44546A"/>
+            <w:sz w:val="24"/>
+            <w:szCs w:val="24"/>
+            <w:u w:val="single"/>
+          </w:rPr>
+          <w:t xml:space="preserve">31</w:t>
+        </w:r>
+      </w:hyperlink>
+      <w:r>
+        <w:rPr>
+          <w:rFonts w:ascii="Cambria" w:cs="Cambria" w:eastAsia="Cambria" w:hAnsi="Cambria"/>
+          <w:i w:val="false"/>
+          <w:iCs w:val="false"/>
+          <w:sz w:val="24"/>
+          <w:szCs w:val="24"/>
+        </w:rPr>
+        <w:t xml:space="preserve">.</w:t>
+      </w:r>
+    </w:p>
+    <w:p>
+      <w:pPr>
+        <w:spacing w:after="260" w:line="360" w:lineRule="auto"/>
+        <w:jc w:val="left"/>
+      </w:pPr>
+      <w:r>
+        <w:rPr>
+          <w:rFonts w:ascii="Cambria" w:cs="Cambria" w:eastAsia="Cambria" w:hAnsi="Cambria"/>
+          <w:b/>
+          <w:bCs/>
+          <w:sz w:val="24"/>
+          <w:szCs w:val="24"/>
+        </w:rPr>
+        <w:t xml:space="preserve">Effective theory.</w:t>
+      </w:r>
+      <w:r>
+        <w:rPr>
+          <w:rFonts w:ascii="Cambria" w:cs="Cambria" w:eastAsia="Cambria" w:hAnsi="Cambria"/>
+          <w:i w:val="false"/>
+          <w:iCs w:val="false"/>
+          <w:sz w:val="24"/>
+          <w:szCs w:val="24"/>
+        </w:rPr>
+        <w:t xml:space="preserve"> A description that keeps the variables relevant at one scale and absorbs the rest into its parameters. </w:t>
+      </w:r>
+      <w:r>
+        <w:rPr>
+          <w:rFonts w:ascii="Cambria" w:cs="Cambria" w:eastAsia="Cambria" w:hAnsi="Cambria"/>
+          <w:i w:val="false"/>
+          <w:iCs w:val="false"/>
+          <w:sz w:val="24"/>
+          <w:szCs w:val="24"/>
+        </w:rPr>
+        <w:t xml:space="preserve">Chapters </w:t>
+      </w:r>
+      <w:hyperlink w:history="1" w:anchor="toc28">
+        <w:r>
+          <w:rPr>
+            <w:rFonts w:ascii="Cambria" w:cs="Cambria" w:eastAsia="Cambria" w:hAnsi="Cambria"/>
+            <w:i w:val="false"/>
+            <w:iCs w:val="false"/>
+            <w:color w:val="44546A"/>
+            <w:sz w:val="24"/>
+            <w:szCs w:val="24"/>
+            <w:u w:val="single"/>
+          </w:rPr>
+          <w:t xml:space="preserve">21</w:t>
+        </w:r>
+      </w:hyperlink>
+      <w:r>
+        <w:rPr>
+          <w:rFonts w:ascii="Cambria" w:cs="Cambria" w:eastAsia="Cambria" w:hAnsi="Cambria"/>
+          <w:i w:val="false"/>
+          <w:iCs w:val="false"/>
+          <w:sz w:val="24"/>
+          <w:szCs w:val="24"/>
+        </w:rPr>
+        <w:t xml:space="preserve"> and 38.</w:t>
+      </w:r>
+    </w:p>
+    <w:p>
+      <w:pPr>
+        <w:spacing w:after="260" w:line="360" w:lineRule="auto"/>
+        <w:jc w:val="left"/>
+      </w:pPr>
+      <w:r>
+        <w:rPr>
+          <w:rFonts w:ascii="Cambria" w:cs="Cambria" w:eastAsia="Cambria" w:hAnsi="Cambria"/>
+          <w:b/>
+          <w:bCs/>
+          <w:sz w:val="24"/>
+          <w:szCs w:val="24"/>
+        </w:rPr>
+        <w:t xml:space="preserve">Entanglement.</w:t>
+      </w:r>
+      <w:r>
+        <w:rPr>
+          <w:rFonts w:ascii="Cambria" w:cs="Cambria" w:eastAsia="Cambria" w:hAnsi="Cambria"/>
+          <w:i w:val="false"/>
+          <w:iCs w:val="false"/>
+          <w:sz w:val="24"/>
+          <w:szCs w:val="24"/>
+        </w:rPr>
+        <w:t xml:space="preserve"> One joint state of two systems that cannot be pulled apart into two independent states. </w:t>
+      </w:r>
+      <w:r>
+        <w:rPr>
+          <w:rFonts w:ascii="Cambria" w:cs="Cambria" w:eastAsia="Cambria" w:hAnsi="Cambria"/>
+          <w:i w:val="false"/>
+          <w:iCs w:val="false"/>
+          <w:sz w:val="24"/>
+          <w:szCs w:val="24"/>
+        </w:rPr>
+        <w:t xml:space="preserve">Chapter </w:t>
+      </w:r>
+      <w:hyperlink w:history="1" w:anchor="toc43">
+        <w:r>
+          <w:rPr>
+            <w:rFonts w:ascii="Cambria" w:cs="Cambria" w:eastAsia="Cambria" w:hAnsi="Cambria"/>
+            <w:i w:val="false"/>
+            <w:iCs w:val="false"/>
+            <w:color w:val="44546A"/>
+            <w:sz w:val="24"/>
+            <w:szCs w:val="24"/>
+            <w:u w:val="single"/>
+          </w:rPr>
+          <w:t xml:space="preserve">33</w:t>
+        </w:r>
+      </w:hyperlink>
+      <w:r>
+        <w:rPr>
+          <w:rFonts w:ascii="Cambria" w:cs="Cambria" w:eastAsia="Cambria" w:hAnsi="Cambria"/>
+          <w:i w:val="false"/>
+          <w:iCs w:val="false"/>
+          <w:sz w:val="24"/>
+          <w:szCs w:val="24"/>
+        </w:rPr>
+        <w:t xml:space="preserve">.</w:t>
+      </w:r>
+    </w:p>
+    <w:p>
+      <w:pPr>
+        <w:spacing w:after="260" w:line="360" w:lineRule="auto"/>
+        <w:jc w:val="left"/>
+      </w:pPr>
+      <w:r>
+        <w:rPr>
+          <w:rFonts w:ascii="Cambria" w:cs="Cambria" w:eastAsia="Cambria" w:hAnsi="Cambria"/>
+          <w:b/>
+          <w:bCs/>
+          <w:sz w:val="24"/>
+          <w:szCs w:val="24"/>
+        </w:rPr>
+        <w:t xml:space="preserve">Feynman diagram.</w:t>
+      </w:r>
+      <w:r>
+        <w:rPr>
+          <w:rFonts w:ascii="Cambria" w:cs="Cambria" w:eastAsia="Cambria" w:hAnsi="Cambria"/>
+          <w:i w:val="false"/>
+          <w:iCs w:val="false"/>
+          <w:sz w:val="24"/>
+          <w:szCs w:val="24"/>
+        </w:rPr>
+        <w:t xml:space="preserve"> A picture of one term in a perturbative amplitude. Not a photograph of a process. </w:t>
+      </w:r>
+      <w:r>
+        <w:rPr>
+          <w:rFonts w:ascii="Cambria" w:cs="Cambria" w:eastAsia="Cambria" w:hAnsi="Cambria"/>
+          <w:i w:val="false"/>
+          <w:iCs w:val="false"/>
+          <w:sz w:val="24"/>
+          <w:szCs w:val="24"/>
+        </w:rPr>
+        <w:t xml:space="preserve">Chapter </w:t>
+      </w:r>
+      <w:hyperlink w:history="1" w:anchor="toc37">
         <w:r>
           <w:rPr>
             <w:rFonts w:ascii="Cambria" w:cs="Cambria" w:eastAsia="Cambria" w:hAnsi="Cambria"/>
@@ -32347,366 +32743,6 @@
           <w:sz w:val="24"/>
           <w:szCs w:val="24"/>
         </w:rPr>
-        <w:t xml:space="preserve">Crossing.</w:t>
-      </w:r>
-      <w:r>
-        <w:rPr>
-          <w:rFonts w:ascii="Cambria" w:cs="Cambria" w:eastAsia="Cambria" w:hAnsi="Cambria"/>
-          <w:i w:val="false"/>
-          <w:iCs w:val="false"/>
-          <w:sz w:val="24"/>
-          <w:szCs w:val="24"/>
-        </w:rPr>
-        <w:t xml:space="preserve"> Reading an outgoing positron as an incoming electron with time reversed on the diagram, so one calculation covers several related processes. </w:t>
-      </w:r>
-      <w:r>
-        <w:rPr>
-          <w:rFonts w:ascii="Cambria" w:cs="Cambria" w:eastAsia="Cambria" w:hAnsi="Cambria"/>
-          <w:i w:val="false"/>
-          <w:iCs w:val="false"/>
-          <w:sz w:val="24"/>
-          <w:szCs w:val="24"/>
-        </w:rPr>
-        <w:t xml:space="preserve">Chapter </w:t>
-      </w:r>
-      <w:hyperlink w:history="1" w:anchor="toc26">
-        <w:r>
-          <w:rPr>
-            <w:rFonts w:ascii="Cambria" w:cs="Cambria" w:eastAsia="Cambria" w:hAnsi="Cambria"/>
-            <w:i w:val="false"/>
-            <w:iCs w:val="false"/>
-            <w:color w:val="44546A"/>
-            <w:sz w:val="24"/>
-            <w:szCs w:val="24"/>
-            <w:u w:val="single"/>
-          </w:rPr>
-          <w:t xml:space="preserve">20</w:t>
-        </w:r>
-      </w:hyperlink>
-      <w:r>
-        <w:rPr>
-          <w:rFonts w:ascii="Cambria" w:cs="Cambria" w:eastAsia="Cambria" w:hAnsi="Cambria"/>
-          <w:i w:val="false"/>
-          <w:iCs w:val="false"/>
-          <w:sz w:val="24"/>
-          <w:szCs w:val="24"/>
-        </w:rPr>
-        <w:t xml:space="preserve">.</w:t>
-      </w:r>
-    </w:p>
-    <w:p>
-      <w:pPr>
-        <w:spacing w:after="260" w:line="360" w:lineRule="auto"/>
-        <w:jc w:val="left"/>
-      </w:pPr>
-      <w:r>
-        <w:rPr>
-          <w:rFonts w:ascii="Cambria" w:cs="Cambria" w:eastAsia="Cambria" w:hAnsi="Cambria"/>
-          <w:b/>
-          <w:bCs/>
-          <w:sz w:val="24"/>
-          <w:szCs w:val="24"/>
-        </w:rPr>
-        <w:t xml:space="preserve">Curvature.</w:t>
-      </w:r>
-      <w:r>
-        <w:rPr>
-          <w:rFonts w:ascii="Cambria" w:cs="Cambria" w:eastAsia="Cambria" w:hAnsi="Cambria"/>
-          <w:i w:val="false"/>
-          <w:iCs w:val="false"/>
-          <w:sz w:val="24"/>
-          <w:szCs w:val="24"/>
-        </w:rPr>
-        <w:t xml:space="preserve"> The failure of a phase comparison to come back independent of path. In this book, that failure is the electromagnetic field. </w:t>
-      </w:r>
-      <w:r>
-        <w:rPr>
-          <w:rFonts w:ascii="Cambria" w:cs="Cambria" w:eastAsia="Cambria" w:hAnsi="Cambria"/>
-          <w:i w:val="false"/>
-          <w:iCs w:val="false"/>
-          <w:sz w:val="24"/>
-          <w:szCs w:val="24"/>
-        </w:rPr>
-        <w:t xml:space="preserve">Chapters </w:t>
-      </w:r>
-      <w:hyperlink w:history="1" w:anchor="toc27">
-        <w:r>
-          <w:rPr>
-            <w:rFonts w:ascii="Cambria" w:cs="Cambria" w:eastAsia="Cambria" w:hAnsi="Cambria"/>
-            <w:i w:val="false"/>
-            <w:iCs w:val="false"/>
-            <w:color w:val="44546A"/>
-            <w:sz w:val="24"/>
-            <w:szCs w:val="24"/>
-            <w:u w:val="single"/>
-          </w:rPr>
-          <w:t xml:space="preserve">21</w:t>
-        </w:r>
-      </w:hyperlink>
-      <w:r>
-        <w:rPr>
-          <w:rFonts w:ascii="Cambria" w:cs="Cambria" w:eastAsia="Cambria" w:hAnsi="Cambria"/>
-          <w:i w:val="false"/>
-          <w:iCs w:val="false"/>
-          <w:sz w:val="24"/>
-          <w:szCs w:val="24"/>
-        </w:rPr>
-        <w:t xml:space="preserve"> and 48.</w:t>
-      </w:r>
-    </w:p>
-    <w:p>
-      <w:pPr>
-        <w:spacing w:after="260" w:line="360" w:lineRule="auto"/>
-        <w:jc w:val="left"/>
-      </w:pPr>
-      <w:r>
-        <w:rPr>
-          <w:rFonts w:ascii="Cambria" w:cs="Cambria" w:eastAsia="Cambria" w:hAnsi="Cambria"/>
-          <w:b/>
-          <w:bCs/>
-          <w:sz w:val="24"/>
-          <w:szCs w:val="24"/>
-        </w:rPr>
-        <w:t xml:space="preserve">Decoherence.</w:t>
-      </w:r>
-      <w:r>
-        <w:rPr>
-          <w:rFonts w:ascii="Cambria" w:cs="Cambria" w:eastAsia="Cambria" w:hAnsi="Cambria"/>
-          <w:i w:val="false"/>
-          <w:iCs w:val="false"/>
-          <w:sz w:val="24"/>
-          <w:szCs w:val="24"/>
-        </w:rPr>
-        <w:t xml:space="preserve"> Environmental entanglement that scrambles the phase relationships large-scale interference needs. </w:t>
-      </w:r>
-      <w:r>
-        <w:rPr>
-          <w:rFonts w:ascii="Cambria" w:cs="Cambria" w:eastAsia="Cambria" w:hAnsi="Cambria"/>
-          <w:i w:val="false"/>
-          <w:iCs w:val="false"/>
-          <w:sz w:val="24"/>
-          <w:szCs w:val="24"/>
-        </w:rPr>
-        <w:t xml:space="preserve">Chapter </w:t>
-      </w:r>
-      <w:hyperlink w:history="1" w:anchor="toc40">
-        <w:r>
-          <w:rPr>
-            <w:rFonts w:ascii="Cambria" w:cs="Cambria" w:eastAsia="Cambria" w:hAnsi="Cambria"/>
-            <w:i w:val="false"/>
-            <w:iCs w:val="false"/>
-            <w:color w:val="44546A"/>
-            <w:sz w:val="24"/>
-            <w:szCs w:val="24"/>
-            <w:u w:val="single"/>
-          </w:rPr>
-          <w:t xml:space="preserve">32</w:t>
-        </w:r>
-      </w:hyperlink>
-      <w:r>
-        <w:rPr>
-          <w:rFonts w:ascii="Cambria" w:cs="Cambria" w:eastAsia="Cambria" w:hAnsi="Cambria"/>
-          <w:i w:val="false"/>
-          <w:iCs w:val="false"/>
-          <w:sz w:val="24"/>
-          <w:szCs w:val="24"/>
-        </w:rPr>
-        <w:t xml:space="preserve">.</w:t>
-      </w:r>
-    </w:p>
-    <w:p>
-      <w:pPr>
-        <w:spacing w:after="260" w:line="360" w:lineRule="auto"/>
-        <w:jc w:val="left"/>
-      </w:pPr>
-      <w:r>
-        <w:rPr>
-          <w:rFonts w:ascii="Cambria" w:cs="Cambria" w:eastAsia="Cambria" w:hAnsi="Cambria"/>
-          <w:b/>
-          <w:bCs/>
-          <w:sz w:val="24"/>
-          <w:szCs w:val="24"/>
-        </w:rPr>
-        <w:t xml:space="preserve">Effective theory.</w:t>
-      </w:r>
-      <w:r>
-        <w:rPr>
-          <w:rFonts w:ascii="Cambria" w:cs="Cambria" w:eastAsia="Cambria" w:hAnsi="Cambria"/>
-          <w:i w:val="false"/>
-          <w:iCs w:val="false"/>
-          <w:sz w:val="24"/>
-          <w:szCs w:val="24"/>
-        </w:rPr>
-        <w:t xml:space="preserve"> A description that keeps the variables relevant at one scale and absorbs the rest into its parameters. </w:t>
-      </w:r>
-      <w:r>
-        <w:rPr>
-          <w:rFonts w:ascii="Cambria" w:cs="Cambria" w:eastAsia="Cambria" w:hAnsi="Cambria"/>
-          <w:i w:val="false"/>
-          <w:iCs w:val="false"/>
-          <w:sz w:val="24"/>
-          <w:szCs w:val="24"/>
-        </w:rPr>
-        <w:t xml:space="preserve">Chapters </w:t>
-      </w:r>
-      <w:hyperlink w:history="1" w:anchor="toc28">
-        <w:r>
-          <w:rPr>
-            <w:rFonts w:ascii="Cambria" w:cs="Cambria" w:eastAsia="Cambria" w:hAnsi="Cambria"/>
-            <w:i w:val="false"/>
-            <w:iCs w:val="false"/>
-            <w:color w:val="44546A"/>
-            <w:sz w:val="24"/>
-            <w:szCs w:val="24"/>
-            <w:u w:val="single"/>
-          </w:rPr>
-          <w:t xml:space="preserve">22</w:t>
-        </w:r>
-      </w:hyperlink>
-      <w:r>
-        <w:rPr>
-          <w:rFonts w:ascii="Cambria" w:cs="Cambria" w:eastAsia="Cambria" w:hAnsi="Cambria"/>
-          <w:i w:val="false"/>
-          <w:iCs w:val="false"/>
-          <w:sz w:val="24"/>
-          <w:szCs w:val="24"/>
-        </w:rPr>
-        <w:t xml:space="preserve"> and 39.</w:t>
-      </w:r>
-    </w:p>
-    <w:p>
-      <w:pPr>
-        <w:spacing w:after="260" w:line="360" w:lineRule="auto"/>
-        <w:jc w:val="left"/>
-      </w:pPr>
-      <w:r>
-        <w:rPr>
-          <w:rFonts w:ascii="Cambria" w:cs="Cambria" w:eastAsia="Cambria" w:hAnsi="Cambria"/>
-          <w:b/>
-          <w:bCs/>
-          <w:sz w:val="24"/>
-          <w:szCs w:val="24"/>
-        </w:rPr>
-        <w:t xml:space="preserve">Entanglement.</w:t>
-      </w:r>
-      <w:r>
-        <w:rPr>
-          <w:rFonts w:ascii="Cambria" w:cs="Cambria" w:eastAsia="Cambria" w:hAnsi="Cambria"/>
-          <w:i w:val="false"/>
-          <w:iCs w:val="false"/>
-          <w:sz w:val="24"/>
-          <w:szCs w:val="24"/>
-        </w:rPr>
-        <w:t xml:space="preserve"> One joint state of two systems that cannot be pulled apart into two independent states. </w:t>
-      </w:r>
-      <w:r>
-        <w:rPr>
-          <w:rFonts w:ascii="Cambria" w:cs="Cambria" w:eastAsia="Cambria" w:hAnsi="Cambria"/>
-          <w:i w:val="false"/>
-          <w:iCs w:val="false"/>
-          <w:sz w:val="24"/>
-          <w:szCs w:val="24"/>
-        </w:rPr>
-        <w:t xml:space="preserve">Chapter </w:t>
-      </w:r>
-      <w:hyperlink w:history="1" w:anchor="toc43">
-        <w:r>
-          <w:rPr>
-            <w:rFonts w:ascii="Cambria" w:cs="Cambria" w:eastAsia="Cambria" w:hAnsi="Cambria"/>
-            <w:i w:val="false"/>
-            <w:iCs w:val="false"/>
-            <w:color w:val="44546A"/>
-            <w:sz w:val="24"/>
-            <w:szCs w:val="24"/>
-            <w:u w:val="single"/>
-          </w:rPr>
-          <w:t xml:space="preserve">34</w:t>
-        </w:r>
-      </w:hyperlink>
-      <w:r>
-        <w:rPr>
-          <w:rFonts w:ascii="Cambria" w:cs="Cambria" w:eastAsia="Cambria" w:hAnsi="Cambria"/>
-          <w:i w:val="false"/>
-          <w:iCs w:val="false"/>
-          <w:sz w:val="24"/>
-          <w:szCs w:val="24"/>
-        </w:rPr>
-        <w:t xml:space="preserve">.</w:t>
-      </w:r>
-    </w:p>
-    <w:p>
-      <w:pPr>
-        <w:spacing w:after="260" w:line="360" w:lineRule="auto"/>
-        <w:jc w:val="left"/>
-      </w:pPr>
-      <w:r>
-        <w:rPr>
-          <w:rFonts w:ascii="Cambria" w:cs="Cambria" w:eastAsia="Cambria" w:hAnsi="Cambria"/>
-          <w:b/>
-          <w:bCs/>
-          <w:sz w:val="24"/>
-          <w:szCs w:val="24"/>
-        </w:rPr>
-        <w:t xml:space="preserve">Feynman diagram.</w:t>
-      </w:r>
-      <w:r>
-        <w:rPr>
-          <w:rFonts w:ascii="Cambria" w:cs="Cambria" w:eastAsia="Cambria" w:hAnsi="Cambria"/>
-          <w:i w:val="false"/>
-          <w:iCs w:val="false"/>
-          <w:sz w:val="24"/>
-          <w:szCs w:val="24"/>
-        </w:rPr>
-        <w:t xml:space="preserve"> A picture of one term in a perturbative amplitude. Not a photograph of a process. </w:t>
-      </w:r>
-      <w:r>
-        <w:rPr>
-          <w:rFonts w:ascii="Cambria" w:cs="Cambria" w:eastAsia="Cambria" w:hAnsi="Cambria"/>
-          <w:i w:val="false"/>
-          <w:iCs w:val="false"/>
-          <w:sz w:val="24"/>
-          <w:szCs w:val="24"/>
-        </w:rPr>
-        <w:t xml:space="preserve">Chapter </w:t>
-      </w:r>
-      <w:hyperlink w:history="1" w:anchor="toc37">
-        <w:r>
-          <w:rPr>
-            <w:rFonts w:ascii="Cambria" w:cs="Cambria" w:eastAsia="Cambria" w:hAnsi="Cambria"/>
-            <w:i w:val="false"/>
-            <w:iCs w:val="false"/>
-            <w:color w:val="44546A"/>
-            <w:sz w:val="24"/>
-            <w:szCs w:val="24"/>
-            <w:u w:val="single"/>
-          </w:rPr>
-          <w:t xml:space="preserve">29</w:t>
-        </w:r>
-      </w:hyperlink>
-      <w:r>
-        <w:rPr>
-          <w:rFonts w:ascii="Cambria" w:cs="Cambria" w:eastAsia="Cambria" w:hAnsi="Cambria"/>
-          <w:i w:val="false"/>
-          <w:iCs w:val="false"/>
-          <w:sz w:val="24"/>
-          <w:szCs w:val="24"/>
-        </w:rPr>
-        <w:t xml:space="preserve">.</w:t>
-      </w:r>
-    </w:p>
-    <w:p>
-      <w:pPr>
-        <w:spacing w:after="260" w:line="360" w:lineRule="auto"/>
-        <w:jc w:val="left"/>
-      </w:pPr>
-      <w:r>
-        <w:rPr>
-          <w:rFonts w:ascii="Cambria" w:cs="Cambria" w:eastAsia="Cambria" w:hAnsi="Cambria"/>
-          <w:b/>
-          <w:bCs/>
-          <w:sz w:val="24"/>
-          <w:szCs w:val="24"/>
-        </w:rPr>
         <w:t xml:space="preserve">Fine-structure constant.</w:t>
       </w:r>
       <w:r>
@@ -32760,7 +32796,7 @@
             <w:szCs w:val="24"/>
             <w:u w:val="single"/>
           </w:rPr>
-          <w:t xml:space="preserve">38</w:t>
+          <w:t xml:space="preserve">37</w:t>
         </w:r>
       </w:hyperlink>
       <w:r>
@@ -33200,7 +33236,7 @@
             <w:szCs w:val="24"/>
             <w:u w:val="single"/>
           </w:rPr>
-          <w:t xml:space="preserve">40</w:t>
+          <w:t xml:space="preserve">39</w:t>
         </w:r>
       </w:hyperlink>
       <w:r>
@@ -33250,242 +33286,6 @@
         <w:t xml:space="preserve">Chapter </w:t>
       </w:r>
       <w:hyperlink w:history="1" w:anchor="toc36">
-        <w:r>
-          <w:rPr>
-            <w:rFonts w:ascii="Cambria" w:cs="Cambria" w:eastAsia="Cambria" w:hAnsi="Cambria"/>
-            <w:i w:val="false"/>
-            <w:iCs w:val="false"/>
-            <w:color w:val="44546A"/>
-            <w:sz w:val="24"/>
-            <w:szCs w:val="24"/>
-            <w:u w:val="single"/>
-          </w:rPr>
-          <w:t xml:space="preserve">28</w:t>
-        </w:r>
-      </w:hyperlink>
-      <w:r>
-        <w:rPr>
-          <w:rFonts w:ascii="Cambria" w:cs="Cambria" w:eastAsia="Cambria" w:hAnsi="Cambria"/>
-          <w:i w:val="false"/>
-          <w:iCs w:val="false"/>
-          <w:sz w:val="24"/>
-          <w:szCs w:val="24"/>
-        </w:rPr>
-        <w:t xml:space="preserve"> the interaction term is the one the substitution checks. The field term beside it, −(1/4μ₀)</w:t>
-      </w:r>
-      <w:r>
-        <w:rPr>
-          <w:rFonts w:ascii="Cambria Math" w:cs="Cambria Math" w:eastAsia="Cambria Math" w:hAnsi="Cambria Math"/>
-          <w:i/>
-          <w:iCs/>
-          <w:sz w:val="24"/>
-          <w:szCs w:val="24"/>
-        </w:rPr>
-        <w:t xml:space="preserve">F</w:t>
-      </w:r>
-      <w:r>
-        <w:rPr>
-          <w:rFonts w:ascii="Cambria Math" w:cs="Cambria Math" w:eastAsia="Cambria Math" w:hAnsi="Cambria Math"/>
-          <w:i/>
-          <w:iCs/>
-          <w:sz w:val="24"/>
-          <w:szCs w:val="24"/>
-          <w:vertAlign w:val="subscript"/>
-        </w:rPr>
-        <w:t xml:space="preserve">uvF</w:t>
-      </w:r>
-      <w:r>
-        <w:rPr>
-          <w:rFonts w:ascii="Cambria Math" w:cs="Cambria Math" w:eastAsia="Cambria Math" w:hAnsi="Cambria Math"/>
-          <w:i/>
-          <w:iCs/>
-          <w:sz w:val="24"/>
-          <w:szCs w:val="24"/>
-          <w:vertAlign w:val="superscript"/>
-        </w:rPr>
-        <w:t xml:space="preserve">uv</w:t>
-      </w:r>
-      <w:r>
-        <w:rPr>
-          <w:rFonts w:ascii="Cambria" w:cs="Cambria" w:eastAsia="Cambria" w:hAnsi="Cambria"/>
-          <w:i w:val="false"/>
-          <w:iCs w:val="false"/>
-          <w:sz w:val="24"/>
-          <w:szCs w:val="24"/>
-        </w:rPr>
-        <w:t xml:space="preserve">, is the standard SI density for the free electromagnetic field, left unexpanded into </w:t>
-      </w:r>
-      <w:r>
-        <w:rPr>
-          <w:rFonts w:ascii="Cambria" w:cs="Cambria" w:eastAsia="Cambria" w:hAnsi="Cambria"/>
-          <w:b/>
-          <w:bCs/>
-          <w:sz w:val="24"/>
-          <w:szCs w:val="24"/>
-        </w:rPr>
-        <w:t xml:space="preserve">E</w:t>
-      </w:r>
-      <w:r>
-        <w:rPr>
-          <w:rFonts w:ascii="Cambria" w:cs="Cambria" w:eastAsia="Cambria" w:hAnsi="Cambria"/>
-          <w:i w:val="false"/>
-          <w:iCs w:val="false"/>
-          <w:sz w:val="24"/>
-          <w:szCs w:val="24"/>
-        </w:rPr>
-        <w:t xml:space="preserve"> and </w:t>
-      </w:r>
-      <w:r>
-        <w:rPr>
-          <w:rFonts w:ascii="Cambria" w:cs="Cambria" w:eastAsia="Cambria" w:hAnsi="Cambria"/>
-          <w:b/>
-          <w:bCs/>
-          <w:sz w:val="24"/>
-          <w:szCs w:val="24"/>
-        </w:rPr>
-        <w:t xml:space="preserve">B</w:t>
-      </w:r>
-      <w:r>
-        <w:rPr>
-          <w:rFonts w:ascii="Cambria" w:cs="Cambria" w:eastAsia="Cambria" w:hAnsi="Cambria"/>
-          <w:i w:val="false"/>
-          <w:iCs w:val="false"/>
-          <w:sz w:val="24"/>
-          <w:szCs w:val="24"/>
-        </w:rPr>
-        <w:t xml:space="preserve">. </w:t>
-      </w:r>
-      <w:r>
-        <w:rPr>
-          <w:rFonts w:ascii="Cambria" w:cs="Cambria" w:eastAsia="Cambria" w:hAnsi="Cambria"/>
-          <w:i w:val="false"/>
-          <w:iCs w:val="false"/>
-          <w:sz w:val="24"/>
-          <w:szCs w:val="24"/>
-        </w:rPr>
-        <w:t xml:space="preserve">Chapter </w:t>
-      </w:r>
-      <w:hyperlink w:history="1" w:anchor="toc36">
-        <w:r>
-          <w:rPr>
-            <w:rFonts w:ascii="Cambria" w:cs="Cambria" w:eastAsia="Cambria" w:hAnsi="Cambria"/>
-            <w:i w:val="false"/>
-            <w:iCs w:val="false"/>
-            <w:color w:val="44546A"/>
-            <w:sz w:val="24"/>
-            <w:szCs w:val="24"/>
-            <w:u w:val="single"/>
-          </w:rPr>
-          <w:t xml:space="preserve">28</w:t>
-        </w:r>
-      </w:hyperlink>
-      <w:r>
-        <w:rPr>
-          <w:rFonts w:ascii="Cambria" w:cs="Cambria" w:eastAsia="Cambria" w:hAnsi="Cambria"/>
-          <w:i w:val="false"/>
-          <w:iCs w:val="false"/>
-          <w:sz w:val="24"/>
-          <w:szCs w:val="24"/>
-        </w:rPr>
-        <w:t xml:space="preserve">.</w:t>
-      </w:r>
-    </w:p>
-    <w:p>
-      <w:pPr>
-        <w:spacing w:after="260" w:line="360" w:lineRule="auto"/>
-        <w:jc w:val="left"/>
-      </w:pPr>
-      <w:r>
-        <w:rPr>
-          <w:rFonts w:ascii="Cambria" w:cs="Cambria" w:eastAsia="Cambria" w:hAnsi="Cambria"/>
-          <w:b/>
-          <w:bCs/>
-          <w:sz w:val="24"/>
-          <w:szCs w:val="24"/>
-        </w:rPr>
-        <w:t xml:space="preserve">Lamb shift.</w:t>
-      </w:r>
-      <w:r>
-        <w:rPr>
-          <w:rFonts w:ascii="Cambria" w:cs="Cambria" w:eastAsia="Cambria" w:hAnsi="Cambria"/>
-          <w:i w:val="false"/>
-          <w:iCs w:val="false"/>
-          <w:sz w:val="24"/>
-          <w:szCs w:val="24"/>
-        </w:rPr>
-        <w:t xml:space="preserve"> The splitting, about 1058 megahertz, between the hydrogen 2S and 2P levels. </w:t>
-      </w:r>
-      <w:r>
-        <w:rPr>
-          <w:rFonts w:ascii="Cambria" w:cs="Cambria" w:eastAsia="Cambria" w:hAnsi="Cambria"/>
-          <w:i w:val="false"/>
-          <w:iCs w:val="false"/>
-          <w:sz w:val="24"/>
-          <w:szCs w:val="24"/>
-        </w:rPr>
-        <w:t xml:space="preserve">Chapter </w:t>
-      </w:r>
-      <w:hyperlink w:history="1" w:anchor="toc26">
-        <w:r>
-          <w:rPr>
-            <w:rFonts w:ascii="Cambria" w:cs="Cambria" w:eastAsia="Cambria" w:hAnsi="Cambria"/>
-            <w:i w:val="false"/>
-            <w:iCs w:val="false"/>
-            <w:color w:val="44546A"/>
-            <w:sz w:val="24"/>
-            <w:szCs w:val="24"/>
-            <w:u w:val="single"/>
-          </w:rPr>
-          <w:t xml:space="preserve">20</w:t>
-        </w:r>
-      </w:hyperlink>
-      <w:r>
-        <w:rPr>
-          <w:rFonts w:ascii="Cambria" w:cs="Cambria" w:eastAsia="Cambria" w:hAnsi="Cambria"/>
-          <w:i w:val="false"/>
-          <w:iCs w:val="false"/>
-          <w:sz w:val="24"/>
-          <w:szCs w:val="24"/>
-        </w:rPr>
-        <w:t xml:space="preserve">.</w:t>
-      </w:r>
-    </w:p>
-    <w:p>
-      <w:pPr>
-        <w:spacing w:after="260" w:line="360" w:lineRule="auto"/>
-        <w:jc w:val="left"/>
-      </w:pPr>
-      <w:r>
-        <w:rPr>
-          <w:rFonts w:ascii="Cambria" w:cs="Cambria" w:eastAsia="Cambria" w:hAnsi="Cambria"/>
-          <w:b/>
-          <w:bCs/>
-          <w:sz w:val="24"/>
-          <w:szCs w:val="24"/>
-        </w:rPr>
-        <w:t xml:space="preserve">Magnetic monopole.</w:t>
-      </w:r>
-      <w:r>
-        <w:rPr>
-          <w:rFonts w:ascii="Cambria" w:cs="Cambria" w:eastAsia="Cambria" w:hAnsi="Cambria"/>
-          <w:i w:val="false"/>
-          <w:iCs w:val="false"/>
-          <w:sz w:val="24"/>
-          <w:szCs w:val="24"/>
-        </w:rPr>
-        <w:t xml:space="preserve"> An isolated magnetic charge. None has been detected. Dirac showed that one, anywhere, would force electric charge to come in steps. </w:t>
-      </w:r>
-      <w:r>
-        <w:rPr>
-          <w:rFonts w:ascii="Cambria" w:cs="Cambria" w:eastAsia="Cambria" w:hAnsi="Cambria"/>
-          <w:i w:val="false"/>
-          <w:iCs w:val="false"/>
-          <w:sz w:val="24"/>
-          <w:szCs w:val="24"/>
-        </w:rPr>
-        <w:t xml:space="preserve">Chapter </w:t>
-      </w:r>
-      <w:hyperlink w:history="1" w:anchor="toc34">
         <w:r>
           <w:rPr>
             <w:rFonts w:ascii="Cambria" w:cs="Cambria" w:eastAsia="Cambria" w:hAnsi="Cambria"/>
@@ -33507,6 +33307,242 @@
           <w:sz w:val="24"/>
           <w:szCs w:val="24"/>
         </w:rPr>
+        <w:t xml:space="preserve"> the interaction term is the one the substitution checks. The field term beside it, −(1/4μ₀)</w:t>
+      </w:r>
+      <w:r>
+        <w:rPr>
+          <w:rFonts w:ascii="Cambria Math" w:cs="Cambria Math" w:eastAsia="Cambria Math" w:hAnsi="Cambria Math"/>
+          <w:i/>
+          <w:iCs/>
+          <w:sz w:val="24"/>
+          <w:szCs w:val="24"/>
+        </w:rPr>
+        <w:t xml:space="preserve">F</w:t>
+      </w:r>
+      <w:r>
+        <w:rPr>
+          <w:rFonts w:ascii="Cambria Math" w:cs="Cambria Math" w:eastAsia="Cambria Math" w:hAnsi="Cambria Math"/>
+          <w:i/>
+          <w:iCs/>
+          <w:sz w:val="24"/>
+          <w:szCs w:val="24"/>
+          <w:vertAlign w:val="subscript"/>
+        </w:rPr>
+        <w:t xml:space="preserve">uvF</w:t>
+      </w:r>
+      <w:r>
+        <w:rPr>
+          <w:rFonts w:ascii="Cambria Math" w:cs="Cambria Math" w:eastAsia="Cambria Math" w:hAnsi="Cambria Math"/>
+          <w:i/>
+          <w:iCs/>
+          <w:sz w:val="24"/>
+          <w:szCs w:val="24"/>
+          <w:vertAlign w:val="superscript"/>
+        </w:rPr>
+        <w:t xml:space="preserve">uv</w:t>
+      </w:r>
+      <w:r>
+        <w:rPr>
+          <w:rFonts w:ascii="Cambria" w:cs="Cambria" w:eastAsia="Cambria" w:hAnsi="Cambria"/>
+          <w:i w:val="false"/>
+          <w:iCs w:val="false"/>
+          <w:sz w:val="24"/>
+          <w:szCs w:val="24"/>
+        </w:rPr>
+        <w:t xml:space="preserve">, is the standard SI density for the free electromagnetic field, left unexpanded into </w:t>
+      </w:r>
+      <w:r>
+        <w:rPr>
+          <w:rFonts w:ascii="Cambria" w:cs="Cambria" w:eastAsia="Cambria" w:hAnsi="Cambria"/>
+          <w:b/>
+          <w:bCs/>
+          <w:sz w:val="24"/>
+          <w:szCs w:val="24"/>
+        </w:rPr>
+        <w:t xml:space="preserve">E</w:t>
+      </w:r>
+      <w:r>
+        <w:rPr>
+          <w:rFonts w:ascii="Cambria" w:cs="Cambria" w:eastAsia="Cambria" w:hAnsi="Cambria"/>
+          <w:i w:val="false"/>
+          <w:iCs w:val="false"/>
+          <w:sz w:val="24"/>
+          <w:szCs w:val="24"/>
+        </w:rPr>
+        <w:t xml:space="preserve"> and </w:t>
+      </w:r>
+      <w:r>
+        <w:rPr>
+          <w:rFonts w:ascii="Cambria" w:cs="Cambria" w:eastAsia="Cambria" w:hAnsi="Cambria"/>
+          <w:b/>
+          <w:bCs/>
+          <w:sz w:val="24"/>
+          <w:szCs w:val="24"/>
+        </w:rPr>
+        <w:t xml:space="preserve">B</w:t>
+      </w:r>
+      <w:r>
+        <w:rPr>
+          <w:rFonts w:ascii="Cambria" w:cs="Cambria" w:eastAsia="Cambria" w:hAnsi="Cambria"/>
+          <w:i w:val="false"/>
+          <w:iCs w:val="false"/>
+          <w:sz w:val="24"/>
+          <w:szCs w:val="24"/>
+        </w:rPr>
+        <w:t xml:space="preserve">. </w:t>
+      </w:r>
+      <w:r>
+        <w:rPr>
+          <w:rFonts w:ascii="Cambria" w:cs="Cambria" w:eastAsia="Cambria" w:hAnsi="Cambria"/>
+          <w:i w:val="false"/>
+          <w:iCs w:val="false"/>
+          <w:sz w:val="24"/>
+          <w:szCs w:val="24"/>
+        </w:rPr>
+        <w:t xml:space="preserve">Chapter </w:t>
+      </w:r>
+      <w:hyperlink w:history="1" w:anchor="toc36">
+        <w:r>
+          <w:rPr>
+            <w:rFonts w:ascii="Cambria" w:cs="Cambria" w:eastAsia="Cambria" w:hAnsi="Cambria"/>
+            <w:i w:val="false"/>
+            <w:iCs w:val="false"/>
+            <w:color w:val="44546A"/>
+            <w:sz w:val="24"/>
+            <w:szCs w:val="24"/>
+            <w:u w:val="single"/>
+          </w:rPr>
+          <w:t xml:space="preserve">27</w:t>
+        </w:r>
+      </w:hyperlink>
+      <w:r>
+        <w:rPr>
+          <w:rFonts w:ascii="Cambria" w:cs="Cambria" w:eastAsia="Cambria" w:hAnsi="Cambria"/>
+          <w:i w:val="false"/>
+          <w:iCs w:val="false"/>
+          <w:sz w:val="24"/>
+          <w:szCs w:val="24"/>
+        </w:rPr>
+        <w:t xml:space="preserve">.</w:t>
+      </w:r>
+    </w:p>
+    <w:p>
+      <w:pPr>
+        <w:spacing w:after="260" w:line="360" w:lineRule="auto"/>
+        <w:jc w:val="left"/>
+      </w:pPr>
+      <w:r>
+        <w:rPr>
+          <w:rFonts w:ascii="Cambria" w:cs="Cambria" w:eastAsia="Cambria" w:hAnsi="Cambria"/>
+          <w:b/>
+          <w:bCs/>
+          <w:sz w:val="24"/>
+          <w:szCs w:val="24"/>
+        </w:rPr>
+        <w:t xml:space="preserve">Lamb shift.</w:t>
+      </w:r>
+      <w:r>
+        <w:rPr>
+          <w:rFonts w:ascii="Cambria" w:cs="Cambria" w:eastAsia="Cambria" w:hAnsi="Cambria"/>
+          <w:i w:val="false"/>
+          <w:iCs w:val="false"/>
+          <w:sz w:val="24"/>
+          <w:szCs w:val="24"/>
+        </w:rPr>
+        <w:t xml:space="preserve"> The splitting, about 1058 megahertz, between the hydrogen 2S and 2P levels. </w:t>
+      </w:r>
+      <w:r>
+        <w:rPr>
+          <w:rFonts w:ascii="Cambria" w:cs="Cambria" w:eastAsia="Cambria" w:hAnsi="Cambria"/>
+          <w:i w:val="false"/>
+          <w:iCs w:val="false"/>
+          <w:sz w:val="24"/>
+          <w:szCs w:val="24"/>
+        </w:rPr>
+        <w:t xml:space="preserve">Chapter </w:t>
+      </w:r>
+      <w:hyperlink w:history="1" w:anchor="toc26">
+        <w:r>
+          <w:rPr>
+            <w:rFonts w:ascii="Cambria" w:cs="Cambria" w:eastAsia="Cambria" w:hAnsi="Cambria"/>
+            <w:i w:val="false"/>
+            <w:iCs w:val="false"/>
+            <w:color w:val="44546A"/>
+            <w:sz w:val="24"/>
+            <w:szCs w:val="24"/>
+            <w:u w:val="single"/>
+          </w:rPr>
+          <w:t xml:space="preserve">19</w:t>
+        </w:r>
+      </w:hyperlink>
+      <w:r>
+        <w:rPr>
+          <w:rFonts w:ascii="Cambria" w:cs="Cambria" w:eastAsia="Cambria" w:hAnsi="Cambria"/>
+          <w:i w:val="false"/>
+          <w:iCs w:val="false"/>
+          <w:sz w:val="24"/>
+          <w:szCs w:val="24"/>
+        </w:rPr>
+        <w:t xml:space="preserve">.</w:t>
+      </w:r>
+    </w:p>
+    <w:p>
+      <w:pPr>
+        <w:spacing w:after="260" w:line="360" w:lineRule="auto"/>
+        <w:jc w:val="left"/>
+      </w:pPr>
+      <w:r>
+        <w:rPr>
+          <w:rFonts w:ascii="Cambria" w:cs="Cambria" w:eastAsia="Cambria" w:hAnsi="Cambria"/>
+          <w:b/>
+          <w:bCs/>
+          <w:sz w:val="24"/>
+          <w:szCs w:val="24"/>
+        </w:rPr>
+        <w:t xml:space="preserve">Magnetic monopole.</w:t>
+      </w:r>
+      <w:r>
+        <w:rPr>
+          <w:rFonts w:ascii="Cambria" w:cs="Cambria" w:eastAsia="Cambria" w:hAnsi="Cambria"/>
+          <w:i w:val="false"/>
+          <w:iCs w:val="false"/>
+          <w:sz w:val="24"/>
+          <w:szCs w:val="24"/>
+        </w:rPr>
+        <w:t xml:space="preserve"> An isolated magnetic charge. None has been detected. Dirac showed that one, anywhere, would force electric charge to come in steps. </w:t>
+      </w:r>
+      <w:r>
+        <w:rPr>
+          <w:rFonts w:ascii="Cambria" w:cs="Cambria" w:eastAsia="Cambria" w:hAnsi="Cambria"/>
+          <w:i w:val="false"/>
+          <w:iCs w:val="false"/>
+          <w:sz w:val="24"/>
+          <w:szCs w:val="24"/>
+        </w:rPr>
+        <w:t xml:space="preserve">Chapter </w:t>
+      </w:r>
+      <w:hyperlink w:history="1" w:anchor="toc34">
+        <w:r>
+          <w:rPr>
+            <w:rFonts w:ascii="Cambria" w:cs="Cambria" w:eastAsia="Cambria" w:hAnsi="Cambria"/>
+            <w:i w:val="false"/>
+            <w:iCs w:val="false"/>
+            <w:color w:val="44546A"/>
+            <w:sz w:val="24"/>
+            <w:szCs w:val="24"/>
+            <w:u w:val="single"/>
+          </w:rPr>
+          <w:t xml:space="preserve">26</w:t>
+        </w:r>
+      </w:hyperlink>
+      <w:r>
+        <w:rPr>
+          <w:rFonts w:ascii="Cambria" w:cs="Cambria" w:eastAsia="Cambria" w:hAnsi="Cambria"/>
+          <w:i w:val="false"/>
+          <w:iCs w:val="false"/>
+          <w:sz w:val="24"/>
+          <w:szCs w:val="24"/>
+        </w:rPr>
         <w:t xml:space="preserve">.</w:t>
       </w:r>
     </w:p>
@@ -33556,7 +33592,7 @@
             <w:szCs w:val="24"/>
             <w:u w:val="single"/>
           </w:rPr>
-          <w:t xml:space="preserve">31</w:t>
+          <w:t xml:space="preserve">30</w:t>
         </w:r>
       </w:hyperlink>
       <w:r>
@@ -33567,7 +33603,7 @@
           <w:sz w:val="24"/>
           <w:szCs w:val="24"/>
         </w:rPr>
-        <w:t xml:space="preserve"> and 41.</w:t>
+        <w:t xml:space="preserve"> and 40.</w:t>
       </w:r>
     </w:p>
     <w:p>
@@ -33811,7 +33847,7 @@
           <w:sz w:val="24"/>
           <w:szCs w:val="24"/>
         </w:rPr>
-        <w:t xml:space="preserve"> and 19.</w:t>
+        <w:t xml:space="preserve"> and 18.</w:t>
       </w:r>
     </w:p>
     <w:p>
@@ -34044,7 +34080,7 @@
             <w:szCs w:val="24"/>
             <w:u w:val="single"/>
           </w:rPr>
-          <w:t xml:space="preserve">18</w:t>
+          <w:t xml:space="preserve">17</w:t>
         </w:r>
       </w:hyperlink>
       <w:r>
@@ -34055,7 +34091,7 @@
           <w:sz w:val="24"/>
           <w:szCs w:val="24"/>
         </w:rPr>
-        <w:t xml:space="preserve"> and 19.</w:t>
+        <w:t xml:space="preserve"> and 18.</w:t>
       </w:r>
     </w:p>
     <w:p>
@@ -34115,7 +34151,7 @@
           <w:sz w:val="24"/>
           <w:szCs w:val="24"/>
         </w:rPr>
-        <w:t xml:space="preserve"> and 29.</w:t>
+        <w:t xml:space="preserve"> and 28.</w:t>
       </w:r>
     </w:p>
     <w:p>
@@ -34154,90 +34190,6 @@
         <w:t xml:space="preserve">Chapter </w:t>
       </w:r>
       <w:hyperlink w:history="1" w:anchor="toc51">
-        <w:r>
-          <w:rPr>
-            <w:rFonts w:ascii="Cambria" w:cs="Cambria" w:eastAsia="Cambria" w:hAnsi="Cambria"/>
-            <w:i w:val="false"/>
-            <w:iCs w:val="false"/>
-            <w:color w:val="44546A"/>
-            <w:sz w:val="24"/>
-            <w:szCs w:val="24"/>
-            <w:u w:val="single"/>
-          </w:rPr>
-          <w:t xml:space="preserve">40</w:t>
-        </w:r>
-      </w:hyperlink>
-      <w:r>
-        <w:rPr>
-          <w:rFonts w:ascii="Cambria" w:cs="Cambria" w:eastAsia="Cambria" w:hAnsi="Cambria"/>
-          <w:i w:val="false"/>
-          <w:iCs w:val="false"/>
-          <w:sz w:val="24"/>
-          <w:szCs w:val="24"/>
-        </w:rPr>
-        <w:t xml:space="preserve">.</w:t>
-      </w:r>
-    </w:p>
-    <w:p>
-      <w:pPr>
-        <w:spacing w:after="260" w:line="360" w:lineRule="auto"/>
-        <w:jc w:val="left"/>
-      </w:pPr>
-      <w:r>
-        <w:rPr>
-          <w:rFonts w:ascii="Cambria" w:cs="Cambria" w:eastAsia="Cambria" w:hAnsi="Cambria"/>
-          <w:b/>
-          <w:bCs/>
-          <w:sz w:val="24"/>
-          <w:szCs w:val="24"/>
-        </w:rPr>
-        <w:t xml:space="preserve">Renormalization.</w:t>
-      </w:r>
-      <w:r>
-        <w:rPr>
-          <w:rFonts w:ascii="Cambria" w:cs="Cambria" w:eastAsia="Cambria" w:hAnsi="Cambria"/>
-          <w:i w:val="false"/>
-          <w:iCs w:val="false"/>
-          <w:sz w:val="24"/>
-          <w:szCs w:val="24"/>
-        </w:rPr>
-        <w:t xml:space="preserve"> The bookkeeping that keeps measurable predictions unchanged when the resolution scale changes. </w:t>
-      </w:r>
-      <w:r>
-        <w:rPr>
-          <w:rFonts w:ascii="Cambria" w:cs="Cambria" w:eastAsia="Cambria" w:hAnsi="Cambria"/>
-          <w:i w:val="false"/>
-          <w:iCs w:val="false"/>
-          <w:sz w:val="24"/>
-          <w:szCs w:val="24"/>
-        </w:rPr>
-        <w:t xml:space="preserve">Chapters </w:t>
-      </w:r>
-      <w:hyperlink w:history="1" w:anchor="toc47">
-        <w:r>
-          <w:rPr>
-            <w:rFonts w:ascii="Cambria" w:cs="Cambria" w:eastAsia="Cambria" w:hAnsi="Cambria"/>
-            <w:i w:val="false"/>
-            <w:iCs w:val="false"/>
-            <w:color w:val="44546A"/>
-            <w:sz w:val="24"/>
-            <w:szCs w:val="24"/>
-            <w:u w:val="single"/>
-          </w:rPr>
-          <w:t xml:space="preserve">37</w:t>
-        </w:r>
-      </w:hyperlink>
-      <w:r>
-        <w:rPr>
-          <w:rFonts w:ascii="Cambria" w:cs="Cambria" w:eastAsia="Cambria" w:hAnsi="Cambria"/>
-          <w:i w:val="false"/>
-          <w:iCs w:val="false"/>
-          <w:sz w:val="24"/>
-          <w:szCs w:val="24"/>
-        </w:rPr>
-        <w:t xml:space="preserve">–</w:t>
-      </w:r>
-      <w:hyperlink w:history="1" w:anchor="toc49">
         <w:r>
           <w:rPr>
             <w:rFonts w:ascii="Cambria" w:cs="Cambria" w:eastAsia="Cambria" w:hAnsi="Cambria"/>
@@ -34275,17 +34227,17 @@
           <w:sz w:val="24"/>
           <w:szCs w:val="24"/>
         </w:rPr>
-        <w:t xml:space="preserve">Running coupling.</w:t>
-      </w:r>
-      <w:r>
-        <w:rPr>
-          <w:rFonts w:ascii="Cambria" w:cs="Cambria" w:eastAsia="Cambria" w:hAnsi="Cambria"/>
-          <w:i w:val="false"/>
-          <w:iCs w:val="false"/>
-          <w:sz w:val="24"/>
-          <w:szCs w:val="24"/>
-        </w:rPr>
-        <w:t xml:space="preserve"> The effective strength of the electromagnetic interaction as the energy of the probe changes. </w:t>
+        <w:t xml:space="preserve">Renormalization.</w:t>
+      </w:r>
+      <w:r>
+        <w:rPr>
+          <w:rFonts w:ascii="Cambria" w:cs="Cambria" w:eastAsia="Cambria" w:hAnsi="Cambria"/>
+          <w:i w:val="false"/>
+          <w:iCs w:val="false"/>
+          <w:sz w:val="24"/>
+          <w:szCs w:val="24"/>
+        </w:rPr>
+        <w:t xml:space="preserve"> The bookkeeping that keeps measurable predictions unchanged when the resolution scale changes. </w:t>
       </w:r>
       <w:r>
         <w:rPr>
@@ -34308,7 +34260,7 @@
             <w:szCs w:val="24"/>
             <w:u w:val="single"/>
           </w:rPr>
-          <w:t xml:space="preserve">37</w:t>
+          <w:t xml:space="preserve">36</w:t>
         </w:r>
       </w:hyperlink>
       <w:r>
@@ -34319,7 +34271,91 @@
           <w:sz w:val="24"/>
           <w:szCs w:val="24"/>
         </w:rPr>
-        <w:t xml:space="preserve"> and 38.</w:t>
+        <w:t xml:space="preserve">–</w:t>
+      </w:r>
+      <w:hyperlink w:history="1" w:anchor="toc49">
+        <w:r>
+          <w:rPr>
+            <w:rFonts w:ascii="Cambria" w:cs="Cambria" w:eastAsia="Cambria" w:hAnsi="Cambria"/>
+            <w:i w:val="false"/>
+            <w:iCs w:val="false"/>
+            <w:color w:val="44546A"/>
+            <w:sz w:val="24"/>
+            <w:szCs w:val="24"/>
+            <w:u w:val="single"/>
+          </w:rPr>
+          <w:t xml:space="preserve">38</w:t>
+        </w:r>
+      </w:hyperlink>
+      <w:r>
+        <w:rPr>
+          <w:rFonts w:ascii="Cambria" w:cs="Cambria" w:eastAsia="Cambria" w:hAnsi="Cambria"/>
+          <w:i w:val="false"/>
+          <w:iCs w:val="false"/>
+          <w:sz w:val="24"/>
+          <w:szCs w:val="24"/>
+        </w:rPr>
+        <w:t xml:space="preserve">.</w:t>
+      </w:r>
+    </w:p>
+    <w:p>
+      <w:pPr>
+        <w:spacing w:after="260" w:line="360" w:lineRule="auto"/>
+        <w:jc w:val="left"/>
+      </w:pPr>
+      <w:r>
+        <w:rPr>
+          <w:rFonts w:ascii="Cambria" w:cs="Cambria" w:eastAsia="Cambria" w:hAnsi="Cambria"/>
+          <w:b/>
+          <w:bCs/>
+          <w:sz w:val="24"/>
+          <w:szCs w:val="24"/>
+        </w:rPr>
+        <w:t xml:space="preserve">Running coupling.</w:t>
+      </w:r>
+      <w:r>
+        <w:rPr>
+          <w:rFonts w:ascii="Cambria" w:cs="Cambria" w:eastAsia="Cambria" w:hAnsi="Cambria"/>
+          <w:i w:val="false"/>
+          <w:iCs w:val="false"/>
+          <w:sz w:val="24"/>
+          <w:szCs w:val="24"/>
+        </w:rPr>
+        <w:t xml:space="preserve"> The effective strength of the electromagnetic interaction as the energy of the probe changes. </w:t>
+      </w:r>
+      <w:r>
+        <w:rPr>
+          <w:rFonts w:ascii="Cambria" w:cs="Cambria" w:eastAsia="Cambria" w:hAnsi="Cambria"/>
+          <w:i w:val="false"/>
+          <w:iCs w:val="false"/>
+          <w:sz w:val="24"/>
+          <w:szCs w:val="24"/>
+        </w:rPr>
+        <w:t xml:space="preserve">Chapters </w:t>
+      </w:r>
+      <w:hyperlink w:history="1" w:anchor="toc47">
+        <w:r>
+          <w:rPr>
+            <w:rFonts w:ascii="Cambria" w:cs="Cambria" w:eastAsia="Cambria" w:hAnsi="Cambria"/>
+            <w:i w:val="false"/>
+            <w:iCs w:val="false"/>
+            <w:color w:val="44546A"/>
+            <w:sz w:val="24"/>
+            <w:szCs w:val="24"/>
+            <w:u w:val="single"/>
+          </w:rPr>
+          <w:t xml:space="preserve">36</w:t>
+        </w:r>
+      </w:hyperlink>
+      <w:r>
+        <w:rPr>
+          <w:rFonts w:ascii="Cambria" w:cs="Cambria" w:eastAsia="Cambria" w:hAnsi="Cambria"/>
+          <w:i w:val="false"/>
+          <w:iCs w:val="false"/>
+          <w:sz w:val="24"/>
+          <w:szCs w:val="24"/>
+        </w:rPr>
+        <w:t xml:space="preserve"> and 37.</w:t>
       </w:r>
     </w:p>
     <w:p>
@@ -34459,7 +34495,7 @@
           <w:sz w:val="24"/>
           <w:szCs w:val="24"/>
         </w:rPr>
-        <w:t xml:space="preserve">, 21, and 31.</w:t>
+        <w:t xml:space="preserve">, 20, and 30.</w:t>
       </w:r>
     </w:p>
     <w:p>
@@ -34528,7 +34564,7 @@
             <w:szCs w:val="24"/>
             <w:u w:val="single"/>
           </w:rPr>
-          <w:t xml:space="preserve">31</w:t>
+          <w:t xml:space="preserve">30</w:t>
         </w:r>
       </w:hyperlink>
       <w:r>
@@ -34539,7 +34575,7 @@
           <w:sz w:val="24"/>
           <w:szCs w:val="24"/>
         </w:rPr>
-        <w:t xml:space="preserve"> and 32.</w:t>
+        <w:t xml:space="preserve"> and 31.</w:t>
       </w:r>
     </w:p>
     <w:p>
@@ -34588,7 +34624,7 @@
             <w:szCs w:val="24"/>
             <w:u w:val="single"/>
           </w:rPr>
-          <w:t xml:space="preserve">36</w:t>
+          <w:t xml:space="preserve">35</w:t>
         </w:r>
       </w:hyperlink>
       <w:r>
@@ -34659,7 +34695,7 @@
           <w:sz w:val="24"/>
           <w:szCs w:val="24"/>
         </w:rPr>
-        <w:t xml:space="preserve"> and 29.</w:t>
+        <w:t xml:space="preserve"> and 28.</w:t>
       </w:r>
     </w:p>
     <w:p>
@@ -34708,7 +34744,7 @@
             <w:szCs w:val="24"/>
             <w:u w:val="single"/>
           </w:rPr>
-          <w:t xml:space="preserve">35</w:t>
+          <w:t xml:space="preserve">34</w:t>
         </w:r>
       </w:hyperlink>
       <w:r>
@@ -34772,135 +34808,135 @@
           <w:sz w:val="24"/>
           <w:szCs w:val="24"/>
         </w:rPr>
-        <w:t xml:space="preserve">Abrikosov, 27</w:t>
-      </w:r>
-    </w:p>
-    <w:p>
-      <w:pPr>
-        <w:spacing w:after="260" w:line="360" w:lineRule="auto"/>
-        <w:jc w:val="left"/>
-      </w:pPr>
-      <w:r>
-        <w:rPr>
-          <w:rFonts w:ascii="Cambria" w:cs="Cambria" w:eastAsia="Cambria" w:hAnsi="Cambria"/>
-          <w:i w:val="false"/>
-          <w:iCs w:val="false"/>
-          <w:sz w:val="24"/>
-          <w:szCs w:val="24"/>
-        </w:rPr>
-        <w:t xml:space="preserve">Aspect, Grangier, and Roger, 33</w:t>
-      </w:r>
-    </w:p>
-    <w:p>
-      <w:pPr>
-        <w:spacing w:after="260" w:line="360" w:lineRule="auto"/>
-        <w:jc w:val="left"/>
-      </w:pPr>
-      <w:r>
-        <w:rPr>
-          <w:rFonts w:ascii="Cambria" w:cs="Cambria" w:eastAsia="Cambria" w:hAnsi="Cambria"/>
-          <w:i w:val="false"/>
-          <w:iCs w:val="false"/>
-          <w:sz w:val="24"/>
-          <w:szCs w:val="24"/>
-        </w:rPr>
-        <w:t xml:space="preserve">Einstein, magnet and conductor, 26</w:t>
-      </w:r>
-    </w:p>
-    <w:p>
-      <w:pPr>
-        <w:spacing w:after="260" w:line="360" w:lineRule="auto"/>
-        <w:jc w:val="left"/>
-      </w:pPr>
-      <w:r>
-        <w:rPr>
-          <w:rFonts w:ascii="Cambria" w:cs="Cambria" w:eastAsia="Cambria" w:hAnsi="Cambria"/>
-          <w:i w:val="false"/>
-          <w:iCs w:val="false"/>
-          <w:sz w:val="24"/>
-          <w:szCs w:val="24"/>
-        </w:rPr>
-        <w:t xml:space="preserve">Feynman, 10, 16, 29</w:t>
-      </w:r>
-    </w:p>
-    <w:p>
-      <w:pPr>
-        <w:spacing w:after="260" w:line="360" w:lineRule="auto"/>
-        <w:jc w:val="left"/>
-      </w:pPr>
-      <w:r>
-        <w:rPr>
-          <w:rFonts w:ascii="Cambria" w:cs="Cambria" w:eastAsia="Cambria" w:hAnsi="Cambria"/>
-          <w:i w:val="false"/>
-          <w:iCs w:val="false"/>
-          <w:sz w:val="24"/>
-          <w:szCs w:val="24"/>
-        </w:rPr>
-        <w:t xml:space="preserve">Lamb and Retherford, 20</w:t>
-      </w:r>
-    </w:p>
-    <w:p>
-      <w:pPr>
-        <w:spacing w:after="260" w:line="360" w:lineRule="auto"/>
-        <w:jc w:val="left"/>
-      </w:pPr>
-      <w:r>
-        <w:rPr>
-          <w:rFonts w:ascii="Cambria" w:cs="Cambria" w:eastAsia="Cambria" w:hAnsi="Cambria"/>
-          <w:i w:val="false"/>
-          <w:iCs w:val="false"/>
-          <w:sz w:val="24"/>
-          <w:szCs w:val="24"/>
-        </w:rPr>
-        <w:t xml:space="preserve">Lamoreaux, 26</w:t>
-      </w:r>
-    </w:p>
-    <w:p>
-      <w:pPr>
-        <w:spacing w:after="260" w:line="360" w:lineRule="auto"/>
-        <w:jc w:val="left"/>
-      </w:pPr>
-      <w:r>
-        <w:rPr>
-          <w:rFonts w:ascii="Cambria" w:cs="Cambria" w:eastAsia="Cambria" w:hAnsi="Cambria"/>
-          <w:i w:val="false"/>
-          <w:iCs w:val="false"/>
-          <w:sz w:val="24"/>
-          <w:szCs w:val="24"/>
-        </w:rPr>
-        <w:t xml:space="preserve">Mead, front matter, 42, 47</w:t>
-      </w:r>
-    </w:p>
-    <w:p>
-      <w:pPr>
-        <w:spacing w:after="260" w:line="360" w:lineRule="auto"/>
-        <w:jc w:val="left"/>
-      </w:pPr>
-      <w:r>
-        <w:rPr>
-          <w:rFonts w:ascii="Cambria" w:cs="Cambria" w:eastAsia="Cambria" w:hAnsi="Cambria"/>
-          <w:i w:val="false"/>
-          <w:iCs w:val="false"/>
-          <w:sz w:val="24"/>
-          <w:szCs w:val="24"/>
-        </w:rPr>
-        <w:t xml:space="preserve">Noether, 24</w:t>
-      </w:r>
-    </w:p>
-    <w:p>
-      <w:pPr>
-        <w:spacing w:after="260" w:line="360" w:lineRule="auto"/>
-        <w:jc w:val="left"/>
-      </w:pPr>
-      <w:r>
-        <w:rPr>
-          <w:rFonts w:ascii="Cambria" w:cs="Cambria" w:eastAsia="Cambria" w:hAnsi="Cambria"/>
-          <w:i w:val="false"/>
-          <w:iCs w:val="false"/>
-          <w:sz w:val="24"/>
-          <w:szCs w:val="24"/>
-        </w:rPr>
-        <w:t xml:space="preserve">Schwinger, 37</w:t>
+        <w:t xml:space="preserve">Abrikosov, 26</w:t>
+      </w:r>
+    </w:p>
+    <w:p>
+      <w:pPr>
+        <w:spacing w:after="260" w:line="360" w:lineRule="auto"/>
+        <w:jc w:val="left"/>
+      </w:pPr>
+      <w:r>
+        <w:rPr>
+          <w:rFonts w:ascii="Cambria" w:cs="Cambria" w:eastAsia="Cambria" w:hAnsi="Cambria"/>
+          <w:i w:val="false"/>
+          <w:iCs w:val="false"/>
+          <w:sz w:val="24"/>
+          <w:szCs w:val="24"/>
+        </w:rPr>
+        <w:t xml:space="preserve">Aspect, Grangier, and Roger, 32</w:t>
+      </w:r>
+    </w:p>
+    <w:p>
+      <w:pPr>
+        <w:spacing w:after="260" w:line="360" w:lineRule="auto"/>
+        <w:jc w:val="left"/>
+      </w:pPr>
+      <w:r>
+        <w:rPr>
+          <w:rFonts w:ascii="Cambria" w:cs="Cambria" w:eastAsia="Cambria" w:hAnsi="Cambria"/>
+          <w:i w:val="false"/>
+          <w:iCs w:val="false"/>
+          <w:sz w:val="24"/>
+          <w:szCs w:val="24"/>
+        </w:rPr>
+        <w:t xml:space="preserve">Einstein, magnet and conductor, 25</w:t>
+      </w:r>
+    </w:p>
+    <w:p>
+      <w:pPr>
+        <w:spacing w:after="260" w:line="360" w:lineRule="auto"/>
+        <w:jc w:val="left"/>
+      </w:pPr>
+      <w:r>
+        <w:rPr>
+          <w:rFonts w:ascii="Cambria" w:cs="Cambria" w:eastAsia="Cambria" w:hAnsi="Cambria"/>
+          <w:i w:val="false"/>
+          <w:iCs w:val="false"/>
+          <w:sz w:val="24"/>
+          <w:szCs w:val="24"/>
+        </w:rPr>
+        <w:t xml:space="preserve">Feynman, 10, 16, 28</w:t>
+      </w:r>
+    </w:p>
+    <w:p>
+      <w:pPr>
+        <w:spacing w:after="260" w:line="360" w:lineRule="auto"/>
+        <w:jc w:val="left"/>
+      </w:pPr>
+      <w:r>
+        <w:rPr>
+          <w:rFonts w:ascii="Cambria" w:cs="Cambria" w:eastAsia="Cambria" w:hAnsi="Cambria"/>
+          <w:i w:val="false"/>
+          <w:iCs w:val="false"/>
+          <w:sz w:val="24"/>
+          <w:szCs w:val="24"/>
+        </w:rPr>
+        <w:t xml:space="preserve">Lamb and Retherford, 19</w:t>
+      </w:r>
+    </w:p>
+    <w:p>
+      <w:pPr>
+        <w:spacing w:after="260" w:line="360" w:lineRule="auto"/>
+        <w:jc w:val="left"/>
+      </w:pPr>
+      <w:r>
+        <w:rPr>
+          <w:rFonts w:ascii="Cambria" w:cs="Cambria" w:eastAsia="Cambria" w:hAnsi="Cambria"/>
+          <w:i w:val="false"/>
+          <w:iCs w:val="false"/>
+          <w:sz w:val="24"/>
+          <w:szCs w:val="24"/>
+        </w:rPr>
+        <w:t xml:space="preserve">Lamoreaux, 25</w:t>
+      </w:r>
+    </w:p>
+    <w:p>
+      <w:pPr>
+        <w:spacing w:after="260" w:line="360" w:lineRule="auto"/>
+        <w:jc w:val="left"/>
+      </w:pPr>
+      <w:r>
+        <w:rPr>
+          <w:rFonts w:ascii="Cambria" w:cs="Cambria" w:eastAsia="Cambria" w:hAnsi="Cambria"/>
+          <w:i w:val="false"/>
+          <w:iCs w:val="false"/>
+          <w:sz w:val="24"/>
+          <w:szCs w:val="24"/>
+        </w:rPr>
+        <w:t xml:space="preserve">Mead, front matter, 41, 46</w:t>
+      </w:r>
+    </w:p>
+    <w:p>
+      <w:pPr>
+        <w:spacing w:after="260" w:line="360" w:lineRule="auto"/>
+        <w:jc w:val="left"/>
+      </w:pPr>
+      <w:r>
+        <w:rPr>
+          <w:rFonts w:ascii="Cambria" w:cs="Cambria" w:eastAsia="Cambria" w:hAnsi="Cambria"/>
+          <w:i w:val="false"/>
+          <w:iCs w:val="false"/>
+          <w:sz w:val="24"/>
+          <w:szCs w:val="24"/>
+        </w:rPr>
+        <w:t xml:space="preserve">Noether, 23</w:t>
+      </w:r>
+    </w:p>
+    <w:p>
+      <w:pPr>
+        <w:spacing w:after="260" w:line="360" w:lineRule="auto"/>
+        <w:jc w:val="left"/>
+      </w:pPr>
+      <w:r>
+        <w:rPr>
+          <w:rFonts w:ascii="Cambria" w:cs="Cambria" w:eastAsia="Cambria" w:hAnsi="Cambria"/>
+          <w:i w:val="false"/>
+          <w:iCs w:val="false"/>
+          <w:sz w:val="24"/>
+          <w:szCs w:val="24"/>
+        </w:rPr>
+        <w:t xml:space="preserve">Schwinger, 36</w:t>
       </w:r>
     </w:p>
     <w:p>
@@ -34932,23 +34968,23 @@
           <w:sz w:val="24"/>
           <w:szCs w:val="24"/>
         </w:rPr>
-        <w:t xml:space="preserve">Weber and Kohlrausch, 26</w:t>
-      </w:r>
-    </w:p>
-    <w:p>
-      <w:pPr>
-        <w:spacing w:after="260" w:line="360" w:lineRule="auto"/>
-        <w:jc w:val="left"/>
-      </w:pPr>
-      <w:r>
-        <w:rPr>
-          <w:rFonts w:ascii="Cambria" w:cs="Cambria" w:eastAsia="Cambria" w:hAnsi="Cambria"/>
-          <w:i w:val="false"/>
-          <w:iCs w:val="false"/>
-          <w:sz w:val="24"/>
-          <w:szCs w:val="24"/>
-        </w:rPr>
-        <w:t xml:space="preserve">Wheeler and Feynman, 15, 16, 18, 19, 47</w:t>
+        <w:t xml:space="preserve">Weber and Kohlrausch, 25</w:t>
+      </w:r>
+    </w:p>
+    <w:p>
+      <w:pPr>
+        <w:spacing w:after="260" w:line="360" w:lineRule="auto"/>
+        <w:jc w:val="left"/>
+      </w:pPr>
+      <w:r>
+        <w:rPr>
+          <w:rFonts w:ascii="Cambria" w:cs="Cambria" w:eastAsia="Cambria" w:hAnsi="Cambria"/>
+          <w:i w:val="false"/>
+          <w:iCs w:val="false"/>
+          <w:sz w:val="24"/>
+          <w:szCs w:val="24"/>
+        </w:rPr>
+        <w:t xml:space="preserve">Wheeler and Feynman, 15, 16, 17, 18, 46</w:t>
       </w:r>
     </w:p>
     <w:p>
@@ -36653,7 +36689,7 @@
           <w:sz w:val="24"/>
           <w:szCs w:val="24"/>
         </w:rPr>
-        <w:t xml:space="preserve">The Lamb shift in hydrogen is about 1058 megahertz. A photon scattered straight back off an electron lengthens by about five picometers. Ideal Casimir plates a micrometer apart feel about a millipascal. Abrikosov vortices in a field of a tenth of a tesla sit roughly 150 nanometers apart. Weber and Kohlrausch’s 1856 ratio matched the speed of light to about one percent.</w:t>
+        <w:t xml:space="preserve">The Lamb shift in hydrogen is about 1058 megahertz. A photon scattered straight back off an electron lengthens by about five picometers. Ideal Casimir plates a micrometer apart feel about a millipascal. Abrikosov vortices in a field of a tenth of a tesla sit roughly 150 nanometers apart. Weber and Kohlrausch’s 1856 ratio matched the speed of light, as measured at the time, to within about one percent.</w:t>
       </w:r>
     </w:p>
     <w:p>
@@ -36942,7 +36978,7 @@
             <w:szCs w:val="24"/>
             <w:u w:val="single"/>
           </w:rPr>
-          <w:t xml:space="preserve">28</w:t>
+          <w:t xml:space="preserve">27</w:t>
         </w:r>
       </w:hyperlink>
       <w:r>
@@ -37112,7 +37148,7 @@
           <w:sz w:val="24"/>
           <w:szCs w:val="24"/>
         </w:rPr>
-        <w:t xml:space="preserve"> next. It is the map this book grew out of: entanglement, Bell tests, quantum fields, quantum gravity, interpretations, computing, and cryptography. This book began there, as an interlude on collective electrodynamics that outgrew its chapter.</w:t>
+        <w:t xml:space="preserve"> next. It is the map this book grew out of: entanglement, Bell tests, interpretations, quantum fields, the strong force, QED, cryptography, and computing. This book began there, as an appendix on collective electrodynamics that outgrew its pages.</w:t>
       </w:r>
     </w:p>
     <w:p>
@@ -37195,17 +37231,161 @@
     <w:p>
       <w:pPr>
         <w:spacing w:after="260" w:line="360" w:lineRule="auto"/>
-        <w:jc w:val="center"/>
-      </w:pPr>
-      <w:r>
-        <w:rPr>
-          <w:rFonts w:ascii="Cambria Math" w:cs="Cambria Math" w:eastAsia="Cambria Math" w:hAnsi="Cambria Math"/>
-          <w:i/>
-          <w:iCs/>
-          <w:sz w:val="24"/>
-          <w:szCs w:val="24"/>
-        </w:rPr>
-        <w:t xml:space="preserve">The Quantum World</w:t>
+        <w:jc w:val="left"/>
+      </w:pPr>
+      <w:r>
+        <w:rPr>
+          <w:rFonts w:ascii="Cambria Math" w:cs="Cambria Math" w:eastAsia="Cambria Math" w:hAnsi="Cambria Math"/>
+          <w:i/>
+          <w:iCs/>
+          <w:sz w:val="24"/>
+          <w:szCs w:val="24"/>
+        </w:rPr>
+        <w:t xml:space="preserve">The Quantum World: From Quanta and Entanglement to Quantum Fields, Gravity, and the Future of Computing</w:t>
+      </w:r>
+      <w:r>
+        <w:rPr>
+          <w:rFonts w:ascii="Cambria" w:cs="Cambria" w:eastAsia="Cambria" w:hAnsi="Cambria"/>
+          <w:i w:val="false"/>
+          <w:iCs w:val="false"/>
+          <w:sz w:val="24"/>
+          <w:szCs w:val="24"/>
+        </w:rPr>
+        <w:t xml:space="preserve">. The companion book to the </w:t>
+      </w:r>
+      <w:r>
+        <w:rPr>
+          <w:rFonts w:ascii="Cambria Math" w:cs="Cambria Math" w:eastAsia="Cambria Math" w:hAnsi="Cambria Math"/>
+          <w:i/>
+          <w:iCs/>
+          <w:sz w:val="24"/>
+          <w:szCs w:val="24"/>
+        </w:rPr>
+        <w:t xml:space="preserve">Physics, Actually</w:t>
+      </w:r>
+      <w:r>
+        <w:rPr>
+          <w:rFonts w:ascii="Cambria" w:cs="Cambria" w:eastAsia="Cambria" w:hAnsi="Cambria"/>
+          <w:i w:val="false"/>
+          <w:iCs w:val="false"/>
+          <w:sz w:val="24"/>
+          <w:szCs w:val="24"/>
+        </w:rPr>
+        <w:t xml:space="preserve"> series, and the survey this book grew out of.</w:t>
+      </w:r>
+    </w:p>
+    <w:p>
+      <w:pPr>
+        <w:spacing w:after="260" w:line="360" w:lineRule="auto"/>
+        <w:jc w:val="left"/>
+      </w:pPr>
+      <w:r>
+        <w:rPr>
+          <w:rFonts w:ascii="Cambria" w:cs="Cambria" w:eastAsia="Cambria" w:hAnsi="Cambria"/>
+          <w:i w:val="false"/>
+          <w:iCs w:val="false"/>
+          <w:sz w:val="24"/>
+          <w:szCs w:val="24"/>
+        </w:rPr>
+        <w:t xml:space="preserve">The </w:t>
+      </w:r>
+      <w:r>
+        <w:rPr>
+          <w:rFonts w:ascii="Cambria Math" w:cs="Cambria Math" w:eastAsia="Cambria Math" w:hAnsi="Cambria Math"/>
+          <w:i/>
+          <w:iCs/>
+          <w:sz w:val="24"/>
+          <w:szCs w:val="24"/>
+        </w:rPr>
+        <w:t xml:space="preserve">Physics, Actually</w:t>
+      </w:r>
+      <w:r>
+        <w:rPr>
+          <w:rFonts w:ascii="Cambria" w:cs="Cambria" w:eastAsia="Cambria" w:hAnsi="Cambria"/>
+          <w:i w:val="false"/>
+          <w:iCs w:val="false"/>
+          <w:sz w:val="24"/>
+          <w:szCs w:val="24"/>
+        </w:rPr>
+        <w:t xml:space="preserve"> series:</w:t>
+      </w:r>
+    </w:p>
+    <w:p>
+      <w:pPr>
+        <w:spacing w:after="260" w:line="360" w:lineRule="auto"/>
+        <w:jc w:val="left"/>
+      </w:pPr>
+      <w:r>
+        <w:rPr>
+          <w:rFonts w:ascii="Cambria" w:cs="Cambria" w:eastAsia="Cambria" w:hAnsi="Cambria"/>
+          <w:i w:val="false"/>
+          <w:iCs w:val="false"/>
+          <w:sz w:val="24"/>
+          <w:szCs w:val="24"/>
+        </w:rPr>
+        <w:t xml:space="preserve">Volume 1: </w:t>
+      </w:r>
+      <w:r>
+        <w:rPr>
+          <w:rFonts w:ascii="Cambria Math" w:cs="Cambria Math" w:eastAsia="Cambria Math" w:hAnsi="Cambria Math"/>
+          <w:i/>
+          <w:iCs/>
+          <w:sz w:val="24"/>
+          <w:szCs w:val="24"/>
+        </w:rPr>
+        <w:t xml:space="preserve">Motion, Forces, Time, and Relativity</w:t>
+      </w:r>
+    </w:p>
+    <w:p>
+      <w:pPr>
+        <w:spacing w:after="260" w:line="360" w:lineRule="auto"/>
+        <w:jc w:val="left"/>
+      </w:pPr>
+      <w:r>
+        <w:rPr>
+          <w:rFonts w:ascii="Cambria" w:cs="Cambria" w:eastAsia="Cambria" w:hAnsi="Cambria"/>
+          <w:i w:val="false"/>
+          <w:iCs w:val="false"/>
+          <w:sz w:val="24"/>
+          <w:szCs w:val="24"/>
+        </w:rPr>
+        <w:t xml:space="preserve">Volume 2: </w:t>
+      </w:r>
+      <w:r>
+        <w:rPr>
+          <w:rFonts w:ascii="Cambria Math" w:cs="Cambria Math" w:eastAsia="Cambria Math" w:hAnsi="Cambria Math"/>
+          <w:i/>
+          <w:iCs/>
+          <w:sz w:val="24"/>
+          <w:szCs w:val="24"/>
+        </w:rPr>
+        <w:t xml:space="preserve">Gravity, Cosmology, and the Limits of Spacetime</w:t>
+      </w:r>
+    </w:p>
+    <w:p>
+      <w:pPr>
+        <w:spacing w:after="260" w:line="360" w:lineRule="auto"/>
+        <w:jc w:val="left"/>
+      </w:pPr>
+      <w:r>
+        <w:rPr>
+          <w:rFonts w:ascii="Cambria" w:cs="Cambria" w:eastAsia="Cambria" w:hAnsi="Cambria"/>
+          <w:i w:val="false"/>
+          <w:iCs w:val="false"/>
+          <w:sz w:val="24"/>
+          <w:szCs w:val="24"/>
+        </w:rPr>
+        <w:t xml:space="preserve">Volume 3: </w:t>
+      </w:r>
+      <w:r>
+        <w:rPr>
+          <w:rFonts w:ascii="Cambria Math" w:cs="Cambria Math" w:eastAsia="Cambria Math" w:hAnsi="Cambria Math"/>
+          <w:i/>
+          <w:iCs/>
+          <w:sz w:val="24"/>
+          <w:szCs w:val="24"/>
+        </w:rPr>
+        <w:t xml:space="preserve">The Standard Model, Chaos, and the Edge of Knowledge</w:t>
       </w:r>
     </w:p>
     <w:p>
